--- a/Team_Report.docx
+++ b/Team_Report.docx
@@ -11576,6 +11576,376 @@
       <w:cols w:space="708"/>
       <w:docGrid w:linePitch="360"/>
     </w:sectPr>
+    <w:p>
+      <w:r>
+        <w:br w:type="page"/>
+      </w:r>
+    </w:p>
+    <w:p>
+      <w:r>
+        <w:t xml:space="preserve">3. ROLE B- POLICY BASED METHODS</w:t>
+      </w:r>
+    </w:p>
+    <w:p>
+      <w:r>
+        <w:t xml:space="preserve"/>
+      </w:r>
+    </w:p>
+    <w:p>
+      <w:r>
+        <w:t xml:space="preserve">In this section, policy-based reinforcement learning and actor-critic methods are developed and tested on the DroneDispatch-v0 environment. The main method used in this role is Advantage Actor-Critic (A2C). In addition to the standard A2C implementation, behavior cloning from the Greedy Nearest policy and a behavior cloning warm-start experiment were also tested. Finally, an ablation study was performed by removing advantage normalization.</w:t>
+      </w:r>
+    </w:p>
+    <w:p>
+      <w:r>
+        <w:t xml:space="preserve"/>
+      </w:r>
+    </w:p>
+    <w:p>
+      <w:r>
+        <w:t xml:space="preserve">3.1 Environment Structure</w:t>
+      </w:r>
+    </w:p>
+    <w:p>
+      <w:r>
+        <w:t xml:space="preserve"/>
+      </w:r>
+    </w:p>
+    <w:p>
+      <w:r>
+        <w:t xml:space="preserve">For Role B, the same DroneDispatch-v0 environment was used. The environment has 8 drones and a maximum visible order window of 20 orders. The action space has 169 discrete actions in total. These actions include assigning a drone to an order, sending an idle drone to a charger, or choosing a no-op action.</w:t>
+      </w:r>
+    </w:p>
+    <w:p>
+      <w:r>
+        <w:t xml:space="preserve"/>
+      </w:r>
+    </w:p>
+    <w:p>
+      <w:r>
+        <w:t xml:space="preserve">The observation space is given as a dictionary. In our implementation, the drone vector, order vector, and time variable were flattened and combined into a single 181-dimensional state vector. The grid layout was not included in the first model in order to keep the policy network simple. Also, the action mask was used during training and evaluation. This prevented the policy from selecting invalid actions.</w:t>
+      </w:r>
+    </w:p>
+    <w:p>
+      <w:r>
+        <w:t xml:space="preserve"/>
+      </w:r>
+    </w:p>
+    <w:p>
+      <w:r>
+        <w:t xml:space="preserve">3.2 A2C Implementation</w:t>
+      </w:r>
+    </w:p>
+    <w:p>
+      <w:r>
+        <w:t xml:space="preserve"/>
+      </w:r>
+    </w:p>
+    <w:p>
+      <w:r>
+        <w:t xml:space="preserve">The main policy-based model was implemented using an Actor-Critic network. The network has a shared multilayer structure and two separate output heads. The actor head produces action logits for the 169 discrete actions. The critic head estimates the state value.</w:t>
+      </w:r>
+    </w:p>
+    <w:p>
+      <w:r>
+        <w:t xml:space="preserve"/>
+      </w:r>
+    </w:p>
+    <w:p>
+      <w:r>
+        <w:t xml:space="preserve">During training, the agent collects rollout steps from the environment. Then, Generalized Advantage Estimation (GAE) is used to calculate the advantage values. These advantage values are used in the policy loss. The critic is trained with mean squared error between the predicted value and the return target. An entropy term is also added to encourage exploration.</w:t>
+      </w:r>
+    </w:p>
+    <w:p>
+      <w:r>
+        <w:t xml:space="preserve"/>
+      </w:r>
+    </w:p>
+    <w:p>
+      <w:r>
+        <w:t xml:space="preserve">The total loss consists of three parts: Policy loss + Value loss - Entropy bonus.</w:t>
+      </w:r>
+    </w:p>
+    <w:p>
+      <w:r>
+        <w:t xml:space="preserve"/>
+      </w:r>
+    </w:p>
+    <w:p>
+      <w:r>
+        <w:t xml:space="preserve">In the main A2C experiment, advantage normalization was used to make the learning process more stable. Because of package installation problems on the local computer, a small manual Adam optimizer was implemented instead of using torch.optim.Adam. This did not change the learning logic, but it made the code runnable in the available environment.</w:t>
+      </w:r>
+    </w:p>
+    <w:p>
+      <w:r>
+        <w:t xml:space="preserve"/>
+      </w:r>
+    </w:p>
+    <w:p>
+      <w:r>
+        <w:t xml:space="preserve">3.3 Experimental Setup</w:t>
+      </w:r>
+    </w:p>
+    <w:p>
+      <w:r>
+        <w:t xml:space="preserve"/>
+      </w:r>
+    </w:p>
+    <w:p>
+      <w:r>
+        <w:t xml:space="preserve">All Role B experiments were run with the standard evaluation configuration and seeds 0, 1, and 2. The model parameters were stored in YAML configuration files. At the end of each training, model weights (.pt), logs (.csv), and evaluation results (.json) were saved.</w:t>
+      </w:r>
+    </w:p>
+    <w:p>
+      <w:r>
+        <w:t xml:space="preserve"/>
+      </w:r>
+    </w:p>
+    <w:p>
+      <w:r>
+        <w:t xml:space="preserve">The following methods were tested:</w:t>
+      </w:r>
+    </w:p>
+    <w:p>
+      <w:r>
+        <w:t xml:space="preserve">- Vanilla A2C</w:t>
+      </w:r>
+    </w:p>
+    <w:p>
+      <w:r>
+        <w:t xml:space="preserve">- Behavior Cloning from Greedy Nearest</w:t>
+      </w:r>
+    </w:p>
+    <w:p>
+      <w:r>
+        <w:t xml:space="preserve">- Behavior Cloning Warm-Start + A2C Fine-Tuning</w:t>
+      </w:r>
+    </w:p>
+    <w:p>
+      <w:r>
+        <w:t xml:space="preserve">- A2C without Advantage Normalization</w:t>
+      </w:r>
+    </w:p>
+    <w:p>
+      <w:r>
+        <w:t xml:space="preserve"/>
+      </w:r>
+    </w:p>
+    <w:p>
+      <w:r>
+        <w:t xml:space="preserve">The baseline methods used for comparison were Random Policy, Greedy Nearest, and MILP Rolling.</w:t>
+      </w:r>
+    </w:p>
+    <w:p>
+      <w:r>
+        <w:t xml:space="preserve"/>
+      </w:r>
+    </w:p>
+    <w:p>
+      <w:r>
+        <w:t xml:space="preserve">The baseline results are as follows:</w:t>
+      </w:r>
+    </w:p>
+    <w:p>
+      <w:r>
+        <w:t xml:space="preserve">- Random Policy Cost per Order: 18.780</w:t>
+      </w:r>
+    </w:p>
+    <w:p>
+      <w:r>
+        <w:t xml:space="preserve">- Greedy Nearest Cost per Order: 4.570</w:t>
+      </w:r>
+    </w:p>
+    <w:p>
+      <w:r>
+        <w:t xml:space="preserve">- MILP Rolling Cost per Order: 4.722</w:t>
+      </w:r>
+    </w:p>
+    <w:p>
+      <w:r>
+        <w:t xml:space="preserve"/>
+      </w:r>
+    </w:p>
+    <w:p>
+      <w:r>
+        <w:t xml:space="preserve">According to the main metric, Greedy Nearest was the strongest baseline. Therefore, it was used as the main comparison point for Role B.</w:t>
+      </w:r>
+    </w:p>
+    <w:p>
+      <w:r>
+        <w:t xml:space="preserve"/>
+      </w:r>
+    </w:p>
+    <w:p>
+      <w:r>
+        <w:t xml:space="preserve">3.4 Behavior Cloning Warm-Start</w:t>
+      </w:r>
+    </w:p>
+    <w:p>
+      <w:r>
+        <w:t xml:space="preserve"/>
+      </w:r>
+    </w:p>
+    <w:p>
+      <w:r>
+        <w:t xml:space="preserve">After the vanilla A2C experiment, behavior cloning was tested as a warm-start method. In this method, the actor network was first trained to imitate the Greedy Nearest policy. The idea was to start the policy from a more meaningful dispatching behavior instead of a random policy.</w:t>
+      </w:r>
+    </w:p>
+    <w:p>
+      <w:r>
+        <w:t xml:space="preserve"/>
+      </w:r>
+    </w:p>
+    <w:p>
+      <w:r>
+        <w:t xml:space="preserve">The behavior cloning model was trained using expert state-action pairs collected from the Greedy Nearest policy. After 8 epochs, the imitation accuracy reached approximately 0.337. This means that the model learned some expert-like behavior, but it could not reliably copy the Greedy Nearest policy.</w:t>
+      </w:r>
+    </w:p>
+    <w:p>
+      <w:r>
+        <w:t xml:space="preserve"/>
+      </w:r>
+    </w:p>
+    <w:p>
+      <w:r>
+        <w:t xml:space="preserve">Then, this behavior cloning model was used as the initial model for A2C fine-tuning. The aim was to improve the cloned policy with reinforcement learning.</w:t>
+      </w:r>
+    </w:p>
+    <w:p>
+      <w:r>
+        <w:t xml:space="preserve"/>
+      </w:r>
+    </w:p>
+    <w:p>
+      <w:r>
+        <w:t xml:space="preserve">3.5 Ablation Study</w:t>
+      </w:r>
+    </w:p>
+    <w:p>
+      <w:r>
+        <w:t xml:space="preserve"/>
+      </w:r>
+    </w:p>
+    <w:p>
+      <w:r>
+        <w:t xml:space="preserve">For the ablation study, the effect of advantage normalization was tested. In the main A2C model, advantage normalization was used. In the ablation experiment, the same A2C structure was trained again, but advantage normalization was turned off.</w:t>
+      </w:r>
+    </w:p>
+    <w:p>
+      <w:r>
+        <w:t xml:space="preserve"/>
+      </w:r>
+    </w:p>
+    <w:p>
+      <w:r>
+        <w:t xml:space="preserve">This comparison showed that removing advantage normalization made the results worse. With advantage normalization, vanilla A2C achieved a cost per order of 24.371. Without advantage normalization, the cost per order increased to 35.832. Therefore, advantage normalization helped stabilize the A2C training, even though it was not enough to reach the Greedy Nearest baseline.</w:t>
+      </w:r>
+    </w:p>
+    <w:p>
+      <w:r>
+        <w:t xml:space="preserve"/>
+      </w:r>
+    </w:p>
+    <w:p>
+      <w:r>
+        <w:t xml:space="preserve">3.6 Results and Evaluation</w:t>
+      </w:r>
+    </w:p>
+    <w:p>
+      <w:r>
+        <w:t xml:space="preserve"/>
+      </w:r>
+    </w:p>
+    <w:p>
+      <w:r>
+        <w:t xml:space="preserve">The Role B results are summarized below.</w:t>
+      </w:r>
+    </w:p>
+    <w:p>
+      <w:r>
+        <w:t xml:space="preserve"/>
+      </w:r>
+    </w:p>
+    <w:p>
+      <w:r>
+        <w:t xml:space="preserve">Method | Cost per Order | Success Rate | On-Time Rate | Delivered Orders | Dropped Orders | Episode Return</w:t>
+      </w:r>
+    </w:p>
+    <w:p>
+      <w:r>
+        <w:t xml:space="preserve">Random Policy | 18.780 | 0.653 | 0.890 | 39.67 | 21.67 | -168.33</w:t>
+      </w:r>
+    </w:p>
+    <w:p>
+      <w:r>
+        <w:t xml:space="preserve">Greedy Nearest | 4.570 | 0.855 | 0.903 | 118.33 | 20.00 | 1183.26</w:t>
+      </w:r>
+    </w:p>
+    <w:p>
+      <w:r>
+        <w:t xml:space="preserve">MILP Rolling | 4.722 | 0.836 | 0.911 | 118.00 | 23.00 | 1173.00</w:t>
+      </w:r>
+    </w:p>
+    <w:p>
+      <w:r>
+        <w:t xml:space="preserve">Vanilla A2C | 24.371 | 0.618 | 0.948 | 27.67 | 17.67 | -267.35</w:t>
+      </w:r>
+    </w:p>
+    <w:p>
+      <w:r>
+        <w:t xml:space="preserve">Behavior Cloning | 30.031 | 0.453 | 0.937 | 62.67 | 73.33 | -446.05</w:t>
+      </w:r>
+    </w:p>
+    <w:p>
+      <w:r>
+        <w:t xml:space="preserve">BC Warm-Start + A2C | 26.713 | 0.409 | 0.807 | 55.33 | 80.00 | -700.71</w:t>
+      </w:r>
+    </w:p>
+    <w:p>
+      <w:r>
+        <w:t xml:space="preserve">A2C without Advantage Normalization | 35.832 | 0.438 | 0.948 | 25.00 | 32.33 | -527.42</w:t>
+      </w:r>
+    </w:p>
+    <w:p>
+      <w:r>
+        <w:t xml:space="preserve"/>
+      </w:r>
+    </w:p>
+    <w:p>
+      <w:r>
+        <w:t xml:space="preserve">The vanilla A2C model was trained for 50,000 steps. The training and evaluation pipeline worked correctly. The model interacted with the environment, used the action mask, saved weights, and produced evaluation metrics. However, the final performance was not competitive. The vanilla A2C model achieved a cost per order of 24.371, which was worse than both Random Policy and Greedy Nearest.</w:t>
+      </w:r>
+    </w:p>
+    <w:p>
+      <w:r>
+        <w:t xml:space="preserve"/>
+      </w:r>
+    </w:p>
+    <w:p>
+      <w:r>
+        <w:t xml:space="preserve">This result shows that learning a good dispatching policy from scratch is difficult in this environment. The action space is large, the rewards are delayed, and the agent must learn order assignment, battery management, charging behavior, and delivery deadlines at the same time. On the other hand, Greedy Nearest is already a strong hand-designed rule for this problem.</w:t>
+      </w:r>
+    </w:p>
+    <w:p>
+      <w:r>
+        <w:t xml:space="preserve"/>
+      </w:r>
+    </w:p>
+    <w:p>
+      <w:r>
+        <w:t xml:space="preserve">The behavior cloning model also could not reach the performance of Greedy Nearest. Although it imitated some expert actions, its accuracy was not high enough. Small mistakes in action selection caused many dropped orders. The BC warm-start + A2C fine-tuning experiment improved the direct behavior cloning cost from 30.031 to 26.713, but it was still not better than vanilla A2C.</w:t>
+      </w:r>
+    </w:p>
+    <w:p>
+      <w:r>
+        <w:t xml:space="preserve"/>
+      </w:r>
+    </w:p>
+    <w:p>
+      <w:r>
+        <w:t xml:space="preserve">In conclusion, the Role B models were successfully integrated into the simulator and evaluated with saved logs and weights. The learned policies did not pass the Greedy Nearest baseline. However, the experiments clearly showed why policy-gradient learning is difficult in this dispatching environment. The results also showed that advantage normalization is useful for stabilizing A2C, while behavior cloning warm-start needs stronger imitation accuracy to become effective.</w:t>
+      </w:r>
+    </w:p>
   </w:body>
 </w:document>
 </file>

--- a/Team_Report.docx
+++ b/Team_Report.docx
@@ -11570,6 +11570,865 @@
         <w:t>.</w:t>
       </w:r>
     </w:p>
+    <w:p>
+      <w:r>
+        <w:br w:type="page"/>
+      </w:r>
+    </w:p>
+    <w:p>
+      <w:r>
+        <w:rPr>
+          <w:b/>
+        </w:rPr>
+        <w:t xml:space="preserve">3. ROLE B- POLICY BASED METHODS</w:t>
+      </w:r>
+    </w:p>
+    <w:p>
+      <w:r>
+        <w:rPr/>
+        <w:t xml:space="preserve">In this section, policy-based reinforcement learning and actor-critic methods are developed and tested on the DroneDispatch-v0 environment. The main method used in this role is Advantage Actor-Critic (A2C). In addition to the standard A2C implementation, behavior cloning from the Greedy Nearest policy and a behavior cloning warm-start experiment were also tested. Finally, an ablation study was performed by removing advantage normalization.</w:t>
+      </w:r>
+    </w:p>
+    <w:p>
+      <w:r>
+        <w:rPr>
+          <w:b/>
+        </w:rPr>
+        <w:t xml:space="preserve">3.1 Environment Structure</w:t>
+      </w:r>
+    </w:p>
+    <w:p>
+      <w:r>
+        <w:rPr/>
+        <w:t xml:space="preserve">For Role B, the same DroneDispatch-v0 environment was used. The environment has 8 drones and a maximum visible order window of 20 orders. The action space has 169 discrete actions in total. These actions include assigning a drone to an order, sending an idle drone to a charger, or choosing a no-op action.</w:t>
+      </w:r>
+    </w:p>
+    <w:p>
+      <w:r>
+        <w:rPr/>
+        <w:t xml:space="preserve">The observation space is given as a dictionary. In our implementation, the drone vector, order vector, and time variable were flattened and combined into a single 181-dimensional state vector. The grid layout was not included in the first model in order to keep the policy network simple. Also, the action mask was used during training and evaluation. This prevented the policy from selecting invalid actions.</w:t>
+      </w:r>
+    </w:p>
+    <w:p>
+      <w:r>
+        <w:rPr>
+          <w:b/>
+        </w:rPr>
+        <w:t xml:space="preserve">3.2 A2C Implementation</w:t>
+      </w:r>
+    </w:p>
+    <w:p>
+      <w:r>
+        <w:rPr/>
+        <w:t xml:space="preserve">The main policy-based model was implemented using an Actor-Critic network. The network has a shared multilayer structure and two separate output heads. The actor head produces action logits for the 169 discrete actions. The critic head estimates the state value.</w:t>
+      </w:r>
+    </w:p>
+    <w:p>
+      <w:r>
+        <w:rPr/>
+        <w:t xml:space="preserve">During training, the agent collects rollout steps from the environment. Then, Generalized Advantage Estimation (GAE) is used to calculate the advantage values. These advantage values are used in the policy loss. The critic is trained with mean squared error between the predicted value and the return target. An entropy term is also added to encourage exploration.</w:t>
+      </w:r>
+    </w:p>
+    <w:p>
+      <w:r>
+        <w:rPr/>
+        <w:t xml:space="preserve">The total loss consists of three parts: Policy loss + Value loss - Entropy bonus.</w:t>
+      </w:r>
+    </w:p>
+    <w:p>
+      <w:r>
+        <w:rPr/>
+        <w:t xml:space="preserve">In the main A2C experiment, advantage normalization was used to make the learning process more stable. Because of package installation problems on the local computer, a small manual Adam optimizer was implemented instead of using torch.optim.Adam. This did not change the learning logic, but it made the code runnable in the available environment.</w:t>
+      </w:r>
+    </w:p>
+    <w:p>
+      <w:r>
+        <w:rPr>
+          <w:b/>
+        </w:rPr>
+        <w:t xml:space="preserve">3.3 Experimental Setup</w:t>
+      </w:r>
+    </w:p>
+    <w:p>
+      <w:r>
+        <w:rPr/>
+        <w:t xml:space="preserve">All Role B experiments were run with the standard evaluation configuration and seeds 0, 1, and 2. The model parameters were stored in YAML configuration files. At the end of each training, model weights (.pt), logs (.csv), and evaluation results (.json) were saved.</w:t>
+      </w:r>
+    </w:p>
+    <w:p>
+      <w:r>
+        <w:rPr/>
+        <w:t xml:space="preserve">The following methods were tested: Vanilla A2C, Behavior Cloning from Greedy Nearest, Behavior Cloning Warm-Start + A2C Fine-Tuning, and A2C without Advantage Normalization.</w:t>
+      </w:r>
+    </w:p>
+    <w:p>
+      <w:r>
+        <w:rPr/>
+        <w:t xml:space="preserve">The baseline methods used for comparison were Random Policy, Greedy Nearest, and MILP Rolling.</w:t>
+      </w:r>
+    </w:p>
+    <w:p>
+      <w:r>
+        <w:rPr/>
+        <w:t xml:space="preserve">The baseline results are as follows: Random Policy Cost per Order: 18.780, Greedy Nearest Cost per Order: 4.570, and MILP Rolling Cost per Order: 4.722.</w:t>
+      </w:r>
+    </w:p>
+    <w:p>
+      <w:r>
+        <w:rPr/>
+        <w:t xml:space="preserve">According to the main metric, Greedy Nearest was the strongest baseline. Therefore, it was used as the main comparison point for Role B.</w:t>
+      </w:r>
+    </w:p>
+    <w:p>
+      <w:r>
+        <w:rPr>
+          <w:b/>
+        </w:rPr>
+        <w:t xml:space="preserve">3.4 Behavior Cloning Warm-Start</w:t>
+      </w:r>
+    </w:p>
+    <w:p>
+      <w:r>
+        <w:rPr/>
+        <w:t xml:space="preserve">After the vanilla A2C experiment, behavior cloning was tested as a warm-start method. In this method, the actor network was first trained to imitate the Greedy Nearest policy. The idea was to start the policy from a more meaningful dispatching behavior instead of a random policy.</w:t>
+      </w:r>
+    </w:p>
+    <w:p>
+      <w:r>
+        <w:rPr/>
+        <w:t xml:space="preserve">The behavior cloning model was trained using expert state-action pairs collected from the Greedy Nearest policy. After 8 epochs, the imitation accuracy reached approximately 0.337. This means that the model learned some expert-like behavior, but it could not reliably copy the Greedy Nearest policy.</w:t>
+      </w:r>
+    </w:p>
+    <w:p>
+      <w:r>
+        <w:rPr/>
+        <w:t xml:space="preserve">Then, this behavior cloning model was used as the initial model for A2C fine-tuning. The aim was to improve the cloned policy with reinforcement learning.</w:t>
+      </w:r>
+    </w:p>
+    <w:p>
+      <w:r>
+        <w:rPr>
+          <w:b/>
+        </w:rPr>
+        <w:t xml:space="preserve">3.5 Ablation Study</w:t>
+      </w:r>
+    </w:p>
+    <w:p>
+      <w:r>
+        <w:rPr/>
+        <w:t xml:space="preserve">For the ablation study, the effect of advantage normalization was tested. In the main A2C model, advantage normalization was used. In the ablation experiment, the same A2C structure was trained again, but advantage normalization was turned off.</w:t>
+      </w:r>
+    </w:p>
+    <w:p>
+      <w:r>
+        <w:rPr/>
+        <w:t xml:space="preserve">This comparison showed that removing advantage normalization made the results worse. With advantage normalization, vanilla A2C achieved a cost per order of 24.371. Without advantage normalization, the cost per order increased to 35.832. Therefore, advantage normalization helped stabilize the A2C training, even though it was not enough to reach the Greedy Nearest baseline.</w:t>
+      </w:r>
+    </w:p>
+    <w:p>
+      <w:r>
+        <w:rPr>
+          <w:b/>
+        </w:rPr>
+        <w:t xml:space="preserve">3.6 Results and Evaluation</w:t>
+      </w:r>
+    </w:p>
+    <w:p>
+      <w:r>
+        <w:rPr/>
+        <w:t xml:space="preserve">The Role B results are summarized in the table below.</w:t>
+      </w:r>
+    </w:p>
+    <w:tbl>
+      <w:tblPr>
+        <w:tblStyle w:val="TableGrid"/>
+        <w:tblW w:w="0" w:type="auto"/>
+        <w:tblBorders>
+          <w:top w:val="single" w:sz="4" w:space="0" w:color="000000"/>
+          <w:left w:val="single" w:sz="4" w:space="0" w:color="000000"/>
+          <w:bottom w:val="single" w:sz="4" w:space="0" w:color="000000"/>
+          <w:right w:val="single" w:sz="4" w:space="0" w:color="000000"/>
+          <w:insideH w:val="single" w:sz="4" w:space="0" w:color="000000"/>
+          <w:insideV w:val="single" w:sz="4" w:space="0" w:color="000000"/>
+        </w:tblBorders>
+      </w:tblPr>
+      <w:tr>
+        <w:tc>
+          <w:tcPr>
+            <w:tcW w:w="1800" w:type="dxa"/>
+          </w:tcPr>
+          <w:p>
+            <w:r>
+              <w:rPr>
+                <w:b/>
+              </w:rPr>
+              <w:t xml:space="preserve">Method</w:t>
+            </w:r>
+          </w:p>
+        </w:tc>
+        <w:tc>
+          <w:tcPr>
+            <w:tcW w:w="1800" w:type="dxa"/>
+          </w:tcPr>
+          <w:p>
+            <w:r>
+              <w:rPr>
+                <w:b/>
+              </w:rPr>
+              <w:t xml:space="preserve">Cost per Order</w:t>
+            </w:r>
+          </w:p>
+        </w:tc>
+        <w:tc>
+          <w:tcPr>
+            <w:tcW w:w="1800" w:type="dxa"/>
+          </w:tcPr>
+          <w:p>
+            <w:r>
+              <w:rPr>
+                <w:b/>
+              </w:rPr>
+              <w:t xml:space="preserve">Success Rate</w:t>
+            </w:r>
+          </w:p>
+        </w:tc>
+        <w:tc>
+          <w:tcPr>
+            <w:tcW w:w="1800" w:type="dxa"/>
+          </w:tcPr>
+          <w:p>
+            <w:r>
+              <w:rPr>
+                <w:b/>
+              </w:rPr>
+              <w:t xml:space="preserve">On-Time Rate</w:t>
+            </w:r>
+          </w:p>
+        </w:tc>
+        <w:tc>
+          <w:tcPr>
+            <w:tcW w:w="1800" w:type="dxa"/>
+          </w:tcPr>
+          <w:p>
+            <w:r>
+              <w:rPr>
+                <w:b/>
+              </w:rPr>
+              <w:t xml:space="preserve">Delivered Orders</w:t>
+            </w:r>
+          </w:p>
+        </w:tc>
+        <w:tc>
+          <w:tcPr>
+            <w:tcW w:w="1800" w:type="dxa"/>
+          </w:tcPr>
+          <w:p>
+            <w:r>
+              <w:rPr>
+                <w:b/>
+              </w:rPr>
+              <w:t xml:space="preserve">Dropped Orders</w:t>
+            </w:r>
+          </w:p>
+        </w:tc>
+        <w:tc>
+          <w:tcPr>
+            <w:tcW w:w="1800" w:type="dxa"/>
+          </w:tcPr>
+          <w:p>
+            <w:r>
+              <w:rPr>
+                <w:b/>
+              </w:rPr>
+              <w:t xml:space="preserve">Episode Return</w:t>
+            </w:r>
+          </w:p>
+        </w:tc>
+      </w:tr>
+      <w:tr>
+        <w:tc>
+          <w:tcPr>
+            <w:tcW w:w="1800" w:type="dxa"/>
+          </w:tcPr>
+          <w:p>
+            <w:r>
+              <w:rPr/>
+              <w:t xml:space="preserve">Random Policy</w:t>
+            </w:r>
+          </w:p>
+        </w:tc>
+        <w:tc>
+          <w:tcPr>
+            <w:tcW w:w="1800" w:type="dxa"/>
+          </w:tcPr>
+          <w:p>
+            <w:r>
+              <w:rPr/>
+              <w:t xml:space="preserve">18.780</w:t>
+            </w:r>
+          </w:p>
+        </w:tc>
+        <w:tc>
+          <w:tcPr>
+            <w:tcW w:w="1800" w:type="dxa"/>
+          </w:tcPr>
+          <w:p>
+            <w:r>
+              <w:rPr/>
+              <w:t xml:space="preserve">0.653</w:t>
+            </w:r>
+          </w:p>
+        </w:tc>
+        <w:tc>
+          <w:tcPr>
+            <w:tcW w:w="1800" w:type="dxa"/>
+          </w:tcPr>
+          <w:p>
+            <w:r>
+              <w:rPr/>
+              <w:t xml:space="preserve">0.890</w:t>
+            </w:r>
+          </w:p>
+        </w:tc>
+        <w:tc>
+          <w:tcPr>
+            <w:tcW w:w="1800" w:type="dxa"/>
+          </w:tcPr>
+          <w:p>
+            <w:r>
+              <w:rPr/>
+              <w:t xml:space="preserve">39.67</w:t>
+            </w:r>
+          </w:p>
+        </w:tc>
+        <w:tc>
+          <w:tcPr>
+            <w:tcW w:w="1800" w:type="dxa"/>
+          </w:tcPr>
+          <w:p>
+            <w:r>
+              <w:rPr/>
+              <w:t xml:space="preserve">21.67</w:t>
+            </w:r>
+          </w:p>
+        </w:tc>
+        <w:tc>
+          <w:tcPr>
+            <w:tcW w:w="1800" w:type="dxa"/>
+          </w:tcPr>
+          <w:p>
+            <w:r>
+              <w:rPr/>
+              <w:t xml:space="preserve">-168.33</w:t>
+            </w:r>
+          </w:p>
+        </w:tc>
+      </w:tr>
+      <w:tr>
+        <w:tc>
+          <w:tcPr>
+            <w:tcW w:w="1800" w:type="dxa"/>
+          </w:tcPr>
+          <w:p>
+            <w:r>
+              <w:rPr/>
+              <w:t xml:space="preserve">Greedy Nearest</w:t>
+            </w:r>
+          </w:p>
+        </w:tc>
+        <w:tc>
+          <w:tcPr>
+            <w:tcW w:w="1800" w:type="dxa"/>
+          </w:tcPr>
+          <w:p>
+            <w:r>
+              <w:rPr/>
+              <w:t xml:space="preserve">4.570</w:t>
+            </w:r>
+          </w:p>
+        </w:tc>
+        <w:tc>
+          <w:tcPr>
+            <w:tcW w:w="1800" w:type="dxa"/>
+          </w:tcPr>
+          <w:p>
+            <w:r>
+              <w:rPr/>
+              <w:t xml:space="preserve">0.855</w:t>
+            </w:r>
+          </w:p>
+        </w:tc>
+        <w:tc>
+          <w:tcPr>
+            <w:tcW w:w="1800" w:type="dxa"/>
+          </w:tcPr>
+          <w:p>
+            <w:r>
+              <w:rPr/>
+              <w:t xml:space="preserve">0.903</w:t>
+            </w:r>
+          </w:p>
+        </w:tc>
+        <w:tc>
+          <w:tcPr>
+            <w:tcW w:w="1800" w:type="dxa"/>
+          </w:tcPr>
+          <w:p>
+            <w:r>
+              <w:rPr/>
+              <w:t xml:space="preserve">118.33</w:t>
+            </w:r>
+          </w:p>
+        </w:tc>
+        <w:tc>
+          <w:tcPr>
+            <w:tcW w:w="1800" w:type="dxa"/>
+          </w:tcPr>
+          <w:p>
+            <w:r>
+              <w:rPr/>
+              <w:t xml:space="preserve">20.00</w:t>
+            </w:r>
+          </w:p>
+        </w:tc>
+        <w:tc>
+          <w:tcPr>
+            <w:tcW w:w="1800" w:type="dxa"/>
+          </w:tcPr>
+          <w:p>
+            <w:r>
+              <w:rPr/>
+              <w:t xml:space="preserve">1183.26</w:t>
+            </w:r>
+          </w:p>
+        </w:tc>
+      </w:tr>
+      <w:tr>
+        <w:tc>
+          <w:tcPr>
+            <w:tcW w:w="1800" w:type="dxa"/>
+          </w:tcPr>
+          <w:p>
+            <w:r>
+              <w:rPr/>
+              <w:t xml:space="preserve">MILP Rolling</w:t>
+            </w:r>
+          </w:p>
+        </w:tc>
+        <w:tc>
+          <w:tcPr>
+            <w:tcW w:w="1800" w:type="dxa"/>
+          </w:tcPr>
+          <w:p>
+            <w:r>
+              <w:rPr/>
+              <w:t xml:space="preserve">4.722</w:t>
+            </w:r>
+          </w:p>
+        </w:tc>
+        <w:tc>
+          <w:tcPr>
+            <w:tcW w:w="1800" w:type="dxa"/>
+          </w:tcPr>
+          <w:p>
+            <w:r>
+              <w:rPr/>
+              <w:t xml:space="preserve">0.836</w:t>
+            </w:r>
+          </w:p>
+        </w:tc>
+        <w:tc>
+          <w:tcPr>
+            <w:tcW w:w="1800" w:type="dxa"/>
+          </w:tcPr>
+          <w:p>
+            <w:r>
+              <w:rPr/>
+              <w:t xml:space="preserve">0.911</w:t>
+            </w:r>
+          </w:p>
+        </w:tc>
+        <w:tc>
+          <w:tcPr>
+            <w:tcW w:w="1800" w:type="dxa"/>
+          </w:tcPr>
+          <w:p>
+            <w:r>
+              <w:rPr/>
+              <w:t xml:space="preserve">118.00</w:t>
+            </w:r>
+          </w:p>
+        </w:tc>
+        <w:tc>
+          <w:tcPr>
+            <w:tcW w:w="1800" w:type="dxa"/>
+          </w:tcPr>
+          <w:p>
+            <w:r>
+              <w:rPr/>
+              <w:t xml:space="preserve">23.00</w:t>
+            </w:r>
+          </w:p>
+        </w:tc>
+        <w:tc>
+          <w:tcPr>
+            <w:tcW w:w="1800" w:type="dxa"/>
+          </w:tcPr>
+          <w:p>
+            <w:r>
+              <w:rPr/>
+              <w:t xml:space="preserve">1173.00</w:t>
+            </w:r>
+          </w:p>
+        </w:tc>
+      </w:tr>
+      <w:tr>
+        <w:tc>
+          <w:tcPr>
+            <w:tcW w:w="1800" w:type="dxa"/>
+          </w:tcPr>
+          <w:p>
+            <w:r>
+              <w:rPr/>
+              <w:t xml:space="preserve">Vanilla A2C</w:t>
+            </w:r>
+          </w:p>
+        </w:tc>
+        <w:tc>
+          <w:tcPr>
+            <w:tcW w:w="1800" w:type="dxa"/>
+          </w:tcPr>
+          <w:p>
+            <w:r>
+              <w:rPr/>
+              <w:t xml:space="preserve">24.371</w:t>
+            </w:r>
+          </w:p>
+        </w:tc>
+        <w:tc>
+          <w:tcPr>
+            <w:tcW w:w="1800" w:type="dxa"/>
+          </w:tcPr>
+          <w:p>
+            <w:r>
+              <w:rPr/>
+              <w:t xml:space="preserve">0.618</w:t>
+            </w:r>
+          </w:p>
+        </w:tc>
+        <w:tc>
+          <w:tcPr>
+            <w:tcW w:w="1800" w:type="dxa"/>
+          </w:tcPr>
+          <w:p>
+            <w:r>
+              <w:rPr/>
+              <w:t xml:space="preserve">0.948</w:t>
+            </w:r>
+          </w:p>
+        </w:tc>
+        <w:tc>
+          <w:tcPr>
+            <w:tcW w:w="1800" w:type="dxa"/>
+          </w:tcPr>
+          <w:p>
+            <w:r>
+              <w:rPr/>
+              <w:t xml:space="preserve">27.67</w:t>
+            </w:r>
+          </w:p>
+        </w:tc>
+        <w:tc>
+          <w:tcPr>
+            <w:tcW w:w="1800" w:type="dxa"/>
+          </w:tcPr>
+          <w:p>
+            <w:r>
+              <w:rPr/>
+              <w:t xml:space="preserve">17.67</w:t>
+            </w:r>
+          </w:p>
+        </w:tc>
+        <w:tc>
+          <w:tcPr>
+            <w:tcW w:w="1800" w:type="dxa"/>
+          </w:tcPr>
+          <w:p>
+            <w:r>
+              <w:rPr/>
+              <w:t xml:space="preserve">-267.35</w:t>
+            </w:r>
+          </w:p>
+        </w:tc>
+      </w:tr>
+      <w:tr>
+        <w:tc>
+          <w:tcPr>
+            <w:tcW w:w="1800" w:type="dxa"/>
+          </w:tcPr>
+          <w:p>
+            <w:r>
+              <w:rPr/>
+              <w:t xml:space="preserve">Behavior Cloning</w:t>
+            </w:r>
+          </w:p>
+        </w:tc>
+        <w:tc>
+          <w:tcPr>
+            <w:tcW w:w="1800" w:type="dxa"/>
+          </w:tcPr>
+          <w:p>
+            <w:r>
+              <w:rPr/>
+              <w:t xml:space="preserve">30.031</w:t>
+            </w:r>
+          </w:p>
+        </w:tc>
+        <w:tc>
+          <w:tcPr>
+            <w:tcW w:w="1800" w:type="dxa"/>
+          </w:tcPr>
+          <w:p>
+            <w:r>
+              <w:rPr/>
+              <w:t xml:space="preserve">0.453</w:t>
+            </w:r>
+          </w:p>
+        </w:tc>
+        <w:tc>
+          <w:tcPr>
+            <w:tcW w:w="1800" w:type="dxa"/>
+          </w:tcPr>
+          <w:p>
+            <w:r>
+              <w:rPr/>
+              <w:t xml:space="preserve">0.937</w:t>
+            </w:r>
+          </w:p>
+        </w:tc>
+        <w:tc>
+          <w:tcPr>
+            <w:tcW w:w="1800" w:type="dxa"/>
+          </w:tcPr>
+          <w:p>
+            <w:r>
+              <w:rPr/>
+              <w:t xml:space="preserve">62.67</w:t>
+            </w:r>
+          </w:p>
+        </w:tc>
+        <w:tc>
+          <w:tcPr>
+            <w:tcW w:w="1800" w:type="dxa"/>
+          </w:tcPr>
+          <w:p>
+            <w:r>
+              <w:rPr/>
+              <w:t xml:space="preserve">73.33</w:t>
+            </w:r>
+          </w:p>
+        </w:tc>
+        <w:tc>
+          <w:tcPr>
+            <w:tcW w:w="1800" w:type="dxa"/>
+          </w:tcPr>
+          <w:p>
+            <w:r>
+              <w:rPr/>
+              <w:t xml:space="preserve">-446.05</w:t>
+            </w:r>
+          </w:p>
+        </w:tc>
+      </w:tr>
+      <w:tr>
+        <w:tc>
+          <w:tcPr>
+            <w:tcW w:w="1800" w:type="dxa"/>
+          </w:tcPr>
+          <w:p>
+            <w:r>
+              <w:rPr/>
+              <w:t xml:space="preserve">BC Warm-Start + A2C</w:t>
+            </w:r>
+          </w:p>
+        </w:tc>
+        <w:tc>
+          <w:tcPr>
+            <w:tcW w:w="1800" w:type="dxa"/>
+          </w:tcPr>
+          <w:p>
+            <w:r>
+              <w:rPr/>
+              <w:t xml:space="preserve">26.713</w:t>
+            </w:r>
+          </w:p>
+        </w:tc>
+        <w:tc>
+          <w:tcPr>
+            <w:tcW w:w="1800" w:type="dxa"/>
+          </w:tcPr>
+          <w:p>
+            <w:r>
+              <w:rPr/>
+              <w:t xml:space="preserve">0.409</w:t>
+            </w:r>
+          </w:p>
+        </w:tc>
+        <w:tc>
+          <w:tcPr>
+            <w:tcW w:w="1800" w:type="dxa"/>
+          </w:tcPr>
+          <w:p>
+            <w:r>
+              <w:rPr/>
+              <w:t xml:space="preserve">0.807</w:t>
+            </w:r>
+          </w:p>
+        </w:tc>
+        <w:tc>
+          <w:tcPr>
+            <w:tcW w:w="1800" w:type="dxa"/>
+          </w:tcPr>
+          <w:p>
+            <w:r>
+              <w:rPr/>
+              <w:t xml:space="preserve">55.33</w:t>
+            </w:r>
+          </w:p>
+        </w:tc>
+        <w:tc>
+          <w:tcPr>
+            <w:tcW w:w="1800" w:type="dxa"/>
+          </w:tcPr>
+          <w:p>
+            <w:r>
+              <w:rPr/>
+              <w:t xml:space="preserve">80.00</w:t>
+            </w:r>
+          </w:p>
+        </w:tc>
+        <w:tc>
+          <w:tcPr>
+            <w:tcW w:w="1800" w:type="dxa"/>
+          </w:tcPr>
+          <w:p>
+            <w:r>
+              <w:rPr/>
+              <w:t xml:space="preserve">-700.71</w:t>
+            </w:r>
+          </w:p>
+        </w:tc>
+      </w:tr>
+      <w:tr>
+        <w:tc>
+          <w:tcPr>
+            <w:tcW w:w="1800" w:type="dxa"/>
+          </w:tcPr>
+          <w:p>
+            <w:r>
+              <w:rPr/>
+              <w:t xml:space="preserve">A2C without Advantage Normalization</w:t>
+            </w:r>
+          </w:p>
+        </w:tc>
+        <w:tc>
+          <w:tcPr>
+            <w:tcW w:w="1800" w:type="dxa"/>
+          </w:tcPr>
+          <w:p>
+            <w:r>
+              <w:rPr/>
+              <w:t xml:space="preserve">35.832</w:t>
+            </w:r>
+          </w:p>
+        </w:tc>
+        <w:tc>
+          <w:tcPr>
+            <w:tcW w:w="1800" w:type="dxa"/>
+          </w:tcPr>
+          <w:p>
+            <w:r>
+              <w:rPr/>
+              <w:t xml:space="preserve">0.438</w:t>
+            </w:r>
+          </w:p>
+        </w:tc>
+        <w:tc>
+          <w:tcPr>
+            <w:tcW w:w="1800" w:type="dxa"/>
+          </w:tcPr>
+          <w:p>
+            <w:r>
+              <w:rPr/>
+              <w:t xml:space="preserve">0.948</w:t>
+            </w:r>
+          </w:p>
+        </w:tc>
+        <w:tc>
+          <w:tcPr>
+            <w:tcW w:w="1800" w:type="dxa"/>
+          </w:tcPr>
+          <w:p>
+            <w:r>
+              <w:rPr/>
+              <w:t xml:space="preserve">25.00</w:t>
+            </w:r>
+          </w:p>
+        </w:tc>
+        <w:tc>
+          <w:tcPr>
+            <w:tcW w:w="1800" w:type="dxa"/>
+          </w:tcPr>
+          <w:p>
+            <w:r>
+              <w:rPr/>
+              <w:t xml:space="preserve">32.33</w:t>
+            </w:r>
+          </w:p>
+        </w:tc>
+        <w:tc>
+          <w:tcPr>
+            <w:tcW w:w="1800" w:type="dxa"/>
+          </w:tcPr>
+          <w:p>
+            <w:r>
+              <w:rPr/>
+              <w:t xml:space="preserve">-527.42</w:t>
+            </w:r>
+          </w:p>
+        </w:tc>
+      </w:tr>
+    </w:tbl>
+    <w:p>
+      <w:r>
+        <w:rPr/>
+        <w:t xml:space="preserve"/>
+      </w:r>
+    </w:p>
+    <w:p>
+      <w:r>
+        <w:rPr/>
+        <w:t xml:space="preserve">The vanilla A2C model was trained for 50,000 steps. The training and evaluation pipeline worked correctly. The model interacted with the environment, used the action mask, saved weights, and produced evaluation metrics. However, the final performance was not competitive. The vanilla A2C model achieved a cost per order of 24.371, which was worse than both Random Policy and Greedy Nearest.</w:t>
+      </w:r>
+    </w:p>
+    <w:p>
+      <w:r>
+        <w:rPr/>
+        <w:t xml:space="preserve">This result shows that learning a good dispatching policy from scratch is difficult in this environment. The action space is large, the rewards are delayed, and the agent must learn order assignment, battery management, charging behavior, and delivery deadlines at the same time. On the other hand, Greedy Nearest is already a strong hand-designed rule for this problem.</w:t>
+      </w:r>
+    </w:p>
+    <w:p>
+      <w:r>
+        <w:rPr/>
+        <w:t xml:space="preserve">The behavior cloning model also could not reach the performance of Greedy Nearest. Although it imitated some expert actions, its accuracy was not high enough. Small mistakes in action selection caused many dropped orders. The BC warm-start + A2C fine-tuning experiment improved the direct behavior cloning cost from 30.031 to 26.713, but it was still not better than vanilla A2C.</w:t>
+      </w:r>
+    </w:p>
+    <w:p>
+      <w:r>
+        <w:rPr/>
+        <w:t xml:space="preserve">In conclusion, the Role B models were successfully integrated into the simulator and evaluated with saved logs and weights. The learned policies did not pass the Greedy Nearest baseline. However, the experiments clearly showed why policy-gradient learning is difficult in this dispatching environment. The results also showed that advantage normalization is useful for stabilizing A2C, while behavior cloning warm-start needs stronger imitation accuracy to become effective.</w:t>
+      </w:r>
+    </w:p>
     <w:sectPr>
       <w:pgSz w:w="11906" w:h="16838"/>
       <w:pgMar w:top="1417" w:right="1417" w:bottom="1417" w:left="1417" w:header="708" w:footer="708" w:gutter="0"/>
@@ -11579,371 +12438,6 @@
     <w:p>
       <w:r>
         <w:br w:type="page"/>
-      </w:r>
-    </w:p>
-    <w:p>
-      <w:r>
-        <w:t xml:space="preserve">3. ROLE B- POLICY BASED METHODS</w:t>
-      </w:r>
-    </w:p>
-    <w:p>
-      <w:r>
-        <w:t xml:space="preserve"/>
-      </w:r>
-    </w:p>
-    <w:p>
-      <w:r>
-        <w:t xml:space="preserve">In this section, policy-based reinforcement learning and actor-critic methods are developed and tested on the DroneDispatch-v0 environment. The main method used in this role is Advantage Actor-Critic (A2C). In addition to the standard A2C implementation, behavior cloning from the Greedy Nearest policy and a behavior cloning warm-start experiment were also tested. Finally, an ablation study was performed by removing advantage normalization.</w:t>
-      </w:r>
-    </w:p>
-    <w:p>
-      <w:r>
-        <w:t xml:space="preserve"/>
-      </w:r>
-    </w:p>
-    <w:p>
-      <w:r>
-        <w:t xml:space="preserve">3.1 Environment Structure</w:t>
-      </w:r>
-    </w:p>
-    <w:p>
-      <w:r>
-        <w:t xml:space="preserve"/>
-      </w:r>
-    </w:p>
-    <w:p>
-      <w:r>
-        <w:t xml:space="preserve">For Role B, the same DroneDispatch-v0 environment was used. The environment has 8 drones and a maximum visible order window of 20 orders. The action space has 169 discrete actions in total. These actions include assigning a drone to an order, sending an idle drone to a charger, or choosing a no-op action.</w:t>
-      </w:r>
-    </w:p>
-    <w:p>
-      <w:r>
-        <w:t xml:space="preserve"/>
-      </w:r>
-    </w:p>
-    <w:p>
-      <w:r>
-        <w:t xml:space="preserve">The observation space is given as a dictionary. In our implementation, the drone vector, order vector, and time variable were flattened and combined into a single 181-dimensional state vector. The grid layout was not included in the first model in order to keep the policy network simple. Also, the action mask was used during training and evaluation. This prevented the policy from selecting invalid actions.</w:t>
-      </w:r>
-    </w:p>
-    <w:p>
-      <w:r>
-        <w:t xml:space="preserve"/>
-      </w:r>
-    </w:p>
-    <w:p>
-      <w:r>
-        <w:t xml:space="preserve">3.2 A2C Implementation</w:t>
-      </w:r>
-    </w:p>
-    <w:p>
-      <w:r>
-        <w:t xml:space="preserve"/>
-      </w:r>
-    </w:p>
-    <w:p>
-      <w:r>
-        <w:t xml:space="preserve">The main policy-based model was implemented using an Actor-Critic network. The network has a shared multilayer structure and two separate output heads. The actor head produces action logits for the 169 discrete actions. The critic head estimates the state value.</w:t>
-      </w:r>
-    </w:p>
-    <w:p>
-      <w:r>
-        <w:t xml:space="preserve"/>
-      </w:r>
-    </w:p>
-    <w:p>
-      <w:r>
-        <w:t xml:space="preserve">During training, the agent collects rollout steps from the environment. Then, Generalized Advantage Estimation (GAE) is used to calculate the advantage values. These advantage values are used in the policy loss. The critic is trained with mean squared error between the predicted value and the return target. An entropy term is also added to encourage exploration.</w:t>
-      </w:r>
-    </w:p>
-    <w:p>
-      <w:r>
-        <w:t xml:space="preserve"/>
-      </w:r>
-    </w:p>
-    <w:p>
-      <w:r>
-        <w:t xml:space="preserve">The total loss consists of three parts: Policy loss + Value loss - Entropy bonus.</w:t>
-      </w:r>
-    </w:p>
-    <w:p>
-      <w:r>
-        <w:t xml:space="preserve"/>
-      </w:r>
-    </w:p>
-    <w:p>
-      <w:r>
-        <w:t xml:space="preserve">In the main A2C experiment, advantage normalization was used to make the learning process more stable. Because of package installation problems on the local computer, a small manual Adam optimizer was implemented instead of using torch.optim.Adam. This did not change the learning logic, but it made the code runnable in the available environment.</w:t>
-      </w:r>
-    </w:p>
-    <w:p>
-      <w:r>
-        <w:t xml:space="preserve"/>
-      </w:r>
-    </w:p>
-    <w:p>
-      <w:r>
-        <w:t xml:space="preserve">3.3 Experimental Setup</w:t>
-      </w:r>
-    </w:p>
-    <w:p>
-      <w:r>
-        <w:t xml:space="preserve"/>
-      </w:r>
-    </w:p>
-    <w:p>
-      <w:r>
-        <w:t xml:space="preserve">All Role B experiments were run with the standard evaluation configuration and seeds 0, 1, and 2. The model parameters were stored in YAML configuration files. At the end of each training, model weights (.pt), logs (.csv), and evaluation results (.json) were saved.</w:t>
-      </w:r>
-    </w:p>
-    <w:p>
-      <w:r>
-        <w:t xml:space="preserve"/>
-      </w:r>
-    </w:p>
-    <w:p>
-      <w:r>
-        <w:t xml:space="preserve">The following methods were tested:</w:t>
-      </w:r>
-    </w:p>
-    <w:p>
-      <w:r>
-        <w:t xml:space="preserve">- Vanilla A2C</w:t>
-      </w:r>
-    </w:p>
-    <w:p>
-      <w:r>
-        <w:t xml:space="preserve">- Behavior Cloning from Greedy Nearest</w:t>
-      </w:r>
-    </w:p>
-    <w:p>
-      <w:r>
-        <w:t xml:space="preserve">- Behavior Cloning Warm-Start + A2C Fine-Tuning</w:t>
-      </w:r>
-    </w:p>
-    <w:p>
-      <w:r>
-        <w:t xml:space="preserve">- A2C without Advantage Normalization</w:t>
-      </w:r>
-    </w:p>
-    <w:p>
-      <w:r>
-        <w:t xml:space="preserve"/>
-      </w:r>
-    </w:p>
-    <w:p>
-      <w:r>
-        <w:t xml:space="preserve">The baseline methods used for comparison were Random Policy, Greedy Nearest, and MILP Rolling.</w:t>
-      </w:r>
-    </w:p>
-    <w:p>
-      <w:r>
-        <w:t xml:space="preserve"/>
-      </w:r>
-    </w:p>
-    <w:p>
-      <w:r>
-        <w:t xml:space="preserve">The baseline results are as follows:</w:t>
-      </w:r>
-    </w:p>
-    <w:p>
-      <w:r>
-        <w:t xml:space="preserve">- Random Policy Cost per Order: 18.780</w:t>
-      </w:r>
-    </w:p>
-    <w:p>
-      <w:r>
-        <w:t xml:space="preserve">- Greedy Nearest Cost per Order: 4.570</w:t>
-      </w:r>
-    </w:p>
-    <w:p>
-      <w:r>
-        <w:t xml:space="preserve">- MILP Rolling Cost per Order: 4.722</w:t>
-      </w:r>
-    </w:p>
-    <w:p>
-      <w:r>
-        <w:t xml:space="preserve"/>
-      </w:r>
-    </w:p>
-    <w:p>
-      <w:r>
-        <w:t xml:space="preserve">According to the main metric, Greedy Nearest was the strongest baseline. Therefore, it was used as the main comparison point for Role B.</w:t>
-      </w:r>
-    </w:p>
-    <w:p>
-      <w:r>
-        <w:t xml:space="preserve"/>
-      </w:r>
-    </w:p>
-    <w:p>
-      <w:r>
-        <w:t xml:space="preserve">3.4 Behavior Cloning Warm-Start</w:t>
-      </w:r>
-    </w:p>
-    <w:p>
-      <w:r>
-        <w:t xml:space="preserve"/>
-      </w:r>
-    </w:p>
-    <w:p>
-      <w:r>
-        <w:t xml:space="preserve">After the vanilla A2C experiment, behavior cloning was tested as a warm-start method. In this method, the actor network was first trained to imitate the Greedy Nearest policy. The idea was to start the policy from a more meaningful dispatching behavior instead of a random policy.</w:t>
-      </w:r>
-    </w:p>
-    <w:p>
-      <w:r>
-        <w:t xml:space="preserve"/>
-      </w:r>
-    </w:p>
-    <w:p>
-      <w:r>
-        <w:t xml:space="preserve">The behavior cloning model was trained using expert state-action pairs collected from the Greedy Nearest policy. After 8 epochs, the imitation accuracy reached approximately 0.337. This means that the model learned some expert-like behavior, but it could not reliably copy the Greedy Nearest policy.</w:t>
-      </w:r>
-    </w:p>
-    <w:p>
-      <w:r>
-        <w:t xml:space="preserve"/>
-      </w:r>
-    </w:p>
-    <w:p>
-      <w:r>
-        <w:t xml:space="preserve">Then, this behavior cloning model was used as the initial model for A2C fine-tuning. The aim was to improve the cloned policy with reinforcement learning.</w:t>
-      </w:r>
-    </w:p>
-    <w:p>
-      <w:r>
-        <w:t xml:space="preserve"/>
-      </w:r>
-    </w:p>
-    <w:p>
-      <w:r>
-        <w:t xml:space="preserve">3.5 Ablation Study</w:t>
-      </w:r>
-    </w:p>
-    <w:p>
-      <w:r>
-        <w:t xml:space="preserve"/>
-      </w:r>
-    </w:p>
-    <w:p>
-      <w:r>
-        <w:t xml:space="preserve">For the ablation study, the effect of advantage normalization was tested. In the main A2C model, advantage normalization was used. In the ablation experiment, the same A2C structure was trained again, but advantage normalization was turned off.</w:t>
-      </w:r>
-    </w:p>
-    <w:p>
-      <w:r>
-        <w:t xml:space="preserve"/>
-      </w:r>
-    </w:p>
-    <w:p>
-      <w:r>
-        <w:t xml:space="preserve">This comparison showed that removing advantage normalization made the results worse. With advantage normalization, vanilla A2C achieved a cost per order of 24.371. Without advantage normalization, the cost per order increased to 35.832. Therefore, advantage normalization helped stabilize the A2C training, even though it was not enough to reach the Greedy Nearest baseline.</w:t>
-      </w:r>
-    </w:p>
-    <w:p>
-      <w:r>
-        <w:t xml:space="preserve"/>
-      </w:r>
-    </w:p>
-    <w:p>
-      <w:r>
-        <w:t xml:space="preserve">3.6 Results and Evaluation</w:t>
-      </w:r>
-    </w:p>
-    <w:p>
-      <w:r>
-        <w:t xml:space="preserve"/>
-      </w:r>
-    </w:p>
-    <w:p>
-      <w:r>
-        <w:t xml:space="preserve">The Role B results are summarized below.</w:t>
-      </w:r>
-    </w:p>
-    <w:p>
-      <w:r>
-        <w:t xml:space="preserve"/>
-      </w:r>
-    </w:p>
-    <w:p>
-      <w:r>
-        <w:t xml:space="preserve">Method | Cost per Order | Success Rate | On-Time Rate | Delivered Orders | Dropped Orders | Episode Return</w:t>
-      </w:r>
-    </w:p>
-    <w:p>
-      <w:r>
-        <w:t xml:space="preserve">Random Policy | 18.780 | 0.653 | 0.890 | 39.67 | 21.67 | -168.33</w:t>
-      </w:r>
-    </w:p>
-    <w:p>
-      <w:r>
-        <w:t xml:space="preserve">Greedy Nearest | 4.570 | 0.855 | 0.903 | 118.33 | 20.00 | 1183.26</w:t>
-      </w:r>
-    </w:p>
-    <w:p>
-      <w:r>
-        <w:t xml:space="preserve">MILP Rolling | 4.722 | 0.836 | 0.911 | 118.00 | 23.00 | 1173.00</w:t>
-      </w:r>
-    </w:p>
-    <w:p>
-      <w:r>
-        <w:t xml:space="preserve">Vanilla A2C | 24.371 | 0.618 | 0.948 | 27.67 | 17.67 | -267.35</w:t>
-      </w:r>
-    </w:p>
-    <w:p>
-      <w:r>
-        <w:t xml:space="preserve">Behavior Cloning | 30.031 | 0.453 | 0.937 | 62.67 | 73.33 | -446.05</w:t>
-      </w:r>
-    </w:p>
-    <w:p>
-      <w:r>
-        <w:t xml:space="preserve">BC Warm-Start + A2C | 26.713 | 0.409 | 0.807 | 55.33 | 80.00 | -700.71</w:t>
-      </w:r>
-    </w:p>
-    <w:p>
-      <w:r>
-        <w:t xml:space="preserve">A2C without Advantage Normalization | 35.832 | 0.438 | 0.948 | 25.00 | 32.33 | -527.42</w:t>
-      </w:r>
-    </w:p>
-    <w:p>
-      <w:r>
-        <w:t xml:space="preserve"/>
-      </w:r>
-    </w:p>
-    <w:p>
-      <w:r>
-        <w:t xml:space="preserve">The vanilla A2C model was trained for 50,000 steps. The training and evaluation pipeline worked correctly. The model interacted with the environment, used the action mask, saved weights, and produced evaluation metrics. However, the final performance was not competitive. The vanilla A2C model achieved a cost per order of 24.371, which was worse than both Random Policy and Greedy Nearest.</w:t>
-      </w:r>
-    </w:p>
-    <w:p>
-      <w:r>
-        <w:t xml:space="preserve"/>
-      </w:r>
-    </w:p>
-    <w:p>
-      <w:r>
-        <w:t xml:space="preserve">This result shows that learning a good dispatching policy from scratch is difficult in this environment. The action space is large, the rewards are delayed, and the agent must learn order assignment, battery management, charging behavior, and delivery deadlines at the same time. On the other hand, Greedy Nearest is already a strong hand-designed rule for this problem.</w:t>
-      </w:r>
-    </w:p>
-    <w:p>
-      <w:r>
-        <w:t xml:space="preserve"/>
-      </w:r>
-    </w:p>
-    <w:p>
-      <w:r>
-        <w:t xml:space="preserve">The behavior cloning model also could not reach the performance of Greedy Nearest. Although it imitated some expert actions, its accuracy was not high enough. Small mistakes in action selection caused many dropped orders. The BC warm-start + A2C fine-tuning experiment improved the direct behavior cloning cost from 30.031 to 26.713, but it was still not better than vanilla A2C.</w:t>
-      </w:r>
-    </w:p>
-    <w:p>
-      <w:r>
-        <w:t xml:space="preserve"/>
-      </w:r>
-    </w:p>
-    <w:p>
-      <w:r>
-        <w:t xml:space="preserve">In conclusion, the Role B models were successfully integrated into the simulator and evaluated with saved logs and weights. The learned policies did not pass the Greedy Nearest baseline. However, the experiments clearly showed why policy-gradient learning is difficult in this dispatching environment. The results also showed that advantage normalization is useful for stabilizing A2C, while behavior cloning warm-start needs stronger imitation accuracy to become effective.</w:t>
       </w:r>
     </w:p>
   </w:body>

--- a/Team_Report.docx
+++ b/Team_Report.docx
@@ -16687,6 +16687,7 @@
         </w:tc>
       </w:tr>
     </w:tbl>
+    <w:p/>
     <w:p>
       <w:proofErr w:type="spellStart"/>
       <w:r>

--- a/Team_Report.docx
+++ b/Team_Report.docx
@@ -1,6 +1,6 @@
 
 <file path=word/document.xml><?xml version="1.0" encoding="utf-8"?>
-<w:document xmlns:wpc="http://schemas.microsoft.com/office/word/2010/wordprocessingCanvas" xmlns:cx="http://schemas.microsoft.com/office/drawing/2014/chartex" xmlns:cx1="http://schemas.microsoft.com/office/drawing/2015/9/8/chartex" xmlns:cx2="http://schemas.microsoft.com/office/drawing/2015/10/21/chartex" xmlns:cx3="http://schemas.microsoft.com/office/drawing/2016/5/9/chartex" xmlns:cx4="http://schemas.microsoft.com/office/drawing/2016/5/10/chartex" xmlns:cx5="http://schemas.microsoft.com/office/drawing/2016/5/11/chartex" xmlns:cx6="http://schemas.microsoft.com/office/drawing/2016/5/12/chartex" xmlns:cx7="http://schemas.microsoft.com/office/drawing/2016/5/13/chartex" xmlns:cx8="http://schemas.microsoft.com/office/drawing/2016/5/14/chartex" xmlns:mc="http://schemas.openxmlformats.org/markup-compatibility/2006" xmlns:aink="http://schemas.microsoft.com/office/drawing/2016/ink" xmlns:am3d="http://schemas.microsoft.com/office/drawing/2017/model3d" xmlns:o="urn:schemas-microsoft-com:office:office" xmlns:oel="http://schemas.microsoft.com/office/2019/extlst" xmlns:r="http://schemas.openxmlformats.org/officeDocument/2006/relationships" xmlns:m="http://schemas.openxmlformats.org/officeDocument/2006/math" xmlns:v="urn:schemas-microsoft-com:vml" xmlns:wp14="http://schemas.microsoft.com/office/word/2010/wordprocessingDrawing" xmlns:wp="http://schemas.openxmlformats.org/drawingml/2006/wordprocessingDrawing" xmlns:w10="urn:schemas-microsoft-com:office:word" xmlns:w="http://schemas.openxmlformats.org/wordprocessingml/2006/main" xmlns:w14="http://schemas.microsoft.com/office/word/2010/wordml" xmlns:w15="http://schemas.microsoft.com/office/word/2012/wordml" xmlns:w16cex="http://schemas.microsoft.com/office/word/2018/wordml/cex" xmlns:w16cid="http://schemas.microsoft.com/office/word/2016/wordml/cid" xmlns:w16="http://schemas.microsoft.com/office/word/2018/wordml" xmlns:w16du="http://schemas.microsoft.com/office/word/2023/wordml/word16du" xmlns:w16sdtdh="http://schemas.microsoft.com/office/word/2020/wordml/sdtdatahash" xmlns:w16sdtfl="http://schemas.microsoft.com/office/word/2024/wordml/sdtformatlock" xmlns:w16se="http://schemas.microsoft.com/office/word/2015/wordml/symex" xmlns:wpg="http://schemas.microsoft.com/office/word/2010/wordprocessingGroup" xmlns:wpi="http://schemas.microsoft.com/office/word/2010/wordprocessingInk" xmlns:wne="http://schemas.microsoft.com/office/word/2006/wordml" xmlns:wps="http://schemas.microsoft.com/office/word/2010/wordprocessingShape" mc:Ignorable="w14 w15 w16se w16cid w16 w16cex w16sdtdh w16sdtfl w16du wp14">
+<w:document xmlns:wpc="http://schemas.microsoft.com/office/word/2010/wordprocessingCanvas" xmlns:cx="http://schemas.microsoft.com/office/drawing/2014/chartex" xmlns:cx1="http://schemas.microsoft.com/office/drawing/2015/9/8/chartex" xmlns:cx2="http://schemas.microsoft.com/office/drawing/2015/10/21/chartex" xmlns:cx3="http://schemas.microsoft.com/office/drawing/2016/5/9/chartex" xmlns:cx4="http://schemas.microsoft.com/office/drawing/2016/5/10/chartex" xmlns:cx5="http://schemas.microsoft.com/office/drawing/2016/5/11/chartex" xmlns:cx6="http://schemas.microsoft.com/office/drawing/2016/5/12/chartex" xmlns:cx7="http://schemas.microsoft.com/office/drawing/2016/5/13/chartex" xmlns:cx8="http://schemas.microsoft.com/office/drawing/2016/5/14/chartex" xmlns:mc="http://schemas.openxmlformats.org/markup-compatibility/2006" xmlns:aink="http://schemas.microsoft.com/office/drawing/2016/ink" xmlns:am3d="http://schemas.microsoft.com/office/drawing/2017/model3d" xmlns:o="urn:schemas-microsoft-com:office:office" xmlns:oel="http://schemas.microsoft.com/office/2019/extlst" xmlns:r="http://schemas.openxmlformats.org/officeDocument/2006/relationships" xmlns:m="http://schemas.openxmlformats.org/officeDocument/2006/math" xmlns:v="urn:schemas-microsoft-com:vml" xmlns:wp14="http://schemas.microsoft.com/office/word/2010/wordprocessingDrawing" xmlns:wp="http://schemas.openxmlformats.org/drawingml/2006/wordprocessingDrawing" xmlns:w10="urn:schemas-microsoft-com:office:word" xmlns:w="http://schemas.openxmlformats.org/wordprocessingml/2006/main" xmlns:w14="http://schemas.microsoft.com/office/word/2010/wordml" xmlns:w15="http://schemas.microsoft.com/office/word/2012/wordml" xmlns:w16cex="http://schemas.microsoft.com/office/word/2018/wordml/cex" xmlns:w16cid="http://schemas.microsoft.com/office/word/2016/wordml/cid" xmlns:w16="http://schemas.microsoft.com/office/word/2018/wordml" xmlns:w16du="http://schemas.microsoft.com/office/word/2023/wordml/word16du" xmlns:w16sdtdh="http://schemas.microsoft.com/office/word/2020/wordml/sdtdatahash" xmlns:w16sdtfl="http://schemas.microsoft.com/office/word/2024/wordml/sdtformatlock" xmlns:w16se="http://schemas.microsoft.com/office/word/2015/wordml/symex" xmlns:wpg="http://schemas.microsoft.com/office/word/2010/wordprocessingGroup" xmlns:wpi="http://schemas.microsoft.com/office/word/2010/wordprocessingInk" xmlns:wne="http://schemas.microsoft.com/office/word/2006/wordml" xmlns:wps="http://schemas.microsoft.com/office/word/2010/wordprocessingShape" xmlns:a="http://schemas.openxmlformats.org/drawingml/2006/main" xmlns:pic="http://schemas.openxmlformats.org/drawingml/2006/picture" xmlns:a14="http://schemas.microsoft.com/office/drawing/2010/main" mc:Ignorable="w14 w15 w16se w16cid w16 w16cex w16sdtdh w16sdtfl w16du wp14">
   <w:body>
     <w:p>
       <w:pPr>
@@ -8385,12 +8385,12 @@
       <w:tblPr>
         <w:tblW w:w="0" w:type="auto"/>
         <w:tblBorders>
-          <w:top w:val="single" w:sz="4" w:space="0" w:color="000000"/>
-          <w:left w:val="single" w:sz="4" w:space="0" w:color="000000"/>
-          <w:bottom w:val="single" w:sz="4" w:space="0" w:color="000000"/>
-          <w:right w:val="single" w:sz="4" w:space="0" w:color="000000"/>
-          <w:insideH w:val="single" w:sz="4" w:space="0" w:color="000000"/>
-          <w:insideV w:val="single" w:sz="4" w:space="0" w:color="000000"/>
+          <w:top w:val="single" w:color="000000" w:sz="4" w:space="0"/>
+          <w:left w:val="single" w:color="000000" w:sz="4" w:space="0"/>
+          <w:bottom w:val="single" w:color="000000" w:sz="4" w:space="0"/>
+          <w:right w:val="single" w:color="000000" w:sz="4" w:space="0"/>
+          <w:insideH w:val="single" w:color="000000" w:sz="4" w:space="0"/>
+          <w:insideV w:val="single" w:color="000000" w:sz="4" w:space="0"/>
         </w:tblBorders>
         <w:tblLook w:val="04A0" w:firstRow="1" w:lastRow="0" w:firstColumn="1" w:lastColumn="0" w:noHBand="0" w:noVBand="1"/>
       </w:tblPr>
@@ -9020,10 +9020,1084 @@
     </w:p>
     <w:p>
       <w:r>
-        <w:t>In conclusion, the Role B models were successfully integrated into the simulator and evaluated with saved logs and weights. The learned policies did not pass the Greedy Nearest baseline. However, the experiments clearly showed why policy-gradient learning is difficult in this dispatching environment. The results also showed that advantage normalization is useful for stabilizing A2C, while behavior cloning warm-start needs stronger imitation accuracy to become effective.</w:t>
+        <w:rPr>
+          <w:lang w:val="en-US"/>
+        </w:rPr>
+        <w:t>In</w:t>
+      </w:r>
+      <w:r>
+        <w:rPr>
+          <w:lang w:val="en-US"/>
+        </w:rPr>
+        <w:t xml:space="preserve"> </w:t>
+      </w:r>
+      <w:r>
+        <w:rPr>
+          <w:lang w:val="en-US"/>
+        </w:rPr>
+        <w:t>conclusion</w:t>
+      </w:r>
+      <w:r>
+        <w:rPr>
+          <w:lang w:val="en-US"/>
+        </w:rPr>
+        <w:t xml:space="preserve">, </w:t>
+      </w:r>
+      <w:r>
+        <w:rPr>
+          <w:lang w:val="en-US"/>
+        </w:rPr>
+        <w:t>the</w:t>
+      </w:r>
+      <w:r>
+        <w:rPr>
+          <w:lang w:val="en-US"/>
+        </w:rPr>
+        <w:t xml:space="preserve"> Role B </w:t>
+      </w:r>
+      <w:r>
+        <w:rPr>
+          <w:lang w:val="en-US"/>
+        </w:rPr>
+        <w:t>models</w:t>
+      </w:r>
+      <w:r>
+        <w:rPr>
+          <w:lang w:val="en-US"/>
+        </w:rPr>
+        <w:t xml:space="preserve"> </w:t>
+      </w:r>
+      <w:r>
+        <w:rPr>
+          <w:lang w:val="en-US"/>
+        </w:rPr>
+        <w:t>were</w:t>
+      </w:r>
+      <w:r>
+        <w:rPr>
+          <w:lang w:val="en-US"/>
+        </w:rPr>
+        <w:t xml:space="preserve"> </w:t>
+      </w:r>
+      <w:r>
+        <w:rPr>
+          <w:lang w:val="en-US"/>
+        </w:rPr>
+        <w:t>successfully</w:t>
+      </w:r>
+      <w:r>
+        <w:rPr>
+          <w:lang w:val="en-US"/>
+        </w:rPr>
+        <w:t xml:space="preserve"> </w:t>
+      </w:r>
+      <w:r>
+        <w:rPr>
+          <w:lang w:val="en-US"/>
+        </w:rPr>
+        <w:t>integrated</w:t>
+      </w:r>
+      <w:r>
+        <w:rPr>
+          <w:lang w:val="en-US"/>
+        </w:rPr>
+        <w:t xml:space="preserve"> </w:t>
+      </w:r>
+      <w:r>
+        <w:rPr>
+          <w:lang w:val="en-US"/>
+        </w:rPr>
+        <w:t>into</w:t>
+      </w:r>
+      <w:r>
+        <w:rPr>
+          <w:lang w:val="en-US"/>
+        </w:rPr>
+        <w:t xml:space="preserve"> </w:t>
+      </w:r>
+      <w:r>
+        <w:rPr>
+          <w:lang w:val="en-US"/>
+        </w:rPr>
+        <w:t>the</w:t>
+      </w:r>
+      <w:r>
+        <w:rPr>
+          <w:lang w:val="en-US"/>
+        </w:rPr>
+        <w:t xml:space="preserve"> </w:t>
+      </w:r>
+      <w:r>
+        <w:rPr>
+          <w:lang w:val="en-US"/>
+        </w:rPr>
+        <w:t>simulator</w:t>
+      </w:r>
+      <w:r>
+        <w:rPr>
+          <w:lang w:val="en-US"/>
+        </w:rPr>
+        <w:t xml:space="preserve"> </w:t>
+      </w:r>
+      <w:r>
+        <w:rPr>
+          <w:lang w:val="en-US"/>
+        </w:rPr>
+        <w:t>and</w:t>
+      </w:r>
+      <w:r>
+        <w:rPr>
+          <w:lang w:val="en-US"/>
+        </w:rPr>
+        <w:t xml:space="preserve"> </w:t>
+      </w:r>
+      <w:r>
+        <w:rPr>
+          <w:lang w:val="en-US"/>
+        </w:rPr>
+        <w:t>evaluated</w:t>
+      </w:r>
+      <w:r>
+        <w:rPr>
+          <w:lang w:val="en-US"/>
+        </w:rPr>
+        <w:t xml:space="preserve"> </w:t>
+      </w:r>
+      <w:r>
+        <w:rPr>
+          <w:lang w:val="en-US"/>
+        </w:rPr>
+        <w:t>with</w:t>
+      </w:r>
+      <w:r>
+        <w:rPr>
+          <w:lang w:val="en-US"/>
+        </w:rPr>
+        <w:t xml:space="preserve"> </w:t>
+      </w:r>
+      <w:r>
+        <w:rPr>
+          <w:lang w:val="en-US"/>
+        </w:rPr>
+        <w:t>saved</w:t>
+      </w:r>
+      <w:r>
+        <w:rPr>
+          <w:lang w:val="en-US"/>
+        </w:rPr>
+        <w:t xml:space="preserve"> </w:t>
+      </w:r>
+      <w:r>
+        <w:rPr>
+          <w:lang w:val="en-US"/>
+        </w:rPr>
+        <w:t>logs</w:t>
+      </w:r>
+      <w:r>
+        <w:rPr>
+          <w:lang w:val="en-US"/>
+        </w:rPr>
+        <w:t xml:space="preserve"> </w:t>
+      </w:r>
+      <w:r>
+        <w:rPr>
+          <w:lang w:val="en-US"/>
+        </w:rPr>
+        <w:t>and</w:t>
+      </w:r>
+      <w:r>
+        <w:rPr>
+          <w:lang w:val="en-US"/>
+        </w:rPr>
+        <w:t xml:space="preserve"> </w:t>
+      </w:r>
+      <w:r>
+        <w:rPr>
+          <w:lang w:val="en-US"/>
+        </w:rPr>
+        <w:t>weights</w:t>
+      </w:r>
+      <w:r>
+        <w:rPr>
+          <w:lang w:val="en-US"/>
+        </w:rPr>
+        <w:t xml:space="preserve">. </w:t>
+      </w:r>
+      <w:r>
+        <w:rPr>
+          <w:lang w:val="en-US"/>
+        </w:rPr>
+        <w:t>The</w:t>
+      </w:r>
+      <w:r>
+        <w:rPr>
+          <w:lang w:val="en-US"/>
+        </w:rPr>
+        <w:t xml:space="preserve"> </w:t>
+      </w:r>
+      <w:r>
+        <w:rPr>
+          <w:lang w:val="en-US"/>
+        </w:rPr>
+        <w:t>learned</w:t>
+      </w:r>
+      <w:r>
+        <w:rPr>
+          <w:lang w:val="en-US"/>
+        </w:rPr>
+        <w:t xml:space="preserve"> </w:t>
+      </w:r>
+      <w:r>
+        <w:rPr>
+          <w:lang w:val="en-US"/>
+        </w:rPr>
+        <w:t>policies</w:t>
+      </w:r>
+      <w:r>
+        <w:rPr>
+          <w:lang w:val="en-US"/>
+        </w:rPr>
+        <w:t xml:space="preserve"> </w:t>
+      </w:r>
+      <w:r>
+        <w:rPr>
+          <w:lang w:val="en-US"/>
+        </w:rPr>
+        <w:t>did</w:t>
+      </w:r>
+      <w:r>
+        <w:rPr>
+          <w:lang w:val="en-US"/>
+        </w:rPr>
+        <w:t xml:space="preserve"> not </w:t>
+      </w:r>
+      <w:r>
+        <w:rPr>
+          <w:lang w:val="en-US"/>
+        </w:rPr>
+        <w:t>pass</w:t>
+      </w:r>
+      <w:r>
+        <w:rPr>
+          <w:lang w:val="en-US"/>
+        </w:rPr>
+        <w:t xml:space="preserve"> </w:t>
+      </w:r>
+      <w:r>
+        <w:rPr>
+          <w:lang w:val="en-US"/>
+        </w:rPr>
+        <w:t>the</w:t>
+      </w:r>
+      <w:r>
+        <w:rPr>
+          <w:lang w:val="en-US"/>
+        </w:rPr>
+        <w:t xml:space="preserve"> </w:t>
+      </w:r>
+      <w:r>
+        <w:rPr>
+          <w:lang w:val="en-US"/>
+        </w:rPr>
+        <w:t>Greedy</w:t>
+      </w:r>
+      <w:r>
+        <w:rPr>
+          <w:lang w:val="en-US"/>
+        </w:rPr>
+        <w:t xml:space="preserve"> </w:t>
+      </w:r>
+      <w:r>
+        <w:rPr>
+          <w:lang w:val="en-US"/>
+        </w:rPr>
+        <w:t>Nearest</w:t>
+      </w:r>
+      <w:r>
+        <w:rPr>
+          <w:lang w:val="en-US"/>
+        </w:rPr>
+        <w:t xml:space="preserve"> </w:t>
+      </w:r>
+      <w:r>
+        <w:rPr>
+          <w:lang w:val="en-US"/>
+        </w:rPr>
+        <w:t>baseline</w:t>
+      </w:r>
+      <w:r>
+        <w:rPr>
+          <w:lang w:val="en-US"/>
+        </w:rPr>
+        <w:t xml:space="preserve">. </w:t>
+      </w:r>
+      <w:r>
+        <w:rPr>
+          <w:lang w:val="en-US"/>
+        </w:rPr>
+        <w:t>However</w:t>
+      </w:r>
+      <w:r>
+        <w:rPr>
+          <w:lang w:val="en-US"/>
+        </w:rPr>
+        <w:t xml:space="preserve">, </w:t>
+      </w:r>
+      <w:r>
+        <w:rPr>
+          <w:lang w:val="en-US"/>
+        </w:rPr>
+        <w:t>the</w:t>
+      </w:r>
+      <w:r>
+        <w:rPr>
+          <w:lang w:val="en-US"/>
+        </w:rPr>
+        <w:t xml:space="preserve"> </w:t>
+      </w:r>
+      <w:r>
+        <w:rPr>
+          <w:lang w:val="en-US"/>
+        </w:rPr>
+        <w:t>experiments</w:t>
+      </w:r>
+      <w:r>
+        <w:rPr>
+          <w:lang w:val="en-US"/>
+        </w:rPr>
+        <w:t xml:space="preserve"> </w:t>
+      </w:r>
+      <w:r>
+        <w:rPr>
+          <w:lang w:val="en-US"/>
+        </w:rPr>
+        <w:t>clearly</w:t>
+      </w:r>
+      <w:r>
+        <w:rPr>
+          <w:lang w:val="en-US"/>
+        </w:rPr>
+        <w:t xml:space="preserve"> </w:t>
+      </w:r>
+      <w:r>
+        <w:rPr>
+          <w:lang w:val="en-US"/>
+        </w:rPr>
+        <w:t>showed</w:t>
+      </w:r>
+      <w:r>
+        <w:rPr>
+          <w:lang w:val="en-US"/>
+        </w:rPr>
+        <w:t xml:space="preserve"> </w:t>
+      </w:r>
+      <w:r>
+        <w:rPr>
+          <w:lang w:val="en-US"/>
+        </w:rPr>
+        <w:t>why</w:t>
+      </w:r>
+      <w:r>
+        <w:rPr>
+          <w:lang w:val="en-US"/>
+        </w:rPr>
+        <w:t xml:space="preserve"> </w:t>
+      </w:r>
+      <w:r>
+        <w:rPr>
+          <w:lang w:val="en-US"/>
+        </w:rPr>
+        <w:t>policy-gradient</w:t>
+      </w:r>
+      <w:r>
+        <w:rPr>
+          <w:lang w:val="en-US"/>
+        </w:rPr>
+        <w:t xml:space="preserve"> </w:t>
+      </w:r>
+      <w:r>
+        <w:rPr>
+          <w:lang w:val="en-US"/>
+        </w:rPr>
+        <w:t>learning</w:t>
+      </w:r>
+      <w:r>
+        <w:rPr>
+          <w:lang w:val="en-US"/>
+        </w:rPr>
+        <w:t xml:space="preserve"> is </w:t>
+      </w:r>
+      <w:r>
+        <w:rPr>
+          <w:lang w:val="en-US"/>
+        </w:rPr>
+        <w:t>difficult</w:t>
+      </w:r>
+      <w:r>
+        <w:rPr>
+          <w:lang w:val="en-US"/>
+        </w:rPr>
+        <w:t xml:space="preserve"> in </w:t>
+      </w:r>
+      <w:r>
+        <w:rPr>
+          <w:lang w:val="en-US"/>
+        </w:rPr>
+        <w:t>this</w:t>
+      </w:r>
+      <w:r>
+        <w:rPr>
+          <w:lang w:val="en-US"/>
+        </w:rPr>
+        <w:t xml:space="preserve"> </w:t>
+      </w:r>
+      <w:r>
+        <w:rPr>
+          <w:lang w:val="en-US"/>
+        </w:rPr>
+        <w:t>dispatching</w:t>
+      </w:r>
+      <w:r>
+        <w:rPr>
+          <w:lang w:val="en-US"/>
+        </w:rPr>
+        <w:t xml:space="preserve"> </w:t>
+      </w:r>
+      <w:r>
+        <w:rPr>
+          <w:lang w:val="en-US"/>
+        </w:rPr>
+        <w:t>environment</w:t>
+      </w:r>
+      <w:r>
+        <w:rPr>
+          <w:lang w:val="en-US"/>
+        </w:rPr>
+        <w:t xml:space="preserve">. </w:t>
+      </w:r>
+      <w:r>
+        <w:rPr>
+          <w:lang w:val="en-US"/>
+        </w:rPr>
+        <w:t>The</w:t>
+      </w:r>
+      <w:r>
+        <w:rPr>
+          <w:lang w:val="en-US"/>
+        </w:rPr>
+        <w:t xml:space="preserve"> </w:t>
+      </w:r>
+      <w:r>
+        <w:rPr>
+          <w:lang w:val="en-US"/>
+        </w:rPr>
+        <w:t>results</w:t>
+      </w:r>
+      <w:r>
+        <w:rPr>
+          <w:lang w:val="en-US"/>
+        </w:rPr>
+        <w:t xml:space="preserve"> </w:t>
+      </w:r>
+      <w:r>
+        <w:rPr>
+          <w:lang w:val="en-US"/>
+        </w:rPr>
+        <w:t>also</w:t>
+      </w:r>
+      <w:r>
+        <w:rPr>
+          <w:lang w:val="en-US"/>
+        </w:rPr>
+        <w:t xml:space="preserve"> </w:t>
+      </w:r>
+      <w:r>
+        <w:rPr>
+          <w:lang w:val="en-US"/>
+        </w:rPr>
+        <w:t>showed</w:t>
+      </w:r>
+      <w:r>
+        <w:rPr>
+          <w:lang w:val="en-US"/>
+        </w:rPr>
+        <w:t xml:space="preserve"> </w:t>
+      </w:r>
+      <w:r>
+        <w:rPr>
+          <w:lang w:val="en-US"/>
+        </w:rPr>
+        <w:t>that</w:t>
+      </w:r>
+      <w:r>
+        <w:rPr>
+          <w:lang w:val="en-US"/>
+        </w:rPr>
+        <w:t xml:space="preserve"> </w:t>
+      </w:r>
+      <w:r>
+        <w:rPr>
+          <w:lang w:val="en-US"/>
+        </w:rPr>
+        <w:t>advantage</w:t>
+      </w:r>
+      <w:r>
+        <w:rPr>
+          <w:lang w:val="en-US"/>
+        </w:rPr>
+        <w:t xml:space="preserve"> </w:t>
+      </w:r>
+      <w:r>
+        <w:rPr>
+          <w:lang w:val="en-US"/>
+        </w:rPr>
+        <w:t>normalization</w:t>
+      </w:r>
+      <w:r>
+        <w:rPr>
+          <w:lang w:val="en-US"/>
+        </w:rPr>
+        <w:t xml:space="preserve"> is </w:t>
+      </w:r>
+      <w:r>
+        <w:rPr>
+          <w:lang w:val="en-US"/>
+        </w:rPr>
+        <w:t>useful</w:t>
+      </w:r>
+      <w:r>
+        <w:rPr>
+          <w:lang w:val="en-US"/>
+        </w:rPr>
+        <w:t xml:space="preserve"> </w:t>
+      </w:r>
+      <w:r>
+        <w:rPr>
+          <w:lang w:val="en-US"/>
+        </w:rPr>
+        <w:t>for</w:t>
+      </w:r>
+      <w:r>
+        <w:rPr>
+          <w:lang w:val="en-US"/>
+        </w:rPr>
+        <w:t xml:space="preserve"> </w:t>
+      </w:r>
+      <w:r>
+        <w:rPr>
+          <w:lang w:val="en-US"/>
+        </w:rPr>
+        <w:t>stabilizing</w:t>
+      </w:r>
+      <w:r>
+        <w:rPr>
+          <w:lang w:val="en-US"/>
+        </w:rPr>
+        <w:t xml:space="preserve"> A2C, </w:t>
+      </w:r>
+      <w:r>
+        <w:rPr>
+          <w:lang w:val="en-US"/>
+        </w:rPr>
+        <w:t>while</w:t>
+      </w:r>
+      <w:r>
+        <w:rPr>
+          <w:lang w:val="en-US"/>
+        </w:rPr>
+        <w:t xml:space="preserve"> </w:t>
+      </w:r>
+      <w:r>
+        <w:rPr>
+          <w:lang w:val="en-US"/>
+        </w:rPr>
+        <w:t>behavior</w:t>
+      </w:r>
+      <w:r>
+        <w:rPr>
+          <w:lang w:val="en-US"/>
+        </w:rPr>
+        <w:t xml:space="preserve"> </w:t>
+      </w:r>
+      <w:r>
+        <w:rPr>
+          <w:lang w:val="en-US"/>
+        </w:rPr>
+        <w:t>cloning</w:t>
+      </w:r>
+      <w:r>
+        <w:rPr>
+          <w:lang w:val="en-US"/>
+        </w:rPr>
+        <w:t xml:space="preserve"> </w:t>
+      </w:r>
+      <w:r>
+        <w:rPr>
+          <w:lang w:val="en-US"/>
+        </w:rPr>
+        <w:t>warm</w:t>
+      </w:r>
+      <w:r>
+        <w:rPr>
+          <w:lang w:val="en-US"/>
+        </w:rPr>
+        <w:t xml:space="preserve">-start </w:t>
+      </w:r>
+      <w:r>
+        <w:rPr>
+          <w:lang w:val="en-US"/>
+        </w:rPr>
+        <w:t>needs</w:t>
+      </w:r>
+      <w:r>
+        <w:rPr>
+          <w:lang w:val="en-US"/>
+        </w:rPr>
+        <w:t xml:space="preserve"> </w:t>
+      </w:r>
+      <w:r>
+        <w:rPr>
+          <w:lang w:val="en-US"/>
+        </w:rPr>
+        <w:t>stronger</w:t>
+      </w:r>
+      <w:r>
+        <w:rPr>
+          <w:lang w:val="en-US"/>
+        </w:rPr>
+        <w:t xml:space="preserve"> </w:t>
+      </w:r>
+      <w:r>
+        <w:rPr>
+          <w:lang w:val="en-US"/>
+        </w:rPr>
+        <w:t>imitation</w:t>
+      </w:r>
+      <w:r>
+        <w:rPr>
+          <w:lang w:val="en-US"/>
+        </w:rPr>
+        <w:t xml:space="preserve"> </w:t>
+      </w:r>
+      <w:r>
+        <w:rPr>
+          <w:lang w:val="en-US"/>
+        </w:rPr>
+        <w:t>accuracy</w:t>
+      </w:r>
+      <w:r>
+        <w:rPr>
+          <w:lang w:val="en-US"/>
+        </w:rPr>
+        <w:t xml:space="preserve"> </w:t>
+      </w:r>
+      <w:r>
+        <w:rPr>
+          <w:lang w:val="en-US"/>
+        </w:rPr>
+        <w:t>to</w:t>
+      </w:r>
+      <w:r>
+        <w:rPr>
+          <w:lang w:val="en-US"/>
+        </w:rPr>
+        <w:t xml:space="preserve"> </w:t>
+      </w:r>
+      <w:r>
+        <w:rPr>
+          <w:lang w:val="en-US"/>
+        </w:rPr>
+        <w:t>become</w:t>
+      </w:r>
+      <w:r>
+        <w:rPr>
+          <w:lang w:val="en-US"/>
+        </w:rPr>
+        <w:t xml:space="preserve"> </w:t>
+      </w:r>
+      <w:r>
+        <w:rPr>
+          <w:lang w:val="en-US"/>
+        </w:rPr>
+        <w:t>effective</w:t>
+      </w:r>
+      <w:r>
+        <w:rPr>
+          <w:lang w:val="en-US"/>
+        </w:rPr>
+        <w:t>.</w:t>
+      </w:r>
+      <w:r>
+        <w:br/>
+      </w:r>
+      <w:r>
+        <w:br/>
+      </w:r>
+      <w:r>
+        <w:rPr>
+          <w:rFonts w:ascii="Times New Roman" w:hAnsi="Times New Roman" w:eastAsia="Times New Roman" w:cs="Times New Roman"/>
+          <w:noProof w:val="0"/>
+          <w:sz w:val="24"/>
+          <w:szCs w:val="24"/>
+          <w:lang w:val="en-US"/>
+        </w:rPr>
+        <w:t>3.7 Implementation and Debugging Process</w:t>
       </w:r>
     </w:p>
     <w:p>
+      <w:r>
+        <w:rPr>
+          <w:rFonts w:ascii="Times New Roman" w:hAnsi="Times New Roman" w:eastAsia="Times New Roman" w:cs="Times New Roman"/>
+          <w:noProof w:val="0"/>
+          <w:sz w:val="24"/>
+          <w:szCs w:val="24"/>
+          <w:lang w:val="tr-TR"/>
+        </w:rPr>
+        <w:t>During Role B development, the implementation was completed step by step instead of directly writing the final model. First, the DroneDispatch-v0 environment was examined to understand the observation dictionary, discrete action space, and action mask structure. This was important because the policy network should not select invalid actions during training or evaluation.</w:t>
+      </w:r>
+    </w:p>
+    <w:p>
+      <w:r>
+        <w:rPr>
+          <w:rFonts w:ascii="Times New Roman" w:hAnsi="Times New Roman" w:eastAsia="Times New Roman" w:cs="Times New Roman"/>
+          <w:noProof w:val="0"/>
+          <w:sz w:val="24"/>
+          <w:szCs w:val="24"/>
+          <w:lang w:val="tr-TR"/>
+        </w:rPr>
+        <w:t>After understanding the environment, a simple observation flattening function was created. In the first version, drone information, order information, and time information were combined into a single state vector. The grid information was not included in this first implementation in order to keep the model simple and easier to debug.</w:t>
+      </w:r>
+    </w:p>
+    <w:p>
+      <w:r>
+        <w:rPr>
+          <w:rFonts w:ascii="Times New Roman" w:hAnsi="Times New Roman" w:eastAsia="Times New Roman" w:cs="Times New Roman"/>
+          <w:noProof w:val="0"/>
+          <w:sz w:val="24"/>
+          <w:szCs w:val="24"/>
+          <w:lang w:val="tr-TR"/>
+        </w:rPr>
+        <w:t>Then, the Actor-Critic network was implemented. The actor part produced action logits, and the critic part estimated the state value. Invalid actions were masked before sampling an action. This step was necessary because the dispatching environment contains many actions that are not valid at every decision step.</w:t>
+      </w:r>
+    </w:p>
+    <w:p>
+      <w:r>
+        <w:rPr>
+          <w:rFonts w:ascii="Times New Roman" w:hAnsi="Times New Roman" w:eastAsia="Times New Roman" w:cs="Times New Roman"/>
+          <w:noProof w:val="0"/>
+          <w:sz w:val="24"/>
+          <w:szCs w:val="24"/>
+          <w:lang w:val="tr-TR"/>
+        </w:rPr>
+        <w:t>During implementation, a local dependency problem occurred with the PyTorch optimizer module. Since torch.optim.Adam could not be used reliably in the available environment, a small ManualAdam optimizer was implemented. This allowed the A2C training script to run without changing the main learning logic.</w:t>
+      </w:r>
+    </w:p>
+    <w:p>
+      <w:r>
+        <w:rPr>
+          <w:rFonts w:ascii="Times New Roman" w:hAnsi="Times New Roman" w:eastAsia="Times New Roman" w:cs="Times New Roman"/>
+          <w:noProof w:val="0"/>
+          <w:sz w:val="24"/>
+          <w:szCs w:val="24"/>
+          <w:lang w:val="tr-TR"/>
+        </w:rPr>
+        <w:t>After the vanilla A2C pipeline was working, the model was trained and evaluated. The first results showed that the policy was technically working, but its performance was not competitive with the Greedy Nearest baseline. Because of this, behavior cloning from the Greedy Nearest policy was added as a warm-start strategy. The goal was to initialize the actor with more meaningful dispatching behavior before reinforcement learning fine-tuning.</w:t>
+      </w:r>
+    </w:p>
+    <w:p>
+      <w:r>
+        <w:rPr>
+          <w:rFonts w:ascii="Times New Roman" w:hAnsi="Times New Roman" w:eastAsia="Times New Roman" w:cs="Times New Roman"/>
+          <w:noProof w:val="0"/>
+          <w:sz w:val="24"/>
+          <w:szCs w:val="24"/>
+          <w:lang w:val="tr-TR"/>
+        </w:rPr>
+        <w:t>Finally, an ablation experiment was added by removing advantage normalization. This was done to understand whether advantage normalization had a stabilizing effect on A2C training. The results showed that removing advantage normalization increased the cost per order, so this component was useful for learning stability.</w:t>
+      </w:r>
+    </w:p>
+    <w:p>
+      <w:pPr>
+        <w:pStyle w:val="Normal"/>
+        <w:rPr>
+          <w:rFonts w:ascii="Times New Roman" w:hAnsi="Times New Roman" w:eastAsia="Times New Roman" w:cs="Times New Roman"/>
+          <w:noProof w:val="0"/>
+          <w:sz w:val="24"/>
+          <w:szCs w:val="24"/>
+          <w:lang w:val="en-US"/>
+        </w:rPr>
+      </w:pPr>
+    </w:p>
+    <w:p>
+      <w:pPr>
+        <w:pStyle w:val="Normal"/>
+        <w:rPr>
+          <w:rFonts w:ascii="Times New Roman" w:hAnsi="Times New Roman" w:eastAsia="Times New Roman" w:cs="Times New Roman"/>
+          <w:noProof w:val="0"/>
+          <w:sz w:val="24"/>
+          <w:szCs w:val="24"/>
+          <w:lang w:val="tr-TR"/>
+        </w:rPr>
+      </w:pPr>
+      <w:r>
+        <w:rPr>
+          <w:rFonts w:ascii="Times New Roman" w:hAnsi="Times New Roman" w:eastAsia="Times New Roman" w:cs="Times New Roman"/>
+          <w:noProof w:val="0"/>
+          <w:sz w:val="24"/>
+          <w:szCs w:val="24"/>
+          <w:lang w:val="en-US"/>
+        </w:rPr>
+        <w:t>3.8 Visual Analysis</w:t>
+      </w:r>
+    </w:p>
+    <w:tbl>
+      <w:tblPr>
+        <w:tblStyle w:val="TabloKlavuzu"/>
+        <w:tblW w:w="0" w:type="auto"/>
+        <w:tblLook w:val="06A0" w:firstRow="1" w:lastRow="0" w:firstColumn="1" w:lastColumn="0" w:noHBand="1" w:noVBand="1"/>
+      </w:tblPr>
+      <w:tblGrid>
+        <w:gridCol w:w="9060"/>
+      </w:tblGrid>
+      <w:tr>
+        <w:trPr>
+          <w:trHeight w:val="300"/>
+        </w:trPr>
+        <w:tc>
+          <w:tcPr>
+            <w:tcW w:w="9060" w:type="dxa"/>
+            <w:tcMar/>
+          </w:tcPr>
+          <w:p>
+            <w:pPr>
+              <w:pStyle w:val="Normal"/>
+              <w:jc w:val="center"/>
+              <w:rPr>
+                <w:rFonts w:ascii="Times New Roman" w:hAnsi="Times New Roman" w:eastAsia="Times New Roman" w:cs="Times New Roman"/>
+                <w:noProof w:val="0"/>
+                <w:sz w:val="24"/>
+                <w:szCs w:val="24"/>
+                <w:lang w:val="en-US"/>
+              </w:rPr>
+            </w:pPr>
+            <w:r>
+              <w:drawing>
+                <wp:inline wp14:editId="1A2B13E8" wp14:anchorId="0D6917CC">
+                  <wp:extent cx="5193506" cy="2848052"/>
+                  <wp:effectExtent l="0" t="0" r="0" b="0"/>
+                  <wp:docPr id="545847627" name="drawing"/>
+                  <wp:cNvGraphicFramePr>
+                    <a:graphicFrameLocks noChangeAspect="1"/>
+                  </wp:cNvGraphicFramePr>
+                  <a:graphic>
+                    <a:graphicData xmlns:a="http://schemas.openxmlformats.org/drawingml/2006/main" uri="http://schemas.openxmlformats.org/drawingml/2006/picture">
+                      <pic:pic xmlns:pic="http://schemas.openxmlformats.org/drawingml/2006/picture">
+                        <pic:nvPicPr xmlns:pic="http://schemas.openxmlformats.org/drawingml/2006/picture">
+                          <pic:cNvPr xmlns:pic="http://schemas.openxmlformats.org/drawingml/2006/picture" id="545847627" name="Picture 545847627"/>
+                          <pic:cNvPicPr xmlns:pic="http://schemas.openxmlformats.org/drawingml/2006/picture"/>
+                        </pic:nvPicPr>
+                        <pic:blipFill xmlns:pic="http://schemas.openxmlformats.org/drawingml/2006/picture">
+                          <a:blip xmlns:r="http://schemas.openxmlformats.org/officeDocument/2006/relationships" xmlns:a="http://schemas.openxmlformats.org/drawingml/2006/main" r:embed="rId214890271">
+                            <a:extLst xmlns:a="http://schemas.openxmlformats.org/drawingml/2006/main">
+                              <a:ext xmlns:a="http://schemas.openxmlformats.org/drawingml/2006/main" uri="{28A0092B-C50C-407E-A947-70E740481C1C}">
+                                <a14:useLocalDpi xmlns:a14="http://schemas.microsoft.com/office/drawing/2010/main"/>
+                              </a:ext>
+                            </a:extLst>
+                          </a:blip>
+                          <a:stretch xmlns:a="http://schemas.openxmlformats.org/drawingml/2006/main">
+                            <a:fillRect xmlns:a="http://schemas.openxmlformats.org/drawingml/2006/main"/>
+                          </a:stretch>
+                        </pic:blipFill>
+                        <pic:spPr xmlns:pic="http://schemas.openxmlformats.org/drawingml/2006/picture">
+                          <a:xfrm xmlns:a="http://schemas.openxmlformats.org/drawingml/2006/main" rot="0">
+                            <a:off xmlns:a="http://schemas.openxmlformats.org/drawingml/2006/main" x="0" y="0"/>
+                            <a:ext xmlns:a="http://schemas.openxmlformats.org/drawingml/2006/main" cx="5193506" cy="2848052"/>
+                          </a:xfrm>
+                          <a:prstGeom xmlns:a="http://schemas.openxmlformats.org/drawingml/2006/main" prst="rect">
+                            <a:avLst xmlns:a="http://schemas.openxmlformats.org/drawingml/2006/main"/>
+                          </a:prstGeom>
+                        </pic:spPr>
+                      </pic:pic>
+                    </a:graphicData>
+                  </a:graphic>
+                </wp:inline>
+              </w:drawing>
+            </w:r>
+          </w:p>
+        </w:tc>
+      </w:tr>
+      <w:tr>
+        <w:trPr>
+          <w:trHeight w:val="300"/>
+        </w:trPr>
+        <w:tc>
+          <w:tcPr>
+            <w:tcW w:w="9060" w:type="dxa"/>
+            <w:tcMar/>
+          </w:tcPr>
+          <w:p>
+            <w:pPr>
+              <w:pStyle w:val="Normal"/>
+              <w:jc w:val="center"/>
+            </w:pPr>
+            <w:r>
+              <w:rPr>
+                <w:rFonts w:ascii="Times New Roman" w:hAnsi="Times New Roman" w:eastAsia="Times New Roman" w:cs="Times New Roman"/>
+                <w:noProof w:val="0"/>
+                <w:sz w:val="24"/>
+                <w:szCs w:val="24"/>
+                <w:lang w:val="en-US"/>
+              </w:rPr>
+              <w:t>Figure B.1. Cost per order comparison for Role B methods and baselines. Lower values are better.</w:t>
+            </w:r>
+          </w:p>
+        </w:tc>
+      </w:tr>
+    </w:tbl>
+    <w:p>
+      <w:pPr>
+        <w:pStyle w:val="Normal"/>
+        <w:suppressLineNumbers w:val="0"/>
+        <w:bidi w:val="0"/>
+        <w:spacing w:before="0" w:beforeAutospacing="off" w:after="160" w:afterAutospacing="off" w:line="278" w:lineRule="auto"/>
+        <w:ind w:left="0" w:right="0"/>
+        <w:jc w:val="left"/>
+        <w:rPr>
+          <w:rFonts w:ascii="Times New Roman" w:hAnsi="Times New Roman" w:eastAsia="Times New Roman" w:cs="Times New Roman"/>
+          <w:noProof w:val="0"/>
+          <w:sz w:val="24"/>
+          <w:szCs w:val="24"/>
+          <w:lang w:val="en-US"/>
+        </w:rPr>
+      </w:pPr>
+    </w:p>
+    <w:tbl>
+      <w:tblPr>
+        <w:tblStyle w:val="TabloKlavuzu"/>
+        <w:bidiVisual w:val="0"/>
+        <w:tblW w:w="0" w:type="auto"/>
+        <w:tblLook w:val="06A0" w:firstRow="1" w:lastRow="0" w:firstColumn="1" w:lastColumn="0" w:noHBand="1" w:noVBand="1"/>
+      </w:tblPr>
+      <w:tblGrid>
+        <w:gridCol w:w="9060"/>
+      </w:tblGrid>
+      <w:tr>
+        <w:trPr>
+          <w:trHeight w:val="300"/>
+        </w:trPr>
+        <w:tc>
+          <w:tcPr>
+            <w:tcW w:w="9060" w:type="dxa"/>
+            <w:tcMar/>
+          </w:tcPr>
+          <w:p>
+            <w:pPr>
+              <w:pStyle w:val="Normal"/>
+              <w:bidi w:val="0"/>
+              <w:rPr>
+                <w:rFonts w:ascii="Times New Roman" w:hAnsi="Times New Roman" w:eastAsia="Times New Roman" w:cs="Times New Roman"/>
+                <w:noProof w:val="0"/>
+                <w:sz w:val="24"/>
+                <w:szCs w:val="24"/>
+                <w:lang w:val="en-US"/>
+              </w:rPr>
+            </w:pPr>
+            <w:r>
+              <w:drawing>
+                <wp:inline wp14:editId="73E34CC7" wp14:anchorId="693A9D2B">
+                  <wp:extent cx="5610225" cy="2771775"/>
+                  <wp:effectExtent l="0" t="0" r="0" b="0"/>
+                  <wp:docPr id="2046047859" name="drawing"/>
+                  <wp:cNvGraphicFramePr>
+                    <a:graphicFrameLocks noChangeAspect="1"/>
+                  </wp:cNvGraphicFramePr>
+                  <a:graphic>
+                    <a:graphicData xmlns:a="http://schemas.openxmlformats.org/drawingml/2006/main" uri="http://schemas.openxmlformats.org/drawingml/2006/picture">
+                      <pic:pic xmlns:pic="http://schemas.openxmlformats.org/drawingml/2006/picture">
+                        <pic:nvPicPr xmlns:pic="http://schemas.openxmlformats.org/drawingml/2006/picture">
+                          <pic:cNvPr xmlns:pic="http://schemas.openxmlformats.org/drawingml/2006/picture" id="2046047859" name="Picture 2046047859"/>
+                          <pic:cNvPicPr xmlns:pic="http://schemas.openxmlformats.org/drawingml/2006/picture"/>
+                        </pic:nvPicPr>
+                        <pic:blipFill xmlns:pic="http://schemas.openxmlformats.org/drawingml/2006/picture">
+                          <a:blip xmlns:r="http://schemas.openxmlformats.org/officeDocument/2006/relationships" xmlns:a="http://schemas.openxmlformats.org/drawingml/2006/main" r:embed="rId988788342">
+                            <a:extLst xmlns:a="http://schemas.openxmlformats.org/drawingml/2006/main">
+                              <a:ext xmlns:a="http://schemas.openxmlformats.org/drawingml/2006/main" uri="{28A0092B-C50C-407E-A947-70E740481C1C}">
+                                <a14:useLocalDpi xmlns:a14="http://schemas.microsoft.com/office/drawing/2010/main"/>
+                              </a:ext>
+                            </a:extLst>
+                          </a:blip>
+                          <a:stretch xmlns:a="http://schemas.openxmlformats.org/drawingml/2006/main">
+                            <a:fillRect xmlns:a="http://schemas.openxmlformats.org/drawingml/2006/main"/>
+                          </a:stretch>
+                        </pic:blipFill>
+                        <pic:spPr xmlns:pic="http://schemas.openxmlformats.org/drawingml/2006/picture">
+                          <a:xfrm xmlns:a="http://schemas.openxmlformats.org/drawingml/2006/main">
+                            <a:off xmlns:a="http://schemas.openxmlformats.org/drawingml/2006/main" x="0" y="0"/>
+                            <a:ext xmlns:a="http://schemas.openxmlformats.org/drawingml/2006/main" cx="5610225" cy="2771775"/>
+                          </a:xfrm>
+                          <a:prstGeom xmlns:a="http://schemas.openxmlformats.org/drawingml/2006/main" prst="rect">
+                            <a:avLst xmlns:a="http://schemas.openxmlformats.org/drawingml/2006/main"/>
+                          </a:prstGeom>
+                        </pic:spPr>
+                      </pic:pic>
+                    </a:graphicData>
+                  </a:graphic>
+                </wp:inline>
+              </w:drawing>
+            </w:r>
+          </w:p>
+        </w:tc>
+      </w:tr>
+      <w:tr>
+        <w:trPr>
+          <w:trHeight w:val="300"/>
+        </w:trPr>
+        <w:tc>
+          <w:tcPr>
+            <w:tcW w:w="9060" w:type="dxa"/>
+            <w:tcMar/>
+          </w:tcPr>
+          <w:p>
+            <w:pPr>
+              <w:pStyle w:val="Normal"/>
+              <w:bidi w:val="0"/>
+              <w:jc w:val="center"/>
+            </w:pPr>
+            <w:r>
+              <w:rPr>
+                <w:rFonts w:ascii="Times New Roman" w:hAnsi="Times New Roman" w:eastAsia="Times New Roman" w:cs="Times New Roman"/>
+                <w:noProof w:val="0"/>
+                <w:sz w:val="24"/>
+                <w:szCs w:val="24"/>
+                <w:lang w:val="en-US"/>
+              </w:rPr>
+              <w:t>Figure B.2. Delivered and dropped orders for Role B methods and baselines.</w:t>
+            </w:r>
+          </w:p>
+        </w:tc>
+      </w:tr>
+    </w:tbl>
+    <w:p>
+      <w:pPr>
+        <w:pStyle w:val="Normal"/>
+        <w:suppressLineNumbers w:val="0"/>
+        <w:bidi w:val="0"/>
+        <w:spacing w:before="0" w:beforeAutospacing="off" w:after="160" w:afterAutospacing="off" w:line="278" w:lineRule="auto"/>
+        <w:ind w:left="0" w:right="0"/>
+        <w:jc w:val="left"/>
+        <w:rPr>
+          <w:rFonts w:ascii="Times New Roman" w:hAnsi="Times New Roman" w:eastAsia="Times New Roman" w:cs="Times New Roman"/>
+          <w:noProof w:val="0"/>
+          <w:sz w:val="24"/>
+          <w:szCs w:val="24"/>
+          <w:lang w:val="en-US"/>
+        </w:rPr>
+      </w:pPr>
+    </w:p>
+    <w:p>
+      <w:pPr>
+        <w:ind w:left="0"/>
+      </w:pPr>
       <w:r>
         <w:br w:type="page"/>
       </w:r>
@@ -18112,7 +19186,7 @@
     <w:p/>
     <w:p/>
     <w:sectPr>
-      <w:pgSz w:w="11906" w:h="16838"/>
+      <w:pgSz w:w="11906" w:h="16838" w:orient="portrait"/>
       <w:pgMar w:top="1417" w:right="1417" w:bottom="1417" w:left="1417" w:header="708" w:footer="708" w:gutter="0"/>
       <w:cols w:space="708"/>
       <w:docGrid w:linePitch="360"/>
@@ -18252,7 +19326,7 @@
         <w:ind w:left="720" w:hanging="360"/>
       </w:pPr>
       <w:rPr>
-        <w:rFonts w:ascii="Symbol" w:hAnsi="Symbol" w:hint="default"/>
+        <w:rFonts w:hint="default" w:ascii="Symbol" w:hAnsi="Symbol"/>
         <w:sz w:val="20"/>
       </w:rPr>
     </w:lvl>
@@ -18268,7 +19342,7 @@
         <w:ind w:left="1440" w:hanging="360"/>
       </w:pPr>
       <w:rPr>
-        <w:rFonts w:ascii="Courier New" w:hAnsi="Courier New" w:hint="default"/>
+        <w:rFonts w:hint="default" w:ascii="Courier New" w:hAnsi="Courier New"/>
         <w:sz w:val="20"/>
       </w:rPr>
     </w:lvl>
@@ -18284,7 +19358,7 @@
         <w:ind w:left="2160" w:hanging="360"/>
       </w:pPr>
       <w:rPr>
-        <w:rFonts w:ascii="Wingdings" w:hAnsi="Wingdings" w:hint="default"/>
+        <w:rFonts w:hint="default" w:ascii="Wingdings" w:hAnsi="Wingdings"/>
         <w:sz w:val="20"/>
       </w:rPr>
     </w:lvl>
@@ -18300,7 +19374,7 @@
         <w:ind w:left="2880" w:hanging="360"/>
       </w:pPr>
       <w:rPr>
-        <w:rFonts w:ascii="Wingdings" w:hAnsi="Wingdings" w:hint="default"/>
+        <w:rFonts w:hint="default" w:ascii="Wingdings" w:hAnsi="Wingdings"/>
         <w:sz w:val="20"/>
       </w:rPr>
     </w:lvl>
@@ -18316,7 +19390,7 @@
         <w:ind w:left="3600" w:hanging="360"/>
       </w:pPr>
       <w:rPr>
-        <w:rFonts w:ascii="Wingdings" w:hAnsi="Wingdings" w:hint="default"/>
+        <w:rFonts w:hint="default" w:ascii="Wingdings" w:hAnsi="Wingdings"/>
         <w:sz w:val="20"/>
       </w:rPr>
     </w:lvl>
@@ -18332,7 +19406,7 @@
         <w:ind w:left="4320" w:hanging="360"/>
       </w:pPr>
       <w:rPr>
-        <w:rFonts w:ascii="Wingdings" w:hAnsi="Wingdings" w:hint="default"/>
+        <w:rFonts w:hint="default" w:ascii="Wingdings" w:hAnsi="Wingdings"/>
         <w:sz w:val="20"/>
       </w:rPr>
     </w:lvl>
@@ -18348,7 +19422,7 @@
         <w:ind w:left="5040" w:hanging="360"/>
       </w:pPr>
       <w:rPr>
-        <w:rFonts w:ascii="Wingdings" w:hAnsi="Wingdings" w:hint="default"/>
+        <w:rFonts w:hint="default" w:ascii="Wingdings" w:hAnsi="Wingdings"/>
         <w:sz w:val="20"/>
       </w:rPr>
     </w:lvl>
@@ -18364,7 +19438,7 @@
         <w:ind w:left="5760" w:hanging="360"/>
       </w:pPr>
       <w:rPr>
-        <w:rFonts w:ascii="Wingdings" w:hAnsi="Wingdings" w:hint="default"/>
+        <w:rFonts w:hint="default" w:ascii="Wingdings" w:hAnsi="Wingdings"/>
         <w:sz w:val="20"/>
       </w:rPr>
     </w:lvl>
@@ -18380,7 +19454,7 @@
         <w:ind w:left="6480" w:hanging="360"/>
       </w:pPr>
       <w:rPr>
-        <w:rFonts w:ascii="Wingdings" w:hAnsi="Wingdings" w:hint="default"/>
+        <w:rFonts w:hint="default" w:ascii="Wingdings" w:hAnsi="Wingdings"/>
         <w:sz w:val="20"/>
       </w:rPr>
     </w:lvl>
@@ -18401,7 +19475,7 @@
         <w:ind w:left="720" w:hanging="360"/>
       </w:pPr>
       <w:rPr>
-        <w:rFonts w:ascii="Symbol" w:hAnsi="Symbol" w:hint="default"/>
+        <w:rFonts w:hint="default" w:ascii="Symbol" w:hAnsi="Symbol"/>
         <w:sz w:val="20"/>
       </w:rPr>
     </w:lvl>
@@ -18417,7 +19491,7 @@
         <w:ind w:left="1440" w:hanging="360"/>
       </w:pPr>
       <w:rPr>
-        <w:rFonts w:ascii="Courier New" w:hAnsi="Courier New" w:hint="default"/>
+        <w:rFonts w:hint="default" w:ascii="Courier New" w:hAnsi="Courier New"/>
         <w:sz w:val="20"/>
       </w:rPr>
     </w:lvl>
@@ -18433,7 +19507,7 @@
         <w:ind w:left="2160" w:hanging="360"/>
       </w:pPr>
       <w:rPr>
-        <w:rFonts w:ascii="Wingdings" w:hAnsi="Wingdings" w:hint="default"/>
+        <w:rFonts w:hint="default" w:ascii="Wingdings" w:hAnsi="Wingdings"/>
         <w:sz w:val="20"/>
       </w:rPr>
     </w:lvl>
@@ -18449,7 +19523,7 @@
         <w:ind w:left="2880" w:hanging="360"/>
       </w:pPr>
       <w:rPr>
-        <w:rFonts w:ascii="Wingdings" w:hAnsi="Wingdings" w:hint="default"/>
+        <w:rFonts w:hint="default" w:ascii="Wingdings" w:hAnsi="Wingdings"/>
         <w:sz w:val="20"/>
       </w:rPr>
     </w:lvl>
@@ -18465,7 +19539,7 @@
         <w:ind w:left="3600" w:hanging="360"/>
       </w:pPr>
       <w:rPr>
-        <w:rFonts w:ascii="Wingdings" w:hAnsi="Wingdings" w:hint="default"/>
+        <w:rFonts w:hint="default" w:ascii="Wingdings" w:hAnsi="Wingdings"/>
         <w:sz w:val="20"/>
       </w:rPr>
     </w:lvl>
@@ -18481,7 +19555,7 @@
         <w:ind w:left="4320" w:hanging="360"/>
       </w:pPr>
       <w:rPr>
-        <w:rFonts w:ascii="Wingdings" w:hAnsi="Wingdings" w:hint="default"/>
+        <w:rFonts w:hint="default" w:ascii="Wingdings" w:hAnsi="Wingdings"/>
         <w:sz w:val="20"/>
       </w:rPr>
     </w:lvl>
@@ -18497,7 +19571,7 @@
         <w:ind w:left="5040" w:hanging="360"/>
       </w:pPr>
       <w:rPr>
-        <w:rFonts w:ascii="Wingdings" w:hAnsi="Wingdings" w:hint="default"/>
+        <w:rFonts w:hint="default" w:ascii="Wingdings" w:hAnsi="Wingdings"/>
         <w:sz w:val="20"/>
       </w:rPr>
     </w:lvl>
@@ -18513,7 +19587,7 @@
         <w:ind w:left="5760" w:hanging="360"/>
       </w:pPr>
       <w:rPr>
-        <w:rFonts w:ascii="Wingdings" w:hAnsi="Wingdings" w:hint="default"/>
+        <w:rFonts w:hint="default" w:ascii="Wingdings" w:hAnsi="Wingdings"/>
         <w:sz w:val="20"/>
       </w:rPr>
     </w:lvl>
@@ -18529,7 +19603,7 @@
         <w:ind w:left="6480" w:hanging="360"/>
       </w:pPr>
       <w:rPr>
-        <w:rFonts w:ascii="Wingdings" w:hAnsi="Wingdings" w:hint="default"/>
+        <w:rFonts w:hint="default" w:ascii="Wingdings" w:hAnsi="Wingdings"/>
         <w:sz w:val="20"/>
       </w:rPr>
     </w:lvl>
@@ -18671,7 +19745,7 @@
         <w:ind w:left="720" w:hanging="360"/>
       </w:pPr>
       <w:rPr>
-        <w:rFonts w:ascii="Symbol" w:hAnsi="Symbol" w:hint="default"/>
+        <w:rFonts w:hint="default" w:ascii="Symbol" w:hAnsi="Symbol"/>
         <w:sz w:val="20"/>
       </w:rPr>
     </w:lvl>
@@ -18687,7 +19761,7 @@
         <w:ind w:left="1440" w:hanging="360"/>
       </w:pPr>
       <w:rPr>
-        <w:rFonts w:ascii="Courier New" w:hAnsi="Courier New" w:hint="default"/>
+        <w:rFonts w:hint="default" w:ascii="Courier New" w:hAnsi="Courier New"/>
         <w:sz w:val="20"/>
       </w:rPr>
     </w:lvl>
@@ -18703,7 +19777,7 @@
         <w:ind w:left="2160" w:hanging="360"/>
       </w:pPr>
       <w:rPr>
-        <w:rFonts w:ascii="Wingdings" w:hAnsi="Wingdings" w:hint="default"/>
+        <w:rFonts w:hint="default" w:ascii="Wingdings" w:hAnsi="Wingdings"/>
         <w:sz w:val="20"/>
       </w:rPr>
     </w:lvl>
@@ -18719,7 +19793,7 @@
         <w:ind w:left="2880" w:hanging="360"/>
       </w:pPr>
       <w:rPr>
-        <w:rFonts w:ascii="Wingdings" w:hAnsi="Wingdings" w:hint="default"/>
+        <w:rFonts w:hint="default" w:ascii="Wingdings" w:hAnsi="Wingdings"/>
         <w:sz w:val="20"/>
       </w:rPr>
     </w:lvl>
@@ -18735,7 +19809,7 @@
         <w:ind w:left="3600" w:hanging="360"/>
       </w:pPr>
       <w:rPr>
-        <w:rFonts w:ascii="Wingdings" w:hAnsi="Wingdings" w:hint="default"/>
+        <w:rFonts w:hint="default" w:ascii="Wingdings" w:hAnsi="Wingdings"/>
         <w:sz w:val="20"/>
       </w:rPr>
     </w:lvl>
@@ -18751,7 +19825,7 @@
         <w:ind w:left="4320" w:hanging="360"/>
       </w:pPr>
       <w:rPr>
-        <w:rFonts w:ascii="Wingdings" w:hAnsi="Wingdings" w:hint="default"/>
+        <w:rFonts w:hint="default" w:ascii="Wingdings" w:hAnsi="Wingdings"/>
         <w:sz w:val="20"/>
       </w:rPr>
     </w:lvl>
@@ -18767,7 +19841,7 @@
         <w:ind w:left="5040" w:hanging="360"/>
       </w:pPr>
       <w:rPr>
-        <w:rFonts w:ascii="Wingdings" w:hAnsi="Wingdings" w:hint="default"/>
+        <w:rFonts w:hint="default" w:ascii="Wingdings" w:hAnsi="Wingdings"/>
         <w:sz w:val="20"/>
       </w:rPr>
     </w:lvl>
@@ -18783,7 +19857,7 @@
         <w:ind w:left="5760" w:hanging="360"/>
       </w:pPr>
       <w:rPr>
-        <w:rFonts w:ascii="Wingdings" w:hAnsi="Wingdings" w:hint="default"/>
+        <w:rFonts w:hint="default" w:ascii="Wingdings" w:hAnsi="Wingdings"/>
         <w:sz w:val="20"/>
       </w:rPr>
     </w:lvl>
@@ -18799,7 +19873,7 @@
         <w:ind w:left="6480" w:hanging="360"/>
       </w:pPr>
       <w:rPr>
-        <w:rFonts w:ascii="Wingdings" w:hAnsi="Wingdings" w:hint="default"/>
+        <w:rFonts w:hint="default" w:ascii="Wingdings" w:hAnsi="Wingdings"/>
         <w:sz w:val="20"/>
       </w:rPr>
     </w:lvl>
@@ -18832,7 +19906,7 @@
         <w:ind w:left="1440" w:hanging="360"/>
       </w:pPr>
       <w:rPr>
-        <w:rFonts w:ascii="Courier New" w:hAnsi="Courier New" w:hint="default"/>
+        <w:rFonts w:hint="default" w:ascii="Courier New" w:hAnsi="Courier New"/>
         <w:sz w:val="20"/>
       </w:rPr>
     </w:lvl>
@@ -18937,7 +20011,7 @@
         <w:ind w:left="720" w:hanging="360"/>
       </w:pPr>
       <w:rPr>
-        <w:rFonts w:ascii="Symbol" w:hAnsi="Symbol" w:hint="default"/>
+        <w:rFonts w:hint="default" w:ascii="Symbol" w:hAnsi="Symbol"/>
         <w:sz w:val="20"/>
       </w:rPr>
     </w:lvl>
@@ -18953,7 +20027,7 @@
         <w:ind w:left="1440" w:hanging="360"/>
       </w:pPr>
       <w:rPr>
-        <w:rFonts w:ascii="Courier New" w:hAnsi="Courier New" w:hint="default"/>
+        <w:rFonts w:hint="default" w:ascii="Courier New" w:hAnsi="Courier New"/>
         <w:sz w:val="20"/>
       </w:rPr>
     </w:lvl>
@@ -18969,7 +20043,7 @@
         <w:ind w:left="2160" w:hanging="360"/>
       </w:pPr>
       <w:rPr>
-        <w:rFonts w:ascii="Wingdings" w:hAnsi="Wingdings" w:hint="default"/>
+        <w:rFonts w:hint="default" w:ascii="Wingdings" w:hAnsi="Wingdings"/>
         <w:sz w:val="20"/>
       </w:rPr>
     </w:lvl>
@@ -18985,7 +20059,7 @@
         <w:ind w:left="2880" w:hanging="360"/>
       </w:pPr>
       <w:rPr>
-        <w:rFonts w:ascii="Wingdings" w:hAnsi="Wingdings" w:hint="default"/>
+        <w:rFonts w:hint="default" w:ascii="Wingdings" w:hAnsi="Wingdings"/>
         <w:sz w:val="20"/>
       </w:rPr>
     </w:lvl>
@@ -19001,7 +20075,7 @@
         <w:ind w:left="3600" w:hanging="360"/>
       </w:pPr>
       <w:rPr>
-        <w:rFonts w:ascii="Wingdings" w:hAnsi="Wingdings" w:hint="default"/>
+        <w:rFonts w:hint="default" w:ascii="Wingdings" w:hAnsi="Wingdings"/>
         <w:sz w:val="20"/>
       </w:rPr>
     </w:lvl>
@@ -19017,7 +20091,7 @@
         <w:ind w:left="4320" w:hanging="360"/>
       </w:pPr>
       <w:rPr>
-        <w:rFonts w:ascii="Wingdings" w:hAnsi="Wingdings" w:hint="default"/>
+        <w:rFonts w:hint="default" w:ascii="Wingdings" w:hAnsi="Wingdings"/>
         <w:sz w:val="20"/>
       </w:rPr>
     </w:lvl>
@@ -19033,7 +20107,7 @@
         <w:ind w:left="5040" w:hanging="360"/>
       </w:pPr>
       <w:rPr>
-        <w:rFonts w:ascii="Wingdings" w:hAnsi="Wingdings" w:hint="default"/>
+        <w:rFonts w:hint="default" w:ascii="Wingdings" w:hAnsi="Wingdings"/>
         <w:sz w:val="20"/>
       </w:rPr>
     </w:lvl>
@@ -19049,7 +20123,7 @@
         <w:ind w:left="5760" w:hanging="360"/>
       </w:pPr>
       <w:rPr>
-        <w:rFonts w:ascii="Wingdings" w:hAnsi="Wingdings" w:hint="default"/>
+        <w:rFonts w:hint="default" w:ascii="Wingdings" w:hAnsi="Wingdings"/>
         <w:sz w:val="20"/>
       </w:rPr>
     </w:lvl>
@@ -19065,7 +20139,7 @@
         <w:ind w:left="6480" w:hanging="360"/>
       </w:pPr>
       <w:rPr>
-        <w:rFonts w:ascii="Wingdings" w:hAnsi="Wingdings" w:hint="default"/>
+        <w:rFonts w:hint="default" w:ascii="Wingdings" w:hAnsi="Wingdings"/>
         <w:sz w:val="20"/>
       </w:rPr>
     </w:lvl>
@@ -19086,7 +20160,7 @@
         <w:ind w:left="720" w:hanging="360"/>
       </w:pPr>
       <w:rPr>
-        <w:rFonts w:ascii="Symbol" w:hAnsi="Symbol" w:hint="default"/>
+        <w:rFonts w:hint="default" w:ascii="Symbol" w:hAnsi="Symbol"/>
         <w:sz w:val="20"/>
       </w:rPr>
     </w:lvl>
@@ -19102,7 +20176,7 @@
         <w:ind w:left="1440" w:hanging="360"/>
       </w:pPr>
       <w:rPr>
-        <w:rFonts w:ascii="Courier New" w:hAnsi="Courier New" w:hint="default"/>
+        <w:rFonts w:hint="default" w:ascii="Courier New" w:hAnsi="Courier New"/>
         <w:sz w:val="20"/>
       </w:rPr>
     </w:lvl>
@@ -19118,7 +20192,7 @@
         <w:ind w:left="2160" w:hanging="360"/>
       </w:pPr>
       <w:rPr>
-        <w:rFonts w:ascii="Wingdings" w:hAnsi="Wingdings" w:hint="default"/>
+        <w:rFonts w:hint="default" w:ascii="Wingdings" w:hAnsi="Wingdings"/>
         <w:sz w:val="20"/>
       </w:rPr>
     </w:lvl>
@@ -19134,7 +20208,7 @@
         <w:ind w:left="2880" w:hanging="360"/>
       </w:pPr>
       <w:rPr>
-        <w:rFonts w:ascii="Wingdings" w:hAnsi="Wingdings" w:hint="default"/>
+        <w:rFonts w:hint="default" w:ascii="Wingdings" w:hAnsi="Wingdings"/>
         <w:sz w:val="20"/>
       </w:rPr>
     </w:lvl>
@@ -19150,7 +20224,7 @@
         <w:ind w:left="3600" w:hanging="360"/>
       </w:pPr>
       <w:rPr>
-        <w:rFonts w:ascii="Wingdings" w:hAnsi="Wingdings" w:hint="default"/>
+        <w:rFonts w:hint="default" w:ascii="Wingdings" w:hAnsi="Wingdings"/>
         <w:sz w:val="20"/>
       </w:rPr>
     </w:lvl>
@@ -19166,7 +20240,7 @@
         <w:ind w:left="4320" w:hanging="360"/>
       </w:pPr>
       <w:rPr>
-        <w:rFonts w:ascii="Wingdings" w:hAnsi="Wingdings" w:hint="default"/>
+        <w:rFonts w:hint="default" w:ascii="Wingdings" w:hAnsi="Wingdings"/>
         <w:sz w:val="20"/>
       </w:rPr>
     </w:lvl>
@@ -19182,7 +20256,7 @@
         <w:ind w:left="5040" w:hanging="360"/>
       </w:pPr>
       <w:rPr>
-        <w:rFonts w:ascii="Wingdings" w:hAnsi="Wingdings" w:hint="default"/>
+        <w:rFonts w:hint="default" w:ascii="Wingdings" w:hAnsi="Wingdings"/>
         <w:sz w:val="20"/>
       </w:rPr>
     </w:lvl>
@@ -19198,7 +20272,7 @@
         <w:ind w:left="5760" w:hanging="360"/>
       </w:pPr>
       <w:rPr>
-        <w:rFonts w:ascii="Wingdings" w:hAnsi="Wingdings" w:hint="default"/>
+        <w:rFonts w:hint="default" w:ascii="Wingdings" w:hAnsi="Wingdings"/>
         <w:sz w:val="20"/>
       </w:rPr>
     </w:lvl>
@@ -19214,7 +20288,7 @@
         <w:ind w:left="6480" w:hanging="360"/>
       </w:pPr>
       <w:rPr>
-        <w:rFonts w:ascii="Wingdings" w:hAnsi="Wingdings" w:hint="default"/>
+        <w:rFonts w:hint="default" w:ascii="Wingdings" w:hAnsi="Wingdings"/>
         <w:sz w:val="20"/>
       </w:rPr>
     </w:lvl>
@@ -19235,7 +20309,7 @@
         <w:ind w:left="720" w:hanging="360"/>
       </w:pPr>
       <w:rPr>
-        <w:rFonts w:ascii="Symbol" w:hAnsi="Symbol" w:hint="default"/>
+        <w:rFonts w:hint="default" w:ascii="Symbol" w:hAnsi="Symbol"/>
         <w:sz w:val="20"/>
       </w:rPr>
     </w:lvl>
@@ -19251,7 +20325,7 @@
         <w:ind w:left="1440" w:hanging="360"/>
       </w:pPr>
       <w:rPr>
-        <w:rFonts w:ascii="Courier New" w:hAnsi="Courier New" w:hint="default"/>
+        <w:rFonts w:hint="default" w:ascii="Courier New" w:hAnsi="Courier New"/>
         <w:sz w:val="20"/>
       </w:rPr>
     </w:lvl>
@@ -19267,7 +20341,7 @@
         <w:ind w:left="2160" w:hanging="360"/>
       </w:pPr>
       <w:rPr>
-        <w:rFonts w:ascii="Wingdings" w:hAnsi="Wingdings" w:hint="default"/>
+        <w:rFonts w:hint="default" w:ascii="Wingdings" w:hAnsi="Wingdings"/>
         <w:sz w:val="20"/>
       </w:rPr>
     </w:lvl>
@@ -19283,7 +20357,7 @@
         <w:ind w:left="2880" w:hanging="360"/>
       </w:pPr>
       <w:rPr>
-        <w:rFonts w:ascii="Wingdings" w:hAnsi="Wingdings" w:hint="default"/>
+        <w:rFonts w:hint="default" w:ascii="Wingdings" w:hAnsi="Wingdings"/>
         <w:sz w:val="20"/>
       </w:rPr>
     </w:lvl>
@@ -19299,7 +20373,7 @@
         <w:ind w:left="3600" w:hanging="360"/>
       </w:pPr>
       <w:rPr>
-        <w:rFonts w:ascii="Wingdings" w:hAnsi="Wingdings" w:hint="default"/>
+        <w:rFonts w:hint="default" w:ascii="Wingdings" w:hAnsi="Wingdings"/>
         <w:sz w:val="20"/>
       </w:rPr>
     </w:lvl>
@@ -19315,7 +20389,7 @@
         <w:ind w:left="4320" w:hanging="360"/>
       </w:pPr>
       <w:rPr>
-        <w:rFonts w:ascii="Wingdings" w:hAnsi="Wingdings" w:hint="default"/>
+        <w:rFonts w:hint="default" w:ascii="Wingdings" w:hAnsi="Wingdings"/>
         <w:sz w:val="20"/>
       </w:rPr>
     </w:lvl>
@@ -19331,7 +20405,7 @@
         <w:ind w:left="5040" w:hanging="360"/>
       </w:pPr>
       <w:rPr>
-        <w:rFonts w:ascii="Wingdings" w:hAnsi="Wingdings" w:hint="default"/>
+        <w:rFonts w:hint="default" w:ascii="Wingdings" w:hAnsi="Wingdings"/>
         <w:sz w:val="20"/>
       </w:rPr>
     </w:lvl>
@@ -19347,7 +20421,7 @@
         <w:ind w:left="5760" w:hanging="360"/>
       </w:pPr>
       <w:rPr>
-        <w:rFonts w:ascii="Wingdings" w:hAnsi="Wingdings" w:hint="default"/>
+        <w:rFonts w:hint="default" w:ascii="Wingdings" w:hAnsi="Wingdings"/>
         <w:sz w:val="20"/>
       </w:rPr>
     </w:lvl>
@@ -19363,7 +20437,7 @@
         <w:ind w:left="6480" w:hanging="360"/>
       </w:pPr>
       <w:rPr>
-        <w:rFonts w:ascii="Wingdings" w:hAnsi="Wingdings" w:hint="default"/>
+        <w:rFonts w:hint="default" w:ascii="Wingdings" w:hAnsi="Wingdings"/>
         <w:sz w:val="20"/>
       </w:rPr>
     </w:lvl>
@@ -19384,7 +20458,7 @@
         <w:ind w:left="720" w:hanging="360"/>
       </w:pPr>
       <w:rPr>
-        <w:rFonts w:ascii="Symbol" w:hAnsi="Symbol" w:hint="default"/>
+        <w:rFonts w:hint="default" w:ascii="Symbol" w:hAnsi="Symbol"/>
         <w:sz w:val="20"/>
       </w:rPr>
     </w:lvl>
@@ -19400,7 +20474,7 @@
         <w:ind w:left="1440" w:hanging="360"/>
       </w:pPr>
       <w:rPr>
-        <w:rFonts w:ascii="Courier New" w:hAnsi="Courier New" w:hint="default"/>
+        <w:rFonts w:hint="default" w:ascii="Courier New" w:hAnsi="Courier New"/>
         <w:sz w:val="20"/>
       </w:rPr>
     </w:lvl>
@@ -19416,7 +20490,7 @@
         <w:ind w:left="2160" w:hanging="360"/>
       </w:pPr>
       <w:rPr>
-        <w:rFonts w:ascii="Wingdings" w:hAnsi="Wingdings" w:hint="default"/>
+        <w:rFonts w:hint="default" w:ascii="Wingdings" w:hAnsi="Wingdings"/>
         <w:sz w:val="20"/>
       </w:rPr>
     </w:lvl>
@@ -19432,7 +20506,7 @@
         <w:ind w:left="2880" w:hanging="360"/>
       </w:pPr>
       <w:rPr>
-        <w:rFonts w:ascii="Wingdings" w:hAnsi="Wingdings" w:hint="default"/>
+        <w:rFonts w:hint="default" w:ascii="Wingdings" w:hAnsi="Wingdings"/>
         <w:sz w:val="20"/>
       </w:rPr>
     </w:lvl>
@@ -19448,7 +20522,7 @@
         <w:ind w:left="3600" w:hanging="360"/>
       </w:pPr>
       <w:rPr>
-        <w:rFonts w:ascii="Wingdings" w:hAnsi="Wingdings" w:hint="default"/>
+        <w:rFonts w:hint="default" w:ascii="Wingdings" w:hAnsi="Wingdings"/>
         <w:sz w:val="20"/>
       </w:rPr>
     </w:lvl>
@@ -19464,7 +20538,7 @@
         <w:ind w:left="4320" w:hanging="360"/>
       </w:pPr>
       <w:rPr>
-        <w:rFonts w:ascii="Wingdings" w:hAnsi="Wingdings" w:hint="default"/>
+        <w:rFonts w:hint="default" w:ascii="Wingdings" w:hAnsi="Wingdings"/>
         <w:sz w:val="20"/>
       </w:rPr>
     </w:lvl>
@@ -19480,7 +20554,7 @@
         <w:ind w:left="5040" w:hanging="360"/>
       </w:pPr>
       <w:rPr>
-        <w:rFonts w:ascii="Wingdings" w:hAnsi="Wingdings" w:hint="default"/>
+        <w:rFonts w:hint="default" w:ascii="Wingdings" w:hAnsi="Wingdings"/>
         <w:sz w:val="20"/>
       </w:rPr>
     </w:lvl>
@@ -19496,7 +20570,7 @@
         <w:ind w:left="5760" w:hanging="360"/>
       </w:pPr>
       <w:rPr>
-        <w:rFonts w:ascii="Wingdings" w:hAnsi="Wingdings" w:hint="default"/>
+        <w:rFonts w:hint="default" w:ascii="Wingdings" w:hAnsi="Wingdings"/>
         <w:sz w:val="20"/>
       </w:rPr>
     </w:lvl>
@@ -19512,7 +20586,7 @@
         <w:ind w:left="6480" w:hanging="360"/>
       </w:pPr>
       <w:rPr>
-        <w:rFonts w:ascii="Wingdings" w:hAnsi="Wingdings" w:hint="default"/>
+        <w:rFonts w:hint="default" w:ascii="Wingdings" w:hAnsi="Wingdings"/>
         <w:sz w:val="20"/>
       </w:rPr>
     </w:lvl>
@@ -19533,7 +20607,7 @@
         <w:ind w:left="720" w:hanging="360"/>
       </w:pPr>
       <w:rPr>
-        <w:rFonts w:ascii="Symbol" w:hAnsi="Symbol" w:hint="default"/>
+        <w:rFonts w:hint="default" w:ascii="Symbol" w:hAnsi="Symbol"/>
         <w:sz w:val="20"/>
       </w:rPr>
     </w:lvl>
@@ -19549,7 +20623,7 @@
         <w:ind w:left="1440" w:hanging="360"/>
       </w:pPr>
       <w:rPr>
-        <w:rFonts w:ascii="Courier New" w:hAnsi="Courier New" w:hint="default"/>
+        <w:rFonts w:hint="default" w:ascii="Courier New" w:hAnsi="Courier New"/>
         <w:sz w:val="20"/>
       </w:rPr>
     </w:lvl>
@@ -19565,7 +20639,7 @@
         <w:ind w:left="2160" w:hanging="360"/>
       </w:pPr>
       <w:rPr>
-        <w:rFonts w:ascii="Wingdings" w:hAnsi="Wingdings" w:hint="default"/>
+        <w:rFonts w:hint="default" w:ascii="Wingdings" w:hAnsi="Wingdings"/>
         <w:sz w:val="20"/>
       </w:rPr>
     </w:lvl>
@@ -19581,7 +20655,7 @@
         <w:ind w:left="2880" w:hanging="360"/>
       </w:pPr>
       <w:rPr>
-        <w:rFonts w:ascii="Wingdings" w:hAnsi="Wingdings" w:hint="default"/>
+        <w:rFonts w:hint="default" w:ascii="Wingdings" w:hAnsi="Wingdings"/>
         <w:sz w:val="20"/>
       </w:rPr>
     </w:lvl>
@@ -19597,7 +20671,7 @@
         <w:ind w:left="3600" w:hanging="360"/>
       </w:pPr>
       <w:rPr>
-        <w:rFonts w:ascii="Wingdings" w:hAnsi="Wingdings" w:hint="default"/>
+        <w:rFonts w:hint="default" w:ascii="Wingdings" w:hAnsi="Wingdings"/>
         <w:sz w:val="20"/>
       </w:rPr>
     </w:lvl>
@@ -19613,7 +20687,7 @@
         <w:ind w:left="4320" w:hanging="360"/>
       </w:pPr>
       <w:rPr>
-        <w:rFonts w:ascii="Wingdings" w:hAnsi="Wingdings" w:hint="default"/>
+        <w:rFonts w:hint="default" w:ascii="Wingdings" w:hAnsi="Wingdings"/>
         <w:sz w:val="20"/>
       </w:rPr>
     </w:lvl>
@@ -19629,7 +20703,7 @@
         <w:ind w:left="5040" w:hanging="360"/>
       </w:pPr>
       <w:rPr>
-        <w:rFonts w:ascii="Wingdings" w:hAnsi="Wingdings" w:hint="default"/>
+        <w:rFonts w:hint="default" w:ascii="Wingdings" w:hAnsi="Wingdings"/>
         <w:sz w:val="20"/>
       </w:rPr>
     </w:lvl>
@@ -19645,7 +20719,7 @@
         <w:ind w:left="5760" w:hanging="360"/>
       </w:pPr>
       <w:rPr>
-        <w:rFonts w:ascii="Wingdings" w:hAnsi="Wingdings" w:hint="default"/>
+        <w:rFonts w:hint="default" w:ascii="Wingdings" w:hAnsi="Wingdings"/>
         <w:sz w:val="20"/>
       </w:rPr>
     </w:lvl>
@@ -19661,7 +20735,7 @@
         <w:ind w:left="6480" w:hanging="360"/>
       </w:pPr>
       <w:rPr>
-        <w:rFonts w:ascii="Wingdings" w:hAnsi="Wingdings" w:hint="default"/>
+        <w:rFonts w:hint="default" w:ascii="Wingdings" w:hAnsi="Wingdings"/>
         <w:sz w:val="20"/>
       </w:rPr>
     </w:lvl>
@@ -19682,7 +20756,7 @@
         <w:ind w:left="720" w:hanging="360"/>
       </w:pPr>
       <w:rPr>
-        <w:rFonts w:ascii="Symbol" w:hAnsi="Symbol" w:hint="default"/>
+        <w:rFonts w:hint="default" w:ascii="Symbol" w:hAnsi="Symbol"/>
         <w:sz w:val="20"/>
       </w:rPr>
     </w:lvl>
@@ -19698,7 +20772,7 @@
         <w:ind w:left="1440" w:hanging="360"/>
       </w:pPr>
       <w:rPr>
-        <w:rFonts w:ascii="Courier New" w:hAnsi="Courier New" w:hint="default"/>
+        <w:rFonts w:hint="default" w:ascii="Courier New" w:hAnsi="Courier New"/>
         <w:sz w:val="20"/>
       </w:rPr>
     </w:lvl>
@@ -19714,7 +20788,7 @@
         <w:ind w:left="2160" w:hanging="360"/>
       </w:pPr>
       <w:rPr>
-        <w:rFonts w:ascii="Wingdings" w:hAnsi="Wingdings" w:hint="default"/>
+        <w:rFonts w:hint="default" w:ascii="Wingdings" w:hAnsi="Wingdings"/>
         <w:sz w:val="20"/>
       </w:rPr>
     </w:lvl>
@@ -19730,7 +20804,7 @@
         <w:ind w:left="2880" w:hanging="360"/>
       </w:pPr>
       <w:rPr>
-        <w:rFonts w:ascii="Wingdings" w:hAnsi="Wingdings" w:hint="default"/>
+        <w:rFonts w:hint="default" w:ascii="Wingdings" w:hAnsi="Wingdings"/>
         <w:sz w:val="20"/>
       </w:rPr>
     </w:lvl>
@@ -19746,7 +20820,7 @@
         <w:ind w:left="3600" w:hanging="360"/>
       </w:pPr>
       <w:rPr>
-        <w:rFonts w:ascii="Wingdings" w:hAnsi="Wingdings" w:hint="default"/>
+        <w:rFonts w:hint="default" w:ascii="Wingdings" w:hAnsi="Wingdings"/>
         <w:sz w:val="20"/>
       </w:rPr>
     </w:lvl>
@@ -19762,7 +20836,7 @@
         <w:ind w:left="4320" w:hanging="360"/>
       </w:pPr>
       <w:rPr>
-        <w:rFonts w:ascii="Wingdings" w:hAnsi="Wingdings" w:hint="default"/>
+        <w:rFonts w:hint="default" w:ascii="Wingdings" w:hAnsi="Wingdings"/>
         <w:sz w:val="20"/>
       </w:rPr>
     </w:lvl>
@@ -19778,7 +20852,7 @@
         <w:ind w:left="5040" w:hanging="360"/>
       </w:pPr>
       <w:rPr>
-        <w:rFonts w:ascii="Wingdings" w:hAnsi="Wingdings" w:hint="default"/>
+        <w:rFonts w:hint="default" w:ascii="Wingdings" w:hAnsi="Wingdings"/>
         <w:sz w:val="20"/>
       </w:rPr>
     </w:lvl>
@@ -19794,7 +20868,7 @@
         <w:ind w:left="5760" w:hanging="360"/>
       </w:pPr>
       <w:rPr>
-        <w:rFonts w:ascii="Wingdings" w:hAnsi="Wingdings" w:hint="default"/>
+        <w:rFonts w:hint="default" w:ascii="Wingdings" w:hAnsi="Wingdings"/>
         <w:sz w:val="20"/>
       </w:rPr>
     </w:lvl>
@@ -19810,7 +20884,7 @@
         <w:ind w:left="6480" w:hanging="360"/>
       </w:pPr>
       <w:rPr>
-        <w:rFonts w:ascii="Wingdings" w:hAnsi="Wingdings" w:hint="default"/>
+        <w:rFonts w:hint="default" w:ascii="Wingdings" w:hAnsi="Wingdings"/>
         <w:sz w:val="20"/>
       </w:rPr>
     </w:lvl>
@@ -19944,7 +21018,7 @@
         <w:ind w:left="720" w:hanging="360"/>
       </w:pPr>
       <w:rPr>
-        <w:rFonts w:ascii="Symbol" w:hAnsi="Symbol" w:hint="default"/>
+        <w:rFonts w:hint="default" w:ascii="Symbol" w:hAnsi="Symbol"/>
         <w:sz w:val="20"/>
       </w:rPr>
     </w:lvl>
@@ -19960,7 +21034,7 @@
         <w:ind w:left="1440" w:hanging="360"/>
       </w:pPr>
       <w:rPr>
-        <w:rFonts w:ascii="Courier New" w:hAnsi="Courier New" w:hint="default"/>
+        <w:rFonts w:hint="default" w:ascii="Courier New" w:hAnsi="Courier New"/>
         <w:sz w:val="20"/>
       </w:rPr>
     </w:lvl>
@@ -19976,7 +21050,7 @@
         <w:ind w:left="2160" w:hanging="360"/>
       </w:pPr>
       <w:rPr>
-        <w:rFonts w:ascii="Wingdings" w:hAnsi="Wingdings" w:hint="default"/>
+        <w:rFonts w:hint="default" w:ascii="Wingdings" w:hAnsi="Wingdings"/>
         <w:sz w:val="20"/>
       </w:rPr>
     </w:lvl>
@@ -19992,7 +21066,7 @@
         <w:ind w:left="2880" w:hanging="360"/>
       </w:pPr>
       <w:rPr>
-        <w:rFonts w:ascii="Wingdings" w:hAnsi="Wingdings" w:hint="default"/>
+        <w:rFonts w:hint="default" w:ascii="Wingdings" w:hAnsi="Wingdings"/>
         <w:sz w:val="20"/>
       </w:rPr>
     </w:lvl>
@@ -20008,7 +21082,7 @@
         <w:ind w:left="3600" w:hanging="360"/>
       </w:pPr>
       <w:rPr>
-        <w:rFonts w:ascii="Wingdings" w:hAnsi="Wingdings" w:hint="default"/>
+        <w:rFonts w:hint="default" w:ascii="Wingdings" w:hAnsi="Wingdings"/>
         <w:sz w:val="20"/>
       </w:rPr>
     </w:lvl>
@@ -20024,7 +21098,7 @@
         <w:ind w:left="4320" w:hanging="360"/>
       </w:pPr>
       <w:rPr>
-        <w:rFonts w:ascii="Wingdings" w:hAnsi="Wingdings" w:hint="default"/>
+        <w:rFonts w:hint="default" w:ascii="Wingdings" w:hAnsi="Wingdings"/>
         <w:sz w:val="20"/>
       </w:rPr>
     </w:lvl>
@@ -20040,7 +21114,7 @@
         <w:ind w:left="5040" w:hanging="360"/>
       </w:pPr>
       <w:rPr>
-        <w:rFonts w:ascii="Wingdings" w:hAnsi="Wingdings" w:hint="default"/>
+        <w:rFonts w:hint="default" w:ascii="Wingdings" w:hAnsi="Wingdings"/>
         <w:sz w:val="20"/>
       </w:rPr>
     </w:lvl>
@@ -20056,7 +21130,7 @@
         <w:ind w:left="5760" w:hanging="360"/>
       </w:pPr>
       <w:rPr>
-        <w:rFonts w:ascii="Wingdings" w:hAnsi="Wingdings" w:hint="default"/>
+        <w:rFonts w:hint="default" w:ascii="Wingdings" w:hAnsi="Wingdings"/>
         <w:sz w:val="20"/>
       </w:rPr>
     </w:lvl>
@@ -20072,7 +21146,7 @@
         <w:ind w:left="6480" w:hanging="360"/>
       </w:pPr>
       <w:rPr>
-        <w:rFonts w:ascii="Wingdings" w:hAnsi="Wingdings" w:hint="default"/>
+        <w:rFonts w:hint="default" w:ascii="Wingdings" w:hAnsi="Wingdings"/>
         <w:sz w:val="20"/>
       </w:rPr>
     </w:lvl>
@@ -20093,7 +21167,7 @@
         <w:ind w:left="720" w:hanging="360"/>
       </w:pPr>
       <w:rPr>
-        <w:rFonts w:ascii="Symbol" w:hAnsi="Symbol" w:hint="default"/>
+        <w:rFonts w:hint="default" w:ascii="Symbol" w:hAnsi="Symbol"/>
         <w:sz w:val="20"/>
       </w:rPr>
     </w:lvl>
@@ -20109,7 +21183,7 @@
         <w:ind w:left="1440" w:hanging="360"/>
       </w:pPr>
       <w:rPr>
-        <w:rFonts w:ascii="Courier New" w:hAnsi="Courier New" w:hint="default"/>
+        <w:rFonts w:hint="default" w:ascii="Courier New" w:hAnsi="Courier New"/>
         <w:sz w:val="20"/>
       </w:rPr>
     </w:lvl>
@@ -20125,7 +21199,7 @@
         <w:ind w:left="2160" w:hanging="360"/>
       </w:pPr>
       <w:rPr>
-        <w:rFonts w:ascii="Wingdings" w:hAnsi="Wingdings" w:hint="default"/>
+        <w:rFonts w:hint="default" w:ascii="Wingdings" w:hAnsi="Wingdings"/>
         <w:sz w:val="20"/>
       </w:rPr>
     </w:lvl>
@@ -20141,7 +21215,7 @@
         <w:ind w:left="2880" w:hanging="360"/>
       </w:pPr>
       <w:rPr>
-        <w:rFonts w:ascii="Wingdings" w:hAnsi="Wingdings" w:hint="default"/>
+        <w:rFonts w:hint="default" w:ascii="Wingdings" w:hAnsi="Wingdings"/>
         <w:sz w:val="20"/>
       </w:rPr>
     </w:lvl>
@@ -20157,7 +21231,7 @@
         <w:ind w:left="3600" w:hanging="360"/>
       </w:pPr>
       <w:rPr>
-        <w:rFonts w:ascii="Wingdings" w:hAnsi="Wingdings" w:hint="default"/>
+        <w:rFonts w:hint="default" w:ascii="Wingdings" w:hAnsi="Wingdings"/>
         <w:sz w:val="20"/>
       </w:rPr>
     </w:lvl>
@@ -20173,7 +21247,7 @@
         <w:ind w:left="4320" w:hanging="360"/>
       </w:pPr>
       <w:rPr>
-        <w:rFonts w:ascii="Wingdings" w:hAnsi="Wingdings" w:hint="default"/>
+        <w:rFonts w:hint="default" w:ascii="Wingdings" w:hAnsi="Wingdings"/>
         <w:sz w:val="20"/>
       </w:rPr>
     </w:lvl>
@@ -20189,7 +21263,7 @@
         <w:ind w:left="5040" w:hanging="360"/>
       </w:pPr>
       <w:rPr>
-        <w:rFonts w:ascii="Wingdings" w:hAnsi="Wingdings" w:hint="default"/>
+        <w:rFonts w:hint="default" w:ascii="Wingdings" w:hAnsi="Wingdings"/>
         <w:sz w:val="20"/>
       </w:rPr>
     </w:lvl>
@@ -20205,7 +21279,7 @@
         <w:ind w:left="5760" w:hanging="360"/>
       </w:pPr>
       <w:rPr>
-        <w:rFonts w:ascii="Wingdings" w:hAnsi="Wingdings" w:hint="default"/>
+        <w:rFonts w:hint="default" w:ascii="Wingdings" w:hAnsi="Wingdings"/>
         <w:sz w:val="20"/>
       </w:rPr>
     </w:lvl>
@@ -20221,7 +21295,7 @@
         <w:ind w:left="6480" w:hanging="360"/>
       </w:pPr>
       <w:rPr>
-        <w:rFonts w:ascii="Wingdings" w:hAnsi="Wingdings" w:hint="default"/>
+        <w:rFonts w:hint="default" w:ascii="Wingdings" w:hAnsi="Wingdings"/>
         <w:sz w:val="20"/>
       </w:rPr>
     </w:lvl>
@@ -20395,7 +21469,7 @@
   <w:docDefaults>
     <w:rPrDefault>
       <w:rPr>
-        <w:rFonts w:asciiTheme="minorHAnsi" w:eastAsiaTheme="minorHAnsi" w:hAnsiTheme="minorHAnsi" w:cstheme="minorBidi"/>
+        <w:rFonts w:asciiTheme="minorHAnsi" w:hAnsiTheme="minorHAnsi" w:eastAsiaTheme="minorHAnsi" w:cstheme="minorBidi"/>
         <w:kern w:val="2"/>
         <w:sz w:val="24"/>
         <w:szCs w:val="24"/>
@@ -20412,14 +21486,14 @@
   <w:latentStyles w:defLockedState="0" w:defUIPriority="99" w:defSemiHidden="0" w:defUnhideWhenUsed="0" w:defQFormat="0" w:count="376">
     <w:lsdException w:name="Normal" w:uiPriority="0" w:qFormat="1"/>
     <w:lsdException w:name="heading 1" w:uiPriority="9" w:qFormat="1"/>
-    <w:lsdException w:name="heading 2" w:semiHidden="1" w:uiPriority="9" w:unhideWhenUsed="1" w:qFormat="1"/>
-    <w:lsdException w:name="heading 3" w:semiHidden="1" w:uiPriority="9" w:unhideWhenUsed="1" w:qFormat="1"/>
-    <w:lsdException w:name="heading 4" w:semiHidden="1" w:uiPriority="9" w:unhideWhenUsed="1" w:qFormat="1"/>
-    <w:lsdException w:name="heading 5" w:semiHidden="1" w:uiPriority="9" w:unhideWhenUsed="1" w:qFormat="1"/>
-    <w:lsdException w:name="heading 6" w:semiHidden="1" w:uiPriority="9" w:unhideWhenUsed="1" w:qFormat="1"/>
-    <w:lsdException w:name="heading 7" w:semiHidden="1" w:uiPriority="9" w:unhideWhenUsed="1" w:qFormat="1"/>
-    <w:lsdException w:name="heading 8" w:semiHidden="1" w:uiPriority="9" w:unhideWhenUsed="1" w:qFormat="1"/>
-    <w:lsdException w:name="heading 9" w:semiHidden="1" w:uiPriority="9" w:unhideWhenUsed="1" w:qFormat="1"/>
+    <w:lsdException w:name="heading 2" w:uiPriority="9" w:semiHidden="1" w:unhideWhenUsed="1" w:qFormat="1"/>
+    <w:lsdException w:name="heading 3" w:uiPriority="9" w:semiHidden="1" w:unhideWhenUsed="1" w:qFormat="1"/>
+    <w:lsdException w:name="heading 4" w:uiPriority="9" w:semiHidden="1" w:unhideWhenUsed="1" w:qFormat="1"/>
+    <w:lsdException w:name="heading 5" w:uiPriority="9" w:semiHidden="1" w:unhideWhenUsed="1" w:qFormat="1"/>
+    <w:lsdException w:name="heading 6" w:uiPriority="9" w:semiHidden="1" w:unhideWhenUsed="1" w:qFormat="1"/>
+    <w:lsdException w:name="heading 7" w:uiPriority="9" w:semiHidden="1" w:unhideWhenUsed="1" w:qFormat="1"/>
+    <w:lsdException w:name="heading 8" w:uiPriority="9" w:semiHidden="1" w:unhideWhenUsed="1" w:qFormat="1"/>
+    <w:lsdException w:name="heading 9" w:uiPriority="9" w:semiHidden="1" w:unhideWhenUsed="1" w:qFormat="1"/>
     <w:lsdException w:name="index 1" w:semiHidden="1" w:unhideWhenUsed="1"/>
     <w:lsdException w:name="index 2" w:semiHidden="1" w:unhideWhenUsed="1"/>
     <w:lsdException w:name="index 3" w:semiHidden="1" w:unhideWhenUsed="1"/>
@@ -20429,22 +21503,22 @@
     <w:lsdException w:name="index 7" w:semiHidden="1" w:unhideWhenUsed="1"/>
     <w:lsdException w:name="index 8" w:semiHidden="1" w:unhideWhenUsed="1"/>
     <w:lsdException w:name="index 9" w:semiHidden="1" w:unhideWhenUsed="1"/>
-    <w:lsdException w:name="toc 1" w:semiHidden="1" w:uiPriority="39" w:unhideWhenUsed="1"/>
-    <w:lsdException w:name="toc 2" w:semiHidden="1" w:uiPriority="39" w:unhideWhenUsed="1"/>
-    <w:lsdException w:name="toc 3" w:semiHidden="1" w:uiPriority="39" w:unhideWhenUsed="1"/>
-    <w:lsdException w:name="toc 4" w:semiHidden="1" w:uiPriority="39" w:unhideWhenUsed="1"/>
-    <w:lsdException w:name="toc 5" w:semiHidden="1" w:uiPriority="39" w:unhideWhenUsed="1"/>
-    <w:lsdException w:name="toc 6" w:semiHidden="1" w:uiPriority="39" w:unhideWhenUsed="1"/>
-    <w:lsdException w:name="toc 7" w:semiHidden="1" w:uiPriority="39" w:unhideWhenUsed="1"/>
-    <w:lsdException w:name="toc 8" w:semiHidden="1" w:uiPriority="39" w:unhideWhenUsed="1"/>
-    <w:lsdException w:name="toc 9" w:semiHidden="1" w:uiPriority="39" w:unhideWhenUsed="1"/>
+    <w:lsdException w:name="toc 1" w:uiPriority="39" w:semiHidden="1" w:unhideWhenUsed="1"/>
+    <w:lsdException w:name="toc 2" w:uiPriority="39" w:semiHidden="1" w:unhideWhenUsed="1"/>
+    <w:lsdException w:name="toc 3" w:uiPriority="39" w:semiHidden="1" w:unhideWhenUsed="1"/>
+    <w:lsdException w:name="toc 4" w:uiPriority="39" w:semiHidden="1" w:unhideWhenUsed="1"/>
+    <w:lsdException w:name="toc 5" w:uiPriority="39" w:semiHidden="1" w:unhideWhenUsed="1"/>
+    <w:lsdException w:name="toc 6" w:uiPriority="39" w:semiHidden="1" w:unhideWhenUsed="1"/>
+    <w:lsdException w:name="toc 7" w:uiPriority="39" w:semiHidden="1" w:unhideWhenUsed="1"/>
+    <w:lsdException w:name="toc 8" w:uiPriority="39" w:semiHidden="1" w:unhideWhenUsed="1"/>
+    <w:lsdException w:name="toc 9" w:uiPriority="39" w:semiHidden="1" w:unhideWhenUsed="1"/>
     <w:lsdException w:name="Normal Indent" w:semiHidden="1" w:unhideWhenUsed="1"/>
     <w:lsdException w:name="footnote text" w:semiHidden="1" w:unhideWhenUsed="1"/>
     <w:lsdException w:name="annotation text" w:semiHidden="1" w:unhideWhenUsed="1"/>
     <w:lsdException w:name="header" w:semiHidden="1" w:unhideWhenUsed="1"/>
     <w:lsdException w:name="footer" w:semiHidden="1" w:unhideWhenUsed="1"/>
     <w:lsdException w:name="index heading" w:semiHidden="1" w:unhideWhenUsed="1"/>
-    <w:lsdException w:name="caption" w:semiHidden="1" w:uiPriority="35" w:unhideWhenUsed="1" w:qFormat="1"/>
+    <w:lsdException w:name="caption" w:uiPriority="35" w:semiHidden="1" w:unhideWhenUsed="1" w:qFormat="1"/>
     <w:lsdException w:name="table of figures" w:semiHidden="1" w:unhideWhenUsed="1"/>
     <w:lsdException w:name="envelope address" w:semiHidden="1" w:unhideWhenUsed="1"/>
     <w:lsdException w:name="envelope return" w:semiHidden="1" w:unhideWhenUsed="1"/>
@@ -20475,7 +21549,7 @@
     <w:lsdException w:name="Title" w:uiPriority="10" w:qFormat="1"/>
     <w:lsdException w:name="Closing" w:semiHidden="1" w:unhideWhenUsed="1"/>
     <w:lsdException w:name="Signature" w:semiHidden="1" w:unhideWhenUsed="1"/>
-    <w:lsdException w:name="Default Paragraph Font" w:semiHidden="1" w:uiPriority="1" w:unhideWhenUsed="1"/>
+    <w:lsdException w:name="Default Paragraph Font" w:uiPriority="1" w:semiHidden="1" w:unhideWhenUsed="1"/>
     <w:lsdException w:name="Body Text" w:semiHidden="1" w:unhideWhenUsed="1"/>
     <w:lsdException w:name="Body Text Indent" w:semiHidden="1" w:unhideWhenUsed="1"/>
     <w:lsdException w:name="List Continue" w:semiHidden="1" w:unhideWhenUsed="1"/>
@@ -20675,8 +21749,8 @@
     <w:lsdException w:name="Subtle Reference" w:uiPriority="31" w:qFormat="1"/>
     <w:lsdException w:name="Intense Reference" w:uiPriority="32" w:qFormat="1"/>
     <w:lsdException w:name="Book Title" w:uiPriority="33" w:qFormat="1"/>
-    <w:lsdException w:name="Bibliography" w:semiHidden="1" w:uiPriority="37" w:unhideWhenUsed="1"/>
-    <w:lsdException w:name="TOC Heading" w:semiHidden="1" w:uiPriority="39" w:unhideWhenUsed="1" w:qFormat="1"/>
+    <w:lsdException w:name="Bibliography" w:uiPriority="37" w:semiHidden="1" w:unhideWhenUsed="1"/>
+    <w:lsdException w:name="TOC Heading" w:uiPriority="39" w:semiHidden="1" w:unhideWhenUsed="1" w:qFormat="1"/>
     <w:lsdException w:name="Plain Table 1" w:uiPriority="41"/>
     <w:lsdException w:name="Plain Table 2" w:uiPriority="42"/>
     <w:lsdException w:name="Plain Table 3" w:uiPriority="43"/>
@@ -20787,7 +21861,7 @@
     <w:lsdException w:name="Unresolved Mention" w:semiHidden="1" w:unhideWhenUsed="1"/>
     <w:lsdException w:name="Smart Link" w:semiHidden="1" w:unhideWhenUsed="1"/>
   </w:latentStyles>
-  <w:style w:type="paragraph" w:default="1" w:styleId="Normal">
+  <w:style w:type="paragraph" w:styleId="Normal" w:default="1">
     <w:name w:val="Normal"/>
     <w:qFormat/>
     <w:rsid w:val="006C561F"/>
@@ -20810,7 +21884,7 @@
       <w:outlineLvl w:val="0"/>
     </w:pPr>
     <w:rPr>
-      <w:rFonts w:asciiTheme="majorHAnsi" w:eastAsiaTheme="majorEastAsia" w:hAnsiTheme="majorHAnsi" w:cstheme="majorBidi"/>
+      <w:rFonts w:asciiTheme="majorHAnsi" w:hAnsiTheme="majorHAnsi" w:eastAsiaTheme="majorEastAsia" w:cstheme="majorBidi"/>
       <w:color w:val="0F4761" w:themeColor="accent1" w:themeShade="BF"/>
       <w:sz w:val="40"/>
       <w:szCs w:val="40"/>
@@ -20833,7 +21907,7 @@
       <w:outlineLvl w:val="1"/>
     </w:pPr>
     <w:rPr>
-      <w:rFonts w:asciiTheme="majorHAnsi" w:eastAsiaTheme="majorEastAsia" w:hAnsiTheme="majorHAnsi" w:cstheme="majorBidi"/>
+      <w:rFonts w:asciiTheme="majorHAnsi" w:hAnsiTheme="majorHAnsi" w:eastAsiaTheme="majorEastAsia" w:cstheme="majorBidi"/>
       <w:color w:val="0F4761" w:themeColor="accent1" w:themeShade="BF"/>
       <w:sz w:val="32"/>
       <w:szCs w:val="32"/>
@@ -20855,7 +21929,7 @@
       <w:outlineLvl w:val="2"/>
     </w:pPr>
     <w:rPr>
-      <w:rFonts w:asciiTheme="minorHAnsi" w:eastAsiaTheme="majorEastAsia" w:hAnsiTheme="minorHAnsi" w:cstheme="majorBidi"/>
+      <w:rFonts w:asciiTheme="minorHAnsi" w:hAnsiTheme="minorHAnsi" w:eastAsiaTheme="majorEastAsia" w:cstheme="majorBidi"/>
       <w:color w:val="0F4761" w:themeColor="accent1" w:themeShade="BF"/>
       <w:sz w:val="28"/>
       <w:szCs w:val="28"/>
@@ -20878,7 +21952,7 @@
       <w:outlineLvl w:val="3"/>
     </w:pPr>
     <w:rPr>
-      <w:rFonts w:asciiTheme="minorHAnsi" w:eastAsiaTheme="majorEastAsia" w:hAnsiTheme="minorHAnsi" w:cstheme="majorBidi"/>
+      <w:rFonts w:asciiTheme="minorHAnsi" w:hAnsiTheme="minorHAnsi" w:eastAsiaTheme="majorEastAsia" w:cstheme="majorBidi"/>
       <w:i/>
       <w:iCs/>
       <w:color w:val="0F4761" w:themeColor="accent1" w:themeShade="BF"/>
@@ -20901,7 +21975,7 @@
       <w:outlineLvl w:val="4"/>
     </w:pPr>
     <w:rPr>
-      <w:rFonts w:asciiTheme="minorHAnsi" w:eastAsiaTheme="majorEastAsia" w:hAnsiTheme="minorHAnsi" w:cstheme="majorBidi"/>
+      <w:rFonts w:asciiTheme="minorHAnsi" w:hAnsiTheme="minorHAnsi" w:eastAsiaTheme="majorEastAsia" w:cstheme="majorBidi"/>
       <w:color w:val="0F4761" w:themeColor="accent1" w:themeShade="BF"/>
     </w:rPr>
   </w:style>
@@ -20922,7 +21996,7 @@
       <w:outlineLvl w:val="5"/>
     </w:pPr>
     <w:rPr>
-      <w:rFonts w:asciiTheme="minorHAnsi" w:eastAsiaTheme="majorEastAsia" w:hAnsiTheme="minorHAnsi" w:cstheme="majorBidi"/>
+      <w:rFonts w:asciiTheme="minorHAnsi" w:hAnsiTheme="minorHAnsi" w:eastAsiaTheme="majorEastAsia" w:cstheme="majorBidi"/>
       <w:i/>
       <w:iCs/>
       <w:color w:val="595959" w:themeColor="text1" w:themeTint="A6"/>
@@ -20945,7 +22019,7 @@
       <w:outlineLvl w:val="6"/>
     </w:pPr>
     <w:rPr>
-      <w:rFonts w:asciiTheme="minorHAnsi" w:eastAsiaTheme="majorEastAsia" w:hAnsiTheme="minorHAnsi" w:cstheme="majorBidi"/>
+      <w:rFonts w:asciiTheme="minorHAnsi" w:hAnsiTheme="minorHAnsi" w:eastAsiaTheme="majorEastAsia" w:cstheme="majorBidi"/>
       <w:color w:val="595959" w:themeColor="text1" w:themeTint="A6"/>
     </w:rPr>
   </w:style>
@@ -20966,7 +22040,7 @@
       <w:outlineLvl w:val="7"/>
     </w:pPr>
     <w:rPr>
-      <w:rFonts w:asciiTheme="minorHAnsi" w:eastAsiaTheme="majorEastAsia" w:hAnsiTheme="minorHAnsi" w:cstheme="majorBidi"/>
+      <w:rFonts w:asciiTheme="minorHAnsi" w:hAnsiTheme="minorHAnsi" w:eastAsiaTheme="majorEastAsia" w:cstheme="majorBidi"/>
       <w:i/>
       <w:iCs/>
       <w:color w:val="272727" w:themeColor="text1" w:themeTint="D8"/>
@@ -20989,16 +22063,16 @@
       <w:outlineLvl w:val="8"/>
     </w:pPr>
     <w:rPr>
-      <w:rFonts w:asciiTheme="minorHAnsi" w:eastAsiaTheme="majorEastAsia" w:hAnsiTheme="minorHAnsi" w:cstheme="majorBidi"/>
+      <w:rFonts w:asciiTheme="minorHAnsi" w:hAnsiTheme="minorHAnsi" w:eastAsiaTheme="majorEastAsia" w:cstheme="majorBidi"/>
       <w:color w:val="272727" w:themeColor="text1" w:themeTint="D8"/>
     </w:rPr>
   </w:style>
-  <w:style w:type="character" w:default="1" w:styleId="VarsaylanParagrafYazTipi">
+  <w:style w:type="character" w:styleId="VarsaylanParagrafYazTipi" w:default="1">
     <w:name w:val="Default Paragraph Font"/>
     <w:uiPriority w:val="1"/>
     <w:unhideWhenUsed/>
   </w:style>
-  <w:style w:type="table" w:default="1" w:styleId="NormalTablo">
+  <w:style w:type="table" w:styleId="NormalTablo" w:default="1">
     <w:name w:val="Normal Table"/>
     <w:uiPriority w:val="99"/>
     <w:semiHidden/>
@@ -21013,26 +22087,26 @@
       </w:tblCellMar>
     </w:tblPr>
   </w:style>
-  <w:style w:type="numbering" w:default="1" w:styleId="ListeYok">
+  <w:style w:type="numbering" w:styleId="ListeYok" w:default="1">
     <w:name w:val="No List"/>
     <w:uiPriority w:val="99"/>
     <w:semiHidden/>
     <w:unhideWhenUsed/>
   </w:style>
-  <w:style w:type="character" w:customStyle="1" w:styleId="Balk1Char">
+  <w:style w:type="character" w:styleId="Balk1Char" w:customStyle="1">
     <w:name w:val="Başlık 1 Char"/>
     <w:basedOn w:val="VarsaylanParagrafYazTipi"/>
     <w:link w:val="Balk1"/>
     <w:uiPriority w:val="9"/>
     <w:rsid w:val="007A3551"/>
     <w:rPr>
-      <w:rFonts w:asciiTheme="majorHAnsi" w:eastAsiaTheme="majorEastAsia" w:hAnsiTheme="majorHAnsi" w:cstheme="majorBidi"/>
+      <w:rFonts w:asciiTheme="majorHAnsi" w:hAnsiTheme="majorHAnsi" w:eastAsiaTheme="majorEastAsia" w:cstheme="majorBidi"/>
       <w:color w:val="0F4761" w:themeColor="accent1" w:themeShade="BF"/>
       <w:sz w:val="40"/>
       <w:szCs w:val="40"/>
     </w:rPr>
   </w:style>
-  <w:style w:type="character" w:customStyle="1" w:styleId="Balk2Char">
+  <w:style w:type="character" w:styleId="Balk2Char" w:customStyle="1">
     <w:name w:val="Başlık 2 Char"/>
     <w:basedOn w:val="VarsaylanParagrafYazTipi"/>
     <w:link w:val="Balk2"/>
@@ -21040,13 +22114,13 @@
     <w:semiHidden/>
     <w:rsid w:val="007A3551"/>
     <w:rPr>
-      <w:rFonts w:asciiTheme="majorHAnsi" w:eastAsiaTheme="majorEastAsia" w:hAnsiTheme="majorHAnsi" w:cstheme="majorBidi"/>
+      <w:rFonts w:asciiTheme="majorHAnsi" w:hAnsiTheme="majorHAnsi" w:eastAsiaTheme="majorEastAsia" w:cstheme="majorBidi"/>
       <w:color w:val="0F4761" w:themeColor="accent1" w:themeShade="BF"/>
       <w:sz w:val="32"/>
       <w:szCs w:val="32"/>
     </w:rPr>
   </w:style>
-  <w:style w:type="character" w:customStyle="1" w:styleId="Balk3Char">
+  <w:style w:type="character" w:styleId="Balk3Char" w:customStyle="1">
     <w:name w:val="Başlık 3 Char"/>
     <w:basedOn w:val="VarsaylanParagrafYazTipi"/>
     <w:link w:val="Balk3"/>
@@ -21059,7 +22133,7 @@
       <w:szCs w:val="28"/>
     </w:rPr>
   </w:style>
-  <w:style w:type="character" w:customStyle="1" w:styleId="Balk4Char">
+  <w:style w:type="character" w:styleId="Balk4Char" w:customStyle="1">
     <w:name w:val="Başlık 4 Char"/>
     <w:basedOn w:val="VarsaylanParagrafYazTipi"/>
     <w:link w:val="Balk4"/>
@@ -21073,7 +22147,7 @@
       <w:color w:val="0F4761" w:themeColor="accent1" w:themeShade="BF"/>
     </w:rPr>
   </w:style>
-  <w:style w:type="character" w:customStyle="1" w:styleId="Balk5Char">
+  <w:style w:type="character" w:styleId="Balk5Char" w:customStyle="1">
     <w:name w:val="Başlık 5 Char"/>
     <w:basedOn w:val="VarsaylanParagrafYazTipi"/>
     <w:link w:val="Balk5"/>
@@ -21085,7 +22159,7 @@
       <w:color w:val="0F4761" w:themeColor="accent1" w:themeShade="BF"/>
     </w:rPr>
   </w:style>
-  <w:style w:type="character" w:customStyle="1" w:styleId="Balk6Char">
+  <w:style w:type="character" w:styleId="Balk6Char" w:customStyle="1">
     <w:name w:val="Başlık 6 Char"/>
     <w:basedOn w:val="VarsaylanParagrafYazTipi"/>
     <w:link w:val="Balk6"/>
@@ -21099,7 +22173,7 @@
       <w:color w:val="595959" w:themeColor="text1" w:themeTint="A6"/>
     </w:rPr>
   </w:style>
-  <w:style w:type="character" w:customStyle="1" w:styleId="Balk7Char">
+  <w:style w:type="character" w:styleId="Balk7Char" w:customStyle="1">
     <w:name w:val="Başlık 7 Char"/>
     <w:basedOn w:val="VarsaylanParagrafYazTipi"/>
     <w:link w:val="Balk7"/>
@@ -21111,7 +22185,7 @@
       <w:color w:val="595959" w:themeColor="text1" w:themeTint="A6"/>
     </w:rPr>
   </w:style>
-  <w:style w:type="character" w:customStyle="1" w:styleId="Balk8Char">
+  <w:style w:type="character" w:styleId="Balk8Char" w:customStyle="1">
     <w:name w:val="Başlık 8 Char"/>
     <w:basedOn w:val="VarsaylanParagrafYazTipi"/>
     <w:link w:val="Balk8"/>
@@ -21125,7 +22199,7 @@
       <w:color w:val="272727" w:themeColor="text1" w:themeTint="D8"/>
     </w:rPr>
   </w:style>
-  <w:style w:type="character" w:customStyle="1" w:styleId="Balk9Char">
+  <w:style w:type="character" w:styleId="Balk9Char" w:customStyle="1">
     <w:name w:val="Başlık 9 Char"/>
     <w:basedOn w:val="VarsaylanParagrafYazTipi"/>
     <w:link w:val="Balk9"/>
@@ -21150,21 +22224,21 @@
       <w:contextualSpacing/>
     </w:pPr>
     <w:rPr>
-      <w:rFonts w:asciiTheme="majorHAnsi" w:eastAsiaTheme="majorEastAsia" w:hAnsiTheme="majorHAnsi" w:cstheme="majorBidi"/>
+      <w:rFonts w:asciiTheme="majorHAnsi" w:hAnsiTheme="majorHAnsi" w:eastAsiaTheme="majorEastAsia" w:cstheme="majorBidi"/>
       <w:spacing w:val="-10"/>
       <w:kern w:val="28"/>
       <w:sz w:val="56"/>
       <w:szCs w:val="56"/>
     </w:rPr>
   </w:style>
-  <w:style w:type="character" w:customStyle="1" w:styleId="KonuBalChar">
+  <w:style w:type="character" w:styleId="KonuBalChar" w:customStyle="1">
     <w:name w:val="Konu Başlığı Char"/>
     <w:basedOn w:val="VarsaylanParagrafYazTipi"/>
     <w:link w:val="KonuBal"/>
     <w:uiPriority w:val="10"/>
     <w:rsid w:val="007A3551"/>
     <w:rPr>
-      <w:rFonts w:asciiTheme="majorHAnsi" w:eastAsiaTheme="majorEastAsia" w:hAnsiTheme="majorHAnsi" w:cstheme="majorBidi"/>
+      <w:rFonts w:asciiTheme="majorHAnsi" w:hAnsiTheme="majorHAnsi" w:eastAsiaTheme="majorEastAsia" w:cstheme="majorBidi"/>
       <w:spacing w:val="-10"/>
       <w:kern w:val="28"/>
       <w:sz w:val="56"/>
@@ -21185,14 +22259,14 @@
       </w:numPr>
     </w:pPr>
     <w:rPr>
-      <w:rFonts w:asciiTheme="minorHAnsi" w:eastAsiaTheme="majorEastAsia" w:hAnsiTheme="minorHAnsi" w:cstheme="majorBidi"/>
+      <w:rFonts w:asciiTheme="minorHAnsi" w:hAnsiTheme="minorHAnsi" w:eastAsiaTheme="majorEastAsia" w:cstheme="majorBidi"/>
       <w:color w:val="595959" w:themeColor="text1" w:themeTint="A6"/>
       <w:spacing w:val="15"/>
       <w:sz w:val="28"/>
       <w:szCs w:val="28"/>
     </w:rPr>
   </w:style>
-  <w:style w:type="character" w:customStyle="1" w:styleId="AltyazChar">
+  <w:style w:type="character" w:styleId="AltyazChar" w:customStyle="1">
     <w:name w:val="Altyazı Char"/>
     <w:basedOn w:val="VarsaylanParagrafYazTipi"/>
     <w:link w:val="Altyaz"/>
@@ -21224,7 +22298,7 @@
       <w:color w:val="404040" w:themeColor="text1" w:themeTint="BF"/>
     </w:rPr>
   </w:style>
-  <w:style w:type="character" w:customStyle="1" w:styleId="AlntChar">
+  <w:style w:type="character" w:styleId="AlntChar" w:customStyle="1">
     <w:name w:val="Alıntı Char"/>
     <w:basedOn w:val="VarsaylanParagrafYazTipi"/>
     <w:link w:val="Alnt"/>
@@ -21270,8 +22344,8 @@
     <w:rsid w:val="007A3551"/>
     <w:pPr>
       <w:pBdr>
-        <w:top w:val="single" w:sz="4" w:space="10" w:color="0F4761" w:themeColor="accent1" w:themeShade="BF"/>
-        <w:bottom w:val="single" w:sz="4" w:space="10" w:color="0F4761" w:themeColor="accent1" w:themeShade="BF"/>
+        <w:top w:val="single" w:color="0F4761" w:themeColor="accent1" w:themeShade="BF" w:sz="4" w:space="10"/>
+        <w:bottom w:val="single" w:color="0F4761" w:themeColor="accent1" w:themeShade="BF" w:sz="4" w:space="10"/>
       </w:pBdr>
       <w:spacing w:before="360" w:after="360"/>
       <w:ind w:left="864" w:right="864"/>
@@ -21283,7 +22357,7 @@
       <w:color w:val="0F4761" w:themeColor="accent1" w:themeShade="BF"/>
     </w:rPr>
   </w:style>
-  <w:style w:type="character" w:customStyle="1" w:styleId="GlAlntChar">
+  <w:style w:type="character" w:styleId="GlAlntChar" w:customStyle="1">
     <w:name w:val="Güçlü Alıntı Char"/>
     <w:basedOn w:val="VarsaylanParagrafYazTipi"/>
     <w:link w:val="GlAlnt"/>
@@ -21310,7 +22384,7 @@
       <w:spacing w:val="5"/>
     </w:rPr>
   </w:style>
-  <w:style w:type="paragraph" w:customStyle="1" w:styleId="isselectedend">
+  <w:style w:type="paragraph" w:styleId="isselectedend" w:customStyle="1">
     <w:name w:val="isselectedend"/>
     <w:basedOn w:val="Normal"/>
     <w:rsid w:val="00336AF7"/>
@@ -21359,7 +22433,7 @@
     <w:unhideWhenUsed/>
     <w:rsid w:val="00CE57BA"/>
     <w:rPr>
-      <w:rFonts w:ascii="Courier New" w:eastAsia="Times New Roman" w:hAnsi="Courier New" w:cs="Courier New"/>
+      <w:rFonts w:ascii="Courier New" w:hAnsi="Courier New" w:eastAsia="Times New Roman" w:cs="Courier New"/>
       <w:sz w:val="20"/>
       <w:szCs w:val="20"/>
     </w:rPr>
@@ -21374,12 +22448,12 @@
     </w:pPr>
     <w:tblPr>
       <w:tblBorders>
-        <w:top w:val="single" w:sz="4" w:space="0" w:color="auto"/>
-        <w:left w:val="single" w:sz="4" w:space="0" w:color="auto"/>
-        <w:bottom w:val="single" w:sz="4" w:space="0" w:color="auto"/>
-        <w:right w:val="single" w:sz="4" w:space="0" w:color="auto"/>
-        <w:insideH w:val="single" w:sz="4" w:space="0" w:color="auto"/>
-        <w:insideV w:val="single" w:sz="4" w:space="0" w:color="auto"/>
+        <w:top w:val="single" w:color="auto" w:sz="4" w:space="0"/>
+        <w:left w:val="single" w:color="auto" w:sz="4" w:space="0"/>
+        <w:bottom w:val="single" w:color="auto" w:sz="4" w:space="0"/>
+        <w:right w:val="single" w:color="auto" w:sz="4" w:space="0"/>
+        <w:insideH w:val="single" w:color="auto" w:sz="4" w:space="0"/>
+        <w:insideV w:val="single" w:color="auto" w:sz="4" w:space="0"/>
       </w:tblBorders>
     </w:tblPr>
   </w:style>
@@ -21387,7 +22461,7 @@
 </file>
 
 <file path=word/theme/theme1.xml><?xml version="1.0" encoding="utf-8"?>
-<a:theme xmlns:a="http://schemas.openxmlformats.org/drawingml/2006/main" name="Office Teması">
+<a:theme xmlns:a="http://schemas.openxmlformats.org/drawingml/2006/main" xmlns:thm15="http://schemas.microsoft.com/office/thememl/2012/main" name="Office Teması">
   <a:themeElements>
     <a:clrScheme name="Office">
       <a:dk1>

--- a/Team_Report.docx
+++ b/Team_Report.docx
@@ -1,6 +1,6 @@
 
 <file path=word/document.xml><?xml version="1.0" encoding="utf-8"?>
-<w:document xmlns:wpc="http://schemas.microsoft.com/office/word/2010/wordprocessingCanvas" xmlns:cx="http://schemas.microsoft.com/office/drawing/2014/chartex" xmlns:cx1="http://schemas.microsoft.com/office/drawing/2015/9/8/chartex" xmlns:cx2="http://schemas.microsoft.com/office/drawing/2015/10/21/chartex" xmlns:cx3="http://schemas.microsoft.com/office/drawing/2016/5/9/chartex" xmlns:cx4="http://schemas.microsoft.com/office/drawing/2016/5/10/chartex" xmlns:cx5="http://schemas.microsoft.com/office/drawing/2016/5/11/chartex" xmlns:cx6="http://schemas.microsoft.com/office/drawing/2016/5/12/chartex" xmlns:cx7="http://schemas.microsoft.com/office/drawing/2016/5/13/chartex" xmlns:cx8="http://schemas.microsoft.com/office/drawing/2016/5/14/chartex" xmlns:mc="http://schemas.openxmlformats.org/markup-compatibility/2006" xmlns:aink="http://schemas.microsoft.com/office/drawing/2016/ink" xmlns:am3d="http://schemas.microsoft.com/office/drawing/2017/model3d" xmlns:o="urn:schemas-microsoft-com:office:office" xmlns:oel="http://schemas.microsoft.com/office/2019/extlst" xmlns:r="http://schemas.openxmlformats.org/officeDocument/2006/relationships" xmlns:m="http://schemas.openxmlformats.org/officeDocument/2006/math" xmlns:v="urn:schemas-microsoft-com:vml" xmlns:wp14="http://schemas.microsoft.com/office/word/2010/wordprocessingDrawing" xmlns:wp="http://schemas.openxmlformats.org/drawingml/2006/wordprocessingDrawing" xmlns:w10="urn:schemas-microsoft-com:office:word" xmlns:w="http://schemas.openxmlformats.org/wordprocessingml/2006/main" xmlns:w14="http://schemas.microsoft.com/office/word/2010/wordml" xmlns:w15="http://schemas.microsoft.com/office/word/2012/wordml" xmlns:w16cex="http://schemas.microsoft.com/office/word/2018/wordml/cex" xmlns:w16cid="http://schemas.microsoft.com/office/word/2016/wordml/cid" xmlns:w16="http://schemas.microsoft.com/office/word/2018/wordml" xmlns:w16du="http://schemas.microsoft.com/office/word/2023/wordml/word16du" xmlns:w16sdtdh="http://schemas.microsoft.com/office/word/2020/wordml/sdtdatahash" xmlns:w16sdtfl="http://schemas.microsoft.com/office/word/2024/wordml/sdtformatlock" xmlns:w16se="http://schemas.microsoft.com/office/word/2015/wordml/symex" xmlns:wpg="http://schemas.microsoft.com/office/word/2010/wordprocessingGroup" xmlns:wpi="http://schemas.microsoft.com/office/word/2010/wordprocessingInk" xmlns:wne="http://schemas.microsoft.com/office/word/2006/wordml" xmlns:wps="http://schemas.microsoft.com/office/word/2010/wordprocessingShape" xmlns:a="http://schemas.openxmlformats.org/drawingml/2006/main" xmlns:pic="http://schemas.openxmlformats.org/drawingml/2006/picture" xmlns:a14="http://schemas.microsoft.com/office/drawing/2010/main" mc:Ignorable="w14 w15 w16se w16cid w16 w16cex w16sdtdh w16sdtfl w16du wp14">
+<w:document xmlns:wpc="http://schemas.microsoft.com/office/word/2010/wordprocessingCanvas" xmlns:cx="http://schemas.microsoft.com/office/drawing/2014/chartex" xmlns:cx1="http://schemas.microsoft.com/office/drawing/2015/9/8/chartex" xmlns:cx2="http://schemas.microsoft.com/office/drawing/2015/10/21/chartex" xmlns:cx3="http://schemas.microsoft.com/office/drawing/2016/5/9/chartex" xmlns:cx4="http://schemas.microsoft.com/office/drawing/2016/5/10/chartex" xmlns:cx5="http://schemas.microsoft.com/office/drawing/2016/5/11/chartex" xmlns:cx6="http://schemas.microsoft.com/office/drawing/2016/5/12/chartex" xmlns:cx7="http://schemas.microsoft.com/office/drawing/2016/5/13/chartex" xmlns:cx8="http://schemas.microsoft.com/office/drawing/2016/5/14/chartex" xmlns:mc="http://schemas.openxmlformats.org/markup-compatibility/2006" xmlns:aink="http://schemas.microsoft.com/office/drawing/2016/ink" xmlns:am3d="http://schemas.microsoft.com/office/drawing/2017/model3d" xmlns:o="urn:schemas-microsoft-com:office:office" xmlns:oel="http://schemas.microsoft.com/office/2019/extlst" xmlns:r="http://schemas.openxmlformats.org/officeDocument/2006/relationships" xmlns:m="http://schemas.openxmlformats.org/officeDocument/2006/math" xmlns:v="urn:schemas-microsoft-com:vml" xmlns:wp14="http://schemas.microsoft.com/office/word/2010/wordprocessingDrawing" xmlns:wp="http://schemas.openxmlformats.org/drawingml/2006/wordprocessingDrawing" xmlns:w10="urn:schemas-microsoft-com:office:word" xmlns:w="http://schemas.openxmlformats.org/wordprocessingml/2006/main" xmlns:w14="http://schemas.microsoft.com/office/word/2010/wordml" xmlns:w15="http://schemas.microsoft.com/office/word/2012/wordml" xmlns:w16cex="http://schemas.microsoft.com/office/word/2018/wordml/cex" xmlns:w16cid="http://schemas.microsoft.com/office/word/2016/wordml/cid" xmlns:w16="http://schemas.microsoft.com/office/word/2018/wordml" xmlns:w16du="http://schemas.microsoft.com/office/word/2023/wordml/word16du" xmlns:w16sdtdh="http://schemas.microsoft.com/office/word/2020/wordml/sdtdatahash" xmlns:w16sdtfl="http://schemas.microsoft.com/office/word/2024/wordml/sdtformatlock" xmlns:w16se="http://schemas.microsoft.com/office/word/2015/wordml/symex" xmlns:wpg="http://schemas.microsoft.com/office/word/2010/wordprocessingGroup" xmlns:wpi="http://schemas.microsoft.com/office/word/2010/wordprocessingInk" xmlns:wne="http://schemas.microsoft.com/office/word/2006/wordml" xmlns:wps="http://schemas.microsoft.com/office/word/2010/wordprocessingShape" mc:Ignorable="w14 w15 w16se w16cid w16 w16cex w16sdtdh w16sdtfl w16du wp14">
   <w:body>
     <w:p>
       <w:pPr>
@@ -8385,12 +8385,12 @@
       <w:tblPr>
         <w:tblW w:w="0" w:type="auto"/>
         <w:tblBorders>
-          <w:top w:val="single" w:color="000000" w:sz="4" w:space="0"/>
-          <w:left w:val="single" w:color="000000" w:sz="4" w:space="0"/>
-          <w:bottom w:val="single" w:color="000000" w:sz="4" w:space="0"/>
-          <w:right w:val="single" w:color="000000" w:sz="4" w:space="0"/>
-          <w:insideH w:val="single" w:color="000000" w:sz="4" w:space="0"/>
-          <w:insideV w:val="single" w:color="000000" w:sz="4" w:space="0"/>
+          <w:top w:val="single" w:sz="4" w:space="0" w:color="000000"/>
+          <w:left w:val="single" w:sz="4" w:space="0" w:color="000000"/>
+          <w:bottom w:val="single" w:sz="4" w:space="0" w:color="000000"/>
+          <w:right w:val="single" w:sz="4" w:space="0" w:color="000000"/>
+          <w:insideH w:val="single" w:sz="4" w:space="0" w:color="000000"/>
+          <w:insideV w:val="single" w:sz="4" w:space="0" w:color="000000"/>
         </w:tblBorders>
         <w:tblLook w:val="04A0" w:firstRow="1" w:lastRow="0" w:firstColumn="1" w:lastColumn="0" w:noHBand="0" w:noVBand="1"/>
       </w:tblPr>
@@ -9023,709 +9023,7 @@
         <w:rPr>
           <w:lang w:val="en-US"/>
         </w:rPr>
-        <w:t>In</w:t>
-      </w:r>
-      <w:r>
-        <w:rPr>
-          <w:lang w:val="en-US"/>
-        </w:rPr>
-        <w:t xml:space="preserve"> </w:t>
-      </w:r>
-      <w:r>
-        <w:rPr>
-          <w:lang w:val="en-US"/>
-        </w:rPr>
-        <w:t>conclusion</w:t>
-      </w:r>
-      <w:r>
-        <w:rPr>
-          <w:lang w:val="en-US"/>
-        </w:rPr>
-        <w:t xml:space="preserve">, </w:t>
-      </w:r>
-      <w:r>
-        <w:rPr>
-          <w:lang w:val="en-US"/>
-        </w:rPr>
-        <w:t>the</w:t>
-      </w:r>
-      <w:r>
-        <w:rPr>
-          <w:lang w:val="en-US"/>
-        </w:rPr>
-        <w:t xml:space="preserve"> Role B </w:t>
-      </w:r>
-      <w:r>
-        <w:rPr>
-          <w:lang w:val="en-US"/>
-        </w:rPr>
-        <w:t>models</w:t>
-      </w:r>
-      <w:r>
-        <w:rPr>
-          <w:lang w:val="en-US"/>
-        </w:rPr>
-        <w:t xml:space="preserve"> </w:t>
-      </w:r>
-      <w:r>
-        <w:rPr>
-          <w:lang w:val="en-US"/>
-        </w:rPr>
-        <w:t>were</w:t>
-      </w:r>
-      <w:r>
-        <w:rPr>
-          <w:lang w:val="en-US"/>
-        </w:rPr>
-        <w:t xml:space="preserve"> </w:t>
-      </w:r>
-      <w:r>
-        <w:rPr>
-          <w:lang w:val="en-US"/>
-        </w:rPr>
-        <w:t>successfully</w:t>
-      </w:r>
-      <w:r>
-        <w:rPr>
-          <w:lang w:val="en-US"/>
-        </w:rPr>
-        <w:t xml:space="preserve"> </w:t>
-      </w:r>
-      <w:r>
-        <w:rPr>
-          <w:lang w:val="en-US"/>
-        </w:rPr>
-        <w:t>integrated</w:t>
-      </w:r>
-      <w:r>
-        <w:rPr>
-          <w:lang w:val="en-US"/>
-        </w:rPr>
-        <w:t xml:space="preserve"> </w:t>
-      </w:r>
-      <w:r>
-        <w:rPr>
-          <w:lang w:val="en-US"/>
-        </w:rPr>
-        <w:t>into</w:t>
-      </w:r>
-      <w:r>
-        <w:rPr>
-          <w:lang w:val="en-US"/>
-        </w:rPr>
-        <w:t xml:space="preserve"> </w:t>
-      </w:r>
-      <w:r>
-        <w:rPr>
-          <w:lang w:val="en-US"/>
-        </w:rPr>
-        <w:t>the</w:t>
-      </w:r>
-      <w:r>
-        <w:rPr>
-          <w:lang w:val="en-US"/>
-        </w:rPr>
-        <w:t xml:space="preserve"> </w:t>
-      </w:r>
-      <w:r>
-        <w:rPr>
-          <w:lang w:val="en-US"/>
-        </w:rPr>
-        <w:t>simulator</w:t>
-      </w:r>
-      <w:r>
-        <w:rPr>
-          <w:lang w:val="en-US"/>
-        </w:rPr>
-        <w:t xml:space="preserve"> </w:t>
-      </w:r>
-      <w:r>
-        <w:rPr>
-          <w:lang w:val="en-US"/>
-        </w:rPr>
-        <w:t>and</w:t>
-      </w:r>
-      <w:r>
-        <w:rPr>
-          <w:lang w:val="en-US"/>
-        </w:rPr>
-        <w:t xml:space="preserve"> </w:t>
-      </w:r>
-      <w:r>
-        <w:rPr>
-          <w:lang w:val="en-US"/>
-        </w:rPr>
-        <w:t>evaluated</w:t>
-      </w:r>
-      <w:r>
-        <w:rPr>
-          <w:lang w:val="en-US"/>
-        </w:rPr>
-        <w:t xml:space="preserve"> </w:t>
-      </w:r>
-      <w:r>
-        <w:rPr>
-          <w:lang w:val="en-US"/>
-        </w:rPr>
-        <w:t>with</w:t>
-      </w:r>
-      <w:r>
-        <w:rPr>
-          <w:lang w:val="en-US"/>
-        </w:rPr>
-        <w:t xml:space="preserve"> </w:t>
-      </w:r>
-      <w:r>
-        <w:rPr>
-          <w:lang w:val="en-US"/>
-        </w:rPr>
-        <w:t>saved</w:t>
-      </w:r>
-      <w:r>
-        <w:rPr>
-          <w:lang w:val="en-US"/>
-        </w:rPr>
-        <w:t xml:space="preserve"> </w:t>
-      </w:r>
-      <w:r>
-        <w:rPr>
-          <w:lang w:val="en-US"/>
-        </w:rPr>
-        <w:t>logs</w:t>
-      </w:r>
-      <w:r>
-        <w:rPr>
-          <w:lang w:val="en-US"/>
-        </w:rPr>
-        <w:t xml:space="preserve"> </w:t>
-      </w:r>
-      <w:r>
-        <w:rPr>
-          <w:lang w:val="en-US"/>
-        </w:rPr>
-        <w:t>and</w:t>
-      </w:r>
-      <w:r>
-        <w:rPr>
-          <w:lang w:val="en-US"/>
-        </w:rPr>
-        <w:t xml:space="preserve"> </w:t>
-      </w:r>
-      <w:r>
-        <w:rPr>
-          <w:lang w:val="en-US"/>
-        </w:rPr>
-        <w:t>weights</w:t>
-      </w:r>
-      <w:r>
-        <w:rPr>
-          <w:lang w:val="en-US"/>
-        </w:rPr>
-        <w:t xml:space="preserve">. </w:t>
-      </w:r>
-      <w:r>
-        <w:rPr>
-          <w:lang w:val="en-US"/>
-        </w:rPr>
-        <w:t>The</w:t>
-      </w:r>
-      <w:r>
-        <w:rPr>
-          <w:lang w:val="en-US"/>
-        </w:rPr>
-        <w:t xml:space="preserve"> </w:t>
-      </w:r>
-      <w:r>
-        <w:rPr>
-          <w:lang w:val="en-US"/>
-        </w:rPr>
-        <w:t>learned</w:t>
-      </w:r>
-      <w:r>
-        <w:rPr>
-          <w:lang w:val="en-US"/>
-        </w:rPr>
-        <w:t xml:space="preserve"> </w:t>
-      </w:r>
-      <w:r>
-        <w:rPr>
-          <w:lang w:val="en-US"/>
-        </w:rPr>
-        <w:t>policies</w:t>
-      </w:r>
-      <w:r>
-        <w:rPr>
-          <w:lang w:val="en-US"/>
-        </w:rPr>
-        <w:t xml:space="preserve"> </w:t>
-      </w:r>
-      <w:r>
-        <w:rPr>
-          <w:lang w:val="en-US"/>
-        </w:rPr>
-        <w:t>did</w:t>
-      </w:r>
-      <w:r>
-        <w:rPr>
-          <w:lang w:val="en-US"/>
-        </w:rPr>
-        <w:t xml:space="preserve"> not </w:t>
-      </w:r>
-      <w:r>
-        <w:rPr>
-          <w:lang w:val="en-US"/>
-        </w:rPr>
-        <w:t>pass</w:t>
-      </w:r>
-      <w:r>
-        <w:rPr>
-          <w:lang w:val="en-US"/>
-        </w:rPr>
-        <w:t xml:space="preserve"> </w:t>
-      </w:r>
-      <w:r>
-        <w:rPr>
-          <w:lang w:val="en-US"/>
-        </w:rPr>
-        <w:t>the</w:t>
-      </w:r>
-      <w:r>
-        <w:rPr>
-          <w:lang w:val="en-US"/>
-        </w:rPr>
-        <w:t xml:space="preserve"> </w:t>
-      </w:r>
-      <w:r>
-        <w:rPr>
-          <w:lang w:val="en-US"/>
-        </w:rPr>
-        <w:t>Greedy</w:t>
-      </w:r>
-      <w:r>
-        <w:rPr>
-          <w:lang w:val="en-US"/>
-        </w:rPr>
-        <w:t xml:space="preserve"> </w:t>
-      </w:r>
-      <w:r>
-        <w:rPr>
-          <w:lang w:val="en-US"/>
-        </w:rPr>
-        <w:t>Nearest</w:t>
-      </w:r>
-      <w:r>
-        <w:rPr>
-          <w:lang w:val="en-US"/>
-        </w:rPr>
-        <w:t xml:space="preserve"> </w:t>
-      </w:r>
-      <w:r>
-        <w:rPr>
-          <w:lang w:val="en-US"/>
-        </w:rPr>
-        <w:t>baseline</w:t>
-      </w:r>
-      <w:r>
-        <w:rPr>
-          <w:lang w:val="en-US"/>
-        </w:rPr>
-        <w:t xml:space="preserve">. </w:t>
-      </w:r>
-      <w:r>
-        <w:rPr>
-          <w:lang w:val="en-US"/>
-        </w:rPr>
-        <w:t>However</w:t>
-      </w:r>
-      <w:r>
-        <w:rPr>
-          <w:lang w:val="en-US"/>
-        </w:rPr>
-        <w:t xml:space="preserve">, </w:t>
-      </w:r>
-      <w:r>
-        <w:rPr>
-          <w:lang w:val="en-US"/>
-        </w:rPr>
-        <w:t>the</w:t>
-      </w:r>
-      <w:r>
-        <w:rPr>
-          <w:lang w:val="en-US"/>
-        </w:rPr>
-        <w:t xml:space="preserve"> </w:t>
-      </w:r>
-      <w:r>
-        <w:rPr>
-          <w:lang w:val="en-US"/>
-        </w:rPr>
-        <w:t>experiments</w:t>
-      </w:r>
-      <w:r>
-        <w:rPr>
-          <w:lang w:val="en-US"/>
-        </w:rPr>
-        <w:t xml:space="preserve"> </w:t>
-      </w:r>
-      <w:r>
-        <w:rPr>
-          <w:lang w:val="en-US"/>
-        </w:rPr>
-        <w:t>clearly</w:t>
-      </w:r>
-      <w:r>
-        <w:rPr>
-          <w:lang w:val="en-US"/>
-        </w:rPr>
-        <w:t xml:space="preserve"> </w:t>
-      </w:r>
-      <w:r>
-        <w:rPr>
-          <w:lang w:val="en-US"/>
-        </w:rPr>
-        <w:t>showed</w:t>
-      </w:r>
-      <w:r>
-        <w:rPr>
-          <w:lang w:val="en-US"/>
-        </w:rPr>
-        <w:t xml:space="preserve"> </w:t>
-      </w:r>
-      <w:r>
-        <w:rPr>
-          <w:lang w:val="en-US"/>
-        </w:rPr>
-        <w:t>why</w:t>
-      </w:r>
-      <w:r>
-        <w:rPr>
-          <w:lang w:val="en-US"/>
-        </w:rPr>
-        <w:t xml:space="preserve"> </w:t>
-      </w:r>
-      <w:r>
-        <w:rPr>
-          <w:lang w:val="en-US"/>
-        </w:rPr>
-        <w:t>policy-gradient</w:t>
-      </w:r>
-      <w:r>
-        <w:rPr>
-          <w:lang w:val="en-US"/>
-        </w:rPr>
-        <w:t xml:space="preserve"> </w:t>
-      </w:r>
-      <w:r>
-        <w:rPr>
-          <w:lang w:val="en-US"/>
-        </w:rPr>
-        <w:t>learning</w:t>
-      </w:r>
-      <w:r>
-        <w:rPr>
-          <w:lang w:val="en-US"/>
-        </w:rPr>
-        <w:t xml:space="preserve"> is </w:t>
-      </w:r>
-      <w:r>
-        <w:rPr>
-          <w:lang w:val="en-US"/>
-        </w:rPr>
-        <w:t>difficult</w:t>
-      </w:r>
-      <w:r>
-        <w:rPr>
-          <w:lang w:val="en-US"/>
-        </w:rPr>
-        <w:t xml:space="preserve"> in </w:t>
-      </w:r>
-      <w:r>
-        <w:rPr>
-          <w:lang w:val="en-US"/>
-        </w:rPr>
-        <w:t>this</w:t>
-      </w:r>
-      <w:r>
-        <w:rPr>
-          <w:lang w:val="en-US"/>
-        </w:rPr>
-        <w:t xml:space="preserve"> </w:t>
-      </w:r>
-      <w:r>
-        <w:rPr>
-          <w:lang w:val="en-US"/>
-        </w:rPr>
-        <w:t>dispatching</w:t>
-      </w:r>
-      <w:r>
-        <w:rPr>
-          <w:lang w:val="en-US"/>
-        </w:rPr>
-        <w:t xml:space="preserve"> </w:t>
-      </w:r>
-      <w:r>
-        <w:rPr>
-          <w:lang w:val="en-US"/>
-        </w:rPr>
-        <w:t>environment</w:t>
-      </w:r>
-      <w:r>
-        <w:rPr>
-          <w:lang w:val="en-US"/>
-        </w:rPr>
-        <w:t xml:space="preserve">. </w:t>
-      </w:r>
-      <w:r>
-        <w:rPr>
-          <w:lang w:val="en-US"/>
-        </w:rPr>
-        <w:t>The</w:t>
-      </w:r>
-      <w:r>
-        <w:rPr>
-          <w:lang w:val="en-US"/>
-        </w:rPr>
-        <w:t xml:space="preserve"> </w:t>
-      </w:r>
-      <w:r>
-        <w:rPr>
-          <w:lang w:val="en-US"/>
-        </w:rPr>
-        <w:t>results</w:t>
-      </w:r>
-      <w:r>
-        <w:rPr>
-          <w:lang w:val="en-US"/>
-        </w:rPr>
-        <w:t xml:space="preserve"> </w:t>
-      </w:r>
-      <w:r>
-        <w:rPr>
-          <w:lang w:val="en-US"/>
-        </w:rPr>
-        <w:t>also</w:t>
-      </w:r>
-      <w:r>
-        <w:rPr>
-          <w:lang w:val="en-US"/>
-        </w:rPr>
-        <w:t xml:space="preserve"> </w:t>
-      </w:r>
-      <w:r>
-        <w:rPr>
-          <w:lang w:val="en-US"/>
-        </w:rPr>
-        <w:t>showed</w:t>
-      </w:r>
-      <w:r>
-        <w:rPr>
-          <w:lang w:val="en-US"/>
-        </w:rPr>
-        <w:t xml:space="preserve"> </w:t>
-      </w:r>
-      <w:r>
-        <w:rPr>
-          <w:lang w:val="en-US"/>
-        </w:rPr>
-        <w:t>that</w:t>
-      </w:r>
-      <w:r>
-        <w:rPr>
-          <w:lang w:val="en-US"/>
-        </w:rPr>
-        <w:t xml:space="preserve"> </w:t>
-      </w:r>
-      <w:r>
-        <w:rPr>
-          <w:lang w:val="en-US"/>
-        </w:rPr>
-        <w:t>advantage</w:t>
-      </w:r>
-      <w:r>
-        <w:rPr>
-          <w:lang w:val="en-US"/>
-        </w:rPr>
-        <w:t xml:space="preserve"> </w:t>
-      </w:r>
-      <w:r>
-        <w:rPr>
-          <w:lang w:val="en-US"/>
-        </w:rPr>
-        <w:t>normalization</w:t>
-      </w:r>
-      <w:r>
-        <w:rPr>
-          <w:lang w:val="en-US"/>
-        </w:rPr>
-        <w:t xml:space="preserve"> is </w:t>
-      </w:r>
-      <w:r>
-        <w:rPr>
-          <w:lang w:val="en-US"/>
-        </w:rPr>
-        <w:t>useful</w:t>
-      </w:r>
-      <w:r>
-        <w:rPr>
-          <w:lang w:val="en-US"/>
-        </w:rPr>
-        <w:t xml:space="preserve"> </w:t>
-      </w:r>
-      <w:r>
-        <w:rPr>
-          <w:lang w:val="en-US"/>
-        </w:rPr>
-        <w:t>for</w:t>
-      </w:r>
-      <w:r>
-        <w:rPr>
-          <w:lang w:val="en-US"/>
-        </w:rPr>
-        <w:t xml:space="preserve"> </w:t>
-      </w:r>
-      <w:r>
-        <w:rPr>
-          <w:lang w:val="en-US"/>
-        </w:rPr>
-        <w:t>stabilizing</w:t>
-      </w:r>
-      <w:r>
-        <w:rPr>
-          <w:lang w:val="en-US"/>
-        </w:rPr>
-        <w:t xml:space="preserve"> A2C, </w:t>
-      </w:r>
-      <w:r>
-        <w:rPr>
-          <w:lang w:val="en-US"/>
-        </w:rPr>
-        <w:t>while</w:t>
-      </w:r>
-      <w:r>
-        <w:rPr>
-          <w:lang w:val="en-US"/>
-        </w:rPr>
-        <w:t xml:space="preserve"> </w:t>
-      </w:r>
-      <w:r>
-        <w:rPr>
-          <w:lang w:val="en-US"/>
-        </w:rPr>
-        <w:t>behavior</w:t>
-      </w:r>
-      <w:r>
-        <w:rPr>
-          <w:lang w:val="en-US"/>
-        </w:rPr>
-        <w:t xml:space="preserve"> </w:t>
-      </w:r>
-      <w:r>
-        <w:rPr>
-          <w:lang w:val="en-US"/>
-        </w:rPr>
-        <w:t>cloning</w:t>
-      </w:r>
-      <w:r>
-        <w:rPr>
-          <w:lang w:val="en-US"/>
-        </w:rPr>
-        <w:t xml:space="preserve"> </w:t>
-      </w:r>
-      <w:r>
-        <w:rPr>
-          <w:lang w:val="en-US"/>
-        </w:rPr>
-        <w:t>warm</w:t>
-      </w:r>
-      <w:r>
-        <w:rPr>
-          <w:lang w:val="en-US"/>
-        </w:rPr>
-        <w:t xml:space="preserve">-start </w:t>
-      </w:r>
-      <w:r>
-        <w:rPr>
-          <w:lang w:val="en-US"/>
-        </w:rPr>
-        <w:t>needs</w:t>
-      </w:r>
-      <w:r>
-        <w:rPr>
-          <w:lang w:val="en-US"/>
-        </w:rPr>
-        <w:t xml:space="preserve"> </w:t>
-      </w:r>
-      <w:r>
-        <w:rPr>
-          <w:lang w:val="en-US"/>
-        </w:rPr>
-        <w:t>stronger</w:t>
-      </w:r>
-      <w:r>
-        <w:rPr>
-          <w:lang w:val="en-US"/>
-        </w:rPr>
-        <w:t xml:space="preserve"> </w:t>
-      </w:r>
-      <w:r>
-        <w:rPr>
-          <w:lang w:val="en-US"/>
-        </w:rPr>
-        <w:t>imitation</w:t>
-      </w:r>
-      <w:r>
-        <w:rPr>
-          <w:lang w:val="en-US"/>
-        </w:rPr>
-        <w:t xml:space="preserve"> </w:t>
-      </w:r>
-      <w:r>
-        <w:rPr>
-          <w:lang w:val="en-US"/>
-        </w:rPr>
-        <w:t>accuracy</w:t>
-      </w:r>
-      <w:r>
-        <w:rPr>
-          <w:lang w:val="en-US"/>
-        </w:rPr>
-        <w:t xml:space="preserve"> </w:t>
-      </w:r>
-      <w:r>
-        <w:rPr>
-          <w:lang w:val="en-US"/>
-        </w:rPr>
-        <w:t>to</w:t>
-      </w:r>
-      <w:r>
-        <w:rPr>
-          <w:lang w:val="en-US"/>
-        </w:rPr>
-        <w:t xml:space="preserve"> </w:t>
-      </w:r>
-      <w:r>
-        <w:rPr>
-          <w:lang w:val="en-US"/>
-        </w:rPr>
-        <w:t>become</w:t>
-      </w:r>
-      <w:r>
-        <w:rPr>
-          <w:lang w:val="en-US"/>
-        </w:rPr>
-        <w:t xml:space="preserve"> </w:t>
-      </w:r>
-      <w:r>
-        <w:rPr>
-          <w:lang w:val="en-US"/>
-        </w:rPr>
-        <w:t>effective</w:t>
-      </w:r>
-      <w:r>
-        <w:rPr>
-          <w:lang w:val="en-US"/>
-        </w:rPr>
-        <w:t>.</w:t>
+        <w:t>In conclusion, the Role B models were successfully integrated into the simulator and evaluated with saved logs and weights. The learned policies did not pass the Greedy Nearest baseline. However, the experiments clearly showed why policy-gradient learning is difficult in this dispatching environment. The results also showed that advantage normalization is useful for stabilizing A2C, while behavior cloning warm-start needs stronger imitation accuracy to become effective.</w:t>
       </w:r>
       <w:r>
         <w:br/>
@@ -9735,10 +9033,7 @@
       </w:r>
       <w:r>
         <w:rPr>
-          <w:rFonts w:ascii="Times New Roman" w:hAnsi="Times New Roman" w:eastAsia="Times New Roman" w:cs="Times New Roman"/>
-          <w:noProof w:val="0"/>
-          <w:sz w:val="24"/>
-          <w:szCs w:val="24"/>
+          <w:rFonts w:eastAsia="Times New Roman" w:cs="Times New Roman"/>
           <w:lang w:val="en-US"/>
         </w:rPr>
         <w:t>3.7 Implementation and Debugging Process</w:t>
@@ -9747,11 +9042,7 @@
     <w:p>
       <w:r>
         <w:rPr>
-          <w:rFonts w:ascii="Times New Roman" w:hAnsi="Times New Roman" w:eastAsia="Times New Roman" w:cs="Times New Roman"/>
-          <w:noProof w:val="0"/>
-          <w:sz w:val="24"/>
-          <w:szCs w:val="24"/>
-          <w:lang w:val="tr-TR"/>
+          <w:rFonts w:eastAsia="Times New Roman" w:cs="Times New Roman"/>
         </w:rPr>
         <w:t>During Role B development, the implementation was completed step by step instead of directly writing the final model. First, the DroneDispatch-v0 environment was examined to understand the observation dictionary, discrete action space, and action mask structure. This was important because the policy network should not select invalid actions during training or evaluation.</w:t>
       </w:r>
@@ -9759,23 +9050,16 @@
     <w:p>
       <w:r>
         <w:rPr>
-          <w:rFonts w:ascii="Times New Roman" w:hAnsi="Times New Roman" w:eastAsia="Times New Roman" w:cs="Times New Roman"/>
-          <w:noProof w:val="0"/>
-          <w:sz w:val="24"/>
-          <w:szCs w:val="24"/>
-          <w:lang w:val="tr-TR"/>
-        </w:rPr>
+          <w:rFonts w:eastAsia="Times New Roman" w:cs="Times New Roman"/>
+        </w:rPr>
+        <w:lastRenderedPageBreak/>
         <w:t>After understanding the environment, a simple observation flattening function was created. In the first version, drone information, order information, and time information were combined into a single state vector. The grid information was not included in this first implementation in order to keep the model simple and easier to debug.</w:t>
       </w:r>
     </w:p>
     <w:p>
       <w:r>
         <w:rPr>
-          <w:rFonts w:ascii="Times New Roman" w:hAnsi="Times New Roman" w:eastAsia="Times New Roman" w:cs="Times New Roman"/>
-          <w:noProof w:val="0"/>
-          <w:sz w:val="24"/>
-          <w:szCs w:val="24"/>
-          <w:lang w:val="tr-TR"/>
+          <w:rFonts w:eastAsia="Times New Roman" w:cs="Times New Roman"/>
         </w:rPr>
         <w:t>Then, the Actor-Critic network was implemented. The actor part produced action logits, and the critic part estimated the state value. Invalid actions were masked before sampling an action. This step was necessary because the dispatching environment contains many actions that are not valid at every decision step.</w:t>
       </w:r>
@@ -9783,11 +9067,7 @@
     <w:p>
       <w:r>
         <w:rPr>
-          <w:rFonts w:ascii="Times New Roman" w:hAnsi="Times New Roman" w:eastAsia="Times New Roman" w:cs="Times New Roman"/>
-          <w:noProof w:val="0"/>
-          <w:sz w:val="24"/>
-          <w:szCs w:val="24"/>
-          <w:lang w:val="tr-TR"/>
+          <w:rFonts w:eastAsia="Times New Roman" w:cs="Times New Roman"/>
         </w:rPr>
         <w:t>During implementation, a local dependency problem occurred with the PyTorch optimizer module. Since torch.optim.Adam could not be used reliably in the available environment, a small ManualAdam optimizer was implemented. This allowed the A2C training script to run without changing the main learning logic.</w:t>
       </w:r>
@@ -9795,11 +9075,7 @@
     <w:p>
       <w:r>
         <w:rPr>
-          <w:rFonts w:ascii="Times New Roman" w:hAnsi="Times New Roman" w:eastAsia="Times New Roman" w:cs="Times New Roman"/>
-          <w:noProof w:val="0"/>
-          <w:sz w:val="24"/>
-          <w:szCs w:val="24"/>
-          <w:lang w:val="tr-TR"/>
+          <w:rFonts w:eastAsia="Times New Roman" w:cs="Times New Roman"/>
         </w:rPr>
         <w:t>After the vanilla A2C pipeline was working, the model was trained and evaluated. The first results showed that the policy was technically working, but its performance was not competitive with the Greedy Nearest baseline. Because of this, behavior cloning from the Greedy Nearest policy was added as a warm-start strategy. The goal was to initialize the actor with more meaningful dispatching behavior before reinforcement learning fine-tuning.</w:t>
       </w:r>
@@ -9807,44 +9083,28 @@
     <w:p>
       <w:r>
         <w:rPr>
-          <w:rFonts w:ascii="Times New Roman" w:hAnsi="Times New Roman" w:eastAsia="Times New Roman" w:cs="Times New Roman"/>
-          <w:noProof w:val="0"/>
-          <w:sz w:val="24"/>
-          <w:szCs w:val="24"/>
-          <w:lang w:val="tr-TR"/>
+          <w:rFonts w:eastAsia="Times New Roman" w:cs="Times New Roman"/>
         </w:rPr>
         <w:t>Finally, an ablation experiment was added by removing advantage normalization. This was done to understand whether advantage normalization had a stabilizing effect on A2C training. The results showed that removing advantage normalization increased the cost per order, so this component was useful for learning stability.</w:t>
       </w:r>
     </w:p>
     <w:p>
       <w:pPr>
-        <w:pStyle w:val="Normal"/>
-        <w:rPr>
-          <w:rFonts w:ascii="Times New Roman" w:hAnsi="Times New Roman" w:eastAsia="Times New Roman" w:cs="Times New Roman"/>
-          <w:noProof w:val="0"/>
-          <w:sz w:val="24"/>
-          <w:szCs w:val="24"/>
+        <w:rPr>
+          <w:rFonts w:eastAsia="Times New Roman" w:cs="Times New Roman"/>
           <w:lang w:val="en-US"/>
         </w:rPr>
       </w:pPr>
     </w:p>
     <w:p>
       <w:pPr>
-        <w:pStyle w:val="Normal"/>
-        <w:rPr>
-          <w:rFonts w:ascii="Times New Roman" w:hAnsi="Times New Roman" w:eastAsia="Times New Roman" w:cs="Times New Roman"/>
-          <w:noProof w:val="0"/>
-          <w:sz w:val="24"/>
-          <w:szCs w:val="24"/>
-          <w:lang w:val="tr-TR"/>
+        <w:rPr>
+          <w:rFonts w:eastAsia="Times New Roman" w:cs="Times New Roman"/>
         </w:rPr>
       </w:pPr>
       <w:r>
         <w:rPr>
-          <w:rFonts w:ascii="Times New Roman" w:hAnsi="Times New Roman" w:eastAsia="Times New Roman" w:cs="Times New Roman"/>
-          <w:noProof w:val="0"/>
-          <w:sz w:val="24"/>
-          <w:szCs w:val="24"/>
+          <w:rFonts w:eastAsia="Times New Roman" w:cs="Times New Roman"/>
           <w:lang w:val="en-US"/>
         </w:rPr>
         <w:t>3.8 Visual Analysis</w:t>
@@ -9866,55 +9126,53 @@
         <w:tc>
           <w:tcPr>
             <w:tcW w:w="9060" w:type="dxa"/>
-            <w:tcMar/>
           </w:tcPr>
           <w:p>
             <w:pPr>
-              <w:pStyle w:val="Normal"/>
               <w:jc w:val="center"/>
               <w:rPr>
-                <w:rFonts w:ascii="Times New Roman" w:hAnsi="Times New Roman" w:eastAsia="Times New Roman" w:cs="Times New Roman"/>
-                <w:noProof w:val="0"/>
-                <w:sz w:val="24"/>
-                <w:szCs w:val="24"/>
+                <w:rFonts w:eastAsia="Times New Roman" w:cs="Times New Roman"/>
                 <w:lang w:val="en-US"/>
               </w:rPr>
             </w:pPr>
             <w:r>
+              <w:rPr>
+                <w:noProof/>
+              </w:rPr>
               <w:drawing>
-                <wp:inline wp14:editId="1A2B13E8" wp14:anchorId="0D6917CC">
+                <wp:inline distT="0" distB="0" distL="0" distR="0" wp14:anchorId="0D6917CC" wp14:editId="1A2B13E8">
                   <wp:extent cx="5193506" cy="2848052"/>
                   <wp:effectExtent l="0" t="0" r="0" b="0"/>
                   <wp:docPr id="545847627" name="drawing"/>
                   <wp:cNvGraphicFramePr>
-                    <a:graphicFrameLocks noChangeAspect="1"/>
+                    <a:graphicFrameLocks xmlns:a="http://schemas.openxmlformats.org/drawingml/2006/main" noChangeAspect="1"/>
                   </wp:cNvGraphicFramePr>
-                  <a:graphic>
-                    <a:graphicData xmlns:a="http://schemas.openxmlformats.org/drawingml/2006/main" uri="http://schemas.openxmlformats.org/drawingml/2006/picture">
+                  <a:graphic xmlns:a="http://schemas.openxmlformats.org/drawingml/2006/main">
+                    <a:graphicData uri="http://schemas.openxmlformats.org/drawingml/2006/picture">
                       <pic:pic xmlns:pic="http://schemas.openxmlformats.org/drawingml/2006/picture">
-                        <pic:nvPicPr xmlns:pic="http://schemas.openxmlformats.org/drawingml/2006/picture">
-                          <pic:cNvPr xmlns:pic="http://schemas.openxmlformats.org/drawingml/2006/picture" id="545847627" name="Picture 545847627"/>
-                          <pic:cNvPicPr xmlns:pic="http://schemas.openxmlformats.org/drawingml/2006/picture"/>
+                        <pic:nvPicPr>
+                          <pic:cNvPr id="545847627" name="Picture 545847627"/>
+                          <pic:cNvPicPr/>
                         </pic:nvPicPr>
-                        <pic:blipFill xmlns:pic="http://schemas.openxmlformats.org/drawingml/2006/picture">
-                          <a:blip xmlns:r="http://schemas.openxmlformats.org/officeDocument/2006/relationships" xmlns:a="http://schemas.openxmlformats.org/drawingml/2006/main" r:embed="rId214890271">
-                            <a:extLst xmlns:a="http://schemas.openxmlformats.org/drawingml/2006/main">
-                              <a:ext xmlns:a="http://schemas.openxmlformats.org/drawingml/2006/main" uri="{28A0092B-C50C-407E-A947-70E740481C1C}">
+                        <pic:blipFill>
+                          <a:blip r:embed="rId11">
+                            <a:extLst>
+                              <a:ext uri="{28A0092B-C50C-407E-A947-70E740481C1C}">
                                 <a14:useLocalDpi xmlns:a14="http://schemas.microsoft.com/office/drawing/2010/main"/>
                               </a:ext>
                             </a:extLst>
                           </a:blip>
-                          <a:stretch xmlns:a="http://schemas.openxmlformats.org/drawingml/2006/main">
-                            <a:fillRect xmlns:a="http://schemas.openxmlformats.org/drawingml/2006/main"/>
+                          <a:stretch>
+                            <a:fillRect/>
                           </a:stretch>
                         </pic:blipFill>
-                        <pic:spPr xmlns:pic="http://schemas.openxmlformats.org/drawingml/2006/picture">
-                          <a:xfrm xmlns:a="http://schemas.openxmlformats.org/drawingml/2006/main" rot="0">
-                            <a:off xmlns:a="http://schemas.openxmlformats.org/drawingml/2006/main" x="0" y="0"/>
-                            <a:ext xmlns:a="http://schemas.openxmlformats.org/drawingml/2006/main" cx="5193506" cy="2848052"/>
+                        <pic:spPr>
+                          <a:xfrm>
+                            <a:off x="0" y="0"/>
+                            <a:ext cx="5193506" cy="2848052"/>
                           </a:xfrm>
-                          <a:prstGeom xmlns:a="http://schemas.openxmlformats.org/drawingml/2006/main" prst="rect">
-                            <a:avLst xmlns:a="http://schemas.openxmlformats.org/drawingml/2006/main"/>
+                          <a:prstGeom prst="rect">
+                            <a:avLst/>
                           </a:prstGeom>
                         </pic:spPr>
                       </pic:pic>
@@ -9933,19 +9191,14 @@
         <w:tc>
           <w:tcPr>
             <w:tcW w:w="9060" w:type="dxa"/>
-            <w:tcMar/>
           </w:tcPr>
           <w:p>
             <w:pPr>
-              <w:pStyle w:val="Normal"/>
               <w:jc w:val="center"/>
             </w:pPr>
             <w:r>
               <w:rPr>
-                <w:rFonts w:ascii="Times New Roman" w:hAnsi="Times New Roman" w:eastAsia="Times New Roman" w:cs="Times New Roman"/>
-                <w:noProof w:val="0"/>
-                <w:sz w:val="24"/>
-                <w:szCs w:val="24"/>
+                <w:rFonts w:eastAsia="Times New Roman" w:cs="Times New Roman"/>
                 <w:lang w:val="en-US"/>
               </w:rPr>
               <w:t>Figure B.1. Cost per order comparison for Role B methods and baselines. Lower values are better.</w:t>
@@ -9956,17 +9209,8 @@
     </w:tbl>
     <w:p>
       <w:pPr>
-        <w:pStyle w:val="Normal"/>
-        <w:suppressLineNumbers w:val="0"/>
-        <w:bidi w:val="0"/>
-        <w:spacing w:before="0" w:beforeAutospacing="off" w:after="160" w:afterAutospacing="off" w:line="278" w:lineRule="auto"/>
-        <w:ind w:left="0" w:right="0"/>
-        <w:jc w:val="left"/>
-        <w:rPr>
-          <w:rFonts w:ascii="Times New Roman" w:hAnsi="Times New Roman" w:eastAsia="Times New Roman" w:cs="Times New Roman"/>
-          <w:noProof w:val="0"/>
-          <w:sz w:val="24"/>
-          <w:szCs w:val="24"/>
+        <w:rPr>
+          <w:rFonts w:eastAsia="Times New Roman" w:cs="Times New Roman"/>
           <w:lang w:val="en-US"/>
         </w:rPr>
       </w:pPr>
@@ -9974,7 +9218,6 @@
     <w:tbl>
       <w:tblPr>
         <w:tblStyle w:val="TabloKlavuzu"/>
-        <w:bidiVisual w:val="0"/>
         <w:tblW w:w="0" w:type="auto"/>
         <w:tblLook w:val="06A0" w:firstRow="1" w:lastRow="0" w:firstColumn="1" w:lastColumn="0" w:noHBand="1" w:noVBand="1"/>
       </w:tblPr>
@@ -9988,55 +9231,53 @@
         <w:tc>
           <w:tcPr>
             <w:tcW w:w="9060" w:type="dxa"/>
-            <w:tcMar/>
           </w:tcPr>
           <w:p>
             <w:pPr>
-              <w:pStyle w:val="Normal"/>
-              <w:bidi w:val="0"/>
               <w:rPr>
-                <w:rFonts w:ascii="Times New Roman" w:hAnsi="Times New Roman" w:eastAsia="Times New Roman" w:cs="Times New Roman"/>
-                <w:noProof w:val="0"/>
-                <w:sz w:val="24"/>
-                <w:szCs w:val="24"/>
+                <w:rFonts w:eastAsia="Times New Roman" w:cs="Times New Roman"/>
                 <w:lang w:val="en-US"/>
               </w:rPr>
             </w:pPr>
             <w:r>
+              <w:rPr>
+                <w:noProof/>
+              </w:rPr>
+              <w:lastRenderedPageBreak/>
               <w:drawing>
-                <wp:inline wp14:editId="73E34CC7" wp14:anchorId="693A9D2B">
+                <wp:inline distT="0" distB="0" distL="0" distR="0" wp14:anchorId="693A9D2B" wp14:editId="73E34CC7">
                   <wp:extent cx="5610225" cy="2771775"/>
                   <wp:effectExtent l="0" t="0" r="0" b="0"/>
                   <wp:docPr id="2046047859" name="drawing"/>
                   <wp:cNvGraphicFramePr>
-                    <a:graphicFrameLocks noChangeAspect="1"/>
+                    <a:graphicFrameLocks xmlns:a="http://schemas.openxmlformats.org/drawingml/2006/main" noChangeAspect="1"/>
                   </wp:cNvGraphicFramePr>
-                  <a:graphic>
-                    <a:graphicData xmlns:a="http://schemas.openxmlformats.org/drawingml/2006/main" uri="http://schemas.openxmlformats.org/drawingml/2006/picture">
+                  <a:graphic xmlns:a="http://schemas.openxmlformats.org/drawingml/2006/main">
+                    <a:graphicData uri="http://schemas.openxmlformats.org/drawingml/2006/picture">
                       <pic:pic xmlns:pic="http://schemas.openxmlformats.org/drawingml/2006/picture">
-                        <pic:nvPicPr xmlns:pic="http://schemas.openxmlformats.org/drawingml/2006/picture">
-                          <pic:cNvPr xmlns:pic="http://schemas.openxmlformats.org/drawingml/2006/picture" id="2046047859" name="Picture 2046047859"/>
-                          <pic:cNvPicPr xmlns:pic="http://schemas.openxmlformats.org/drawingml/2006/picture"/>
+                        <pic:nvPicPr>
+                          <pic:cNvPr id="2046047859" name="Picture 2046047859"/>
+                          <pic:cNvPicPr/>
                         </pic:nvPicPr>
-                        <pic:blipFill xmlns:pic="http://schemas.openxmlformats.org/drawingml/2006/picture">
-                          <a:blip xmlns:r="http://schemas.openxmlformats.org/officeDocument/2006/relationships" xmlns:a="http://schemas.openxmlformats.org/drawingml/2006/main" r:embed="rId988788342">
-                            <a:extLst xmlns:a="http://schemas.openxmlformats.org/drawingml/2006/main">
-                              <a:ext xmlns:a="http://schemas.openxmlformats.org/drawingml/2006/main" uri="{28A0092B-C50C-407E-A947-70E740481C1C}">
+                        <pic:blipFill>
+                          <a:blip r:embed="rId12">
+                            <a:extLst>
+                              <a:ext uri="{28A0092B-C50C-407E-A947-70E740481C1C}">
                                 <a14:useLocalDpi xmlns:a14="http://schemas.microsoft.com/office/drawing/2010/main"/>
                               </a:ext>
                             </a:extLst>
                           </a:blip>
-                          <a:stretch xmlns:a="http://schemas.openxmlformats.org/drawingml/2006/main">
-                            <a:fillRect xmlns:a="http://schemas.openxmlformats.org/drawingml/2006/main"/>
+                          <a:stretch>
+                            <a:fillRect/>
                           </a:stretch>
                         </pic:blipFill>
-                        <pic:spPr xmlns:pic="http://schemas.openxmlformats.org/drawingml/2006/picture">
-                          <a:xfrm xmlns:a="http://schemas.openxmlformats.org/drawingml/2006/main">
-                            <a:off xmlns:a="http://schemas.openxmlformats.org/drawingml/2006/main" x="0" y="0"/>
-                            <a:ext xmlns:a="http://schemas.openxmlformats.org/drawingml/2006/main" cx="5610225" cy="2771775"/>
+                        <pic:spPr>
+                          <a:xfrm>
+                            <a:off x="0" y="0"/>
+                            <a:ext cx="5610225" cy="2771775"/>
                           </a:xfrm>
-                          <a:prstGeom xmlns:a="http://schemas.openxmlformats.org/drawingml/2006/main" prst="rect">
-                            <a:avLst xmlns:a="http://schemas.openxmlformats.org/drawingml/2006/main"/>
+                          <a:prstGeom prst="rect">
+                            <a:avLst/>
                           </a:prstGeom>
                         </pic:spPr>
                       </pic:pic>
@@ -10055,20 +9296,14 @@
         <w:tc>
           <w:tcPr>
             <w:tcW w:w="9060" w:type="dxa"/>
-            <w:tcMar/>
           </w:tcPr>
           <w:p>
             <w:pPr>
-              <w:pStyle w:val="Normal"/>
-              <w:bidi w:val="0"/>
               <w:jc w:val="center"/>
             </w:pPr>
             <w:r>
               <w:rPr>
-                <w:rFonts w:ascii="Times New Roman" w:hAnsi="Times New Roman" w:eastAsia="Times New Roman" w:cs="Times New Roman"/>
-                <w:noProof w:val="0"/>
-                <w:sz w:val="24"/>
-                <w:szCs w:val="24"/>
+                <w:rFonts w:eastAsia="Times New Roman" w:cs="Times New Roman"/>
                 <w:lang w:val="en-US"/>
               </w:rPr>
               <w:t>Figure B.2. Delivered and dropped orders for Role B methods and baselines.</w:t>
@@ -10079,25 +9314,13 @@
     </w:tbl>
     <w:p>
       <w:pPr>
-        <w:pStyle w:val="Normal"/>
-        <w:suppressLineNumbers w:val="0"/>
-        <w:bidi w:val="0"/>
-        <w:spacing w:before="0" w:beforeAutospacing="off" w:after="160" w:afterAutospacing="off" w:line="278" w:lineRule="auto"/>
-        <w:ind w:left="0" w:right="0"/>
-        <w:jc w:val="left"/>
-        <w:rPr>
-          <w:rFonts w:ascii="Times New Roman" w:hAnsi="Times New Roman" w:eastAsia="Times New Roman" w:cs="Times New Roman"/>
-          <w:noProof w:val="0"/>
-          <w:sz w:val="24"/>
-          <w:szCs w:val="24"/>
+        <w:rPr>
+          <w:rFonts w:eastAsia="Times New Roman" w:cs="Times New Roman"/>
           <w:lang w:val="en-US"/>
         </w:rPr>
       </w:pPr>
     </w:p>
     <w:p>
-      <w:pPr>
-        <w:ind w:left="0"/>
-      </w:pPr>
       <w:r>
         <w:br w:type="page"/>
       </w:r>
@@ -15706,15 +14929,18 @@
       </w:r>
       <w:proofErr w:type="spellEnd"/>
       <w:r>
-        <w:t xml:space="preserve">. The </w:t>
-      </w:r>
-      <w:proofErr w:type="spellStart"/>
-      <w:r>
-        <w:t>training</w:t>
-      </w:r>
-      <w:proofErr w:type="spellEnd"/>
-      <w:r>
-        <w:t xml:space="preserve"> </w:t>
+        <w:t xml:space="preserve">. </w:t>
+      </w:r>
+      <w:r>
+        <w:t xml:space="preserve">The final </w:t>
+      </w:r>
+      <w:proofErr w:type="spellStart"/>
+      <w:r>
+        <w:t>selected</w:t>
+      </w:r>
+      <w:proofErr w:type="spellEnd"/>
+      <w:r>
+        <w:t xml:space="preserve"> model </w:t>
       </w:r>
       <w:proofErr w:type="spellStart"/>
       <w:r>
@@ -15754,7 +14980,107 @@
       </w:r>
       <w:proofErr w:type="spellEnd"/>
       <w:r>
-        <w:t xml:space="preserve"> step. The model </w:t>
+        <w:t xml:space="preserve"> step. </w:t>
+      </w:r>
+      <w:proofErr w:type="spellStart"/>
+      <w:r>
+        <w:t>In</w:t>
+      </w:r>
+      <w:proofErr w:type="spellEnd"/>
+      <w:r>
+        <w:t xml:space="preserve"> the </w:t>
+      </w:r>
+      <w:proofErr w:type="spellStart"/>
+      <w:r>
+        <w:t>ablation</w:t>
+      </w:r>
+      <w:proofErr w:type="spellEnd"/>
+      <w:r>
+        <w:t xml:space="preserve"> </w:t>
+      </w:r>
+      <w:proofErr w:type="spellStart"/>
+      <w:r>
+        <w:t>study</w:t>
+      </w:r>
+      <w:proofErr w:type="spellEnd"/>
+      <w:r>
+        <w:t xml:space="preserve">, 0 and 30 </w:t>
+      </w:r>
+      <w:proofErr w:type="spellStart"/>
+      <w:r>
+        <w:t>planning</w:t>
+      </w:r>
+      <w:proofErr w:type="spellEnd"/>
+      <w:r>
+        <w:t xml:space="preserve">-step </w:t>
+      </w:r>
+      <w:proofErr w:type="spellStart"/>
+      <w:r>
+        <w:t>settings</w:t>
+      </w:r>
+      <w:proofErr w:type="spellEnd"/>
+      <w:r>
+        <w:t xml:space="preserve"> </w:t>
+      </w:r>
+      <w:proofErr w:type="spellStart"/>
+      <w:r>
+        <w:t>were</w:t>
+      </w:r>
+      <w:proofErr w:type="spellEnd"/>
+      <w:r>
+        <w:t xml:space="preserve"> </w:t>
+      </w:r>
+      <w:proofErr w:type="spellStart"/>
+      <w:r>
+        <w:t>also</w:t>
+      </w:r>
+      <w:proofErr w:type="spellEnd"/>
+      <w:r>
+        <w:t xml:space="preserve"> </w:t>
+      </w:r>
+      <w:proofErr w:type="spellStart"/>
+      <w:r>
+        <w:t>tested</w:t>
+      </w:r>
+      <w:proofErr w:type="spellEnd"/>
+      <w:r>
+        <w:t xml:space="preserve"> to </w:t>
+      </w:r>
+      <w:proofErr w:type="spellStart"/>
+      <w:r>
+        <w:t>analyze</w:t>
+      </w:r>
+      <w:proofErr w:type="spellEnd"/>
+      <w:r>
+        <w:t xml:space="preserve"> the effect of </w:t>
+      </w:r>
+      <w:proofErr w:type="spellStart"/>
+      <w:r>
+        <w:t>Dyna</w:t>
+      </w:r>
+      <w:proofErr w:type="spellEnd"/>
+      <w:r>
+        <w:t xml:space="preserve"> </w:t>
+      </w:r>
+      <w:proofErr w:type="spellStart"/>
+      <w:r>
+        <w:t>planning</w:t>
+      </w:r>
+      <w:proofErr w:type="spellEnd"/>
+      <w:r>
+        <w:t xml:space="preserve"> </w:t>
+      </w:r>
+      <w:proofErr w:type="spellStart"/>
+      <w:r>
+        <w:lastRenderedPageBreak/>
+        <w:t>updates</w:t>
+      </w:r>
+      <w:proofErr w:type="spellEnd"/>
+      <w:r>
+        <w:t>.</w:t>
+      </w:r>
+      <w:r>
+        <w:t xml:space="preserve"> The model </w:t>
       </w:r>
       <w:proofErr w:type="spellStart"/>
       <w:r>
@@ -15826,17 +15152,11 @@
       </w:r>
       <w:proofErr w:type="spellEnd"/>
       <w:r>
-        <w:t xml:space="preserve"> model </w:t>
-      </w:r>
-      <w:proofErr w:type="spellStart"/>
-      <w:r>
-        <w:t>file.</w:t>
-      </w:r>
-      <w:proofErr w:type="spellEnd"/>
+        <w:t xml:space="preserve"> model file.</w:t>
+      </w:r>
     </w:p>
     <w:p>
       <w:r>
-        <w:lastRenderedPageBreak/>
         <w:t xml:space="preserve">The final </w:t>
       </w:r>
       <w:proofErr w:type="spellStart"/>
@@ -17659,6 +16979,7 @@
           <w:p>
             <w:proofErr w:type="spellStart"/>
             <w:r>
+              <w:lastRenderedPageBreak/>
               <w:t>Priority</w:t>
             </w:r>
             <w:proofErr w:type="spellEnd"/>
@@ -17765,7 +17086,6 @@
     <w:p>
       <w:proofErr w:type="spellStart"/>
       <w:r>
-        <w:lastRenderedPageBreak/>
         <w:t>Across</w:t>
       </w:r>
       <w:proofErr w:type="spellEnd"/>
@@ -18276,61 +17596,61 @@
     </w:p>
     <w:p>
       <w:r>
-        <w:t xml:space="preserve">4.9 Development </w:t>
-      </w:r>
-      <w:proofErr w:type="spellStart"/>
-      <w:r>
-        <w:t>Summary</w:t>
+        <w:t xml:space="preserve">4.9 </w:t>
+      </w:r>
+      <w:proofErr w:type="spellStart"/>
+      <w:r>
+        <w:t>Ablation</w:t>
+      </w:r>
+      <w:proofErr w:type="spellEnd"/>
+      <w:r>
+        <w:t xml:space="preserve"> </w:t>
+      </w:r>
+      <w:proofErr w:type="spellStart"/>
+      <w:r>
+        <w:t>Study</w:t>
+      </w:r>
+      <w:proofErr w:type="spellEnd"/>
+      <w:r>
+        <w:t xml:space="preserve">: Effect of </w:t>
+      </w:r>
+      <w:proofErr w:type="spellStart"/>
+      <w:r>
+        <w:t>Dyna</w:t>
+      </w:r>
+      <w:proofErr w:type="spellEnd"/>
+      <w:r>
+        <w:t xml:space="preserve"> Planning </w:t>
+      </w:r>
+      <w:proofErr w:type="spellStart"/>
+      <w:r>
+        <w:t>Steps</w:t>
       </w:r>
       <w:proofErr w:type="spellEnd"/>
     </w:p>
     <w:p>
       <w:r>
-        <w:t xml:space="preserve">The </w:t>
-      </w:r>
-      <w:proofErr w:type="spellStart"/>
-      <w:r>
-        <w:t>development</w:t>
-      </w:r>
-      <w:proofErr w:type="spellEnd"/>
-      <w:r>
-        <w:t xml:space="preserve"> </w:t>
-      </w:r>
-      <w:proofErr w:type="spellStart"/>
-      <w:r>
-        <w:t>process</w:t>
-      </w:r>
-      <w:proofErr w:type="spellEnd"/>
-      <w:r>
-        <w:t xml:space="preserve"> of Role C </w:t>
-      </w:r>
-      <w:proofErr w:type="spellStart"/>
-      <w:r>
-        <w:t>shows</w:t>
-      </w:r>
-      <w:proofErr w:type="spellEnd"/>
-      <w:r>
-        <w:t xml:space="preserve"> a </w:t>
-      </w:r>
-      <w:proofErr w:type="spellStart"/>
-      <w:r>
-        <w:t>gradual</w:t>
-      </w:r>
-      <w:proofErr w:type="spellEnd"/>
-      <w:r>
-        <w:t xml:space="preserve"> </w:t>
-      </w:r>
-      <w:proofErr w:type="spellStart"/>
-      <w:r>
-        <w:t>improvement</w:t>
-      </w:r>
-      <w:proofErr w:type="spellEnd"/>
-      <w:r>
-        <w:t xml:space="preserve"> from a </w:t>
-      </w:r>
-      <w:proofErr w:type="spellStart"/>
-      <w:r>
-        <w:t>direct</w:t>
+        <w:t xml:space="preserve">For the Role C </w:t>
+      </w:r>
+      <w:proofErr w:type="spellStart"/>
+      <w:r>
+        <w:t>ablation</w:t>
+      </w:r>
+      <w:proofErr w:type="spellEnd"/>
+      <w:r>
+        <w:t xml:space="preserve"> </w:t>
+      </w:r>
+      <w:proofErr w:type="spellStart"/>
+      <w:r>
+        <w:t>study</w:t>
+      </w:r>
+      <w:proofErr w:type="spellEnd"/>
+      <w:r>
+        <w:t xml:space="preserve">, the number of </w:t>
+      </w:r>
+      <w:proofErr w:type="spellStart"/>
+      <w:r>
+        <w:t>Dyna</w:t>
       </w:r>
       <w:proofErr w:type="spellEnd"/>
       <w:r>
@@ -18346,52 +17666,912 @@
       </w:r>
       <w:proofErr w:type="spellStart"/>
       <w:r>
-        <w:t>method</w:t>
-      </w:r>
-      <w:proofErr w:type="spellEnd"/>
-      <w:r>
-        <w:t xml:space="preserve"> to a </w:t>
-      </w:r>
-      <w:proofErr w:type="spellStart"/>
-      <w:r>
-        <w:t>more</w:t>
-      </w:r>
-      <w:proofErr w:type="spellEnd"/>
-      <w:r>
-        <w:t xml:space="preserve"> </w:t>
-      </w:r>
-      <w:proofErr w:type="spellStart"/>
-      <w:r>
-        <w:t>structured</w:t>
-      </w:r>
-      <w:proofErr w:type="spellEnd"/>
-      <w:r>
-        <w:t xml:space="preserve"> </w:t>
-      </w:r>
-      <w:proofErr w:type="spellStart"/>
-      <w:r>
-        <w:t>hybrid</w:t>
-      </w:r>
-      <w:proofErr w:type="spellEnd"/>
-      <w:r>
-        <w:t xml:space="preserve"> </w:t>
-      </w:r>
-      <w:proofErr w:type="spellStart"/>
-      <w:r>
-        <w:t>planner</w:t>
-      </w:r>
-      <w:proofErr w:type="spellEnd"/>
-      <w:r>
-        <w:t>.</w:t>
+        <w:t>updates</w:t>
+      </w:r>
+      <w:proofErr w:type="spellEnd"/>
+      <w:r>
+        <w:t xml:space="preserve"> </w:t>
+      </w:r>
+      <w:proofErr w:type="spellStart"/>
+      <w:r>
+        <w:t>was</w:t>
+      </w:r>
+      <w:proofErr w:type="spellEnd"/>
+      <w:r>
+        <w:t xml:space="preserve"> </w:t>
+      </w:r>
+      <w:proofErr w:type="spellStart"/>
+      <w:r>
+        <w:t>changed</w:t>
+      </w:r>
+      <w:proofErr w:type="spellEnd"/>
+      <w:r>
+        <w:t xml:space="preserve"> </w:t>
+      </w:r>
+      <w:proofErr w:type="spellStart"/>
+      <w:r>
+        <w:t>while</w:t>
+      </w:r>
+      <w:proofErr w:type="spellEnd"/>
+      <w:r>
+        <w:t xml:space="preserve"> </w:t>
+      </w:r>
+      <w:proofErr w:type="spellStart"/>
+      <w:r>
+        <w:t>keeping</w:t>
+      </w:r>
+      <w:proofErr w:type="spellEnd"/>
+      <w:r>
+        <w:t xml:space="preserve"> the same </w:t>
+      </w:r>
+      <w:proofErr w:type="spellStart"/>
+      <w:r>
+        <w:t>Priority</w:t>
+      </w:r>
+      <w:proofErr w:type="spellEnd"/>
+      <w:r>
+        <w:t xml:space="preserve"> Meta </w:t>
+      </w:r>
+      <w:proofErr w:type="spellStart"/>
+      <w:r>
+        <w:t>Dyna</w:t>
+      </w:r>
+      <w:proofErr w:type="spellEnd"/>
+      <w:r>
+        <w:t xml:space="preserve">-Q V2 </w:t>
+      </w:r>
+      <w:proofErr w:type="spellStart"/>
+      <w:r>
+        <w:t>structure</w:t>
+      </w:r>
+      <w:proofErr w:type="spellEnd"/>
+      <w:r>
+        <w:t xml:space="preserve">. The </w:t>
+      </w:r>
+      <w:proofErr w:type="spellStart"/>
+      <w:r>
+        <w:t>purpose</w:t>
+      </w:r>
+      <w:proofErr w:type="spellEnd"/>
+      <w:r>
+        <w:t xml:space="preserve"> of this </w:t>
+      </w:r>
+      <w:proofErr w:type="spellStart"/>
+      <w:r>
+        <w:t>experiment</w:t>
+      </w:r>
+      <w:proofErr w:type="spellEnd"/>
+      <w:r>
+        <w:t xml:space="preserve"> </w:t>
+      </w:r>
+      <w:proofErr w:type="spellStart"/>
+      <w:r>
+        <w:t>was</w:t>
+      </w:r>
+      <w:proofErr w:type="spellEnd"/>
+      <w:r>
+        <w:t xml:space="preserve"> to </w:t>
+      </w:r>
+      <w:proofErr w:type="spellStart"/>
+      <w:r>
+        <w:t>observe</w:t>
+      </w:r>
+      <w:proofErr w:type="spellEnd"/>
+      <w:r>
+        <w:t xml:space="preserve"> the effect of model-</w:t>
+      </w:r>
+      <w:proofErr w:type="spellStart"/>
+      <w:r>
+        <w:t>based</w:t>
+      </w:r>
+      <w:proofErr w:type="spellEnd"/>
+      <w:r>
+        <w:t xml:space="preserve"> </w:t>
+      </w:r>
+      <w:proofErr w:type="spellStart"/>
+      <w:r>
+        <w:t>planning</w:t>
+      </w:r>
+      <w:proofErr w:type="spellEnd"/>
+      <w:r>
+        <w:t xml:space="preserve"> </w:t>
+      </w:r>
+      <w:proofErr w:type="spellStart"/>
+      <w:r>
+        <w:t>updates</w:t>
+      </w:r>
+      <w:proofErr w:type="spellEnd"/>
+      <w:r>
+        <w:t xml:space="preserve"> on the final </w:t>
+      </w:r>
+      <w:proofErr w:type="spellStart"/>
+      <w:r>
+        <w:t>policy</w:t>
+      </w:r>
+      <w:proofErr w:type="spellEnd"/>
+      <w:r>
+        <w:t xml:space="preserve"> performance.</w:t>
       </w:r>
     </w:p>
     <w:p>
       <w:r>
+        <w:t xml:space="preserve">Three </w:t>
+      </w:r>
+      <w:proofErr w:type="spellStart"/>
+      <w:r>
+        <w:t>settings</w:t>
+      </w:r>
+      <w:proofErr w:type="spellEnd"/>
+      <w:r>
+        <w:t xml:space="preserve"> </w:t>
+      </w:r>
+      <w:proofErr w:type="spellStart"/>
+      <w:r>
+        <w:t>were</w:t>
+      </w:r>
+      <w:proofErr w:type="spellEnd"/>
+      <w:r>
+        <w:t xml:space="preserve"> </w:t>
+      </w:r>
+      <w:proofErr w:type="spellStart"/>
+      <w:r>
+        <w:t>tested</w:t>
+      </w:r>
+      <w:proofErr w:type="spellEnd"/>
+      <w:r>
+        <w:t xml:space="preserve">: 0 </w:t>
+      </w:r>
+      <w:proofErr w:type="spellStart"/>
+      <w:r>
+        <w:t>planning</w:t>
+      </w:r>
+      <w:proofErr w:type="spellEnd"/>
+      <w:r>
+        <w:t xml:space="preserve"> </w:t>
+      </w:r>
+      <w:proofErr w:type="spellStart"/>
+      <w:r>
+        <w:t>steps</w:t>
+      </w:r>
+      <w:proofErr w:type="spellEnd"/>
+      <w:r>
+        <w:t xml:space="preserve">, 30 </w:t>
+      </w:r>
+      <w:proofErr w:type="spellStart"/>
+      <w:r>
+        <w:t>planning</w:t>
+      </w:r>
+      <w:proofErr w:type="spellEnd"/>
+      <w:r>
+        <w:t xml:space="preserve"> </w:t>
+      </w:r>
+      <w:proofErr w:type="spellStart"/>
+      <w:r>
+        <w:t>steps</w:t>
+      </w:r>
+      <w:proofErr w:type="spellEnd"/>
+      <w:r>
+        <w:t xml:space="preserve">, and 60 </w:t>
+      </w:r>
+      <w:proofErr w:type="spellStart"/>
+      <w:r>
+        <w:t>planning</w:t>
+      </w:r>
+      <w:proofErr w:type="spellEnd"/>
+      <w:r>
+        <w:t xml:space="preserve"> </w:t>
+      </w:r>
+      <w:proofErr w:type="spellStart"/>
+      <w:r>
+        <w:t>steps</w:t>
+      </w:r>
+      <w:proofErr w:type="spellEnd"/>
+      <w:r>
+        <w:t xml:space="preserve">. </w:t>
+      </w:r>
+      <w:proofErr w:type="spellStart"/>
+      <w:r>
+        <w:t>All</w:t>
+      </w:r>
+      <w:proofErr w:type="spellEnd"/>
+      <w:r>
+        <w:t xml:space="preserve"> </w:t>
+      </w:r>
+      <w:proofErr w:type="spellStart"/>
+      <w:r>
+        <w:t>models</w:t>
+      </w:r>
+      <w:proofErr w:type="spellEnd"/>
+      <w:r>
+        <w:t xml:space="preserve"> </w:t>
+      </w:r>
+      <w:proofErr w:type="spellStart"/>
+      <w:r>
+        <w:t>were</w:t>
+      </w:r>
+      <w:proofErr w:type="spellEnd"/>
+      <w:r>
+        <w:t xml:space="preserve"> </w:t>
+      </w:r>
+      <w:proofErr w:type="spellStart"/>
+      <w:r>
+        <w:t>trained</w:t>
+      </w:r>
+      <w:proofErr w:type="spellEnd"/>
+      <w:r>
+        <w:t xml:space="preserve"> for 200 </w:t>
+      </w:r>
+      <w:proofErr w:type="spellStart"/>
+      <w:r>
+        <w:t>episodes</w:t>
+      </w:r>
+      <w:proofErr w:type="spellEnd"/>
+      <w:r>
+        <w:t xml:space="preserve"> and </w:t>
+      </w:r>
+      <w:proofErr w:type="spellStart"/>
+      <w:r>
+        <w:t>evaluated</w:t>
+      </w:r>
+      <w:proofErr w:type="spellEnd"/>
+      <w:r>
+        <w:t xml:space="preserve"> on the </w:t>
+      </w:r>
+      <w:proofErr w:type="spellStart"/>
+      <w:r>
+        <w:t>standard</w:t>
+      </w:r>
+      <w:proofErr w:type="spellEnd"/>
+      <w:r>
+        <w:t xml:space="preserve"> </w:t>
+      </w:r>
+      <w:proofErr w:type="spellStart"/>
+      <w:r>
+        <w:t>evaluation</w:t>
+      </w:r>
+      <w:proofErr w:type="spellEnd"/>
+      <w:r>
+        <w:t xml:space="preserve"> </w:t>
+      </w:r>
+      <w:proofErr w:type="spellStart"/>
+      <w:r>
+        <w:t>configuration</w:t>
+      </w:r>
+      <w:proofErr w:type="spellEnd"/>
+      <w:r>
+        <w:t xml:space="preserve"> </w:t>
+      </w:r>
+      <w:proofErr w:type="spellStart"/>
+      <w:r>
+        <w:t>using</w:t>
+      </w:r>
+      <w:proofErr w:type="spellEnd"/>
+      <w:r>
+        <w:t xml:space="preserve"> </w:t>
+      </w:r>
+      <w:proofErr w:type="spellStart"/>
+      <w:r>
+        <w:t>seeds</w:t>
+      </w:r>
+      <w:proofErr w:type="spellEnd"/>
+      <w:r>
+        <w:t xml:space="preserve"> 0, 1, and 2.</w:t>
+      </w:r>
+    </w:p>
+    <w:tbl>
+      <w:tblPr>
+        <w:tblStyle w:val="TabloKlavuzu"/>
+        <w:tblW w:w="0" w:type="auto"/>
+        <w:tblLook w:val="04A0" w:firstRow="1" w:lastRow="0" w:firstColumn="1" w:lastColumn="0" w:noHBand="0" w:noVBand="1"/>
+      </w:tblPr>
+      <w:tblGrid>
+        <w:gridCol w:w="1161"/>
+        <w:gridCol w:w="1091"/>
+        <w:gridCol w:w="953"/>
+        <w:gridCol w:w="1036"/>
+        <w:gridCol w:w="1257"/>
+        <w:gridCol w:w="1174"/>
+        <w:gridCol w:w="1257"/>
+        <w:gridCol w:w="1133"/>
+      </w:tblGrid>
+      <w:tr>
+        <w:trPr>
+          <w:trHeight w:val="300"/>
+        </w:trPr>
+        <w:tc>
+          <w:tcPr>
+            <w:tcW w:w="1580" w:type="dxa"/>
+            <w:noWrap/>
+            <w:hideMark/>
+          </w:tcPr>
+          <w:p>
+            <w:r>
+              <w:t xml:space="preserve">Planning </w:t>
+            </w:r>
+            <w:proofErr w:type="spellStart"/>
+            <w:r>
+              <w:t>Steps</w:t>
+            </w:r>
+            <w:proofErr w:type="spellEnd"/>
+          </w:p>
+        </w:tc>
+        <w:tc>
+          <w:tcPr>
+            <w:tcW w:w="1480" w:type="dxa"/>
+            <w:noWrap/>
+            <w:hideMark/>
+          </w:tcPr>
+          <w:p>
+            <w:r>
+              <w:t xml:space="preserve">Cost per </w:t>
+            </w:r>
+            <w:proofErr w:type="spellStart"/>
+            <w:r>
+              <w:t>Order</w:t>
+            </w:r>
+            <w:proofErr w:type="spellEnd"/>
+          </w:p>
+        </w:tc>
+        <w:tc>
+          <w:tcPr>
+            <w:tcW w:w="1280" w:type="dxa"/>
+            <w:noWrap/>
+            <w:hideMark/>
+          </w:tcPr>
+          <w:p>
+            <w:proofErr w:type="spellStart"/>
+            <w:r>
+              <w:t>Success</w:t>
+            </w:r>
+            <w:proofErr w:type="spellEnd"/>
+            <w:r>
+              <w:t xml:space="preserve"> Rate</w:t>
+            </w:r>
+          </w:p>
+        </w:tc>
+        <w:tc>
+          <w:tcPr>
+            <w:tcW w:w="1400" w:type="dxa"/>
+            <w:noWrap/>
+            <w:hideMark/>
+          </w:tcPr>
+          <w:p>
+            <w:r>
+              <w:t>On-Time Rate</w:t>
+            </w:r>
+          </w:p>
+        </w:tc>
+        <w:tc>
+          <w:tcPr>
+            <w:tcW w:w="1720" w:type="dxa"/>
+            <w:noWrap/>
+            <w:hideMark/>
+          </w:tcPr>
+          <w:p>
+            <w:proofErr w:type="spellStart"/>
+            <w:r>
+              <w:t>Delivered</w:t>
+            </w:r>
+            <w:proofErr w:type="spellEnd"/>
+            <w:r>
+              <w:t xml:space="preserve"> </w:t>
+            </w:r>
+            <w:proofErr w:type="spellStart"/>
+            <w:r>
+              <w:t>Orders</w:t>
+            </w:r>
+            <w:proofErr w:type="spellEnd"/>
+          </w:p>
+        </w:tc>
+        <w:tc>
+          <w:tcPr>
+            <w:tcW w:w="1600" w:type="dxa"/>
+            <w:noWrap/>
+            <w:hideMark/>
+          </w:tcPr>
+          <w:p>
+            <w:proofErr w:type="spellStart"/>
+            <w:r>
+              <w:t>Dropped</w:t>
+            </w:r>
+            <w:proofErr w:type="spellEnd"/>
+            <w:r>
+              <w:t xml:space="preserve"> </w:t>
+            </w:r>
+            <w:proofErr w:type="spellStart"/>
+            <w:r>
+              <w:t>Orders</w:t>
+            </w:r>
+            <w:proofErr w:type="spellEnd"/>
+          </w:p>
+        </w:tc>
+        <w:tc>
+          <w:tcPr>
+            <w:tcW w:w="1720" w:type="dxa"/>
+            <w:noWrap/>
+            <w:hideMark/>
+          </w:tcPr>
+          <w:p>
+            <w:proofErr w:type="spellStart"/>
+            <w:r>
+              <w:t>Depletion</w:t>
+            </w:r>
+            <w:proofErr w:type="spellEnd"/>
+            <w:r>
+              <w:t xml:space="preserve"> </w:t>
+            </w:r>
+            <w:proofErr w:type="spellStart"/>
+            <w:r>
+              <w:t>Events</w:t>
+            </w:r>
+            <w:proofErr w:type="spellEnd"/>
+          </w:p>
+        </w:tc>
+        <w:tc>
+          <w:tcPr>
+            <w:tcW w:w="1540" w:type="dxa"/>
+            <w:noWrap/>
+            <w:hideMark/>
+          </w:tcPr>
+          <w:p>
+            <w:proofErr w:type="spellStart"/>
+            <w:r>
+              <w:t>Episode</w:t>
+            </w:r>
+            <w:proofErr w:type="spellEnd"/>
+            <w:r>
+              <w:t xml:space="preserve"> Return</w:t>
+            </w:r>
+          </w:p>
+        </w:tc>
+      </w:tr>
+      <w:tr>
+        <w:trPr>
+          <w:trHeight w:val="300"/>
+        </w:trPr>
+        <w:tc>
+          <w:tcPr>
+            <w:tcW w:w="1580" w:type="dxa"/>
+            <w:noWrap/>
+            <w:hideMark/>
+          </w:tcPr>
+          <w:p>
+            <w:r>
+              <w:t>0</w:t>
+            </w:r>
+          </w:p>
+        </w:tc>
+        <w:tc>
+          <w:tcPr>
+            <w:tcW w:w="1480" w:type="dxa"/>
+            <w:noWrap/>
+            <w:hideMark/>
+          </w:tcPr>
+          <w:p>
+            <w:r>
+              <w:t>2,321</w:t>
+            </w:r>
+          </w:p>
+        </w:tc>
+        <w:tc>
+          <w:tcPr>
+            <w:tcW w:w="1280" w:type="dxa"/>
+            <w:noWrap/>
+            <w:hideMark/>
+          </w:tcPr>
+          <w:p>
+            <w:r>
+              <w:t>0,917</w:t>
+            </w:r>
+          </w:p>
+        </w:tc>
+        <w:tc>
+          <w:tcPr>
+            <w:tcW w:w="1400" w:type="dxa"/>
+            <w:noWrap/>
+            <w:hideMark/>
+          </w:tcPr>
+          <w:p>
+            <w:r>
+              <w:t>0,931</w:t>
+            </w:r>
+          </w:p>
+        </w:tc>
+        <w:tc>
+          <w:tcPr>
+            <w:tcW w:w="1720" w:type="dxa"/>
+            <w:noWrap/>
+            <w:hideMark/>
+          </w:tcPr>
+          <w:p>
+            <w:r>
+              <w:t>129,67</w:t>
+            </w:r>
+          </w:p>
+        </w:tc>
+        <w:tc>
+          <w:tcPr>
+            <w:tcW w:w="1600" w:type="dxa"/>
+            <w:noWrap/>
+            <w:hideMark/>
+          </w:tcPr>
+          <w:p>
+            <w:r>
+              <w:t>11,67</w:t>
+            </w:r>
+          </w:p>
+        </w:tc>
+        <w:tc>
+          <w:tcPr>
+            <w:tcW w:w="1720" w:type="dxa"/>
+            <w:noWrap/>
+            <w:hideMark/>
+          </w:tcPr>
+          <w:p>
+            <w:r>
+              <w:t>1,67</w:t>
+            </w:r>
+          </w:p>
+        </w:tc>
+        <w:tc>
+          <w:tcPr>
+            <w:tcW w:w="1540" w:type="dxa"/>
+            <w:noWrap/>
+            <w:hideMark/>
+          </w:tcPr>
+          <w:p>
+            <w:r>
+              <w:t>1603,37</w:t>
+            </w:r>
+          </w:p>
+        </w:tc>
+      </w:tr>
+      <w:tr>
+        <w:trPr>
+          <w:trHeight w:val="300"/>
+        </w:trPr>
+        <w:tc>
+          <w:tcPr>
+            <w:tcW w:w="1580" w:type="dxa"/>
+            <w:noWrap/>
+            <w:hideMark/>
+          </w:tcPr>
+          <w:p>
+            <w:r>
+              <w:t>30</w:t>
+            </w:r>
+          </w:p>
+        </w:tc>
+        <w:tc>
+          <w:tcPr>
+            <w:tcW w:w="1480" w:type="dxa"/>
+            <w:noWrap/>
+            <w:hideMark/>
+          </w:tcPr>
+          <w:p>
+            <w:r>
+              <w:t>2,374</w:t>
+            </w:r>
+          </w:p>
+        </w:tc>
+        <w:tc>
+          <w:tcPr>
+            <w:tcW w:w="1280" w:type="dxa"/>
+            <w:noWrap/>
+            <w:hideMark/>
+          </w:tcPr>
+          <w:p>
+            <w:r>
+              <w:t>0,92</w:t>
+            </w:r>
+          </w:p>
+        </w:tc>
+        <w:tc>
+          <w:tcPr>
+            <w:tcW w:w="1400" w:type="dxa"/>
+            <w:noWrap/>
+            <w:hideMark/>
+          </w:tcPr>
+          <w:p>
+            <w:r>
+              <w:t>0,926</w:t>
+            </w:r>
+          </w:p>
+        </w:tc>
+        <w:tc>
+          <w:tcPr>
+            <w:tcW w:w="1720" w:type="dxa"/>
+            <w:noWrap/>
+            <w:hideMark/>
+          </w:tcPr>
+          <w:p>
+            <w:r>
+              <w:t>130,33</w:t>
+            </w:r>
+          </w:p>
+        </w:tc>
+        <w:tc>
+          <w:tcPr>
+            <w:tcW w:w="1600" w:type="dxa"/>
+            <w:noWrap/>
+            <w:hideMark/>
+          </w:tcPr>
+          <w:p>
+            <w:r>
+              <w:t>11,33</w:t>
+            </w:r>
+          </w:p>
+        </w:tc>
+        <w:tc>
+          <w:tcPr>
+            <w:tcW w:w="1720" w:type="dxa"/>
+            <w:noWrap/>
+            <w:hideMark/>
+          </w:tcPr>
+          <w:p>
+            <w:r>
+              <w:t>2</w:t>
+            </w:r>
+          </w:p>
+        </w:tc>
+        <w:tc>
+          <w:tcPr>
+            <w:tcW w:w="1540" w:type="dxa"/>
+            <w:noWrap/>
+            <w:hideMark/>
+          </w:tcPr>
+          <w:p>
+            <w:r>
+              <w:t>1599,42</w:t>
+            </w:r>
+          </w:p>
+        </w:tc>
+      </w:tr>
+      <w:tr>
+        <w:trPr>
+          <w:trHeight w:val="300"/>
+        </w:trPr>
+        <w:tc>
+          <w:tcPr>
+            <w:tcW w:w="1580" w:type="dxa"/>
+            <w:noWrap/>
+            <w:hideMark/>
+          </w:tcPr>
+          <w:p>
+            <w:r>
+              <w:t>60</w:t>
+            </w:r>
+          </w:p>
+        </w:tc>
+        <w:tc>
+          <w:tcPr>
+            <w:tcW w:w="1480" w:type="dxa"/>
+            <w:noWrap/>
+            <w:hideMark/>
+          </w:tcPr>
+          <w:p>
+            <w:r>
+              <w:t>2,374</w:t>
+            </w:r>
+          </w:p>
+        </w:tc>
+        <w:tc>
+          <w:tcPr>
+            <w:tcW w:w="1280" w:type="dxa"/>
+            <w:noWrap/>
+            <w:hideMark/>
+          </w:tcPr>
+          <w:p>
+            <w:r>
+              <w:t>0,92</w:t>
+            </w:r>
+          </w:p>
+        </w:tc>
+        <w:tc>
+          <w:tcPr>
+            <w:tcW w:w="1400" w:type="dxa"/>
+            <w:noWrap/>
+            <w:hideMark/>
+          </w:tcPr>
+          <w:p>
+            <w:r>
+              <w:t>0,926</w:t>
+            </w:r>
+          </w:p>
+        </w:tc>
+        <w:tc>
+          <w:tcPr>
+            <w:tcW w:w="1720" w:type="dxa"/>
+            <w:noWrap/>
+            <w:hideMark/>
+          </w:tcPr>
+          <w:p>
+            <w:r>
+              <w:t>130,33</w:t>
+            </w:r>
+          </w:p>
+        </w:tc>
+        <w:tc>
+          <w:tcPr>
+            <w:tcW w:w="1600" w:type="dxa"/>
+            <w:noWrap/>
+            <w:hideMark/>
+          </w:tcPr>
+          <w:p>
+            <w:r>
+              <w:t>11,33</w:t>
+            </w:r>
+          </w:p>
+        </w:tc>
+        <w:tc>
+          <w:tcPr>
+            <w:tcW w:w="1720" w:type="dxa"/>
+            <w:noWrap/>
+            <w:hideMark/>
+          </w:tcPr>
+          <w:p>
+            <w:r>
+              <w:t>2</w:t>
+            </w:r>
+          </w:p>
+        </w:tc>
+        <w:tc>
+          <w:tcPr>
+            <w:tcW w:w="1540" w:type="dxa"/>
+            <w:noWrap/>
+            <w:hideMark/>
+          </w:tcPr>
+          <w:p>
+            <w:r>
+              <w:t>1599,42</w:t>
+            </w:r>
+          </w:p>
+        </w:tc>
+      </w:tr>
+      <w:tr>
+        <w:trPr>
+          <w:trHeight w:val="300"/>
+        </w:trPr>
+        <w:tc>
+          <w:tcPr>
+            <w:tcW w:w="1580" w:type="dxa"/>
+            <w:noWrap/>
+            <w:hideMark/>
+          </w:tcPr>
+          <w:p>
+            <w:proofErr w:type="spellStart"/>
+            <w:r>
+              <w:t>Greedy</w:t>
+            </w:r>
+            <w:proofErr w:type="spellEnd"/>
+            <w:r>
+              <w:t xml:space="preserve"> </w:t>
+            </w:r>
+            <w:proofErr w:type="spellStart"/>
+            <w:r>
+              <w:t>Nearest</w:t>
+            </w:r>
+            <w:proofErr w:type="spellEnd"/>
+          </w:p>
+        </w:tc>
+        <w:tc>
+          <w:tcPr>
+            <w:tcW w:w="1480" w:type="dxa"/>
+            <w:noWrap/>
+            <w:hideMark/>
+          </w:tcPr>
+          <w:p>
+            <w:r>
+              <w:t>4,57</w:t>
+            </w:r>
+          </w:p>
+        </w:tc>
+        <w:tc>
+          <w:tcPr>
+            <w:tcW w:w="1280" w:type="dxa"/>
+            <w:noWrap/>
+            <w:hideMark/>
+          </w:tcPr>
+          <w:p>
+            <w:r>
+              <w:t>0,855</w:t>
+            </w:r>
+          </w:p>
+        </w:tc>
+        <w:tc>
+          <w:tcPr>
+            <w:tcW w:w="1400" w:type="dxa"/>
+            <w:noWrap/>
+            <w:hideMark/>
+          </w:tcPr>
+          <w:p>
+            <w:r>
+              <w:t>0,903</w:t>
+            </w:r>
+          </w:p>
+        </w:tc>
+        <w:tc>
+          <w:tcPr>
+            <w:tcW w:w="1720" w:type="dxa"/>
+            <w:noWrap/>
+            <w:hideMark/>
+          </w:tcPr>
+          <w:p>
+            <w:r>
+              <w:t>118,33</w:t>
+            </w:r>
+          </w:p>
+        </w:tc>
+        <w:tc>
+          <w:tcPr>
+            <w:tcW w:w="1600" w:type="dxa"/>
+            <w:noWrap/>
+            <w:hideMark/>
+          </w:tcPr>
+          <w:p>
+            <w:r>
+              <w:t>20</w:t>
+            </w:r>
+          </w:p>
+        </w:tc>
+        <w:tc>
+          <w:tcPr>
+            <w:tcW w:w="1720" w:type="dxa"/>
+            <w:noWrap/>
+            <w:hideMark/>
+          </w:tcPr>
+          <w:p>
+            <w:r>
+              <w:t>4</w:t>
+            </w:r>
+          </w:p>
+        </w:tc>
+        <w:tc>
+          <w:tcPr>
+            <w:tcW w:w="1540" w:type="dxa"/>
+            <w:noWrap/>
+            <w:hideMark/>
+          </w:tcPr>
+          <w:p>
+            <w:r>
+              <w:t>1183,26</w:t>
+            </w:r>
+          </w:p>
+        </w:tc>
+      </w:tr>
+    </w:tbl>
+    <w:p/>
+    <w:p>
+      <w:r>
         <w:t xml:space="preserve">The </w:t>
       </w:r>
       <w:proofErr w:type="spellStart"/>
       <w:r>
-        <w:t>direct</w:t>
+        <w:t>ablation</w:t>
+      </w:r>
+      <w:proofErr w:type="spellEnd"/>
+      <w:r>
+        <w:t xml:space="preserve"> </w:t>
+      </w:r>
+      <w:proofErr w:type="spellStart"/>
+      <w:r>
+        <w:t>results</w:t>
+      </w:r>
+      <w:proofErr w:type="spellEnd"/>
+      <w:r>
+        <w:t xml:space="preserve"> </w:t>
+      </w:r>
+      <w:proofErr w:type="spellStart"/>
+      <w:r>
+        <w:t>show</w:t>
+      </w:r>
+      <w:proofErr w:type="spellEnd"/>
+      <w:r>
+        <w:t xml:space="preserve"> that </w:t>
+      </w:r>
+      <w:proofErr w:type="spellStart"/>
+      <w:r>
+        <w:t>all</w:t>
       </w:r>
       <w:proofErr w:type="spellEnd"/>
       <w:r>
@@ -18403,7 +18583,7 @@
       </w:r>
       <w:proofErr w:type="spellEnd"/>
       <w:r>
-        <w:t xml:space="preserve"> </w:t>
+        <w:t xml:space="preserve"> Meta </w:t>
       </w:r>
       <w:proofErr w:type="spellStart"/>
       <w:r>
@@ -18411,43 +18591,139 @@
       </w:r>
       <w:proofErr w:type="spellEnd"/>
       <w:r>
-        <w:t xml:space="preserve">-Q </w:t>
-      </w:r>
-      <w:proofErr w:type="spellStart"/>
-      <w:r>
-        <w:t>method</w:t>
-      </w:r>
-      <w:proofErr w:type="spellEnd"/>
-      <w:r>
-        <w:t xml:space="preserve"> </w:t>
-      </w:r>
-      <w:proofErr w:type="spellStart"/>
-      <w:r>
-        <w:t>was</w:t>
-      </w:r>
-      <w:proofErr w:type="spellEnd"/>
-      <w:r>
-        <w:t xml:space="preserve"> </w:t>
-      </w:r>
-      <w:proofErr w:type="spellStart"/>
-      <w:r>
-        <w:t>limited</w:t>
-      </w:r>
-      <w:proofErr w:type="spellEnd"/>
-      <w:r>
-        <w:t xml:space="preserve"> </w:t>
-      </w:r>
-      <w:proofErr w:type="spellStart"/>
-      <w:r>
-        <w:t>by</w:t>
-      </w:r>
-      <w:proofErr w:type="spellEnd"/>
-      <w:r>
-        <w:t xml:space="preserve"> the large 169-action </w:t>
-      </w:r>
-      <w:proofErr w:type="spellStart"/>
-      <w:r>
-        <w:t>space</w:t>
+        <w:t xml:space="preserve">-Q V2 </w:t>
+      </w:r>
+      <w:proofErr w:type="spellStart"/>
+      <w:r>
+        <w:t>variants</w:t>
+      </w:r>
+      <w:proofErr w:type="spellEnd"/>
+      <w:r>
+        <w:t xml:space="preserve"> </w:t>
+      </w:r>
+      <w:proofErr w:type="spellStart"/>
+      <w:r>
+        <w:t>clearly</w:t>
+      </w:r>
+      <w:proofErr w:type="spellEnd"/>
+      <w:r>
+        <w:t xml:space="preserve"> </w:t>
+      </w:r>
+      <w:proofErr w:type="spellStart"/>
+      <w:r>
+        <w:t>outperformed</w:t>
+      </w:r>
+      <w:proofErr w:type="spellEnd"/>
+      <w:r>
+        <w:t xml:space="preserve"> the </w:t>
+      </w:r>
+      <w:proofErr w:type="spellStart"/>
+      <w:r>
+        <w:t>Greedy</w:t>
+      </w:r>
+      <w:proofErr w:type="spellEnd"/>
+      <w:r>
+        <w:t xml:space="preserve"> </w:t>
+      </w:r>
+      <w:proofErr w:type="spellStart"/>
+      <w:r>
+        <w:t>Nearest</w:t>
+      </w:r>
+      <w:proofErr w:type="spellEnd"/>
+      <w:r>
+        <w:t xml:space="preserve"> </w:t>
+      </w:r>
+      <w:proofErr w:type="spellStart"/>
+      <w:r>
+        <w:t>baseline</w:t>
+      </w:r>
+      <w:proofErr w:type="spellEnd"/>
+      <w:r>
+        <w:t xml:space="preserve">. The 0-step </w:t>
+      </w:r>
+      <w:proofErr w:type="spellStart"/>
+      <w:r>
+        <w:t>version</w:t>
+      </w:r>
+      <w:proofErr w:type="spellEnd"/>
+      <w:r>
+        <w:t xml:space="preserve"> </w:t>
+      </w:r>
+      <w:proofErr w:type="spellStart"/>
+      <w:r>
+        <w:t>achieved</w:t>
+      </w:r>
+      <w:proofErr w:type="spellEnd"/>
+      <w:r>
+        <w:t xml:space="preserve"> the </w:t>
+      </w:r>
+      <w:proofErr w:type="spellStart"/>
+      <w:r>
+        <w:t>lowest</w:t>
+      </w:r>
+      <w:proofErr w:type="spellEnd"/>
+      <w:r>
+        <w:t xml:space="preserve"> cost per </w:t>
+      </w:r>
+      <w:proofErr w:type="spellStart"/>
+      <w:r>
+        <w:t>order</w:t>
+      </w:r>
+      <w:proofErr w:type="spellEnd"/>
+      <w:r>
+        <w:t xml:space="preserve"> on </w:t>
+      </w:r>
+      <w:proofErr w:type="spellStart"/>
+      <w:r>
+        <w:t>seeds</w:t>
+      </w:r>
+      <w:proofErr w:type="spellEnd"/>
+      <w:r>
+        <w:t xml:space="preserve"> 0, 1, and 2. </w:t>
+      </w:r>
+      <w:proofErr w:type="spellStart"/>
+      <w:r>
+        <w:t>However</w:t>
+      </w:r>
+      <w:proofErr w:type="spellEnd"/>
+      <w:r>
+        <w:t xml:space="preserve">, the 30-step and 60-step </w:t>
+      </w:r>
+      <w:proofErr w:type="spellStart"/>
+      <w:r>
+        <w:t>versions</w:t>
+      </w:r>
+      <w:proofErr w:type="spellEnd"/>
+      <w:r>
+        <w:t xml:space="preserve"> </w:t>
+      </w:r>
+      <w:proofErr w:type="spellStart"/>
+      <w:r>
+        <w:t>produced</w:t>
+      </w:r>
+      <w:proofErr w:type="spellEnd"/>
+      <w:r>
+        <w:t xml:space="preserve"> </w:t>
+      </w:r>
+      <w:proofErr w:type="spellStart"/>
+      <w:r>
+        <w:t>almost</w:t>
+      </w:r>
+      <w:proofErr w:type="spellEnd"/>
+      <w:r>
+        <w:t xml:space="preserve"> </w:t>
+      </w:r>
+      <w:proofErr w:type="spellStart"/>
+      <w:r>
+        <w:t>identical</w:t>
+      </w:r>
+      <w:proofErr w:type="spellEnd"/>
+      <w:r>
+        <w:t xml:space="preserve"> </w:t>
+      </w:r>
+      <w:proofErr w:type="spellStart"/>
+      <w:r>
+        <w:t>results</w:t>
       </w:r>
       <w:proofErr w:type="spellEnd"/>
       <w:r>
@@ -18455,187 +18731,19 @@
       </w:r>
       <w:proofErr w:type="spellStart"/>
       <w:r>
-        <w:t>sparse</w:t>
-      </w:r>
-      <w:proofErr w:type="spellEnd"/>
-      <w:r>
-        <w:t xml:space="preserve"> tabular </w:t>
-      </w:r>
-      <w:proofErr w:type="spellStart"/>
-      <w:r>
-        <w:t>state</w:t>
-      </w:r>
-      <w:proofErr w:type="spellEnd"/>
-      <w:r>
-        <w:t xml:space="preserve"> </w:t>
-      </w:r>
-      <w:proofErr w:type="spellStart"/>
-      <w:r>
-        <w:t>representation</w:t>
-      </w:r>
-      <w:proofErr w:type="spellEnd"/>
-      <w:r>
-        <w:t xml:space="preserve">. The </w:t>
-      </w:r>
-      <w:proofErr w:type="spellStart"/>
-      <w:r>
-        <w:t>rollout-based</w:t>
-      </w:r>
-      <w:proofErr w:type="spellEnd"/>
-      <w:r>
-        <w:t xml:space="preserve"> </w:t>
-      </w:r>
-      <w:proofErr w:type="spellStart"/>
-      <w:r>
-        <w:t>safety</w:t>
-      </w:r>
-      <w:proofErr w:type="spellEnd"/>
-      <w:r>
-        <w:t xml:space="preserve"> </w:t>
-      </w:r>
-      <w:proofErr w:type="spellStart"/>
-      <w:r>
-        <w:t>correction</w:t>
-      </w:r>
-      <w:proofErr w:type="spellEnd"/>
-      <w:r>
-        <w:t xml:space="preserve"> </w:t>
-      </w:r>
-      <w:proofErr w:type="spellStart"/>
-      <w:r>
-        <w:t>method</w:t>
-      </w:r>
-      <w:proofErr w:type="spellEnd"/>
-      <w:r>
-        <w:t xml:space="preserve"> </w:t>
-      </w:r>
-      <w:proofErr w:type="spellStart"/>
-      <w:r>
-        <w:t>improved</w:t>
-      </w:r>
-      <w:proofErr w:type="spellEnd"/>
-      <w:r>
-        <w:t xml:space="preserve"> the </w:t>
-      </w:r>
-      <w:proofErr w:type="spellStart"/>
-      <w:r>
-        <w:t>baseline</w:t>
-      </w:r>
-      <w:proofErr w:type="spellEnd"/>
-      <w:r>
-        <w:t xml:space="preserve">, but it </w:t>
-      </w:r>
-      <w:proofErr w:type="spellStart"/>
-      <w:r>
-        <w:t>was</w:t>
-      </w:r>
-      <w:proofErr w:type="spellEnd"/>
-      <w:r>
-        <w:t xml:space="preserve"> </w:t>
-      </w:r>
-      <w:proofErr w:type="spellStart"/>
-      <w:r>
-        <w:t>mostly</w:t>
-      </w:r>
-      <w:proofErr w:type="spellEnd"/>
-      <w:r>
-        <w:t xml:space="preserve"> </w:t>
-      </w:r>
-      <w:proofErr w:type="spellStart"/>
-      <w:r>
-        <w:t>rule-based</w:t>
-      </w:r>
-      <w:proofErr w:type="spellEnd"/>
-      <w:r>
-        <w:t xml:space="preserve">. The final </w:t>
-      </w:r>
-      <w:proofErr w:type="spellStart"/>
-      <w:r>
-        <w:t>Priority</w:t>
-      </w:r>
-      <w:proofErr w:type="spellEnd"/>
-      <w:r>
-        <w:t xml:space="preserve"> Meta </w:t>
-      </w:r>
-      <w:proofErr w:type="spellStart"/>
-      <w:r>
-        <w:t>Dyna</w:t>
-      </w:r>
-      <w:proofErr w:type="spellEnd"/>
-      <w:r>
-        <w:t xml:space="preserve">-Q V2 </w:t>
-      </w:r>
-      <w:proofErr w:type="spellStart"/>
-      <w:r>
-        <w:t>method</w:t>
-      </w:r>
-      <w:proofErr w:type="spellEnd"/>
-      <w:r>
-        <w:t xml:space="preserve"> </w:t>
-      </w:r>
-      <w:proofErr w:type="spellStart"/>
-      <w:r>
-        <w:t>combined</w:t>
-      </w:r>
-      <w:proofErr w:type="spellEnd"/>
-      <w:r>
-        <w:t xml:space="preserve"> the </w:t>
-      </w:r>
-      <w:proofErr w:type="spellStart"/>
-      <w:r>
-        <w:t>strengths</w:t>
-      </w:r>
-      <w:proofErr w:type="spellEnd"/>
-      <w:r>
-        <w:t xml:space="preserve"> of </w:t>
-      </w:r>
-      <w:proofErr w:type="spellStart"/>
-      <w:r>
-        <w:t>both</w:t>
-      </w:r>
-      <w:proofErr w:type="spellEnd"/>
-      <w:r>
-        <w:t xml:space="preserve"> </w:t>
-      </w:r>
-      <w:proofErr w:type="spellStart"/>
-      <w:r>
-        <w:t>approaches</w:t>
-      </w:r>
-      <w:proofErr w:type="spellEnd"/>
-      <w:r>
-        <w:t xml:space="preserve">. </w:t>
-      </w:r>
-      <w:proofErr w:type="spellStart"/>
-      <w:r>
-        <w:t>It</w:t>
-      </w:r>
-      <w:proofErr w:type="spellEnd"/>
-      <w:r>
-        <w:t xml:space="preserve"> </w:t>
-      </w:r>
-      <w:proofErr w:type="spellStart"/>
-      <w:r>
-        <w:t>kept</w:t>
-      </w:r>
-      <w:proofErr w:type="spellEnd"/>
-      <w:r>
-        <w:t xml:space="preserve"> </w:t>
-      </w:r>
-      <w:proofErr w:type="spellStart"/>
-      <w:r>
-        <w:t>Greedy</w:t>
-      </w:r>
-      <w:proofErr w:type="spellEnd"/>
-      <w:r>
-        <w:t xml:space="preserve"> </w:t>
-      </w:r>
-      <w:proofErr w:type="spellStart"/>
-      <w:r>
-        <w:t>Nearest</w:t>
-      </w:r>
-      <w:proofErr w:type="spellEnd"/>
-      <w:r>
-        <w:t xml:space="preserve"> as a </w:t>
+        <w:t>also</w:t>
+      </w:r>
+      <w:proofErr w:type="spellEnd"/>
+      <w:r>
+        <w:t xml:space="preserve"> </w:t>
+      </w:r>
+      <w:proofErr w:type="spellStart"/>
+      <w:r>
+        <w:t>achieved</w:t>
+      </w:r>
+      <w:proofErr w:type="spellEnd"/>
+      <w:r>
+        <w:t xml:space="preserve"> </w:t>
       </w:r>
       <w:proofErr w:type="spellStart"/>
       <w:r>
@@ -18643,144 +18751,360 @@
       </w:r>
       <w:proofErr w:type="spellEnd"/>
       <w:r>
-        <w:t xml:space="preserve"> </w:t>
-      </w:r>
-      <w:proofErr w:type="spellStart"/>
-      <w:r>
-        <w:t>default</w:t>
-      </w:r>
-      <w:proofErr w:type="spellEnd"/>
-      <w:r>
-        <w:t xml:space="preserve"> </w:t>
-      </w:r>
-      <w:proofErr w:type="spellStart"/>
-      <w:r>
-        <w:t>policy</w:t>
-      </w:r>
-      <w:proofErr w:type="spellEnd"/>
-      <w:r>
-        <w:t xml:space="preserve">, but </w:t>
-      </w:r>
-      <w:proofErr w:type="spellStart"/>
-      <w:r>
-        <w:t>used</w:t>
-      </w:r>
-      <w:proofErr w:type="spellEnd"/>
-      <w:r>
-        <w:t xml:space="preserve"> </w:t>
-      </w:r>
-      <w:proofErr w:type="spellStart"/>
-      <w:r>
-        <w:t>learned</w:t>
-      </w:r>
-      <w:proofErr w:type="spellEnd"/>
-      <w:r>
-        <w:t xml:space="preserve"> </w:t>
-      </w:r>
-      <w:proofErr w:type="spellStart"/>
-      <w:r>
-        <w:t>Dyna</w:t>
-      </w:r>
-      <w:proofErr w:type="spellEnd"/>
-      <w:r>
-        <w:t xml:space="preserve">-Q </w:t>
-      </w:r>
-      <w:proofErr w:type="spellStart"/>
-      <w:r>
-        <w:t>planning</w:t>
-      </w:r>
-      <w:proofErr w:type="spellEnd"/>
-      <w:r>
-        <w:t xml:space="preserve"> to </w:t>
-      </w:r>
-      <w:proofErr w:type="spellStart"/>
-      <w:r>
-        <w:t>decide</w:t>
-      </w:r>
-      <w:proofErr w:type="spellEnd"/>
-      <w:r>
-        <w:t xml:space="preserve"> </w:t>
-      </w:r>
-      <w:proofErr w:type="spellStart"/>
-      <w:r>
-        <w:t>when</w:t>
-      </w:r>
-      <w:proofErr w:type="spellEnd"/>
-      <w:r>
-        <w:t xml:space="preserve"> </w:t>
-      </w:r>
-      <w:proofErr w:type="spellStart"/>
-      <w:r>
-        <w:t>battery</w:t>
-      </w:r>
-      <w:proofErr w:type="spellEnd"/>
-      <w:r>
-        <w:t xml:space="preserve">-risk </w:t>
-      </w:r>
-      <w:proofErr w:type="spellStart"/>
-      <w:r>
-        <w:t>corrections</w:t>
-      </w:r>
-      <w:proofErr w:type="spellEnd"/>
-      <w:r>
-        <w:t xml:space="preserve"> </w:t>
-      </w:r>
-      <w:proofErr w:type="spellStart"/>
-      <w:r>
-        <w:t>should</w:t>
-      </w:r>
-      <w:proofErr w:type="spellEnd"/>
-      <w:r>
-        <w:t xml:space="preserve"> be </w:t>
-      </w:r>
-      <w:proofErr w:type="spellStart"/>
-      <w:r>
-        <w:t>applied</w:t>
-      </w:r>
-      <w:proofErr w:type="spellEnd"/>
-      <w:r>
-        <w:t>.</w:t>
+        <w:t xml:space="preserve"> performance.</w:t>
       </w:r>
     </w:p>
     <w:p>
       <w:r>
-        <w:t xml:space="preserve">This final </w:t>
-      </w:r>
-      <w:proofErr w:type="spellStart"/>
-      <w:r>
-        <w:t>design</w:t>
-      </w:r>
-      <w:proofErr w:type="spellEnd"/>
-      <w:r>
-        <w:t xml:space="preserve"> made the </w:t>
-      </w:r>
-      <w:proofErr w:type="spellStart"/>
-      <w:r>
-        <w:t>learning</w:t>
-      </w:r>
-      <w:proofErr w:type="spellEnd"/>
-      <w:r>
-        <w:t xml:space="preserve"> problem </w:t>
-      </w:r>
-      <w:proofErr w:type="spellStart"/>
-      <w:r>
-        <w:t>smaller</w:t>
-      </w:r>
-      <w:proofErr w:type="spellEnd"/>
-      <w:r>
-        <w:t xml:space="preserve">, safer, and </w:t>
-      </w:r>
-      <w:proofErr w:type="spellStart"/>
-      <w:r>
-        <w:t>more</w:t>
-      </w:r>
-      <w:proofErr w:type="spellEnd"/>
-      <w:r>
-        <w:t xml:space="preserve"> </w:t>
-      </w:r>
-      <w:proofErr w:type="spellStart"/>
-      <w:r>
-        <w:t>generalizable</w:t>
+        <w:t xml:space="preserve">This result </w:t>
+      </w:r>
+      <w:proofErr w:type="spellStart"/>
+      <w:r>
+        <w:t>suggests</w:t>
+      </w:r>
+      <w:proofErr w:type="spellEnd"/>
+      <w:r>
+        <w:t xml:space="preserve"> that </w:t>
+      </w:r>
+      <w:proofErr w:type="spellStart"/>
+      <w:r>
+        <w:t>after</w:t>
+      </w:r>
+      <w:proofErr w:type="spellEnd"/>
+      <w:r>
+        <w:t xml:space="preserve"> </w:t>
+      </w:r>
+      <w:proofErr w:type="spellStart"/>
+      <w:r>
+        <w:t>reformulating</w:t>
+      </w:r>
+      <w:proofErr w:type="spellEnd"/>
+      <w:r>
+        <w:t xml:space="preserve"> the problem into a </w:t>
+      </w:r>
+      <w:proofErr w:type="spellStart"/>
+      <w:r>
+        <w:t>small</w:t>
+      </w:r>
+      <w:proofErr w:type="spellEnd"/>
+      <w:r>
+        <w:t xml:space="preserve"> meta-</w:t>
+      </w:r>
+      <w:proofErr w:type="spellStart"/>
+      <w:r>
+        <w:t>action</w:t>
+      </w:r>
+      <w:proofErr w:type="spellEnd"/>
+      <w:r>
+        <w:t xml:space="preserve"> </w:t>
+      </w:r>
+      <w:proofErr w:type="spellStart"/>
+      <w:r>
+        <w:t>space</w:t>
+      </w:r>
+      <w:proofErr w:type="spellEnd"/>
+      <w:r>
+        <w:t xml:space="preserve">, the </w:t>
+      </w:r>
+      <w:proofErr w:type="spellStart"/>
+      <w:r>
+        <w:t>agent</w:t>
+      </w:r>
+      <w:proofErr w:type="spellEnd"/>
+      <w:r>
+        <w:t xml:space="preserve"> can </w:t>
+      </w:r>
+      <w:proofErr w:type="spellStart"/>
+      <w:r>
+        <w:t>learn</w:t>
+      </w:r>
+      <w:proofErr w:type="spellEnd"/>
+      <w:r>
+        <w:t xml:space="preserve"> </w:t>
+      </w:r>
+      <w:proofErr w:type="spellStart"/>
+      <w:r>
+        <w:t>useful</w:t>
+      </w:r>
+      <w:proofErr w:type="spellEnd"/>
+      <w:r>
+        <w:t xml:space="preserve"> </w:t>
+      </w:r>
+      <w:proofErr w:type="spellStart"/>
+      <w:r>
+        <w:t>battery-aware</w:t>
+      </w:r>
+      <w:proofErr w:type="spellEnd"/>
+      <w:r>
+        <w:t xml:space="preserve"> </w:t>
+      </w:r>
+      <w:proofErr w:type="spellStart"/>
+      <w:r>
+        <w:t>correction</w:t>
+      </w:r>
+      <w:proofErr w:type="spellEnd"/>
+      <w:r>
+        <w:t xml:space="preserve"> </w:t>
+      </w:r>
+      <w:proofErr w:type="spellStart"/>
+      <w:r>
+        <w:t>behavior</w:t>
+      </w:r>
+      <w:proofErr w:type="spellEnd"/>
+      <w:r>
+        <w:t xml:space="preserve"> even from </w:t>
+      </w:r>
+      <w:proofErr w:type="spellStart"/>
+      <w:r>
+        <w:t>real</w:t>
+      </w:r>
+      <w:proofErr w:type="spellEnd"/>
+      <w:r>
+        <w:t xml:space="preserve"> </w:t>
+      </w:r>
+      <w:proofErr w:type="spellStart"/>
+      <w:r>
+        <w:t>environment</w:t>
+      </w:r>
+      <w:proofErr w:type="spellEnd"/>
+      <w:r>
+        <w:t xml:space="preserve"> </w:t>
+      </w:r>
+      <w:proofErr w:type="spellStart"/>
+      <w:r>
+        <w:t>experience</w:t>
+      </w:r>
+      <w:proofErr w:type="spellEnd"/>
+      <w:r>
+        <w:t xml:space="preserve"> </w:t>
+      </w:r>
+      <w:proofErr w:type="spellStart"/>
+      <w:r>
+        <w:t>alone</w:t>
+      </w:r>
+      <w:proofErr w:type="spellEnd"/>
+      <w:r>
+        <w:t xml:space="preserve">. </w:t>
+      </w:r>
+      <w:proofErr w:type="spellStart"/>
+      <w:r>
+        <w:t>Additional</w:t>
+      </w:r>
+      <w:proofErr w:type="spellEnd"/>
+      <w:r>
+        <w:t xml:space="preserve"> </w:t>
+      </w:r>
+      <w:proofErr w:type="spellStart"/>
+      <w:r>
+        <w:t>Dyna</w:t>
+      </w:r>
+      <w:proofErr w:type="spellEnd"/>
+      <w:r>
+        <w:t xml:space="preserve"> </w:t>
+      </w:r>
+      <w:proofErr w:type="spellStart"/>
+      <w:r>
+        <w:t>planning</w:t>
+      </w:r>
+      <w:proofErr w:type="spellEnd"/>
+      <w:r>
+        <w:t xml:space="preserve"> </w:t>
+      </w:r>
+      <w:proofErr w:type="spellStart"/>
+      <w:r>
+        <w:t>updates</w:t>
+      </w:r>
+      <w:proofErr w:type="spellEnd"/>
+      <w:r>
+        <w:t xml:space="preserve"> </w:t>
+      </w:r>
+      <w:proofErr w:type="spellStart"/>
+      <w:r>
+        <w:t>did</w:t>
+      </w:r>
+      <w:proofErr w:type="spellEnd"/>
+      <w:r>
+        <w:t xml:space="preserve"> not </w:t>
+      </w:r>
+      <w:proofErr w:type="spellStart"/>
+      <w:r>
+        <w:t>create</w:t>
+      </w:r>
+      <w:proofErr w:type="spellEnd"/>
+      <w:r>
+        <w:t xml:space="preserve"> a large </w:t>
+      </w:r>
+      <w:proofErr w:type="spellStart"/>
+      <w:r>
+        <w:t>extra</w:t>
+      </w:r>
+      <w:proofErr w:type="spellEnd"/>
+      <w:r>
+        <w:t xml:space="preserve"> </w:t>
+      </w:r>
+      <w:proofErr w:type="spellStart"/>
+      <w:r>
+        <w:t>improvement</w:t>
+      </w:r>
+      <w:proofErr w:type="spellEnd"/>
+      <w:r>
+        <w:t xml:space="preserve"> in this </w:t>
+      </w:r>
+      <w:proofErr w:type="spellStart"/>
+      <w:r>
+        <w:t>specific</w:t>
+      </w:r>
+      <w:proofErr w:type="spellEnd"/>
+      <w:r>
+        <w:t xml:space="preserve"> </w:t>
+      </w:r>
+      <w:proofErr w:type="spellStart"/>
+      <w:r>
+        <w:t>seed</w:t>
+      </w:r>
+      <w:proofErr w:type="spellEnd"/>
+      <w:r>
+        <w:t xml:space="preserve"> </w:t>
+      </w:r>
+      <w:proofErr w:type="spellStart"/>
+      <w:r>
+        <w:t>group</w:t>
+      </w:r>
+      <w:proofErr w:type="spellEnd"/>
+      <w:r>
+        <w:t xml:space="preserve">. This can be </w:t>
+      </w:r>
+      <w:proofErr w:type="spellStart"/>
+      <w:r>
+        <w:t>interpreted</w:t>
+      </w:r>
+      <w:proofErr w:type="spellEnd"/>
+      <w:r>
+        <w:t xml:space="preserve"> as a </w:t>
+      </w:r>
+      <w:proofErr w:type="spellStart"/>
+      <w:r>
+        <w:t>diminishing-return</w:t>
+      </w:r>
+      <w:proofErr w:type="spellEnd"/>
+      <w:r>
+        <w:t xml:space="preserve"> effect. Once the </w:t>
+      </w:r>
+      <w:proofErr w:type="spellStart"/>
+      <w:r>
+        <w:t>action</w:t>
+      </w:r>
+      <w:proofErr w:type="spellEnd"/>
+      <w:r>
+        <w:t xml:space="preserve"> </w:t>
+      </w:r>
+      <w:proofErr w:type="spellStart"/>
+      <w:r>
+        <w:t>space</w:t>
+      </w:r>
+      <w:proofErr w:type="spellEnd"/>
+      <w:r>
+        <w:t xml:space="preserve"> is </w:t>
+      </w:r>
+      <w:proofErr w:type="spellStart"/>
+      <w:r>
+        <w:t>reduced</w:t>
+      </w:r>
+      <w:proofErr w:type="spellEnd"/>
+      <w:r>
+        <w:t xml:space="preserve"> to </w:t>
+      </w:r>
+      <w:proofErr w:type="spellStart"/>
+      <w:r>
+        <w:t>three</w:t>
+      </w:r>
+      <w:proofErr w:type="spellEnd"/>
+      <w:r>
+        <w:t xml:space="preserve"> meta-</w:t>
+      </w:r>
+      <w:proofErr w:type="spellStart"/>
+      <w:r>
+        <w:t>actions</w:t>
+      </w:r>
+      <w:proofErr w:type="spellEnd"/>
+      <w:r>
+        <w:t>, the meta-</w:t>
+      </w:r>
+      <w:proofErr w:type="spellStart"/>
+      <w:r>
+        <w:t>state</w:t>
+      </w:r>
+      <w:proofErr w:type="spellEnd"/>
+      <w:r>
+        <w:t xml:space="preserve"> </w:t>
+      </w:r>
+      <w:proofErr w:type="spellStart"/>
+      <w:r>
+        <w:t>representation</w:t>
+      </w:r>
+      <w:proofErr w:type="spellEnd"/>
+      <w:r>
+        <w:t xml:space="preserve"> and </w:t>
+      </w:r>
+      <w:proofErr w:type="spellStart"/>
+      <w:r>
+        <w:t>battery</w:t>
+      </w:r>
+      <w:proofErr w:type="spellEnd"/>
+      <w:r>
+        <w:t xml:space="preserve">-risk </w:t>
+      </w:r>
+      <w:proofErr w:type="spellStart"/>
+      <w:r>
+        <w:t>reward</w:t>
+      </w:r>
+      <w:proofErr w:type="spellEnd"/>
+      <w:r>
+        <w:t xml:space="preserve"> </w:t>
+      </w:r>
+      <w:proofErr w:type="spellStart"/>
+      <w:r>
+        <w:t>shaping</w:t>
+      </w:r>
+      <w:proofErr w:type="spellEnd"/>
+      <w:r>
+        <w:t xml:space="preserve"> </w:t>
+      </w:r>
+      <w:proofErr w:type="spellStart"/>
+      <w:r>
+        <w:t>become</w:t>
+      </w:r>
+      <w:proofErr w:type="spellEnd"/>
+      <w:r>
+        <w:t xml:space="preserve"> the </w:t>
+      </w:r>
+      <w:proofErr w:type="spellStart"/>
+      <w:r>
+        <w:t>most</w:t>
+      </w:r>
+      <w:proofErr w:type="spellEnd"/>
+      <w:r>
+        <w:t xml:space="preserve"> </w:t>
+      </w:r>
+      <w:proofErr w:type="spellStart"/>
+      <w:r>
+        <w:t>important</w:t>
+      </w:r>
+      <w:proofErr w:type="spellEnd"/>
+      <w:r>
+        <w:t xml:space="preserve"> </w:t>
+      </w:r>
+      <w:proofErr w:type="spellStart"/>
+      <w:r>
+        <w:t>parts</w:t>
+      </w:r>
+      <w:proofErr w:type="spellEnd"/>
+      <w:r>
+        <w:t xml:space="preserve"> of the </w:t>
+      </w:r>
+      <w:proofErr w:type="spellStart"/>
+      <w:r>
+        <w:t>method</w:t>
       </w:r>
       <w:proofErr w:type="spellEnd"/>
       <w:r>
@@ -18789,7 +19113,794 @@
     </w:p>
     <w:p>
       <w:r>
-        <w:t xml:space="preserve">4.10 </w:t>
+        <w:t xml:space="preserve">Even though the 0-step </w:t>
+      </w:r>
+      <w:proofErr w:type="spellStart"/>
+      <w:r>
+        <w:t>version</w:t>
+      </w:r>
+      <w:proofErr w:type="spellEnd"/>
+      <w:r>
+        <w:t xml:space="preserve"> </w:t>
+      </w:r>
+      <w:proofErr w:type="spellStart"/>
+      <w:r>
+        <w:t>achieved</w:t>
+      </w:r>
+      <w:proofErr w:type="spellEnd"/>
+      <w:r>
+        <w:t xml:space="preserve"> a </w:t>
+      </w:r>
+      <w:proofErr w:type="spellStart"/>
+      <w:r>
+        <w:t>slightly</w:t>
+      </w:r>
+      <w:proofErr w:type="spellEnd"/>
+      <w:r>
+        <w:t xml:space="preserve"> </w:t>
+      </w:r>
+      <w:proofErr w:type="spellStart"/>
+      <w:r>
+        <w:t>lower</w:t>
+      </w:r>
+      <w:proofErr w:type="spellEnd"/>
+      <w:r>
+        <w:t xml:space="preserve"> cost on </w:t>
+      </w:r>
+      <w:proofErr w:type="spellStart"/>
+      <w:r>
+        <w:t>seeds</w:t>
+      </w:r>
+      <w:proofErr w:type="spellEnd"/>
+      <w:r>
+        <w:t xml:space="preserve"> 0, 1, and 2, the 60-step </w:t>
+      </w:r>
+      <w:proofErr w:type="spellStart"/>
+      <w:r>
+        <w:t>version</w:t>
+      </w:r>
+      <w:proofErr w:type="spellEnd"/>
+      <w:r>
+        <w:t xml:space="preserve"> </w:t>
+      </w:r>
+      <w:proofErr w:type="spellStart"/>
+      <w:r>
+        <w:t>was</w:t>
+      </w:r>
+      <w:proofErr w:type="spellEnd"/>
+      <w:r>
+        <w:t xml:space="preserve"> </w:t>
+      </w:r>
+      <w:proofErr w:type="spellStart"/>
+      <w:r>
+        <w:t>kept</w:t>
+      </w:r>
+      <w:proofErr w:type="spellEnd"/>
+      <w:r>
+        <w:t xml:space="preserve"> as the final </w:t>
+      </w:r>
+      <w:proofErr w:type="spellStart"/>
+      <w:r>
+        <w:t>planning-based</w:t>
+      </w:r>
+      <w:proofErr w:type="spellEnd"/>
+      <w:r>
+        <w:t xml:space="preserve"> model because it </w:t>
+      </w:r>
+      <w:proofErr w:type="spellStart"/>
+      <w:r>
+        <w:t>represents</w:t>
+      </w:r>
+      <w:proofErr w:type="spellEnd"/>
+      <w:r>
+        <w:t xml:space="preserve"> the </w:t>
+      </w:r>
+      <w:proofErr w:type="spellStart"/>
+      <w:r>
+        <w:t>full</w:t>
+      </w:r>
+      <w:proofErr w:type="spellEnd"/>
+      <w:r>
+        <w:t xml:space="preserve"> </w:t>
+      </w:r>
+      <w:proofErr w:type="spellStart"/>
+      <w:r>
+        <w:t>Priority</w:t>
+      </w:r>
+      <w:proofErr w:type="spellEnd"/>
+      <w:r>
+        <w:t xml:space="preserve"> Meta </w:t>
+      </w:r>
+      <w:proofErr w:type="spellStart"/>
+      <w:r>
+        <w:t>Dyna</w:t>
+      </w:r>
+      <w:proofErr w:type="spellEnd"/>
+      <w:r>
+        <w:t xml:space="preserve">-Q </w:t>
+      </w:r>
+      <w:proofErr w:type="spellStart"/>
+      <w:r>
+        <w:t>approach</w:t>
+      </w:r>
+      <w:proofErr w:type="spellEnd"/>
+      <w:r>
+        <w:t xml:space="preserve">. </w:t>
+      </w:r>
+      <w:proofErr w:type="spellStart"/>
+      <w:r>
+        <w:t>Also</w:t>
+      </w:r>
+      <w:proofErr w:type="spellEnd"/>
+      <w:r>
+        <w:t xml:space="preserve">, the 60-step final model </w:t>
+      </w:r>
+      <w:proofErr w:type="spellStart"/>
+      <w:r>
+        <w:t>was</w:t>
+      </w:r>
+      <w:proofErr w:type="spellEnd"/>
+      <w:r>
+        <w:t xml:space="preserve"> </w:t>
+      </w:r>
+      <w:proofErr w:type="spellStart"/>
+      <w:r>
+        <w:t>evaluated</w:t>
+      </w:r>
+      <w:proofErr w:type="spellEnd"/>
+      <w:r>
+        <w:t xml:space="preserve"> on </w:t>
+      </w:r>
+      <w:proofErr w:type="spellStart"/>
+      <w:r>
+        <w:t>additional</w:t>
+      </w:r>
+      <w:proofErr w:type="spellEnd"/>
+      <w:r>
+        <w:t xml:space="preserve"> </w:t>
+      </w:r>
+      <w:proofErr w:type="spellStart"/>
+      <w:r>
+        <w:t>seed</w:t>
+      </w:r>
+      <w:proofErr w:type="spellEnd"/>
+      <w:r>
+        <w:t xml:space="preserve"> </w:t>
+      </w:r>
+      <w:proofErr w:type="spellStart"/>
+      <w:r>
+        <w:t>groups</w:t>
+      </w:r>
+      <w:proofErr w:type="spellEnd"/>
+      <w:r>
+        <w:t xml:space="preserve"> and </w:t>
+      </w:r>
+      <w:proofErr w:type="spellStart"/>
+      <w:r>
+        <w:lastRenderedPageBreak/>
+        <w:t>consistently</w:t>
+      </w:r>
+      <w:proofErr w:type="spellEnd"/>
+      <w:r>
+        <w:t xml:space="preserve"> </w:t>
+      </w:r>
+      <w:proofErr w:type="spellStart"/>
+      <w:r>
+        <w:t>outperformed</w:t>
+      </w:r>
+      <w:proofErr w:type="spellEnd"/>
+      <w:r>
+        <w:t xml:space="preserve"> </w:t>
+      </w:r>
+      <w:proofErr w:type="spellStart"/>
+      <w:r>
+        <w:t>Greedy</w:t>
+      </w:r>
+      <w:proofErr w:type="spellEnd"/>
+      <w:r>
+        <w:t xml:space="preserve"> </w:t>
+      </w:r>
+      <w:proofErr w:type="spellStart"/>
+      <w:r>
+        <w:t>Nearest</w:t>
+      </w:r>
+      <w:proofErr w:type="spellEnd"/>
+      <w:r>
+        <w:t xml:space="preserve">. Therefore, the final </w:t>
+      </w:r>
+      <w:proofErr w:type="spellStart"/>
+      <w:r>
+        <w:t>selected</w:t>
+      </w:r>
+      <w:proofErr w:type="spellEnd"/>
+      <w:r>
+        <w:t xml:space="preserve"> Role C </w:t>
+      </w:r>
+      <w:proofErr w:type="spellStart"/>
+      <w:r>
+        <w:t>method</w:t>
+      </w:r>
+      <w:proofErr w:type="spellEnd"/>
+      <w:r>
+        <w:t xml:space="preserve"> </w:t>
+      </w:r>
+      <w:proofErr w:type="spellStart"/>
+      <w:r>
+        <w:t>remained</w:t>
+      </w:r>
+      <w:proofErr w:type="spellEnd"/>
+      <w:r>
+        <w:t xml:space="preserve"> the </w:t>
+      </w:r>
+      <w:proofErr w:type="spellStart"/>
+      <w:r>
+        <w:t>Priority</w:t>
+      </w:r>
+      <w:proofErr w:type="spellEnd"/>
+      <w:r>
+        <w:t xml:space="preserve"> Meta </w:t>
+      </w:r>
+      <w:proofErr w:type="spellStart"/>
+      <w:r>
+        <w:t>Dyna</w:t>
+      </w:r>
+      <w:proofErr w:type="spellEnd"/>
+      <w:r>
+        <w:t xml:space="preserve">-Q V2 </w:t>
+      </w:r>
+      <w:proofErr w:type="spellStart"/>
+      <w:r>
+        <w:t>planner</w:t>
+      </w:r>
+      <w:proofErr w:type="spellEnd"/>
+      <w:r>
+        <w:t xml:space="preserve"> with 60 </w:t>
+      </w:r>
+      <w:proofErr w:type="spellStart"/>
+      <w:r>
+        <w:t>planning</w:t>
+      </w:r>
+      <w:proofErr w:type="spellEnd"/>
+      <w:r>
+        <w:t xml:space="preserve"> </w:t>
+      </w:r>
+      <w:proofErr w:type="spellStart"/>
+      <w:r>
+        <w:t>updates</w:t>
+      </w:r>
+      <w:proofErr w:type="spellEnd"/>
+      <w:r>
+        <w:t>.</w:t>
+      </w:r>
+    </w:p>
+    <w:p>
+      <w:r>
+        <w:t>4.</w:t>
+      </w:r>
+      <w:r>
+        <w:t>10</w:t>
+      </w:r>
+      <w:r>
+        <w:t xml:space="preserve"> Development </w:t>
+      </w:r>
+      <w:proofErr w:type="spellStart"/>
+      <w:r>
+        <w:t>Summary</w:t>
+      </w:r>
+      <w:proofErr w:type="spellEnd"/>
+    </w:p>
+    <w:p>
+      <w:r>
+        <w:t xml:space="preserve">The </w:t>
+      </w:r>
+      <w:proofErr w:type="spellStart"/>
+      <w:r>
+        <w:t>development</w:t>
+      </w:r>
+      <w:proofErr w:type="spellEnd"/>
+      <w:r>
+        <w:t xml:space="preserve"> </w:t>
+      </w:r>
+      <w:proofErr w:type="spellStart"/>
+      <w:r>
+        <w:t>process</w:t>
+      </w:r>
+      <w:proofErr w:type="spellEnd"/>
+      <w:r>
+        <w:t xml:space="preserve"> of Role C </w:t>
+      </w:r>
+      <w:proofErr w:type="spellStart"/>
+      <w:r>
+        <w:t>shows</w:t>
+      </w:r>
+      <w:proofErr w:type="spellEnd"/>
+      <w:r>
+        <w:t xml:space="preserve"> a </w:t>
+      </w:r>
+      <w:proofErr w:type="spellStart"/>
+      <w:r>
+        <w:t>gradual</w:t>
+      </w:r>
+      <w:proofErr w:type="spellEnd"/>
+      <w:r>
+        <w:t xml:space="preserve"> </w:t>
+      </w:r>
+      <w:proofErr w:type="spellStart"/>
+      <w:r>
+        <w:t>improvement</w:t>
+      </w:r>
+      <w:proofErr w:type="spellEnd"/>
+      <w:r>
+        <w:t xml:space="preserve"> from a </w:t>
+      </w:r>
+      <w:proofErr w:type="spellStart"/>
+      <w:r>
+        <w:t>direct</w:t>
+      </w:r>
+      <w:proofErr w:type="spellEnd"/>
+      <w:r>
+        <w:t xml:space="preserve"> </w:t>
+      </w:r>
+      <w:proofErr w:type="spellStart"/>
+      <w:r>
+        <w:t>planning</w:t>
+      </w:r>
+      <w:proofErr w:type="spellEnd"/>
+      <w:r>
+        <w:t xml:space="preserve"> </w:t>
+      </w:r>
+      <w:proofErr w:type="spellStart"/>
+      <w:r>
+        <w:t>method</w:t>
+      </w:r>
+      <w:proofErr w:type="spellEnd"/>
+      <w:r>
+        <w:t xml:space="preserve"> to a </w:t>
+      </w:r>
+      <w:proofErr w:type="spellStart"/>
+      <w:r>
+        <w:t>more</w:t>
+      </w:r>
+      <w:proofErr w:type="spellEnd"/>
+      <w:r>
+        <w:t xml:space="preserve"> </w:t>
+      </w:r>
+      <w:proofErr w:type="spellStart"/>
+      <w:r>
+        <w:t>structured</w:t>
+      </w:r>
+      <w:proofErr w:type="spellEnd"/>
+      <w:r>
+        <w:t xml:space="preserve"> </w:t>
+      </w:r>
+      <w:proofErr w:type="spellStart"/>
+      <w:r>
+        <w:t>hybrid</w:t>
+      </w:r>
+      <w:proofErr w:type="spellEnd"/>
+      <w:r>
+        <w:t xml:space="preserve"> </w:t>
+      </w:r>
+      <w:proofErr w:type="spellStart"/>
+      <w:r>
+        <w:t>planner</w:t>
+      </w:r>
+      <w:proofErr w:type="spellEnd"/>
+      <w:r>
+        <w:t>.</w:t>
+      </w:r>
+    </w:p>
+    <w:p>
+      <w:r>
+        <w:t xml:space="preserve">The </w:t>
+      </w:r>
+      <w:proofErr w:type="spellStart"/>
+      <w:r>
+        <w:t>direct</w:t>
+      </w:r>
+      <w:proofErr w:type="spellEnd"/>
+      <w:r>
+        <w:t xml:space="preserve"> </w:t>
+      </w:r>
+      <w:proofErr w:type="spellStart"/>
+      <w:r>
+        <w:t>Priority</w:t>
+      </w:r>
+      <w:proofErr w:type="spellEnd"/>
+      <w:r>
+        <w:t xml:space="preserve"> </w:t>
+      </w:r>
+      <w:proofErr w:type="spellStart"/>
+      <w:r>
+        <w:t>Dyna</w:t>
+      </w:r>
+      <w:proofErr w:type="spellEnd"/>
+      <w:r>
+        <w:t xml:space="preserve">-Q </w:t>
+      </w:r>
+      <w:proofErr w:type="spellStart"/>
+      <w:r>
+        <w:t>method</w:t>
+      </w:r>
+      <w:proofErr w:type="spellEnd"/>
+      <w:r>
+        <w:t xml:space="preserve"> </w:t>
+      </w:r>
+      <w:proofErr w:type="spellStart"/>
+      <w:r>
+        <w:t>was</w:t>
+      </w:r>
+      <w:proofErr w:type="spellEnd"/>
+      <w:r>
+        <w:t xml:space="preserve"> </w:t>
+      </w:r>
+      <w:proofErr w:type="spellStart"/>
+      <w:r>
+        <w:t>limited</w:t>
+      </w:r>
+      <w:proofErr w:type="spellEnd"/>
+      <w:r>
+        <w:t xml:space="preserve"> </w:t>
+      </w:r>
+      <w:proofErr w:type="spellStart"/>
+      <w:r>
+        <w:t>by</w:t>
+      </w:r>
+      <w:proofErr w:type="spellEnd"/>
+      <w:r>
+        <w:t xml:space="preserve"> the large 169-action </w:t>
+      </w:r>
+      <w:proofErr w:type="spellStart"/>
+      <w:r>
+        <w:t>space</w:t>
+      </w:r>
+      <w:proofErr w:type="spellEnd"/>
+      <w:r>
+        <w:t xml:space="preserve"> and </w:t>
+      </w:r>
+      <w:proofErr w:type="spellStart"/>
+      <w:r>
+        <w:t>sparse</w:t>
+      </w:r>
+      <w:proofErr w:type="spellEnd"/>
+      <w:r>
+        <w:t xml:space="preserve"> tabular </w:t>
+      </w:r>
+      <w:proofErr w:type="spellStart"/>
+      <w:r>
+        <w:t>state</w:t>
+      </w:r>
+      <w:proofErr w:type="spellEnd"/>
+      <w:r>
+        <w:t xml:space="preserve"> </w:t>
+      </w:r>
+      <w:proofErr w:type="spellStart"/>
+      <w:r>
+        <w:t>representation</w:t>
+      </w:r>
+      <w:proofErr w:type="spellEnd"/>
+      <w:r>
+        <w:t xml:space="preserve">. The </w:t>
+      </w:r>
+      <w:proofErr w:type="spellStart"/>
+      <w:r>
+        <w:t>rollout-based</w:t>
+      </w:r>
+      <w:proofErr w:type="spellEnd"/>
+      <w:r>
+        <w:t xml:space="preserve"> </w:t>
+      </w:r>
+      <w:proofErr w:type="spellStart"/>
+      <w:r>
+        <w:t>safety</w:t>
+      </w:r>
+      <w:proofErr w:type="spellEnd"/>
+      <w:r>
+        <w:t xml:space="preserve"> </w:t>
+      </w:r>
+      <w:proofErr w:type="spellStart"/>
+      <w:r>
+        <w:t>correction</w:t>
+      </w:r>
+      <w:proofErr w:type="spellEnd"/>
+      <w:r>
+        <w:t xml:space="preserve"> </w:t>
+      </w:r>
+      <w:proofErr w:type="spellStart"/>
+      <w:r>
+        <w:t>method</w:t>
+      </w:r>
+      <w:proofErr w:type="spellEnd"/>
+      <w:r>
+        <w:t xml:space="preserve"> </w:t>
+      </w:r>
+      <w:proofErr w:type="spellStart"/>
+      <w:r>
+        <w:t>improved</w:t>
+      </w:r>
+      <w:proofErr w:type="spellEnd"/>
+      <w:r>
+        <w:t xml:space="preserve"> the </w:t>
+      </w:r>
+      <w:proofErr w:type="spellStart"/>
+      <w:r>
+        <w:t>baseline</w:t>
+      </w:r>
+      <w:proofErr w:type="spellEnd"/>
+      <w:r>
+        <w:t xml:space="preserve">, but it </w:t>
+      </w:r>
+      <w:proofErr w:type="spellStart"/>
+      <w:r>
+        <w:t>was</w:t>
+      </w:r>
+      <w:proofErr w:type="spellEnd"/>
+      <w:r>
+        <w:t xml:space="preserve"> </w:t>
+      </w:r>
+      <w:proofErr w:type="spellStart"/>
+      <w:r>
+        <w:t>mostly</w:t>
+      </w:r>
+      <w:proofErr w:type="spellEnd"/>
+      <w:r>
+        <w:t xml:space="preserve"> </w:t>
+      </w:r>
+      <w:proofErr w:type="spellStart"/>
+      <w:r>
+        <w:t>rule-based</w:t>
+      </w:r>
+      <w:proofErr w:type="spellEnd"/>
+      <w:r>
+        <w:t xml:space="preserve">. The final </w:t>
+      </w:r>
+      <w:proofErr w:type="spellStart"/>
+      <w:r>
+        <w:t>Priority</w:t>
+      </w:r>
+      <w:proofErr w:type="spellEnd"/>
+      <w:r>
+        <w:t xml:space="preserve"> Meta </w:t>
+      </w:r>
+      <w:proofErr w:type="spellStart"/>
+      <w:r>
+        <w:t>Dyna</w:t>
+      </w:r>
+      <w:proofErr w:type="spellEnd"/>
+      <w:r>
+        <w:t xml:space="preserve">-Q V2 </w:t>
+      </w:r>
+      <w:proofErr w:type="spellStart"/>
+      <w:r>
+        <w:t>method</w:t>
+      </w:r>
+      <w:proofErr w:type="spellEnd"/>
+      <w:r>
+        <w:t xml:space="preserve"> </w:t>
+      </w:r>
+      <w:proofErr w:type="spellStart"/>
+      <w:r>
+        <w:t>combined</w:t>
+      </w:r>
+      <w:proofErr w:type="spellEnd"/>
+      <w:r>
+        <w:t xml:space="preserve"> the </w:t>
+      </w:r>
+      <w:proofErr w:type="spellStart"/>
+      <w:r>
+        <w:t>strengths</w:t>
+      </w:r>
+      <w:proofErr w:type="spellEnd"/>
+      <w:r>
+        <w:t xml:space="preserve"> of </w:t>
+      </w:r>
+      <w:proofErr w:type="spellStart"/>
+      <w:r>
+        <w:t>both</w:t>
+      </w:r>
+      <w:proofErr w:type="spellEnd"/>
+      <w:r>
+        <w:t xml:space="preserve"> </w:t>
+      </w:r>
+      <w:proofErr w:type="spellStart"/>
+      <w:r>
+        <w:t>approaches</w:t>
+      </w:r>
+      <w:proofErr w:type="spellEnd"/>
+      <w:r>
+        <w:t xml:space="preserve">. </w:t>
+      </w:r>
+      <w:proofErr w:type="spellStart"/>
+      <w:r>
+        <w:t>It</w:t>
+      </w:r>
+      <w:proofErr w:type="spellEnd"/>
+      <w:r>
+        <w:t xml:space="preserve"> </w:t>
+      </w:r>
+      <w:proofErr w:type="spellStart"/>
+      <w:r>
+        <w:t>kept</w:t>
+      </w:r>
+      <w:proofErr w:type="spellEnd"/>
+      <w:r>
+        <w:t xml:space="preserve"> </w:t>
+      </w:r>
+      <w:proofErr w:type="spellStart"/>
+      <w:r>
+        <w:t>Greedy</w:t>
+      </w:r>
+      <w:proofErr w:type="spellEnd"/>
+      <w:r>
+        <w:t xml:space="preserve"> </w:t>
+      </w:r>
+      <w:proofErr w:type="spellStart"/>
+      <w:r>
+        <w:t>Nearest</w:t>
+      </w:r>
+      <w:proofErr w:type="spellEnd"/>
+      <w:r>
+        <w:t xml:space="preserve"> as a </w:t>
+      </w:r>
+      <w:proofErr w:type="spellStart"/>
+      <w:r>
+        <w:t>strong</w:t>
+      </w:r>
+      <w:proofErr w:type="spellEnd"/>
+      <w:r>
+        <w:t xml:space="preserve"> </w:t>
+      </w:r>
+      <w:proofErr w:type="spellStart"/>
+      <w:r>
+        <w:t>default</w:t>
+      </w:r>
+      <w:proofErr w:type="spellEnd"/>
+      <w:r>
+        <w:t xml:space="preserve"> </w:t>
+      </w:r>
+      <w:proofErr w:type="spellStart"/>
+      <w:r>
+        <w:t>policy</w:t>
+      </w:r>
+      <w:proofErr w:type="spellEnd"/>
+      <w:r>
+        <w:t xml:space="preserve">, but </w:t>
+      </w:r>
+      <w:proofErr w:type="spellStart"/>
+      <w:r>
+        <w:t>used</w:t>
+      </w:r>
+      <w:proofErr w:type="spellEnd"/>
+      <w:r>
+        <w:t xml:space="preserve"> </w:t>
+      </w:r>
+      <w:proofErr w:type="spellStart"/>
+      <w:r>
+        <w:t>learned</w:t>
+      </w:r>
+      <w:proofErr w:type="spellEnd"/>
+      <w:r>
+        <w:t xml:space="preserve"> </w:t>
+      </w:r>
+      <w:proofErr w:type="spellStart"/>
+      <w:r>
+        <w:t>Dyna</w:t>
+      </w:r>
+      <w:proofErr w:type="spellEnd"/>
+      <w:r>
+        <w:t xml:space="preserve">-Q </w:t>
+      </w:r>
+      <w:proofErr w:type="spellStart"/>
+      <w:r>
+        <w:t>planning</w:t>
+      </w:r>
+      <w:proofErr w:type="spellEnd"/>
+      <w:r>
+        <w:t xml:space="preserve"> to </w:t>
+      </w:r>
+      <w:proofErr w:type="spellStart"/>
+      <w:r>
+        <w:t>decide</w:t>
+      </w:r>
+      <w:proofErr w:type="spellEnd"/>
+      <w:r>
+        <w:t xml:space="preserve"> </w:t>
+      </w:r>
+      <w:proofErr w:type="spellStart"/>
+      <w:r>
+        <w:t>when</w:t>
+      </w:r>
+      <w:proofErr w:type="spellEnd"/>
+      <w:r>
+        <w:t xml:space="preserve"> </w:t>
+      </w:r>
+      <w:proofErr w:type="spellStart"/>
+      <w:r>
+        <w:t>battery</w:t>
+      </w:r>
+      <w:proofErr w:type="spellEnd"/>
+      <w:r>
+        <w:t xml:space="preserve">-risk </w:t>
+      </w:r>
+      <w:proofErr w:type="spellStart"/>
+      <w:r>
+        <w:t>corrections</w:t>
+      </w:r>
+      <w:proofErr w:type="spellEnd"/>
+      <w:r>
+        <w:t xml:space="preserve"> </w:t>
+      </w:r>
+      <w:proofErr w:type="spellStart"/>
+      <w:r>
+        <w:t>should</w:t>
+      </w:r>
+      <w:proofErr w:type="spellEnd"/>
+      <w:r>
+        <w:t xml:space="preserve"> be </w:t>
+      </w:r>
+      <w:proofErr w:type="spellStart"/>
+      <w:r>
+        <w:t>applied</w:t>
+      </w:r>
+      <w:proofErr w:type="spellEnd"/>
+      <w:r>
+        <w:t>.</w:t>
+      </w:r>
+    </w:p>
+    <w:p>
+      <w:r>
+        <w:t xml:space="preserve">This final </w:t>
+      </w:r>
+      <w:proofErr w:type="spellStart"/>
+      <w:r>
+        <w:t>design</w:t>
+      </w:r>
+      <w:proofErr w:type="spellEnd"/>
+      <w:r>
+        <w:t xml:space="preserve"> made the </w:t>
+      </w:r>
+      <w:proofErr w:type="spellStart"/>
+      <w:r>
+        <w:t>learning</w:t>
+      </w:r>
+      <w:proofErr w:type="spellEnd"/>
+      <w:r>
+        <w:t xml:space="preserve"> problem </w:t>
+      </w:r>
+      <w:proofErr w:type="spellStart"/>
+      <w:r>
+        <w:t>smaller</w:t>
+      </w:r>
+      <w:proofErr w:type="spellEnd"/>
+      <w:r>
+        <w:t xml:space="preserve">, safer, and </w:t>
+      </w:r>
+      <w:proofErr w:type="spellStart"/>
+      <w:r>
+        <w:t>more</w:t>
+      </w:r>
+      <w:proofErr w:type="spellEnd"/>
+      <w:r>
+        <w:t xml:space="preserve"> </w:t>
+      </w:r>
+      <w:proofErr w:type="spellStart"/>
+      <w:r>
+        <w:t>generalizable</w:t>
+      </w:r>
+      <w:proofErr w:type="spellEnd"/>
+      <w:r>
+        <w:t>.</w:t>
+      </w:r>
+    </w:p>
+    <w:p>
+      <w:r>
+        <w:t>4.1</w:t>
+      </w:r>
+      <w:r>
+        <w:t>1</w:t>
+      </w:r>
+      <w:r>
+        <w:t xml:space="preserve"> </w:t>
       </w:r>
       <w:proofErr w:type="spellStart"/>
       <w:r>
@@ -19186,7 +20297,7 @@
     <w:p/>
     <w:p/>
     <w:sectPr>
-      <w:pgSz w:w="11906" w:h="16838" w:orient="portrait"/>
+      <w:pgSz w:w="11906" w:h="16838"/>
       <w:pgMar w:top="1417" w:right="1417" w:bottom="1417" w:left="1417" w:header="708" w:footer="708" w:gutter="0"/>
       <w:cols w:space="708"/>
       <w:docGrid w:linePitch="360"/>
@@ -19326,7 +20437,7 @@
         <w:ind w:left="720" w:hanging="360"/>
       </w:pPr>
       <w:rPr>
-        <w:rFonts w:hint="default" w:ascii="Symbol" w:hAnsi="Symbol"/>
+        <w:rFonts w:ascii="Symbol" w:hAnsi="Symbol" w:hint="default"/>
         <w:sz w:val="20"/>
       </w:rPr>
     </w:lvl>
@@ -19342,7 +20453,7 @@
         <w:ind w:left="1440" w:hanging="360"/>
       </w:pPr>
       <w:rPr>
-        <w:rFonts w:hint="default" w:ascii="Courier New" w:hAnsi="Courier New"/>
+        <w:rFonts w:ascii="Courier New" w:hAnsi="Courier New" w:hint="default"/>
         <w:sz w:val="20"/>
       </w:rPr>
     </w:lvl>
@@ -19358,7 +20469,7 @@
         <w:ind w:left="2160" w:hanging="360"/>
       </w:pPr>
       <w:rPr>
-        <w:rFonts w:hint="default" w:ascii="Wingdings" w:hAnsi="Wingdings"/>
+        <w:rFonts w:ascii="Wingdings" w:hAnsi="Wingdings" w:hint="default"/>
         <w:sz w:val="20"/>
       </w:rPr>
     </w:lvl>
@@ -19374,7 +20485,7 @@
         <w:ind w:left="2880" w:hanging="360"/>
       </w:pPr>
       <w:rPr>
-        <w:rFonts w:hint="default" w:ascii="Wingdings" w:hAnsi="Wingdings"/>
+        <w:rFonts w:ascii="Wingdings" w:hAnsi="Wingdings" w:hint="default"/>
         <w:sz w:val="20"/>
       </w:rPr>
     </w:lvl>
@@ -19390,7 +20501,7 @@
         <w:ind w:left="3600" w:hanging="360"/>
       </w:pPr>
       <w:rPr>
-        <w:rFonts w:hint="default" w:ascii="Wingdings" w:hAnsi="Wingdings"/>
+        <w:rFonts w:ascii="Wingdings" w:hAnsi="Wingdings" w:hint="default"/>
         <w:sz w:val="20"/>
       </w:rPr>
     </w:lvl>
@@ -19406,7 +20517,7 @@
         <w:ind w:left="4320" w:hanging="360"/>
       </w:pPr>
       <w:rPr>
-        <w:rFonts w:hint="default" w:ascii="Wingdings" w:hAnsi="Wingdings"/>
+        <w:rFonts w:ascii="Wingdings" w:hAnsi="Wingdings" w:hint="default"/>
         <w:sz w:val="20"/>
       </w:rPr>
     </w:lvl>
@@ -19422,7 +20533,7 @@
         <w:ind w:left="5040" w:hanging="360"/>
       </w:pPr>
       <w:rPr>
-        <w:rFonts w:hint="default" w:ascii="Wingdings" w:hAnsi="Wingdings"/>
+        <w:rFonts w:ascii="Wingdings" w:hAnsi="Wingdings" w:hint="default"/>
         <w:sz w:val="20"/>
       </w:rPr>
     </w:lvl>
@@ -19438,7 +20549,7 @@
         <w:ind w:left="5760" w:hanging="360"/>
       </w:pPr>
       <w:rPr>
-        <w:rFonts w:hint="default" w:ascii="Wingdings" w:hAnsi="Wingdings"/>
+        <w:rFonts w:ascii="Wingdings" w:hAnsi="Wingdings" w:hint="default"/>
         <w:sz w:val="20"/>
       </w:rPr>
     </w:lvl>
@@ -19454,7 +20565,7 @@
         <w:ind w:left="6480" w:hanging="360"/>
       </w:pPr>
       <w:rPr>
-        <w:rFonts w:hint="default" w:ascii="Wingdings" w:hAnsi="Wingdings"/>
+        <w:rFonts w:ascii="Wingdings" w:hAnsi="Wingdings" w:hint="default"/>
         <w:sz w:val="20"/>
       </w:rPr>
     </w:lvl>
@@ -19475,7 +20586,7 @@
         <w:ind w:left="720" w:hanging="360"/>
       </w:pPr>
       <w:rPr>
-        <w:rFonts w:hint="default" w:ascii="Symbol" w:hAnsi="Symbol"/>
+        <w:rFonts w:ascii="Symbol" w:hAnsi="Symbol" w:hint="default"/>
         <w:sz w:val="20"/>
       </w:rPr>
     </w:lvl>
@@ -19491,7 +20602,7 @@
         <w:ind w:left="1440" w:hanging="360"/>
       </w:pPr>
       <w:rPr>
-        <w:rFonts w:hint="default" w:ascii="Courier New" w:hAnsi="Courier New"/>
+        <w:rFonts w:ascii="Courier New" w:hAnsi="Courier New" w:hint="default"/>
         <w:sz w:val="20"/>
       </w:rPr>
     </w:lvl>
@@ -19507,7 +20618,7 @@
         <w:ind w:left="2160" w:hanging="360"/>
       </w:pPr>
       <w:rPr>
-        <w:rFonts w:hint="default" w:ascii="Wingdings" w:hAnsi="Wingdings"/>
+        <w:rFonts w:ascii="Wingdings" w:hAnsi="Wingdings" w:hint="default"/>
         <w:sz w:val="20"/>
       </w:rPr>
     </w:lvl>
@@ -19523,7 +20634,7 @@
         <w:ind w:left="2880" w:hanging="360"/>
       </w:pPr>
       <w:rPr>
-        <w:rFonts w:hint="default" w:ascii="Wingdings" w:hAnsi="Wingdings"/>
+        <w:rFonts w:ascii="Wingdings" w:hAnsi="Wingdings" w:hint="default"/>
         <w:sz w:val="20"/>
       </w:rPr>
     </w:lvl>
@@ -19539,7 +20650,7 @@
         <w:ind w:left="3600" w:hanging="360"/>
       </w:pPr>
       <w:rPr>
-        <w:rFonts w:hint="default" w:ascii="Wingdings" w:hAnsi="Wingdings"/>
+        <w:rFonts w:ascii="Wingdings" w:hAnsi="Wingdings" w:hint="default"/>
         <w:sz w:val="20"/>
       </w:rPr>
     </w:lvl>
@@ -19555,7 +20666,7 @@
         <w:ind w:left="4320" w:hanging="360"/>
       </w:pPr>
       <w:rPr>
-        <w:rFonts w:hint="default" w:ascii="Wingdings" w:hAnsi="Wingdings"/>
+        <w:rFonts w:ascii="Wingdings" w:hAnsi="Wingdings" w:hint="default"/>
         <w:sz w:val="20"/>
       </w:rPr>
     </w:lvl>
@@ -19571,7 +20682,7 @@
         <w:ind w:left="5040" w:hanging="360"/>
       </w:pPr>
       <w:rPr>
-        <w:rFonts w:hint="default" w:ascii="Wingdings" w:hAnsi="Wingdings"/>
+        <w:rFonts w:ascii="Wingdings" w:hAnsi="Wingdings" w:hint="default"/>
         <w:sz w:val="20"/>
       </w:rPr>
     </w:lvl>
@@ -19587,7 +20698,7 @@
         <w:ind w:left="5760" w:hanging="360"/>
       </w:pPr>
       <w:rPr>
-        <w:rFonts w:hint="default" w:ascii="Wingdings" w:hAnsi="Wingdings"/>
+        <w:rFonts w:ascii="Wingdings" w:hAnsi="Wingdings" w:hint="default"/>
         <w:sz w:val="20"/>
       </w:rPr>
     </w:lvl>
@@ -19603,7 +20714,7 @@
         <w:ind w:left="6480" w:hanging="360"/>
       </w:pPr>
       <w:rPr>
-        <w:rFonts w:hint="default" w:ascii="Wingdings" w:hAnsi="Wingdings"/>
+        <w:rFonts w:ascii="Wingdings" w:hAnsi="Wingdings" w:hint="default"/>
         <w:sz w:val="20"/>
       </w:rPr>
     </w:lvl>
@@ -19745,7 +20856,7 @@
         <w:ind w:left="720" w:hanging="360"/>
       </w:pPr>
       <w:rPr>
-        <w:rFonts w:hint="default" w:ascii="Symbol" w:hAnsi="Symbol"/>
+        <w:rFonts w:ascii="Symbol" w:hAnsi="Symbol" w:hint="default"/>
         <w:sz w:val="20"/>
       </w:rPr>
     </w:lvl>
@@ -19761,7 +20872,7 @@
         <w:ind w:left="1440" w:hanging="360"/>
       </w:pPr>
       <w:rPr>
-        <w:rFonts w:hint="default" w:ascii="Courier New" w:hAnsi="Courier New"/>
+        <w:rFonts w:ascii="Courier New" w:hAnsi="Courier New" w:hint="default"/>
         <w:sz w:val="20"/>
       </w:rPr>
     </w:lvl>
@@ -19777,7 +20888,7 @@
         <w:ind w:left="2160" w:hanging="360"/>
       </w:pPr>
       <w:rPr>
-        <w:rFonts w:hint="default" w:ascii="Wingdings" w:hAnsi="Wingdings"/>
+        <w:rFonts w:ascii="Wingdings" w:hAnsi="Wingdings" w:hint="default"/>
         <w:sz w:val="20"/>
       </w:rPr>
     </w:lvl>
@@ -19793,7 +20904,7 @@
         <w:ind w:left="2880" w:hanging="360"/>
       </w:pPr>
       <w:rPr>
-        <w:rFonts w:hint="default" w:ascii="Wingdings" w:hAnsi="Wingdings"/>
+        <w:rFonts w:ascii="Wingdings" w:hAnsi="Wingdings" w:hint="default"/>
         <w:sz w:val="20"/>
       </w:rPr>
     </w:lvl>
@@ -19809,7 +20920,7 @@
         <w:ind w:left="3600" w:hanging="360"/>
       </w:pPr>
       <w:rPr>
-        <w:rFonts w:hint="default" w:ascii="Wingdings" w:hAnsi="Wingdings"/>
+        <w:rFonts w:ascii="Wingdings" w:hAnsi="Wingdings" w:hint="default"/>
         <w:sz w:val="20"/>
       </w:rPr>
     </w:lvl>
@@ -19825,7 +20936,7 @@
         <w:ind w:left="4320" w:hanging="360"/>
       </w:pPr>
       <w:rPr>
-        <w:rFonts w:hint="default" w:ascii="Wingdings" w:hAnsi="Wingdings"/>
+        <w:rFonts w:ascii="Wingdings" w:hAnsi="Wingdings" w:hint="default"/>
         <w:sz w:val="20"/>
       </w:rPr>
     </w:lvl>
@@ -19841,7 +20952,7 @@
         <w:ind w:left="5040" w:hanging="360"/>
       </w:pPr>
       <w:rPr>
-        <w:rFonts w:hint="default" w:ascii="Wingdings" w:hAnsi="Wingdings"/>
+        <w:rFonts w:ascii="Wingdings" w:hAnsi="Wingdings" w:hint="default"/>
         <w:sz w:val="20"/>
       </w:rPr>
     </w:lvl>
@@ -19857,7 +20968,7 @@
         <w:ind w:left="5760" w:hanging="360"/>
       </w:pPr>
       <w:rPr>
-        <w:rFonts w:hint="default" w:ascii="Wingdings" w:hAnsi="Wingdings"/>
+        <w:rFonts w:ascii="Wingdings" w:hAnsi="Wingdings" w:hint="default"/>
         <w:sz w:val="20"/>
       </w:rPr>
     </w:lvl>
@@ -19873,7 +20984,7 @@
         <w:ind w:left="6480" w:hanging="360"/>
       </w:pPr>
       <w:rPr>
-        <w:rFonts w:hint="default" w:ascii="Wingdings" w:hAnsi="Wingdings"/>
+        <w:rFonts w:ascii="Wingdings" w:hAnsi="Wingdings" w:hint="default"/>
         <w:sz w:val="20"/>
       </w:rPr>
     </w:lvl>
@@ -19906,7 +21017,7 @@
         <w:ind w:left="1440" w:hanging="360"/>
       </w:pPr>
       <w:rPr>
-        <w:rFonts w:hint="default" w:ascii="Courier New" w:hAnsi="Courier New"/>
+        <w:rFonts w:ascii="Courier New" w:hAnsi="Courier New" w:hint="default"/>
         <w:sz w:val="20"/>
       </w:rPr>
     </w:lvl>
@@ -20011,7 +21122,7 @@
         <w:ind w:left="720" w:hanging="360"/>
       </w:pPr>
       <w:rPr>
-        <w:rFonts w:hint="default" w:ascii="Symbol" w:hAnsi="Symbol"/>
+        <w:rFonts w:ascii="Symbol" w:hAnsi="Symbol" w:hint="default"/>
         <w:sz w:val="20"/>
       </w:rPr>
     </w:lvl>
@@ -20027,7 +21138,7 @@
         <w:ind w:left="1440" w:hanging="360"/>
       </w:pPr>
       <w:rPr>
-        <w:rFonts w:hint="default" w:ascii="Courier New" w:hAnsi="Courier New"/>
+        <w:rFonts w:ascii="Courier New" w:hAnsi="Courier New" w:hint="default"/>
         <w:sz w:val="20"/>
       </w:rPr>
     </w:lvl>
@@ -20043,7 +21154,7 @@
         <w:ind w:left="2160" w:hanging="360"/>
       </w:pPr>
       <w:rPr>
-        <w:rFonts w:hint="default" w:ascii="Wingdings" w:hAnsi="Wingdings"/>
+        <w:rFonts w:ascii="Wingdings" w:hAnsi="Wingdings" w:hint="default"/>
         <w:sz w:val="20"/>
       </w:rPr>
     </w:lvl>
@@ -20059,7 +21170,7 @@
         <w:ind w:left="2880" w:hanging="360"/>
       </w:pPr>
       <w:rPr>
-        <w:rFonts w:hint="default" w:ascii="Wingdings" w:hAnsi="Wingdings"/>
+        <w:rFonts w:ascii="Wingdings" w:hAnsi="Wingdings" w:hint="default"/>
         <w:sz w:val="20"/>
       </w:rPr>
     </w:lvl>
@@ -20075,7 +21186,7 @@
         <w:ind w:left="3600" w:hanging="360"/>
       </w:pPr>
       <w:rPr>
-        <w:rFonts w:hint="default" w:ascii="Wingdings" w:hAnsi="Wingdings"/>
+        <w:rFonts w:ascii="Wingdings" w:hAnsi="Wingdings" w:hint="default"/>
         <w:sz w:val="20"/>
       </w:rPr>
     </w:lvl>
@@ -20091,7 +21202,7 @@
         <w:ind w:left="4320" w:hanging="360"/>
       </w:pPr>
       <w:rPr>
-        <w:rFonts w:hint="default" w:ascii="Wingdings" w:hAnsi="Wingdings"/>
+        <w:rFonts w:ascii="Wingdings" w:hAnsi="Wingdings" w:hint="default"/>
         <w:sz w:val="20"/>
       </w:rPr>
     </w:lvl>
@@ -20107,7 +21218,7 @@
         <w:ind w:left="5040" w:hanging="360"/>
       </w:pPr>
       <w:rPr>
-        <w:rFonts w:hint="default" w:ascii="Wingdings" w:hAnsi="Wingdings"/>
+        <w:rFonts w:ascii="Wingdings" w:hAnsi="Wingdings" w:hint="default"/>
         <w:sz w:val="20"/>
       </w:rPr>
     </w:lvl>
@@ -20123,7 +21234,7 @@
         <w:ind w:left="5760" w:hanging="360"/>
       </w:pPr>
       <w:rPr>
-        <w:rFonts w:hint="default" w:ascii="Wingdings" w:hAnsi="Wingdings"/>
+        <w:rFonts w:ascii="Wingdings" w:hAnsi="Wingdings" w:hint="default"/>
         <w:sz w:val="20"/>
       </w:rPr>
     </w:lvl>
@@ -20139,7 +21250,7 @@
         <w:ind w:left="6480" w:hanging="360"/>
       </w:pPr>
       <w:rPr>
-        <w:rFonts w:hint="default" w:ascii="Wingdings" w:hAnsi="Wingdings"/>
+        <w:rFonts w:ascii="Wingdings" w:hAnsi="Wingdings" w:hint="default"/>
         <w:sz w:val="20"/>
       </w:rPr>
     </w:lvl>
@@ -20160,7 +21271,7 @@
         <w:ind w:left="720" w:hanging="360"/>
       </w:pPr>
       <w:rPr>
-        <w:rFonts w:hint="default" w:ascii="Symbol" w:hAnsi="Symbol"/>
+        <w:rFonts w:ascii="Symbol" w:hAnsi="Symbol" w:hint="default"/>
         <w:sz w:val="20"/>
       </w:rPr>
     </w:lvl>
@@ -20176,7 +21287,7 @@
         <w:ind w:left="1440" w:hanging="360"/>
       </w:pPr>
       <w:rPr>
-        <w:rFonts w:hint="default" w:ascii="Courier New" w:hAnsi="Courier New"/>
+        <w:rFonts w:ascii="Courier New" w:hAnsi="Courier New" w:hint="default"/>
         <w:sz w:val="20"/>
       </w:rPr>
     </w:lvl>
@@ -20192,7 +21303,7 @@
         <w:ind w:left="2160" w:hanging="360"/>
       </w:pPr>
       <w:rPr>
-        <w:rFonts w:hint="default" w:ascii="Wingdings" w:hAnsi="Wingdings"/>
+        <w:rFonts w:ascii="Wingdings" w:hAnsi="Wingdings" w:hint="default"/>
         <w:sz w:val="20"/>
       </w:rPr>
     </w:lvl>
@@ -20208,7 +21319,7 @@
         <w:ind w:left="2880" w:hanging="360"/>
       </w:pPr>
       <w:rPr>
-        <w:rFonts w:hint="default" w:ascii="Wingdings" w:hAnsi="Wingdings"/>
+        <w:rFonts w:ascii="Wingdings" w:hAnsi="Wingdings" w:hint="default"/>
         <w:sz w:val="20"/>
       </w:rPr>
     </w:lvl>
@@ -20224,7 +21335,7 @@
         <w:ind w:left="3600" w:hanging="360"/>
       </w:pPr>
       <w:rPr>
-        <w:rFonts w:hint="default" w:ascii="Wingdings" w:hAnsi="Wingdings"/>
+        <w:rFonts w:ascii="Wingdings" w:hAnsi="Wingdings" w:hint="default"/>
         <w:sz w:val="20"/>
       </w:rPr>
     </w:lvl>
@@ -20240,7 +21351,7 @@
         <w:ind w:left="4320" w:hanging="360"/>
       </w:pPr>
       <w:rPr>
-        <w:rFonts w:hint="default" w:ascii="Wingdings" w:hAnsi="Wingdings"/>
+        <w:rFonts w:ascii="Wingdings" w:hAnsi="Wingdings" w:hint="default"/>
         <w:sz w:val="20"/>
       </w:rPr>
     </w:lvl>
@@ -20256,7 +21367,7 @@
         <w:ind w:left="5040" w:hanging="360"/>
       </w:pPr>
       <w:rPr>
-        <w:rFonts w:hint="default" w:ascii="Wingdings" w:hAnsi="Wingdings"/>
+        <w:rFonts w:ascii="Wingdings" w:hAnsi="Wingdings" w:hint="default"/>
         <w:sz w:val="20"/>
       </w:rPr>
     </w:lvl>
@@ -20272,7 +21383,7 @@
         <w:ind w:left="5760" w:hanging="360"/>
       </w:pPr>
       <w:rPr>
-        <w:rFonts w:hint="default" w:ascii="Wingdings" w:hAnsi="Wingdings"/>
+        <w:rFonts w:ascii="Wingdings" w:hAnsi="Wingdings" w:hint="default"/>
         <w:sz w:val="20"/>
       </w:rPr>
     </w:lvl>
@@ -20288,7 +21399,7 @@
         <w:ind w:left="6480" w:hanging="360"/>
       </w:pPr>
       <w:rPr>
-        <w:rFonts w:hint="default" w:ascii="Wingdings" w:hAnsi="Wingdings"/>
+        <w:rFonts w:ascii="Wingdings" w:hAnsi="Wingdings" w:hint="default"/>
         <w:sz w:val="20"/>
       </w:rPr>
     </w:lvl>
@@ -20309,7 +21420,7 @@
         <w:ind w:left="720" w:hanging="360"/>
       </w:pPr>
       <w:rPr>
-        <w:rFonts w:hint="default" w:ascii="Symbol" w:hAnsi="Symbol"/>
+        <w:rFonts w:ascii="Symbol" w:hAnsi="Symbol" w:hint="default"/>
         <w:sz w:val="20"/>
       </w:rPr>
     </w:lvl>
@@ -20325,7 +21436,7 @@
         <w:ind w:left="1440" w:hanging="360"/>
       </w:pPr>
       <w:rPr>
-        <w:rFonts w:hint="default" w:ascii="Courier New" w:hAnsi="Courier New"/>
+        <w:rFonts w:ascii="Courier New" w:hAnsi="Courier New" w:hint="default"/>
         <w:sz w:val="20"/>
       </w:rPr>
     </w:lvl>
@@ -20341,7 +21452,7 @@
         <w:ind w:left="2160" w:hanging="360"/>
       </w:pPr>
       <w:rPr>
-        <w:rFonts w:hint="default" w:ascii="Wingdings" w:hAnsi="Wingdings"/>
+        <w:rFonts w:ascii="Wingdings" w:hAnsi="Wingdings" w:hint="default"/>
         <w:sz w:val="20"/>
       </w:rPr>
     </w:lvl>
@@ -20357,7 +21468,7 @@
         <w:ind w:left="2880" w:hanging="360"/>
       </w:pPr>
       <w:rPr>
-        <w:rFonts w:hint="default" w:ascii="Wingdings" w:hAnsi="Wingdings"/>
+        <w:rFonts w:ascii="Wingdings" w:hAnsi="Wingdings" w:hint="default"/>
         <w:sz w:val="20"/>
       </w:rPr>
     </w:lvl>
@@ -20373,7 +21484,7 @@
         <w:ind w:left="3600" w:hanging="360"/>
       </w:pPr>
       <w:rPr>
-        <w:rFonts w:hint="default" w:ascii="Wingdings" w:hAnsi="Wingdings"/>
+        <w:rFonts w:ascii="Wingdings" w:hAnsi="Wingdings" w:hint="default"/>
         <w:sz w:val="20"/>
       </w:rPr>
     </w:lvl>
@@ -20389,7 +21500,7 @@
         <w:ind w:left="4320" w:hanging="360"/>
       </w:pPr>
       <w:rPr>
-        <w:rFonts w:hint="default" w:ascii="Wingdings" w:hAnsi="Wingdings"/>
+        <w:rFonts w:ascii="Wingdings" w:hAnsi="Wingdings" w:hint="default"/>
         <w:sz w:val="20"/>
       </w:rPr>
     </w:lvl>
@@ -20405,7 +21516,7 @@
         <w:ind w:left="5040" w:hanging="360"/>
       </w:pPr>
       <w:rPr>
-        <w:rFonts w:hint="default" w:ascii="Wingdings" w:hAnsi="Wingdings"/>
+        <w:rFonts w:ascii="Wingdings" w:hAnsi="Wingdings" w:hint="default"/>
         <w:sz w:val="20"/>
       </w:rPr>
     </w:lvl>
@@ -20421,7 +21532,7 @@
         <w:ind w:left="5760" w:hanging="360"/>
       </w:pPr>
       <w:rPr>
-        <w:rFonts w:hint="default" w:ascii="Wingdings" w:hAnsi="Wingdings"/>
+        <w:rFonts w:ascii="Wingdings" w:hAnsi="Wingdings" w:hint="default"/>
         <w:sz w:val="20"/>
       </w:rPr>
     </w:lvl>
@@ -20437,7 +21548,7 @@
         <w:ind w:left="6480" w:hanging="360"/>
       </w:pPr>
       <w:rPr>
-        <w:rFonts w:hint="default" w:ascii="Wingdings" w:hAnsi="Wingdings"/>
+        <w:rFonts w:ascii="Wingdings" w:hAnsi="Wingdings" w:hint="default"/>
         <w:sz w:val="20"/>
       </w:rPr>
     </w:lvl>
@@ -20458,7 +21569,7 @@
         <w:ind w:left="720" w:hanging="360"/>
       </w:pPr>
       <w:rPr>
-        <w:rFonts w:hint="default" w:ascii="Symbol" w:hAnsi="Symbol"/>
+        <w:rFonts w:ascii="Symbol" w:hAnsi="Symbol" w:hint="default"/>
         <w:sz w:val="20"/>
       </w:rPr>
     </w:lvl>
@@ -20474,7 +21585,7 @@
         <w:ind w:left="1440" w:hanging="360"/>
       </w:pPr>
       <w:rPr>
-        <w:rFonts w:hint="default" w:ascii="Courier New" w:hAnsi="Courier New"/>
+        <w:rFonts w:ascii="Courier New" w:hAnsi="Courier New" w:hint="default"/>
         <w:sz w:val="20"/>
       </w:rPr>
     </w:lvl>
@@ -20490,7 +21601,7 @@
         <w:ind w:left="2160" w:hanging="360"/>
       </w:pPr>
       <w:rPr>
-        <w:rFonts w:hint="default" w:ascii="Wingdings" w:hAnsi="Wingdings"/>
+        <w:rFonts w:ascii="Wingdings" w:hAnsi="Wingdings" w:hint="default"/>
         <w:sz w:val="20"/>
       </w:rPr>
     </w:lvl>
@@ -20506,7 +21617,7 @@
         <w:ind w:left="2880" w:hanging="360"/>
       </w:pPr>
       <w:rPr>
-        <w:rFonts w:hint="default" w:ascii="Wingdings" w:hAnsi="Wingdings"/>
+        <w:rFonts w:ascii="Wingdings" w:hAnsi="Wingdings" w:hint="default"/>
         <w:sz w:val="20"/>
       </w:rPr>
     </w:lvl>
@@ -20522,7 +21633,7 @@
         <w:ind w:left="3600" w:hanging="360"/>
       </w:pPr>
       <w:rPr>
-        <w:rFonts w:hint="default" w:ascii="Wingdings" w:hAnsi="Wingdings"/>
+        <w:rFonts w:ascii="Wingdings" w:hAnsi="Wingdings" w:hint="default"/>
         <w:sz w:val="20"/>
       </w:rPr>
     </w:lvl>
@@ -20538,7 +21649,7 @@
         <w:ind w:left="4320" w:hanging="360"/>
       </w:pPr>
       <w:rPr>
-        <w:rFonts w:hint="default" w:ascii="Wingdings" w:hAnsi="Wingdings"/>
+        <w:rFonts w:ascii="Wingdings" w:hAnsi="Wingdings" w:hint="default"/>
         <w:sz w:val="20"/>
       </w:rPr>
     </w:lvl>
@@ -20554,7 +21665,7 @@
         <w:ind w:left="5040" w:hanging="360"/>
       </w:pPr>
       <w:rPr>
-        <w:rFonts w:hint="default" w:ascii="Wingdings" w:hAnsi="Wingdings"/>
+        <w:rFonts w:ascii="Wingdings" w:hAnsi="Wingdings" w:hint="default"/>
         <w:sz w:val="20"/>
       </w:rPr>
     </w:lvl>
@@ -20570,7 +21681,7 @@
         <w:ind w:left="5760" w:hanging="360"/>
       </w:pPr>
       <w:rPr>
-        <w:rFonts w:hint="default" w:ascii="Wingdings" w:hAnsi="Wingdings"/>
+        <w:rFonts w:ascii="Wingdings" w:hAnsi="Wingdings" w:hint="default"/>
         <w:sz w:val="20"/>
       </w:rPr>
     </w:lvl>
@@ -20586,7 +21697,7 @@
         <w:ind w:left="6480" w:hanging="360"/>
       </w:pPr>
       <w:rPr>
-        <w:rFonts w:hint="default" w:ascii="Wingdings" w:hAnsi="Wingdings"/>
+        <w:rFonts w:ascii="Wingdings" w:hAnsi="Wingdings" w:hint="default"/>
         <w:sz w:val="20"/>
       </w:rPr>
     </w:lvl>
@@ -20607,7 +21718,7 @@
         <w:ind w:left="720" w:hanging="360"/>
       </w:pPr>
       <w:rPr>
-        <w:rFonts w:hint="default" w:ascii="Symbol" w:hAnsi="Symbol"/>
+        <w:rFonts w:ascii="Symbol" w:hAnsi="Symbol" w:hint="default"/>
         <w:sz w:val="20"/>
       </w:rPr>
     </w:lvl>
@@ -20623,7 +21734,7 @@
         <w:ind w:left="1440" w:hanging="360"/>
       </w:pPr>
       <w:rPr>
-        <w:rFonts w:hint="default" w:ascii="Courier New" w:hAnsi="Courier New"/>
+        <w:rFonts w:ascii="Courier New" w:hAnsi="Courier New" w:hint="default"/>
         <w:sz w:val="20"/>
       </w:rPr>
     </w:lvl>
@@ -20639,7 +21750,7 @@
         <w:ind w:left="2160" w:hanging="360"/>
       </w:pPr>
       <w:rPr>
-        <w:rFonts w:hint="default" w:ascii="Wingdings" w:hAnsi="Wingdings"/>
+        <w:rFonts w:ascii="Wingdings" w:hAnsi="Wingdings" w:hint="default"/>
         <w:sz w:val="20"/>
       </w:rPr>
     </w:lvl>
@@ -20655,7 +21766,7 @@
         <w:ind w:left="2880" w:hanging="360"/>
       </w:pPr>
       <w:rPr>
-        <w:rFonts w:hint="default" w:ascii="Wingdings" w:hAnsi="Wingdings"/>
+        <w:rFonts w:ascii="Wingdings" w:hAnsi="Wingdings" w:hint="default"/>
         <w:sz w:val="20"/>
       </w:rPr>
     </w:lvl>
@@ -20671,7 +21782,7 @@
         <w:ind w:left="3600" w:hanging="360"/>
       </w:pPr>
       <w:rPr>
-        <w:rFonts w:hint="default" w:ascii="Wingdings" w:hAnsi="Wingdings"/>
+        <w:rFonts w:ascii="Wingdings" w:hAnsi="Wingdings" w:hint="default"/>
         <w:sz w:val="20"/>
       </w:rPr>
     </w:lvl>
@@ -20687,7 +21798,7 @@
         <w:ind w:left="4320" w:hanging="360"/>
       </w:pPr>
       <w:rPr>
-        <w:rFonts w:hint="default" w:ascii="Wingdings" w:hAnsi="Wingdings"/>
+        <w:rFonts w:ascii="Wingdings" w:hAnsi="Wingdings" w:hint="default"/>
         <w:sz w:val="20"/>
       </w:rPr>
     </w:lvl>
@@ -20703,7 +21814,7 @@
         <w:ind w:left="5040" w:hanging="360"/>
       </w:pPr>
       <w:rPr>
-        <w:rFonts w:hint="default" w:ascii="Wingdings" w:hAnsi="Wingdings"/>
+        <w:rFonts w:ascii="Wingdings" w:hAnsi="Wingdings" w:hint="default"/>
         <w:sz w:val="20"/>
       </w:rPr>
     </w:lvl>
@@ -20719,7 +21830,7 @@
         <w:ind w:left="5760" w:hanging="360"/>
       </w:pPr>
       <w:rPr>
-        <w:rFonts w:hint="default" w:ascii="Wingdings" w:hAnsi="Wingdings"/>
+        <w:rFonts w:ascii="Wingdings" w:hAnsi="Wingdings" w:hint="default"/>
         <w:sz w:val="20"/>
       </w:rPr>
     </w:lvl>
@@ -20735,7 +21846,7 @@
         <w:ind w:left="6480" w:hanging="360"/>
       </w:pPr>
       <w:rPr>
-        <w:rFonts w:hint="default" w:ascii="Wingdings" w:hAnsi="Wingdings"/>
+        <w:rFonts w:ascii="Wingdings" w:hAnsi="Wingdings" w:hint="default"/>
         <w:sz w:val="20"/>
       </w:rPr>
     </w:lvl>
@@ -20756,7 +21867,7 @@
         <w:ind w:left="720" w:hanging="360"/>
       </w:pPr>
       <w:rPr>
-        <w:rFonts w:hint="default" w:ascii="Symbol" w:hAnsi="Symbol"/>
+        <w:rFonts w:ascii="Symbol" w:hAnsi="Symbol" w:hint="default"/>
         <w:sz w:val="20"/>
       </w:rPr>
     </w:lvl>
@@ -20772,7 +21883,7 @@
         <w:ind w:left="1440" w:hanging="360"/>
       </w:pPr>
       <w:rPr>
-        <w:rFonts w:hint="default" w:ascii="Courier New" w:hAnsi="Courier New"/>
+        <w:rFonts w:ascii="Courier New" w:hAnsi="Courier New" w:hint="default"/>
         <w:sz w:val="20"/>
       </w:rPr>
     </w:lvl>
@@ -20788,7 +21899,7 @@
         <w:ind w:left="2160" w:hanging="360"/>
       </w:pPr>
       <w:rPr>
-        <w:rFonts w:hint="default" w:ascii="Wingdings" w:hAnsi="Wingdings"/>
+        <w:rFonts w:ascii="Wingdings" w:hAnsi="Wingdings" w:hint="default"/>
         <w:sz w:val="20"/>
       </w:rPr>
     </w:lvl>
@@ -20804,7 +21915,7 @@
         <w:ind w:left="2880" w:hanging="360"/>
       </w:pPr>
       <w:rPr>
-        <w:rFonts w:hint="default" w:ascii="Wingdings" w:hAnsi="Wingdings"/>
+        <w:rFonts w:ascii="Wingdings" w:hAnsi="Wingdings" w:hint="default"/>
         <w:sz w:val="20"/>
       </w:rPr>
     </w:lvl>
@@ -20820,7 +21931,7 @@
         <w:ind w:left="3600" w:hanging="360"/>
       </w:pPr>
       <w:rPr>
-        <w:rFonts w:hint="default" w:ascii="Wingdings" w:hAnsi="Wingdings"/>
+        <w:rFonts w:ascii="Wingdings" w:hAnsi="Wingdings" w:hint="default"/>
         <w:sz w:val="20"/>
       </w:rPr>
     </w:lvl>
@@ -20836,7 +21947,7 @@
         <w:ind w:left="4320" w:hanging="360"/>
       </w:pPr>
       <w:rPr>
-        <w:rFonts w:hint="default" w:ascii="Wingdings" w:hAnsi="Wingdings"/>
+        <w:rFonts w:ascii="Wingdings" w:hAnsi="Wingdings" w:hint="default"/>
         <w:sz w:val="20"/>
       </w:rPr>
     </w:lvl>
@@ -20852,7 +21963,7 @@
         <w:ind w:left="5040" w:hanging="360"/>
       </w:pPr>
       <w:rPr>
-        <w:rFonts w:hint="default" w:ascii="Wingdings" w:hAnsi="Wingdings"/>
+        <w:rFonts w:ascii="Wingdings" w:hAnsi="Wingdings" w:hint="default"/>
         <w:sz w:val="20"/>
       </w:rPr>
     </w:lvl>
@@ -20868,7 +21979,7 @@
         <w:ind w:left="5760" w:hanging="360"/>
       </w:pPr>
       <w:rPr>
-        <w:rFonts w:hint="default" w:ascii="Wingdings" w:hAnsi="Wingdings"/>
+        <w:rFonts w:ascii="Wingdings" w:hAnsi="Wingdings" w:hint="default"/>
         <w:sz w:val="20"/>
       </w:rPr>
     </w:lvl>
@@ -20884,7 +21995,7 @@
         <w:ind w:left="6480" w:hanging="360"/>
       </w:pPr>
       <w:rPr>
-        <w:rFonts w:hint="default" w:ascii="Wingdings" w:hAnsi="Wingdings"/>
+        <w:rFonts w:ascii="Wingdings" w:hAnsi="Wingdings" w:hint="default"/>
         <w:sz w:val="20"/>
       </w:rPr>
     </w:lvl>
@@ -21018,7 +22129,7 @@
         <w:ind w:left="720" w:hanging="360"/>
       </w:pPr>
       <w:rPr>
-        <w:rFonts w:hint="default" w:ascii="Symbol" w:hAnsi="Symbol"/>
+        <w:rFonts w:ascii="Symbol" w:hAnsi="Symbol" w:hint="default"/>
         <w:sz w:val="20"/>
       </w:rPr>
     </w:lvl>
@@ -21034,7 +22145,7 @@
         <w:ind w:left="1440" w:hanging="360"/>
       </w:pPr>
       <w:rPr>
-        <w:rFonts w:hint="default" w:ascii="Courier New" w:hAnsi="Courier New"/>
+        <w:rFonts w:ascii="Courier New" w:hAnsi="Courier New" w:hint="default"/>
         <w:sz w:val="20"/>
       </w:rPr>
     </w:lvl>
@@ -21050,7 +22161,7 @@
         <w:ind w:left="2160" w:hanging="360"/>
       </w:pPr>
       <w:rPr>
-        <w:rFonts w:hint="default" w:ascii="Wingdings" w:hAnsi="Wingdings"/>
+        <w:rFonts w:ascii="Wingdings" w:hAnsi="Wingdings" w:hint="default"/>
         <w:sz w:val="20"/>
       </w:rPr>
     </w:lvl>
@@ -21066,7 +22177,7 @@
         <w:ind w:left="2880" w:hanging="360"/>
       </w:pPr>
       <w:rPr>
-        <w:rFonts w:hint="default" w:ascii="Wingdings" w:hAnsi="Wingdings"/>
+        <w:rFonts w:ascii="Wingdings" w:hAnsi="Wingdings" w:hint="default"/>
         <w:sz w:val="20"/>
       </w:rPr>
     </w:lvl>
@@ -21082,7 +22193,7 @@
         <w:ind w:left="3600" w:hanging="360"/>
       </w:pPr>
       <w:rPr>
-        <w:rFonts w:hint="default" w:ascii="Wingdings" w:hAnsi="Wingdings"/>
+        <w:rFonts w:ascii="Wingdings" w:hAnsi="Wingdings" w:hint="default"/>
         <w:sz w:val="20"/>
       </w:rPr>
     </w:lvl>
@@ -21098,7 +22209,7 @@
         <w:ind w:left="4320" w:hanging="360"/>
       </w:pPr>
       <w:rPr>
-        <w:rFonts w:hint="default" w:ascii="Wingdings" w:hAnsi="Wingdings"/>
+        <w:rFonts w:ascii="Wingdings" w:hAnsi="Wingdings" w:hint="default"/>
         <w:sz w:val="20"/>
       </w:rPr>
     </w:lvl>
@@ -21114,7 +22225,7 @@
         <w:ind w:left="5040" w:hanging="360"/>
       </w:pPr>
       <w:rPr>
-        <w:rFonts w:hint="default" w:ascii="Wingdings" w:hAnsi="Wingdings"/>
+        <w:rFonts w:ascii="Wingdings" w:hAnsi="Wingdings" w:hint="default"/>
         <w:sz w:val="20"/>
       </w:rPr>
     </w:lvl>
@@ -21130,7 +22241,7 @@
         <w:ind w:left="5760" w:hanging="360"/>
       </w:pPr>
       <w:rPr>
-        <w:rFonts w:hint="default" w:ascii="Wingdings" w:hAnsi="Wingdings"/>
+        <w:rFonts w:ascii="Wingdings" w:hAnsi="Wingdings" w:hint="default"/>
         <w:sz w:val="20"/>
       </w:rPr>
     </w:lvl>
@@ -21146,7 +22257,7 @@
         <w:ind w:left="6480" w:hanging="360"/>
       </w:pPr>
       <w:rPr>
-        <w:rFonts w:hint="default" w:ascii="Wingdings" w:hAnsi="Wingdings"/>
+        <w:rFonts w:ascii="Wingdings" w:hAnsi="Wingdings" w:hint="default"/>
         <w:sz w:val="20"/>
       </w:rPr>
     </w:lvl>
@@ -21167,7 +22278,7 @@
         <w:ind w:left="720" w:hanging="360"/>
       </w:pPr>
       <w:rPr>
-        <w:rFonts w:hint="default" w:ascii="Symbol" w:hAnsi="Symbol"/>
+        <w:rFonts w:ascii="Symbol" w:hAnsi="Symbol" w:hint="default"/>
         <w:sz w:val="20"/>
       </w:rPr>
     </w:lvl>
@@ -21183,7 +22294,7 @@
         <w:ind w:left="1440" w:hanging="360"/>
       </w:pPr>
       <w:rPr>
-        <w:rFonts w:hint="default" w:ascii="Courier New" w:hAnsi="Courier New"/>
+        <w:rFonts w:ascii="Courier New" w:hAnsi="Courier New" w:hint="default"/>
         <w:sz w:val="20"/>
       </w:rPr>
     </w:lvl>
@@ -21199,7 +22310,7 @@
         <w:ind w:left="2160" w:hanging="360"/>
       </w:pPr>
       <w:rPr>
-        <w:rFonts w:hint="default" w:ascii="Wingdings" w:hAnsi="Wingdings"/>
+        <w:rFonts w:ascii="Wingdings" w:hAnsi="Wingdings" w:hint="default"/>
         <w:sz w:val="20"/>
       </w:rPr>
     </w:lvl>
@@ -21215,7 +22326,7 @@
         <w:ind w:left="2880" w:hanging="360"/>
       </w:pPr>
       <w:rPr>
-        <w:rFonts w:hint="default" w:ascii="Wingdings" w:hAnsi="Wingdings"/>
+        <w:rFonts w:ascii="Wingdings" w:hAnsi="Wingdings" w:hint="default"/>
         <w:sz w:val="20"/>
       </w:rPr>
     </w:lvl>
@@ -21231,7 +22342,7 @@
         <w:ind w:left="3600" w:hanging="360"/>
       </w:pPr>
       <w:rPr>
-        <w:rFonts w:hint="default" w:ascii="Wingdings" w:hAnsi="Wingdings"/>
+        <w:rFonts w:ascii="Wingdings" w:hAnsi="Wingdings" w:hint="default"/>
         <w:sz w:val="20"/>
       </w:rPr>
     </w:lvl>
@@ -21247,7 +22358,7 @@
         <w:ind w:left="4320" w:hanging="360"/>
       </w:pPr>
       <w:rPr>
-        <w:rFonts w:hint="default" w:ascii="Wingdings" w:hAnsi="Wingdings"/>
+        <w:rFonts w:ascii="Wingdings" w:hAnsi="Wingdings" w:hint="default"/>
         <w:sz w:val="20"/>
       </w:rPr>
     </w:lvl>
@@ -21263,7 +22374,7 @@
         <w:ind w:left="5040" w:hanging="360"/>
       </w:pPr>
       <w:rPr>
-        <w:rFonts w:hint="default" w:ascii="Wingdings" w:hAnsi="Wingdings"/>
+        <w:rFonts w:ascii="Wingdings" w:hAnsi="Wingdings" w:hint="default"/>
         <w:sz w:val="20"/>
       </w:rPr>
     </w:lvl>
@@ -21279,7 +22390,7 @@
         <w:ind w:left="5760" w:hanging="360"/>
       </w:pPr>
       <w:rPr>
-        <w:rFonts w:hint="default" w:ascii="Wingdings" w:hAnsi="Wingdings"/>
+        <w:rFonts w:ascii="Wingdings" w:hAnsi="Wingdings" w:hint="default"/>
         <w:sz w:val="20"/>
       </w:rPr>
     </w:lvl>
@@ -21295,7 +22406,7 @@
         <w:ind w:left="6480" w:hanging="360"/>
       </w:pPr>
       <w:rPr>
-        <w:rFonts w:hint="default" w:ascii="Wingdings" w:hAnsi="Wingdings"/>
+        <w:rFonts w:ascii="Wingdings" w:hAnsi="Wingdings" w:hint="default"/>
         <w:sz w:val="20"/>
       </w:rPr>
     </w:lvl>
@@ -21469,7 +22580,7 @@
   <w:docDefaults>
     <w:rPrDefault>
       <w:rPr>
-        <w:rFonts w:asciiTheme="minorHAnsi" w:hAnsiTheme="minorHAnsi" w:eastAsiaTheme="minorHAnsi" w:cstheme="minorBidi"/>
+        <w:rFonts w:asciiTheme="minorHAnsi" w:eastAsiaTheme="minorHAnsi" w:hAnsiTheme="minorHAnsi" w:cstheme="minorBidi"/>
         <w:kern w:val="2"/>
         <w:sz w:val="24"/>
         <w:szCs w:val="24"/>
@@ -21486,14 +22597,14 @@
   <w:latentStyles w:defLockedState="0" w:defUIPriority="99" w:defSemiHidden="0" w:defUnhideWhenUsed="0" w:defQFormat="0" w:count="376">
     <w:lsdException w:name="Normal" w:uiPriority="0" w:qFormat="1"/>
     <w:lsdException w:name="heading 1" w:uiPriority="9" w:qFormat="1"/>
-    <w:lsdException w:name="heading 2" w:uiPriority="9" w:semiHidden="1" w:unhideWhenUsed="1" w:qFormat="1"/>
-    <w:lsdException w:name="heading 3" w:uiPriority="9" w:semiHidden="1" w:unhideWhenUsed="1" w:qFormat="1"/>
-    <w:lsdException w:name="heading 4" w:uiPriority="9" w:semiHidden="1" w:unhideWhenUsed="1" w:qFormat="1"/>
-    <w:lsdException w:name="heading 5" w:uiPriority="9" w:semiHidden="1" w:unhideWhenUsed="1" w:qFormat="1"/>
-    <w:lsdException w:name="heading 6" w:uiPriority="9" w:semiHidden="1" w:unhideWhenUsed="1" w:qFormat="1"/>
-    <w:lsdException w:name="heading 7" w:uiPriority="9" w:semiHidden="1" w:unhideWhenUsed="1" w:qFormat="1"/>
-    <w:lsdException w:name="heading 8" w:uiPriority="9" w:semiHidden="1" w:unhideWhenUsed="1" w:qFormat="1"/>
-    <w:lsdException w:name="heading 9" w:uiPriority="9" w:semiHidden="1" w:unhideWhenUsed="1" w:qFormat="1"/>
+    <w:lsdException w:name="heading 2" w:semiHidden="1" w:uiPriority="9" w:unhideWhenUsed="1" w:qFormat="1"/>
+    <w:lsdException w:name="heading 3" w:semiHidden="1" w:uiPriority="9" w:unhideWhenUsed="1" w:qFormat="1"/>
+    <w:lsdException w:name="heading 4" w:semiHidden="1" w:uiPriority="9" w:unhideWhenUsed="1" w:qFormat="1"/>
+    <w:lsdException w:name="heading 5" w:semiHidden="1" w:uiPriority="9" w:unhideWhenUsed="1" w:qFormat="1"/>
+    <w:lsdException w:name="heading 6" w:semiHidden="1" w:uiPriority="9" w:unhideWhenUsed="1" w:qFormat="1"/>
+    <w:lsdException w:name="heading 7" w:semiHidden="1" w:uiPriority="9" w:unhideWhenUsed="1" w:qFormat="1"/>
+    <w:lsdException w:name="heading 8" w:semiHidden="1" w:uiPriority="9" w:unhideWhenUsed="1" w:qFormat="1"/>
+    <w:lsdException w:name="heading 9" w:semiHidden="1" w:uiPriority="9" w:unhideWhenUsed="1" w:qFormat="1"/>
     <w:lsdException w:name="index 1" w:semiHidden="1" w:unhideWhenUsed="1"/>
     <w:lsdException w:name="index 2" w:semiHidden="1" w:unhideWhenUsed="1"/>
     <w:lsdException w:name="index 3" w:semiHidden="1" w:unhideWhenUsed="1"/>
@@ -21503,22 +22614,22 @@
     <w:lsdException w:name="index 7" w:semiHidden="1" w:unhideWhenUsed="1"/>
     <w:lsdException w:name="index 8" w:semiHidden="1" w:unhideWhenUsed="1"/>
     <w:lsdException w:name="index 9" w:semiHidden="1" w:unhideWhenUsed="1"/>
-    <w:lsdException w:name="toc 1" w:uiPriority="39" w:semiHidden="1" w:unhideWhenUsed="1"/>
-    <w:lsdException w:name="toc 2" w:uiPriority="39" w:semiHidden="1" w:unhideWhenUsed="1"/>
-    <w:lsdException w:name="toc 3" w:uiPriority="39" w:semiHidden="1" w:unhideWhenUsed="1"/>
-    <w:lsdException w:name="toc 4" w:uiPriority="39" w:semiHidden="1" w:unhideWhenUsed="1"/>
-    <w:lsdException w:name="toc 5" w:uiPriority="39" w:semiHidden="1" w:unhideWhenUsed="1"/>
-    <w:lsdException w:name="toc 6" w:uiPriority="39" w:semiHidden="1" w:unhideWhenUsed="1"/>
-    <w:lsdException w:name="toc 7" w:uiPriority="39" w:semiHidden="1" w:unhideWhenUsed="1"/>
-    <w:lsdException w:name="toc 8" w:uiPriority="39" w:semiHidden="1" w:unhideWhenUsed="1"/>
-    <w:lsdException w:name="toc 9" w:uiPriority="39" w:semiHidden="1" w:unhideWhenUsed="1"/>
+    <w:lsdException w:name="toc 1" w:semiHidden="1" w:uiPriority="39" w:unhideWhenUsed="1"/>
+    <w:lsdException w:name="toc 2" w:semiHidden="1" w:uiPriority="39" w:unhideWhenUsed="1"/>
+    <w:lsdException w:name="toc 3" w:semiHidden="1" w:uiPriority="39" w:unhideWhenUsed="1"/>
+    <w:lsdException w:name="toc 4" w:semiHidden="1" w:uiPriority="39" w:unhideWhenUsed="1"/>
+    <w:lsdException w:name="toc 5" w:semiHidden="1" w:uiPriority="39" w:unhideWhenUsed="1"/>
+    <w:lsdException w:name="toc 6" w:semiHidden="1" w:uiPriority="39" w:unhideWhenUsed="1"/>
+    <w:lsdException w:name="toc 7" w:semiHidden="1" w:uiPriority="39" w:unhideWhenUsed="1"/>
+    <w:lsdException w:name="toc 8" w:semiHidden="1" w:uiPriority="39" w:unhideWhenUsed="1"/>
+    <w:lsdException w:name="toc 9" w:semiHidden="1" w:uiPriority="39" w:unhideWhenUsed="1"/>
     <w:lsdException w:name="Normal Indent" w:semiHidden="1" w:unhideWhenUsed="1"/>
     <w:lsdException w:name="footnote text" w:semiHidden="1" w:unhideWhenUsed="1"/>
     <w:lsdException w:name="annotation text" w:semiHidden="1" w:unhideWhenUsed="1"/>
     <w:lsdException w:name="header" w:semiHidden="1" w:unhideWhenUsed="1"/>
     <w:lsdException w:name="footer" w:semiHidden="1" w:unhideWhenUsed="1"/>
     <w:lsdException w:name="index heading" w:semiHidden="1" w:unhideWhenUsed="1"/>
-    <w:lsdException w:name="caption" w:uiPriority="35" w:semiHidden="1" w:unhideWhenUsed="1" w:qFormat="1"/>
+    <w:lsdException w:name="caption" w:semiHidden="1" w:uiPriority="35" w:unhideWhenUsed="1" w:qFormat="1"/>
     <w:lsdException w:name="table of figures" w:semiHidden="1" w:unhideWhenUsed="1"/>
     <w:lsdException w:name="envelope address" w:semiHidden="1" w:unhideWhenUsed="1"/>
     <w:lsdException w:name="envelope return" w:semiHidden="1" w:unhideWhenUsed="1"/>
@@ -21549,7 +22660,7 @@
     <w:lsdException w:name="Title" w:uiPriority="10" w:qFormat="1"/>
     <w:lsdException w:name="Closing" w:semiHidden="1" w:unhideWhenUsed="1"/>
     <w:lsdException w:name="Signature" w:semiHidden="1" w:unhideWhenUsed="1"/>
-    <w:lsdException w:name="Default Paragraph Font" w:uiPriority="1" w:semiHidden="1" w:unhideWhenUsed="1"/>
+    <w:lsdException w:name="Default Paragraph Font" w:semiHidden="1" w:uiPriority="1" w:unhideWhenUsed="1"/>
     <w:lsdException w:name="Body Text" w:semiHidden="1" w:unhideWhenUsed="1"/>
     <w:lsdException w:name="Body Text Indent" w:semiHidden="1" w:unhideWhenUsed="1"/>
     <w:lsdException w:name="List Continue" w:semiHidden="1" w:unhideWhenUsed="1"/>
@@ -21749,8 +22860,8 @@
     <w:lsdException w:name="Subtle Reference" w:uiPriority="31" w:qFormat="1"/>
     <w:lsdException w:name="Intense Reference" w:uiPriority="32" w:qFormat="1"/>
     <w:lsdException w:name="Book Title" w:uiPriority="33" w:qFormat="1"/>
-    <w:lsdException w:name="Bibliography" w:uiPriority="37" w:semiHidden="1" w:unhideWhenUsed="1"/>
-    <w:lsdException w:name="TOC Heading" w:uiPriority="39" w:semiHidden="1" w:unhideWhenUsed="1" w:qFormat="1"/>
+    <w:lsdException w:name="Bibliography" w:semiHidden="1" w:uiPriority="37" w:unhideWhenUsed="1"/>
+    <w:lsdException w:name="TOC Heading" w:semiHidden="1" w:uiPriority="39" w:unhideWhenUsed="1" w:qFormat="1"/>
     <w:lsdException w:name="Plain Table 1" w:uiPriority="41"/>
     <w:lsdException w:name="Plain Table 2" w:uiPriority="42"/>
     <w:lsdException w:name="Plain Table 3" w:uiPriority="43"/>
@@ -21861,7 +22972,7 @@
     <w:lsdException w:name="Unresolved Mention" w:semiHidden="1" w:unhideWhenUsed="1"/>
     <w:lsdException w:name="Smart Link" w:semiHidden="1" w:unhideWhenUsed="1"/>
   </w:latentStyles>
-  <w:style w:type="paragraph" w:styleId="Normal" w:default="1">
+  <w:style w:type="paragraph" w:default="1" w:styleId="Normal">
     <w:name w:val="Normal"/>
     <w:qFormat/>
     <w:rsid w:val="006C561F"/>
@@ -21884,7 +22995,7 @@
       <w:outlineLvl w:val="0"/>
     </w:pPr>
     <w:rPr>
-      <w:rFonts w:asciiTheme="majorHAnsi" w:hAnsiTheme="majorHAnsi" w:eastAsiaTheme="majorEastAsia" w:cstheme="majorBidi"/>
+      <w:rFonts w:asciiTheme="majorHAnsi" w:eastAsiaTheme="majorEastAsia" w:hAnsiTheme="majorHAnsi" w:cstheme="majorBidi"/>
       <w:color w:val="0F4761" w:themeColor="accent1" w:themeShade="BF"/>
       <w:sz w:val="40"/>
       <w:szCs w:val="40"/>
@@ -21907,7 +23018,7 @@
       <w:outlineLvl w:val="1"/>
     </w:pPr>
     <w:rPr>
-      <w:rFonts w:asciiTheme="majorHAnsi" w:hAnsiTheme="majorHAnsi" w:eastAsiaTheme="majorEastAsia" w:cstheme="majorBidi"/>
+      <w:rFonts w:asciiTheme="majorHAnsi" w:eastAsiaTheme="majorEastAsia" w:hAnsiTheme="majorHAnsi" w:cstheme="majorBidi"/>
       <w:color w:val="0F4761" w:themeColor="accent1" w:themeShade="BF"/>
       <w:sz w:val="32"/>
       <w:szCs w:val="32"/>
@@ -21929,7 +23040,7 @@
       <w:outlineLvl w:val="2"/>
     </w:pPr>
     <w:rPr>
-      <w:rFonts w:asciiTheme="minorHAnsi" w:hAnsiTheme="minorHAnsi" w:eastAsiaTheme="majorEastAsia" w:cstheme="majorBidi"/>
+      <w:rFonts w:asciiTheme="minorHAnsi" w:eastAsiaTheme="majorEastAsia" w:hAnsiTheme="minorHAnsi" w:cstheme="majorBidi"/>
       <w:color w:val="0F4761" w:themeColor="accent1" w:themeShade="BF"/>
       <w:sz w:val="28"/>
       <w:szCs w:val="28"/>
@@ -21952,7 +23063,7 @@
       <w:outlineLvl w:val="3"/>
     </w:pPr>
     <w:rPr>
-      <w:rFonts w:asciiTheme="minorHAnsi" w:hAnsiTheme="minorHAnsi" w:eastAsiaTheme="majorEastAsia" w:cstheme="majorBidi"/>
+      <w:rFonts w:asciiTheme="minorHAnsi" w:eastAsiaTheme="majorEastAsia" w:hAnsiTheme="minorHAnsi" w:cstheme="majorBidi"/>
       <w:i/>
       <w:iCs/>
       <w:color w:val="0F4761" w:themeColor="accent1" w:themeShade="BF"/>
@@ -21975,7 +23086,7 @@
       <w:outlineLvl w:val="4"/>
     </w:pPr>
     <w:rPr>
-      <w:rFonts w:asciiTheme="minorHAnsi" w:hAnsiTheme="minorHAnsi" w:eastAsiaTheme="majorEastAsia" w:cstheme="majorBidi"/>
+      <w:rFonts w:asciiTheme="minorHAnsi" w:eastAsiaTheme="majorEastAsia" w:hAnsiTheme="minorHAnsi" w:cstheme="majorBidi"/>
       <w:color w:val="0F4761" w:themeColor="accent1" w:themeShade="BF"/>
     </w:rPr>
   </w:style>
@@ -21996,7 +23107,7 @@
       <w:outlineLvl w:val="5"/>
     </w:pPr>
     <w:rPr>
-      <w:rFonts w:asciiTheme="minorHAnsi" w:hAnsiTheme="minorHAnsi" w:eastAsiaTheme="majorEastAsia" w:cstheme="majorBidi"/>
+      <w:rFonts w:asciiTheme="minorHAnsi" w:eastAsiaTheme="majorEastAsia" w:hAnsiTheme="minorHAnsi" w:cstheme="majorBidi"/>
       <w:i/>
       <w:iCs/>
       <w:color w:val="595959" w:themeColor="text1" w:themeTint="A6"/>
@@ -22019,7 +23130,7 @@
       <w:outlineLvl w:val="6"/>
     </w:pPr>
     <w:rPr>
-      <w:rFonts w:asciiTheme="minorHAnsi" w:hAnsiTheme="minorHAnsi" w:eastAsiaTheme="majorEastAsia" w:cstheme="majorBidi"/>
+      <w:rFonts w:asciiTheme="minorHAnsi" w:eastAsiaTheme="majorEastAsia" w:hAnsiTheme="minorHAnsi" w:cstheme="majorBidi"/>
       <w:color w:val="595959" w:themeColor="text1" w:themeTint="A6"/>
     </w:rPr>
   </w:style>
@@ -22040,7 +23151,7 @@
       <w:outlineLvl w:val="7"/>
     </w:pPr>
     <w:rPr>
-      <w:rFonts w:asciiTheme="minorHAnsi" w:hAnsiTheme="minorHAnsi" w:eastAsiaTheme="majorEastAsia" w:cstheme="majorBidi"/>
+      <w:rFonts w:asciiTheme="minorHAnsi" w:eastAsiaTheme="majorEastAsia" w:hAnsiTheme="minorHAnsi" w:cstheme="majorBidi"/>
       <w:i/>
       <w:iCs/>
       <w:color w:val="272727" w:themeColor="text1" w:themeTint="D8"/>
@@ -22063,16 +23174,16 @@
       <w:outlineLvl w:val="8"/>
     </w:pPr>
     <w:rPr>
-      <w:rFonts w:asciiTheme="minorHAnsi" w:hAnsiTheme="minorHAnsi" w:eastAsiaTheme="majorEastAsia" w:cstheme="majorBidi"/>
+      <w:rFonts w:asciiTheme="minorHAnsi" w:eastAsiaTheme="majorEastAsia" w:hAnsiTheme="minorHAnsi" w:cstheme="majorBidi"/>
       <w:color w:val="272727" w:themeColor="text1" w:themeTint="D8"/>
     </w:rPr>
   </w:style>
-  <w:style w:type="character" w:styleId="VarsaylanParagrafYazTipi" w:default="1">
+  <w:style w:type="character" w:default="1" w:styleId="VarsaylanParagrafYazTipi">
     <w:name w:val="Default Paragraph Font"/>
     <w:uiPriority w:val="1"/>
     <w:unhideWhenUsed/>
   </w:style>
-  <w:style w:type="table" w:styleId="NormalTablo" w:default="1">
+  <w:style w:type="table" w:default="1" w:styleId="NormalTablo">
     <w:name w:val="Normal Table"/>
     <w:uiPriority w:val="99"/>
     <w:semiHidden/>
@@ -22087,26 +23198,26 @@
       </w:tblCellMar>
     </w:tblPr>
   </w:style>
-  <w:style w:type="numbering" w:styleId="ListeYok" w:default="1">
+  <w:style w:type="numbering" w:default="1" w:styleId="ListeYok">
     <w:name w:val="No List"/>
     <w:uiPriority w:val="99"/>
     <w:semiHidden/>
     <w:unhideWhenUsed/>
   </w:style>
-  <w:style w:type="character" w:styleId="Balk1Char" w:customStyle="1">
+  <w:style w:type="character" w:customStyle="1" w:styleId="Balk1Char">
     <w:name w:val="Başlık 1 Char"/>
     <w:basedOn w:val="VarsaylanParagrafYazTipi"/>
     <w:link w:val="Balk1"/>
     <w:uiPriority w:val="9"/>
     <w:rsid w:val="007A3551"/>
     <w:rPr>
-      <w:rFonts w:asciiTheme="majorHAnsi" w:hAnsiTheme="majorHAnsi" w:eastAsiaTheme="majorEastAsia" w:cstheme="majorBidi"/>
+      <w:rFonts w:asciiTheme="majorHAnsi" w:eastAsiaTheme="majorEastAsia" w:hAnsiTheme="majorHAnsi" w:cstheme="majorBidi"/>
       <w:color w:val="0F4761" w:themeColor="accent1" w:themeShade="BF"/>
       <w:sz w:val="40"/>
       <w:szCs w:val="40"/>
     </w:rPr>
   </w:style>
-  <w:style w:type="character" w:styleId="Balk2Char" w:customStyle="1">
+  <w:style w:type="character" w:customStyle="1" w:styleId="Balk2Char">
     <w:name w:val="Başlık 2 Char"/>
     <w:basedOn w:val="VarsaylanParagrafYazTipi"/>
     <w:link w:val="Balk2"/>
@@ -22114,13 +23225,13 @@
     <w:semiHidden/>
     <w:rsid w:val="007A3551"/>
     <w:rPr>
-      <w:rFonts w:asciiTheme="majorHAnsi" w:hAnsiTheme="majorHAnsi" w:eastAsiaTheme="majorEastAsia" w:cstheme="majorBidi"/>
+      <w:rFonts w:asciiTheme="majorHAnsi" w:eastAsiaTheme="majorEastAsia" w:hAnsiTheme="majorHAnsi" w:cstheme="majorBidi"/>
       <w:color w:val="0F4761" w:themeColor="accent1" w:themeShade="BF"/>
       <w:sz w:val="32"/>
       <w:szCs w:val="32"/>
     </w:rPr>
   </w:style>
-  <w:style w:type="character" w:styleId="Balk3Char" w:customStyle="1">
+  <w:style w:type="character" w:customStyle="1" w:styleId="Balk3Char">
     <w:name w:val="Başlık 3 Char"/>
     <w:basedOn w:val="VarsaylanParagrafYazTipi"/>
     <w:link w:val="Balk3"/>
@@ -22133,7 +23244,7 @@
       <w:szCs w:val="28"/>
     </w:rPr>
   </w:style>
-  <w:style w:type="character" w:styleId="Balk4Char" w:customStyle="1">
+  <w:style w:type="character" w:customStyle="1" w:styleId="Balk4Char">
     <w:name w:val="Başlık 4 Char"/>
     <w:basedOn w:val="VarsaylanParagrafYazTipi"/>
     <w:link w:val="Balk4"/>
@@ -22147,7 +23258,7 @@
       <w:color w:val="0F4761" w:themeColor="accent1" w:themeShade="BF"/>
     </w:rPr>
   </w:style>
-  <w:style w:type="character" w:styleId="Balk5Char" w:customStyle="1">
+  <w:style w:type="character" w:customStyle="1" w:styleId="Balk5Char">
     <w:name w:val="Başlık 5 Char"/>
     <w:basedOn w:val="VarsaylanParagrafYazTipi"/>
     <w:link w:val="Balk5"/>
@@ -22159,7 +23270,7 @@
       <w:color w:val="0F4761" w:themeColor="accent1" w:themeShade="BF"/>
     </w:rPr>
   </w:style>
-  <w:style w:type="character" w:styleId="Balk6Char" w:customStyle="1">
+  <w:style w:type="character" w:customStyle="1" w:styleId="Balk6Char">
     <w:name w:val="Başlık 6 Char"/>
     <w:basedOn w:val="VarsaylanParagrafYazTipi"/>
     <w:link w:val="Balk6"/>
@@ -22173,7 +23284,7 @@
       <w:color w:val="595959" w:themeColor="text1" w:themeTint="A6"/>
     </w:rPr>
   </w:style>
-  <w:style w:type="character" w:styleId="Balk7Char" w:customStyle="1">
+  <w:style w:type="character" w:customStyle="1" w:styleId="Balk7Char">
     <w:name w:val="Başlık 7 Char"/>
     <w:basedOn w:val="VarsaylanParagrafYazTipi"/>
     <w:link w:val="Balk7"/>
@@ -22185,7 +23296,7 @@
       <w:color w:val="595959" w:themeColor="text1" w:themeTint="A6"/>
     </w:rPr>
   </w:style>
-  <w:style w:type="character" w:styleId="Balk8Char" w:customStyle="1">
+  <w:style w:type="character" w:customStyle="1" w:styleId="Balk8Char">
     <w:name w:val="Başlık 8 Char"/>
     <w:basedOn w:val="VarsaylanParagrafYazTipi"/>
     <w:link w:val="Balk8"/>
@@ -22199,7 +23310,7 @@
       <w:color w:val="272727" w:themeColor="text1" w:themeTint="D8"/>
     </w:rPr>
   </w:style>
-  <w:style w:type="character" w:styleId="Balk9Char" w:customStyle="1">
+  <w:style w:type="character" w:customStyle="1" w:styleId="Balk9Char">
     <w:name w:val="Başlık 9 Char"/>
     <w:basedOn w:val="VarsaylanParagrafYazTipi"/>
     <w:link w:val="Balk9"/>
@@ -22224,21 +23335,21 @@
       <w:contextualSpacing/>
     </w:pPr>
     <w:rPr>
-      <w:rFonts w:asciiTheme="majorHAnsi" w:hAnsiTheme="majorHAnsi" w:eastAsiaTheme="majorEastAsia" w:cstheme="majorBidi"/>
+      <w:rFonts w:asciiTheme="majorHAnsi" w:eastAsiaTheme="majorEastAsia" w:hAnsiTheme="majorHAnsi" w:cstheme="majorBidi"/>
       <w:spacing w:val="-10"/>
       <w:kern w:val="28"/>
       <w:sz w:val="56"/>
       <w:szCs w:val="56"/>
     </w:rPr>
   </w:style>
-  <w:style w:type="character" w:styleId="KonuBalChar" w:customStyle="1">
+  <w:style w:type="character" w:customStyle="1" w:styleId="KonuBalChar">
     <w:name w:val="Konu Başlığı Char"/>
     <w:basedOn w:val="VarsaylanParagrafYazTipi"/>
     <w:link w:val="KonuBal"/>
     <w:uiPriority w:val="10"/>
     <w:rsid w:val="007A3551"/>
     <w:rPr>
-      <w:rFonts w:asciiTheme="majorHAnsi" w:hAnsiTheme="majorHAnsi" w:eastAsiaTheme="majorEastAsia" w:cstheme="majorBidi"/>
+      <w:rFonts w:asciiTheme="majorHAnsi" w:eastAsiaTheme="majorEastAsia" w:hAnsiTheme="majorHAnsi" w:cstheme="majorBidi"/>
       <w:spacing w:val="-10"/>
       <w:kern w:val="28"/>
       <w:sz w:val="56"/>
@@ -22259,14 +23370,14 @@
       </w:numPr>
     </w:pPr>
     <w:rPr>
-      <w:rFonts w:asciiTheme="minorHAnsi" w:hAnsiTheme="minorHAnsi" w:eastAsiaTheme="majorEastAsia" w:cstheme="majorBidi"/>
+      <w:rFonts w:asciiTheme="minorHAnsi" w:eastAsiaTheme="majorEastAsia" w:hAnsiTheme="minorHAnsi" w:cstheme="majorBidi"/>
       <w:color w:val="595959" w:themeColor="text1" w:themeTint="A6"/>
       <w:spacing w:val="15"/>
       <w:sz w:val="28"/>
       <w:szCs w:val="28"/>
     </w:rPr>
   </w:style>
-  <w:style w:type="character" w:styleId="AltyazChar" w:customStyle="1">
+  <w:style w:type="character" w:customStyle="1" w:styleId="AltyazChar">
     <w:name w:val="Altyazı Char"/>
     <w:basedOn w:val="VarsaylanParagrafYazTipi"/>
     <w:link w:val="Altyaz"/>
@@ -22298,7 +23409,7 @@
       <w:color w:val="404040" w:themeColor="text1" w:themeTint="BF"/>
     </w:rPr>
   </w:style>
-  <w:style w:type="character" w:styleId="AlntChar" w:customStyle="1">
+  <w:style w:type="character" w:customStyle="1" w:styleId="AlntChar">
     <w:name w:val="Alıntı Char"/>
     <w:basedOn w:val="VarsaylanParagrafYazTipi"/>
     <w:link w:val="Alnt"/>
@@ -22344,8 +23455,8 @@
     <w:rsid w:val="007A3551"/>
     <w:pPr>
       <w:pBdr>
-        <w:top w:val="single" w:color="0F4761" w:themeColor="accent1" w:themeShade="BF" w:sz="4" w:space="10"/>
-        <w:bottom w:val="single" w:color="0F4761" w:themeColor="accent1" w:themeShade="BF" w:sz="4" w:space="10"/>
+        <w:top w:val="single" w:sz="4" w:space="10" w:color="0F4761" w:themeColor="accent1" w:themeShade="BF"/>
+        <w:bottom w:val="single" w:sz="4" w:space="10" w:color="0F4761" w:themeColor="accent1" w:themeShade="BF"/>
       </w:pBdr>
       <w:spacing w:before="360" w:after="360"/>
       <w:ind w:left="864" w:right="864"/>
@@ -22357,7 +23468,7 @@
       <w:color w:val="0F4761" w:themeColor="accent1" w:themeShade="BF"/>
     </w:rPr>
   </w:style>
-  <w:style w:type="character" w:styleId="GlAlntChar" w:customStyle="1">
+  <w:style w:type="character" w:customStyle="1" w:styleId="GlAlntChar">
     <w:name w:val="Güçlü Alıntı Char"/>
     <w:basedOn w:val="VarsaylanParagrafYazTipi"/>
     <w:link w:val="GlAlnt"/>
@@ -22384,7 +23495,7 @@
       <w:spacing w:val="5"/>
     </w:rPr>
   </w:style>
-  <w:style w:type="paragraph" w:styleId="isselectedend" w:customStyle="1">
+  <w:style w:type="paragraph" w:customStyle="1" w:styleId="isselectedend">
     <w:name w:val="isselectedend"/>
     <w:basedOn w:val="Normal"/>
     <w:rsid w:val="00336AF7"/>
@@ -22433,7 +23544,7 @@
     <w:unhideWhenUsed/>
     <w:rsid w:val="00CE57BA"/>
     <w:rPr>
-      <w:rFonts w:ascii="Courier New" w:hAnsi="Courier New" w:eastAsia="Times New Roman" w:cs="Courier New"/>
+      <w:rFonts w:ascii="Courier New" w:eastAsia="Times New Roman" w:hAnsi="Courier New" w:cs="Courier New"/>
       <w:sz w:val="20"/>
       <w:szCs w:val="20"/>
     </w:rPr>
@@ -22448,12 +23559,12 @@
     </w:pPr>
     <w:tblPr>
       <w:tblBorders>
-        <w:top w:val="single" w:color="auto" w:sz="4" w:space="0"/>
-        <w:left w:val="single" w:color="auto" w:sz="4" w:space="0"/>
-        <w:bottom w:val="single" w:color="auto" w:sz="4" w:space="0"/>
-        <w:right w:val="single" w:color="auto" w:sz="4" w:space="0"/>
-        <w:insideH w:val="single" w:color="auto" w:sz="4" w:space="0"/>
-        <w:insideV w:val="single" w:color="auto" w:sz="4" w:space="0"/>
+        <w:top w:val="single" w:sz="4" w:space="0" w:color="auto"/>
+        <w:left w:val="single" w:sz="4" w:space="0" w:color="auto"/>
+        <w:bottom w:val="single" w:sz="4" w:space="0" w:color="auto"/>
+        <w:right w:val="single" w:sz="4" w:space="0" w:color="auto"/>
+        <w:insideH w:val="single" w:sz="4" w:space="0" w:color="auto"/>
+        <w:insideV w:val="single" w:sz="4" w:space="0" w:color="auto"/>
       </w:tblBorders>
     </w:tblPr>
   </w:style>
@@ -22461,7 +23572,7 @@
 </file>
 
 <file path=word/theme/theme1.xml><?xml version="1.0" encoding="utf-8"?>
-<a:theme xmlns:a="http://schemas.openxmlformats.org/drawingml/2006/main" xmlns:thm15="http://schemas.microsoft.com/office/thememl/2012/main" name="Office Teması">
+<a:theme xmlns:a="http://schemas.openxmlformats.org/drawingml/2006/main" name="Office Teması">
   <a:themeElements>
     <a:clrScheme name="Office">
       <a:dk1>

--- a/Team_Report.docx
+++ b/Team_Report.docx
@@ -4996,16 +4996,8 @@
         <w:rPr>
           <w:rFonts w:cs="Times New Roman"/>
         </w:rPr>
-        <w:t xml:space="preserve"> Rate: </w:t>
-      </w:r>
-      <w:proofErr w:type="gramStart"/>
-      <w:r>
-        <w:rPr>
-          <w:rFonts w:cs="Times New Roman"/>
-        </w:rPr>
-        <w:t>%85.5</w:t>
-      </w:r>
-      <w:proofErr w:type="gramEnd"/>
+        <w:t xml:space="preserve"> Rate: %85.5</w:t>
+      </w:r>
     </w:p>
     <w:p>
       <w:pPr>
@@ -5021,16 +5013,8 @@
         <w:rPr>
           <w:rFonts w:cs="Times New Roman"/>
         </w:rPr>
-        <w:t xml:space="preserve">On-Time Rate: </w:t>
-      </w:r>
-      <w:proofErr w:type="gramStart"/>
-      <w:r>
-        <w:rPr>
-          <w:rFonts w:cs="Times New Roman"/>
-        </w:rPr>
-        <w:t>%90.3</w:t>
-      </w:r>
-      <w:proofErr w:type="gramEnd"/>
+        <w:t>On-Time Rate: %90.3</w:t>
+      </w:r>
     </w:p>
     <w:p>
       <w:pPr>
@@ -17222,76 +17206,73 @@
       </w:r>
     </w:p>
     <w:p>
-      <w:r>
-        <w:t xml:space="preserve">The </w:t>
-      </w:r>
-      <w:proofErr w:type="spellStart"/>
-      <w:r>
-        <w:t>debug</w:t>
-      </w:r>
-      <w:proofErr w:type="spellEnd"/>
-      <w:r>
-        <w:t xml:space="preserve"> </w:t>
-      </w:r>
-      <w:proofErr w:type="spellStart"/>
-      <w:r>
-        <w:t>counters</w:t>
-      </w:r>
-      <w:proofErr w:type="spellEnd"/>
-      <w:r>
-        <w:t xml:space="preserve"> </w:t>
-      </w:r>
-      <w:proofErr w:type="spellStart"/>
-      <w:r>
-        <w:t>also</w:t>
-      </w:r>
-      <w:proofErr w:type="spellEnd"/>
-      <w:r>
-        <w:t xml:space="preserve"> </w:t>
-      </w:r>
-      <w:proofErr w:type="spellStart"/>
-      <w:r>
-        <w:t>showed</w:t>
-      </w:r>
-      <w:proofErr w:type="spellEnd"/>
-      <w:r>
-        <w:t xml:space="preserve"> that the </w:t>
-      </w:r>
-      <w:proofErr w:type="spellStart"/>
-      <w:r>
-        <w:t>learned</w:t>
-      </w:r>
-      <w:proofErr w:type="spellEnd"/>
-      <w:r>
-        <w:t xml:space="preserve"> </w:t>
-      </w:r>
-      <w:proofErr w:type="spellStart"/>
-      <w:r>
-        <w:t>planner</w:t>
-      </w:r>
-      <w:proofErr w:type="spellEnd"/>
-      <w:r>
-        <w:t xml:space="preserve"> </w:t>
-      </w:r>
-      <w:proofErr w:type="spellStart"/>
-      <w:r>
-        <w:t>was</w:t>
-      </w:r>
-      <w:proofErr w:type="spellEnd"/>
-      <w:r>
-        <w:t xml:space="preserve"> </w:t>
-      </w:r>
-      <w:proofErr w:type="spellStart"/>
-      <w:r>
-        <w:t>active</w:t>
-      </w:r>
-      <w:proofErr w:type="spellEnd"/>
-      <w:r>
-        <w:t xml:space="preserve"> </w:t>
-      </w:r>
-      <w:proofErr w:type="spellStart"/>
-      <w:r>
-        <w:t>during</w:t>
+      <w:proofErr w:type="spellStart"/>
+      <w:r>
+        <w:t>Figure</w:t>
+      </w:r>
+      <w:proofErr w:type="spellEnd"/>
+      <w:r>
+        <w:t xml:space="preserve"> C.4. Cost per </w:t>
+      </w:r>
+      <w:proofErr w:type="spellStart"/>
+      <w:r>
+        <w:t>order</w:t>
+      </w:r>
+      <w:proofErr w:type="spellEnd"/>
+      <w:r>
+        <w:t xml:space="preserve"> </w:t>
+      </w:r>
+      <w:proofErr w:type="spellStart"/>
+      <w:r>
+        <w:t>comparison</w:t>
+      </w:r>
+      <w:proofErr w:type="spellEnd"/>
+      <w:r>
+        <w:t xml:space="preserve"> between </w:t>
+      </w:r>
+      <w:proofErr w:type="spellStart"/>
+      <w:r>
+        <w:t>Priority</w:t>
+      </w:r>
+      <w:proofErr w:type="spellEnd"/>
+      <w:r>
+        <w:t xml:space="preserve"> Meta </w:t>
+      </w:r>
+      <w:proofErr w:type="spellStart"/>
+      <w:r>
+        <w:t>Dyna</w:t>
+      </w:r>
+      <w:proofErr w:type="spellEnd"/>
+      <w:r>
+        <w:t xml:space="preserve">-Q V2 and </w:t>
+      </w:r>
+      <w:proofErr w:type="spellStart"/>
+      <w:r>
+        <w:t>Greedy</w:t>
+      </w:r>
+      <w:proofErr w:type="spellEnd"/>
+      <w:r>
+        <w:t xml:space="preserve"> </w:t>
+      </w:r>
+      <w:proofErr w:type="spellStart"/>
+      <w:r>
+        <w:t>Nearest</w:t>
+      </w:r>
+      <w:proofErr w:type="spellEnd"/>
+      <w:r>
+        <w:t xml:space="preserve"> </w:t>
+      </w:r>
+      <w:proofErr w:type="spellStart"/>
+      <w:r>
+        <w:t>across</w:t>
+      </w:r>
+      <w:proofErr w:type="spellEnd"/>
+      <w:r>
+        <w:t xml:space="preserve"> </w:t>
+      </w:r>
+      <w:proofErr w:type="spellStart"/>
+      <w:r>
+        <w:t>different</w:t>
       </w:r>
       <w:proofErr w:type="spellEnd"/>
       <w:r>
@@ -17303,486 +17284,476 @@
       </w:r>
       <w:proofErr w:type="spellEnd"/>
       <w:r>
-        <w:t xml:space="preserve">. The </w:t>
-      </w:r>
-      <w:proofErr w:type="spellStart"/>
-      <w:r>
-        <w:t>policy</w:t>
-      </w:r>
-      <w:proofErr w:type="spellEnd"/>
-      <w:r>
-        <w:t xml:space="preserve"> </w:t>
-      </w:r>
-      <w:proofErr w:type="spellStart"/>
-      <w:r>
-        <w:t>mostly</w:t>
-      </w:r>
-      <w:proofErr w:type="spellEnd"/>
-      <w:r>
-        <w:t xml:space="preserve"> </w:t>
-      </w:r>
-      <w:proofErr w:type="spellStart"/>
-      <w:r>
-        <w:t>kept</w:t>
-      </w:r>
-      <w:proofErr w:type="spellEnd"/>
-      <w:r>
-        <w:t xml:space="preserve"> the </w:t>
-      </w:r>
-      <w:proofErr w:type="spellStart"/>
-      <w:r>
-        <w:t>greedy</w:t>
-      </w:r>
-      <w:proofErr w:type="spellEnd"/>
-      <w:r>
-        <w:t xml:space="preserve"> </w:t>
-      </w:r>
-      <w:proofErr w:type="spellStart"/>
-      <w:r>
-        <w:t>action</w:t>
-      </w:r>
-      <w:proofErr w:type="spellEnd"/>
-      <w:r>
-        <w:t xml:space="preserve">, which is </w:t>
-      </w:r>
-      <w:proofErr w:type="spellStart"/>
-      <w:r>
-        <w:t>expected</w:t>
-      </w:r>
-      <w:proofErr w:type="spellEnd"/>
-      <w:r>
-        <w:t xml:space="preserve"> because </w:t>
-      </w:r>
-      <w:proofErr w:type="spellStart"/>
-      <w:r>
-        <w:t>Greedy</w:t>
-      </w:r>
-      <w:proofErr w:type="spellEnd"/>
-      <w:r>
-        <w:t xml:space="preserve"> </w:t>
-      </w:r>
-      <w:proofErr w:type="spellStart"/>
-      <w:r>
-        <w:t>Nearest</w:t>
-      </w:r>
-      <w:proofErr w:type="spellEnd"/>
-      <w:r>
-        <w:t xml:space="preserve"> is </w:t>
-      </w:r>
-      <w:proofErr w:type="spellStart"/>
-      <w:r>
-        <w:t>already</w:t>
-      </w:r>
-      <w:proofErr w:type="spellEnd"/>
-      <w:r>
-        <w:t xml:space="preserve"> a </w:t>
-      </w:r>
-      <w:proofErr w:type="spellStart"/>
-      <w:r>
-        <w:t>strong</w:t>
-      </w:r>
-      <w:proofErr w:type="spellEnd"/>
-      <w:r>
-        <w:t xml:space="preserve"> </w:t>
-      </w:r>
-      <w:proofErr w:type="spellStart"/>
-      <w:r>
-        <w:t>default</w:t>
-      </w:r>
-      <w:proofErr w:type="spellEnd"/>
-      <w:r>
-        <w:t xml:space="preserve"> </w:t>
-      </w:r>
-      <w:proofErr w:type="spellStart"/>
-      <w:r>
-        <w:t>decision</w:t>
-      </w:r>
-      <w:proofErr w:type="spellEnd"/>
-      <w:r>
-        <w:t xml:space="preserve"> </w:t>
-      </w:r>
-      <w:proofErr w:type="spellStart"/>
-      <w:r>
-        <w:t>rule</w:t>
-      </w:r>
-      <w:proofErr w:type="spellEnd"/>
-      <w:r>
-        <w:t xml:space="preserve">. </w:t>
-      </w:r>
-      <w:proofErr w:type="spellStart"/>
-      <w:r>
-        <w:t>However</w:t>
-      </w:r>
-      <w:proofErr w:type="spellEnd"/>
-      <w:r>
-        <w:t xml:space="preserve">, the </w:t>
-      </w:r>
-      <w:proofErr w:type="spellStart"/>
-      <w:r>
-        <w:t>planner</w:t>
-      </w:r>
-      <w:proofErr w:type="spellEnd"/>
-      <w:r>
-        <w:t xml:space="preserve"> </w:t>
-      </w:r>
-      <w:proofErr w:type="spellStart"/>
-      <w:r>
-        <w:t>also</w:t>
-      </w:r>
-      <w:proofErr w:type="spellEnd"/>
-      <w:r>
-        <w:t xml:space="preserve"> </w:t>
-      </w:r>
-      <w:proofErr w:type="spellStart"/>
-      <w:r>
-        <w:t>applied</w:t>
-      </w:r>
-      <w:proofErr w:type="spellEnd"/>
-      <w:r>
-        <w:t xml:space="preserve"> </w:t>
-      </w:r>
-      <w:proofErr w:type="spellStart"/>
-      <w:r>
-        <w:t>Safe</w:t>
-      </w:r>
-      <w:proofErr w:type="spellEnd"/>
-      <w:r>
-        <w:t xml:space="preserve"> Swap and </w:t>
-      </w:r>
-      <w:proofErr w:type="spellStart"/>
-      <w:r>
-        <w:t>Charge</w:t>
-      </w:r>
-      <w:proofErr w:type="spellEnd"/>
-      <w:r>
-        <w:t xml:space="preserve"> </w:t>
-      </w:r>
-      <w:proofErr w:type="spellStart"/>
-      <w:r>
-        <w:t>Risky</w:t>
-      </w:r>
-      <w:proofErr w:type="spellEnd"/>
-      <w:r>
-        <w:t xml:space="preserve"> </w:t>
-      </w:r>
-      <w:proofErr w:type="spellStart"/>
-      <w:r>
-        <w:t>Drone</w:t>
-      </w:r>
-      <w:proofErr w:type="spellEnd"/>
-      <w:r>
-        <w:t xml:space="preserve"> </w:t>
-      </w:r>
-      <w:proofErr w:type="spellStart"/>
-      <w:r>
-        <w:t>interventions</w:t>
-      </w:r>
-      <w:proofErr w:type="spellEnd"/>
-      <w:r>
-        <w:t xml:space="preserve"> in </w:t>
-      </w:r>
-      <w:proofErr w:type="spellStart"/>
-      <w:r>
-        <w:t>selected</w:t>
-      </w:r>
-      <w:proofErr w:type="spellEnd"/>
-      <w:r>
-        <w:t xml:space="preserve"> risk </w:t>
-      </w:r>
-      <w:proofErr w:type="spellStart"/>
-      <w:r>
-        <w:t>situations</w:t>
-      </w:r>
-      <w:proofErr w:type="spellEnd"/>
-      <w:r>
-        <w:t xml:space="preserve">. These </w:t>
-      </w:r>
-      <w:proofErr w:type="spellStart"/>
-      <w:r>
-        <w:t>rare</w:t>
-      </w:r>
-      <w:proofErr w:type="spellEnd"/>
-      <w:r>
-        <w:t xml:space="preserve"> but </w:t>
-      </w:r>
-      <w:proofErr w:type="spellStart"/>
-      <w:r>
-        <w:t>useful</w:t>
-      </w:r>
-      <w:proofErr w:type="spellEnd"/>
-      <w:r>
-        <w:t xml:space="preserve"> </w:t>
-      </w:r>
-      <w:proofErr w:type="spellStart"/>
-      <w:r>
-        <w:t>interventions</w:t>
-      </w:r>
-      <w:proofErr w:type="spellEnd"/>
-      <w:r>
-        <w:t xml:space="preserve"> </w:t>
-      </w:r>
-      <w:proofErr w:type="spellStart"/>
-      <w:r>
-        <w:t>reduced</w:t>
-      </w:r>
-      <w:proofErr w:type="spellEnd"/>
-      <w:r>
-        <w:t xml:space="preserve"> </w:t>
-      </w:r>
-      <w:proofErr w:type="spellStart"/>
-      <w:r>
-        <w:t>dropped</w:t>
-      </w:r>
-      <w:proofErr w:type="spellEnd"/>
-      <w:r>
-        <w:t xml:space="preserve"> </w:t>
-      </w:r>
-      <w:proofErr w:type="spellStart"/>
-      <w:r>
-        <w:t>orders</w:t>
-      </w:r>
-      <w:proofErr w:type="spellEnd"/>
-      <w:r>
-        <w:t xml:space="preserve">, </w:t>
-      </w:r>
-      <w:proofErr w:type="spellStart"/>
-      <w:r>
-        <w:t>reduced</w:t>
-      </w:r>
-      <w:proofErr w:type="spellEnd"/>
-      <w:r>
-        <w:t xml:space="preserve"> </w:t>
-      </w:r>
-      <w:proofErr w:type="spellStart"/>
-      <w:r>
-        <w:t>depletion</w:t>
-      </w:r>
-      <w:proofErr w:type="spellEnd"/>
-      <w:r>
-        <w:t xml:space="preserve"> </w:t>
-      </w:r>
-      <w:proofErr w:type="spellStart"/>
-      <w:r>
-        <w:t>events</w:t>
-      </w:r>
-      <w:proofErr w:type="spellEnd"/>
-      <w:r>
-        <w:t xml:space="preserve">, and </w:t>
-      </w:r>
-      <w:proofErr w:type="spellStart"/>
-      <w:r>
-        <w:t>increased</w:t>
-      </w:r>
-      <w:proofErr w:type="spellEnd"/>
-      <w:r>
-        <w:t xml:space="preserve"> </w:t>
-      </w:r>
-      <w:proofErr w:type="spellStart"/>
-      <w:r>
-        <w:t>delivered</w:t>
-      </w:r>
-      <w:proofErr w:type="spellEnd"/>
-      <w:r>
-        <w:t xml:space="preserve"> </w:t>
-      </w:r>
-      <w:proofErr w:type="spellStart"/>
-      <w:r>
-        <w:t>orders</w:t>
+        <w:t xml:space="preserve"> </w:t>
+      </w:r>
+      <w:proofErr w:type="spellStart"/>
+      <w:r>
+        <w:t>seed</w:t>
+      </w:r>
+      <w:proofErr w:type="spellEnd"/>
+      <w:r>
+        <w:t xml:space="preserve"> </w:t>
+      </w:r>
+      <w:proofErr w:type="spellStart"/>
+      <w:r>
+        <w:t>groups</w:t>
       </w:r>
       <w:proofErr w:type="spellEnd"/>
       <w:r>
         <w:t>.</w:t>
+      </w:r>
+      <w:r>
+        <w:rPr>
+          <w:noProof/>
+        </w:rPr>
+        <w:drawing>
+          <wp:inline distT="0" distB="0" distL="0" distR="0" wp14:anchorId="76EC7B12" wp14:editId="19670240">
+            <wp:extent cx="5762625" cy="3362325"/>
+            <wp:effectExtent l="0" t="0" r="9525" b="9525"/>
+            <wp:docPr id="896663228" name="Resim 4"/>
+            <wp:cNvGraphicFramePr>
+              <a:graphicFrameLocks xmlns:a="http://schemas.openxmlformats.org/drawingml/2006/main" noChangeAspect="1"/>
+            </wp:cNvGraphicFramePr>
+            <a:graphic xmlns:a="http://schemas.openxmlformats.org/drawingml/2006/main">
+              <a:graphicData uri="http://schemas.openxmlformats.org/drawingml/2006/picture">
+                <pic:pic xmlns:pic="http://schemas.openxmlformats.org/drawingml/2006/picture">
+                  <pic:nvPicPr>
+                    <pic:cNvPr id="0" name="Picture 4"/>
+                    <pic:cNvPicPr>
+                      <a:picLocks noChangeAspect="1" noChangeArrowheads="1"/>
+                    </pic:cNvPicPr>
+                  </pic:nvPicPr>
+                  <pic:blipFill>
+                    <a:blip r:embed="rId13" cstate="print">
+                      <a:extLst>
+                        <a:ext uri="{28A0092B-C50C-407E-A947-70E740481C1C}">
+                          <a14:useLocalDpi xmlns:a14="http://schemas.microsoft.com/office/drawing/2010/main" val="0"/>
+                        </a:ext>
+                      </a:extLst>
+                    </a:blip>
+                    <a:srcRect/>
+                    <a:stretch>
+                      <a:fillRect/>
+                    </a:stretch>
+                  </pic:blipFill>
+                  <pic:spPr bwMode="auto">
+                    <a:xfrm>
+                      <a:off x="0" y="0"/>
+                      <a:ext cx="5762625" cy="3362325"/>
+                    </a:xfrm>
+                    <a:prstGeom prst="rect">
+                      <a:avLst/>
+                    </a:prstGeom>
+                    <a:noFill/>
+                    <a:ln>
+                      <a:noFill/>
+                    </a:ln>
+                  </pic:spPr>
+                </pic:pic>
+              </a:graphicData>
+            </a:graphic>
+          </wp:inline>
+        </w:drawing>
       </w:r>
     </w:p>
     <w:p>
       <w:r>
-        <w:t xml:space="preserve">4.9 </w:t>
-      </w:r>
-      <w:proofErr w:type="spellStart"/>
-      <w:r>
-        <w:t>Ablation</w:t>
-      </w:r>
-      <w:proofErr w:type="spellEnd"/>
-      <w:r>
-        <w:t xml:space="preserve"> </w:t>
-      </w:r>
-      <w:proofErr w:type="spellStart"/>
-      <w:r>
-        <w:t>Study</w:t>
-      </w:r>
-      <w:proofErr w:type="spellEnd"/>
-      <w:r>
-        <w:t xml:space="preserve">: Effect of </w:t>
-      </w:r>
-      <w:proofErr w:type="spellStart"/>
-      <w:r>
-        <w:t>Dyna</w:t>
-      </w:r>
-      <w:proofErr w:type="spellEnd"/>
-      <w:r>
-        <w:t xml:space="preserve"> Planning </w:t>
-      </w:r>
-      <w:proofErr w:type="spellStart"/>
-      <w:r>
-        <w:t>Steps</w:t>
-      </w:r>
-      <w:proofErr w:type="spellEnd"/>
+        <w:t xml:space="preserve">The </w:t>
+      </w:r>
+      <w:proofErr w:type="spellStart"/>
+      <w:r>
+        <w:t>debug</w:t>
+      </w:r>
+      <w:proofErr w:type="spellEnd"/>
+      <w:r>
+        <w:t xml:space="preserve"> </w:t>
+      </w:r>
+      <w:proofErr w:type="spellStart"/>
+      <w:r>
+        <w:t>counters</w:t>
+      </w:r>
+      <w:proofErr w:type="spellEnd"/>
+      <w:r>
+        <w:t xml:space="preserve"> </w:t>
+      </w:r>
+      <w:proofErr w:type="spellStart"/>
+      <w:r>
+        <w:t>also</w:t>
+      </w:r>
+      <w:proofErr w:type="spellEnd"/>
+      <w:r>
+        <w:t xml:space="preserve"> </w:t>
+      </w:r>
+      <w:proofErr w:type="spellStart"/>
+      <w:r>
+        <w:t>showed</w:t>
+      </w:r>
+      <w:proofErr w:type="spellEnd"/>
+      <w:r>
+        <w:t xml:space="preserve"> that the </w:t>
+      </w:r>
+      <w:proofErr w:type="spellStart"/>
+      <w:r>
+        <w:t>learned</w:t>
+      </w:r>
+      <w:proofErr w:type="spellEnd"/>
+      <w:r>
+        <w:t xml:space="preserve"> </w:t>
+      </w:r>
+      <w:proofErr w:type="spellStart"/>
+      <w:r>
+        <w:t>planner</w:t>
+      </w:r>
+      <w:proofErr w:type="spellEnd"/>
+      <w:r>
+        <w:t xml:space="preserve"> </w:t>
+      </w:r>
+      <w:proofErr w:type="spellStart"/>
+      <w:r>
+        <w:t>was</w:t>
+      </w:r>
+      <w:proofErr w:type="spellEnd"/>
+      <w:r>
+        <w:t xml:space="preserve"> </w:t>
+      </w:r>
+      <w:proofErr w:type="spellStart"/>
+      <w:r>
+        <w:t>active</w:t>
+      </w:r>
+      <w:proofErr w:type="spellEnd"/>
+      <w:r>
+        <w:t xml:space="preserve"> </w:t>
+      </w:r>
+      <w:proofErr w:type="spellStart"/>
+      <w:r>
+        <w:t>during</w:t>
+      </w:r>
+      <w:proofErr w:type="spellEnd"/>
+      <w:r>
+        <w:t xml:space="preserve"> </w:t>
+      </w:r>
+      <w:proofErr w:type="spellStart"/>
+      <w:r>
+        <w:t>evaluation</w:t>
+      </w:r>
+      <w:proofErr w:type="spellEnd"/>
+      <w:r>
+        <w:t xml:space="preserve">. The </w:t>
+      </w:r>
+      <w:proofErr w:type="spellStart"/>
+      <w:r>
+        <w:t>policy</w:t>
+      </w:r>
+      <w:proofErr w:type="spellEnd"/>
+      <w:r>
+        <w:t xml:space="preserve"> </w:t>
+      </w:r>
+      <w:proofErr w:type="spellStart"/>
+      <w:r>
+        <w:t>mostly</w:t>
+      </w:r>
+      <w:proofErr w:type="spellEnd"/>
+      <w:r>
+        <w:t xml:space="preserve"> </w:t>
+      </w:r>
+      <w:proofErr w:type="spellStart"/>
+      <w:r>
+        <w:t>kept</w:t>
+      </w:r>
+      <w:proofErr w:type="spellEnd"/>
+      <w:r>
+        <w:t xml:space="preserve"> the </w:t>
+      </w:r>
+      <w:proofErr w:type="spellStart"/>
+      <w:r>
+        <w:t>greedy</w:t>
+      </w:r>
+      <w:proofErr w:type="spellEnd"/>
+      <w:r>
+        <w:t xml:space="preserve"> </w:t>
+      </w:r>
+      <w:proofErr w:type="spellStart"/>
+      <w:r>
+        <w:t>action</w:t>
+      </w:r>
+      <w:proofErr w:type="spellEnd"/>
+      <w:r>
+        <w:t xml:space="preserve">, which is </w:t>
+      </w:r>
+      <w:proofErr w:type="spellStart"/>
+      <w:r>
+        <w:t>expected</w:t>
+      </w:r>
+      <w:proofErr w:type="spellEnd"/>
+      <w:r>
+        <w:t xml:space="preserve"> because </w:t>
+      </w:r>
+      <w:proofErr w:type="spellStart"/>
+      <w:r>
+        <w:t>Greedy</w:t>
+      </w:r>
+      <w:proofErr w:type="spellEnd"/>
+      <w:r>
+        <w:t xml:space="preserve"> </w:t>
+      </w:r>
+      <w:proofErr w:type="spellStart"/>
+      <w:r>
+        <w:t>Nearest</w:t>
+      </w:r>
+      <w:proofErr w:type="spellEnd"/>
+      <w:r>
+        <w:t xml:space="preserve"> is </w:t>
+      </w:r>
+      <w:proofErr w:type="spellStart"/>
+      <w:r>
+        <w:t>already</w:t>
+      </w:r>
+      <w:proofErr w:type="spellEnd"/>
+      <w:r>
+        <w:t xml:space="preserve"> a </w:t>
+      </w:r>
+      <w:proofErr w:type="spellStart"/>
+      <w:r>
+        <w:t>strong</w:t>
+      </w:r>
+      <w:proofErr w:type="spellEnd"/>
+      <w:r>
+        <w:t xml:space="preserve"> </w:t>
+      </w:r>
+      <w:proofErr w:type="spellStart"/>
+      <w:r>
+        <w:t>default</w:t>
+      </w:r>
+      <w:proofErr w:type="spellEnd"/>
+      <w:r>
+        <w:t xml:space="preserve"> </w:t>
+      </w:r>
+      <w:proofErr w:type="spellStart"/>
+      <w:r>
+        <w:t>decision</w:t>
+      </w:r>
+      <w:proofErr w:type="spellEnd"/>
+      <w:r>
+        <w:t xml:space="preserve"> </w:t>
+      </w:r>
+      <w:proofErr w:type="spellStart"/>
+      <w:r>
+        <w:t>rule</w:t>
+      </w:r>
+      <w:proofErr w:type="spellEnd"/>
+      <w:r>
+        <w:t xml:space="preserve">. </w:t>
+      </w:r>
+      <w:proofErr w:type="spellStart"/>
+      <w:r>
+        <w:t>However</w:t>
+      </w:r>
+      <w:proofErr w:type="spellEnd"/>
+      <w:r>
+        <w:t xml:space="preserve">, the </w:t>
+      </w:r>
+      <w:proofErr w:type="spellStart"/>
+      <w:r>
+        <w:t>planner</w:t>
+      </w:r>
+      <w:proofErr w:type="spellEnd"/>
+      <w:r>
+        <w:t xml:space="preserve"> </w:t>
+      </w:r>
+      <w:proofErr w:type="spellStart"/>
+      <w:r>
+        <w:t>also</w:t>
+      </w:r>
+      <w:proofErr w:type="spellEnd"/>
+      <w:r>
+        <w:t xml:space="preserve"> </w:t>
+      </w:r>
+      <w:proofErr w:type="spellStart"/>
+      <w:r>
+        <w:t>applied</w:t>
+      </w:r>
+      <w:proofErr w:type="spellEnd"/>
+      <w:r>
+        <w:t xml:space="preserve"> </w:t>
+      </w:r>
+      <w:proofErr w:type="spellStart"/>
+      <w:r>
+        <w:t>Safe</w:t>
+      </w:r>
+      <w:proofErr w:type="spellEnd"/>
+      <w:r>
+        <w:t xml:space="preserve"> Swap and </w:t>
+      </w:r>
+      <w:proofErr w:type="spellStart"/>
+      <w:r>
+        <w:t>Charge</w:t>
+      </w:r>
+      <w:proofErr w:type="spellEnd"/>
+      <w:r>
+        <w:t xml:space="preserve"> </w:t>
+      </w:r>
+      <w:proofErr w:type="spellStart"/>
+      <w:r>
+        <w:t>Risky</w:t>
+      </w:r>
+      <w:proofErr w:type="spellEnd"/>
+      <w:r>
+        <w:t xml:space="preserve"> </w:t>
+      </w:r>
+      <w:proofErr w:type="spellStart"/>
+      <w:r>
+        <w:t>Drone</w:t>
+      </w:r>
+      <w:proofErr w:type="spellEnd"/>
+      <w:r>
+        <w:t xml:space="preserve"> </w:t>
+      </w:r>
+      <w:proofErr w:type="spellStart"/>
+      <w:r>
+        <w:t>interventions</w:t>
+      </w:r>
+      <w:proofErr w:type="spellEnd"/>
+      <w:r>
+        <w:t xml:space="preserve"> in </w:t>
+      </w:r>
+      <w:proofErr w:type="spellStart"/>
+      <w:r>
+        <w:t>selected</w:t>
+      </w:r>
+      <w:proofErr w:type="spellEnd"/>
+      <w:r>
+        <w:t xml:space="preserve"> risk </w:t>
+      </w:r>
+      <w:proofErr w:type="spellStart"/>
+      <w:r>
+        <w:t>situations</w:t>
+      </w:r>
+      <w:proofErr w:type="spellEnd"/>
+      <w:r>
+        <w:t xml:space="preserve">. These </w:t>
+      </w:r>
+      <w:proofErr w:type="spellStart"/>
+      <w:r>
+        <w:t>rare</w:t>
+      </w:r>
+      <w:proofErr w:type="spellEnd"/>
+      <w:r>
+        <w:t xml:space="preserve"> but </w:t>
+      </w:r>
+      <w:proofErr w:type="spellStart"/>
+      <w:r>
+        <w:t>useful</w:t>
+      </w:r>
+      <w:proofErr w:type="spellEnd"/>
+      <w:r>
+        <w:t xml:space="preserve"> </w:t>
+      </w:r>
+      <w:proofErr w:type="spellStart"/>
+      <w:r>
+        <w:t>interventions</w:t>
+      </w:r>
+      <w:proofErr w:type="spellEnd"/>
+      <w:r>
+        <w:t xml:space="preserve"> </w:t>
+      </w:r>
+      <w:proofErr w:type="spellStart"/>
+      <w:r>
+        <w:t>reduced</w:t>
+      </w:r>
+      <w:proofErr w:type="spellEnd"/>
+      <w:r>
+        <w:t xml:space="preserve"> </w:t>
+      </w:r>
+      <w:proofErr w:type="spellStart"/>
+      <w:r>
+        <w:t>dropped</w:t>
+      </w:r>
+      <w:proofErr w:type="spellEnd"/>
+      <w:r>
+        <w:t xml:space="preserve"> </w:t>
+      </w:r>
+      <w:proofErr w:type="spellStart"/>
+      <w:r>
+        <w:t>orders</w:t>
+      </w:r>
+      <w:proofErr w:type="spellEnd"/>
+      <w:r>
+        <w:t xml:space="preserve">, </w:t>
+      </w:r>
+      <w:proofErr w:type="spellStart"/>
+      <w:r>
+        <w:t>reduced</w:t>
+      </w:r>
+      <w:proofErr w:type="spellEnd"/>
+      <w:r>
+        <w:t xml:space="preserve"> </w:t>
+      </w:r>
+      <w:proofErr w:type="spellStart"/>
+      <w:r>
+        <w:t>depletion</w:t>
+      </w:r>
+      <w:proofErr w:type="spellEnd"/>
+      <w:r>
+        <w:t xml:space="preserve"> </w:t>
+      </w:r>
+      <w:proofErr w:type="spellStart"/>
+      <w:r>
+        <w:t>events</w:t>
+      </w:r>
+      <w:proofErr w:type="spellEnd"/>
+      <w:r>
+        <w:t xml:space="preserve">, and </w:t>
+      </w:r>
+      <w:proofErr w:type="spellStart"/>
+      <w:r>
+        <w:t>increased</w:t>
+      </w:r>
+      <w:proofErr w:type="spellEnd"/>
+      <w:r>
+        <w:t xml:space="preserve"> </w:t>
+      </w:r>
+      <w:proofErr w:type="spellStart"/>
+      <w:r>
+        <w:t>delivered</w:t>
+      </w:r>
+      <w:proofErr w:type="spellEnd"/>
+      <w:r>
+        <w:t xml:space="preserve"> </w:t>
+      </w:r>
+      <w:proofErr w:type="spellStart"/>
+      <w:r>
+        <w:t>orders</w:t>
+      </w:r>
+      <w:proofErr w:type="spellEnd"/>
+      <w:r>
+        <w:t>.</w:t>
+      </w:r>
     </w:p>
     <w:p>
-      <w:r>
-        <w:t xml:space="preserve">For the Role C </w:t>
-      </w:r>
-      <w:proofErr w:type="spellStart"/>
-      <w:r>
-        <w:t>ablation</w:t>
-      </w:r>
-      <w:proofErr w:type="spellEnd"/>
-      <w:r>
-        <w:t xml:space="preserve"> </w:t>
-      </w:r>
-      <w:proofErr w:type="spellStart"/>
-      <w:r>
-        <w:t>study</w:t>
-      </w:r>
-      <w:proofErr w:type="spellEnd"/>
-      <w:r>
-        <w:t xml:space="preserve">, the number of </w:t>
-      </w:r>
-      <w:proofErr w:type="spellStart"/>
-      <w:r>
-        <w:t>Dyna</w:t>
-      </w:r>
-      <w:proofErr w:type="spellEnd"/>
-      <w:r>
-        <w:t xml:space="preserve"> </w:t>
-      </w:r>
-      <w:proofErr w:type="spellStart"/>
-      <w:r>
-        <w:t>planning</w:t>
-      </w:r>
-      <w:proofErr w:type="spellEnd"/>
-      <w:r>
-        <w:t xml:space="preserve"> </w:t>
-      </w:r>
-      <w:proofErr w:type="spellStart"/>
-      <w:r>
-        <w:t>updates</w:t>
-      </w:r>
-      <w:proofErr w:type="spellEnd"/>
-      <w:r>
-        <w:t xml:space="preserve"> </w:t>
-      </w:r>
-      <w:proofErr w:type="spellStart"/>
-      <w:r>
-        <w:t>was</w:t>
-      </w:r>
-      <w:proofErr w:type="spellEnd"/>
-      <w:r>
-        <w:t xml:space="preserve"> </w:t>
-      </w:r>
-      <w:proofErr w:type="spellStart"/>
-      <w:r>
-        <w:t>changed</w:t>
-      </w:r>
-      <w:proofErr w:type="spellEnd"/>
-      <w:r>
-        <w:t xml:space="preserve"> </w:t>
-      </w:r>
-      <w:proofErr w:type="spellStart"/>
-      <w:r>
-        <w:t>while</w:t>
-      </w:r>
-      <w:proofErr w:type="spellEnd"/>
-      <w:r>
-        <w:t xml:space="preserve"> </w:t>
-      </w:r>
-      <w:proofErr w:type="spellStart"/>
-      <w:r>
-        <w:t>keeping</w:t>
-      </w:r>
-      <w:proofErr w:type="spellEnd"/>
-      <w:r>
-        <w:t xml:space="preserve"> the same </w:t>
-      </w:r>
-      <w:proofErr w:type="spellStart"/>
-      <w:r>
-        <w:t>Priority</w:t>
-      </w:r>
-      <w:proofErr w:type="spellEnd"/>
-      <w:r>
-        <w:t xml:space="preserve"> Meta </w:t>
-      </w:r>
-      <w:proofErr w:type="spellStart"/>
-      <w:r>
-        <w:t>Dyna</w:t>
-      </w:r>
-      <w:proofErr w:type="spellEnd"/>
-      <w:r>
-        <w:t xml:space="preserve">-Q V2 </w:t>
-      </w:r>
-      <w:proofErr w:type="spellStart"/>
-      <w:r>
-        <w:t>structure</w:t>
-      </w:r>
-      <w:proofErr w:type="spellEnd"/>
-      <w:r>
-        <w:t xml:space="preserve">. The </w:t>
-      </w:r>
-      <w:proofErr w:type="spellStart"/>
-      <w:r>
-        <w:t>purpose</w:t>
-      </w:r>
-      <w:proofErr w:type="spellEnd"/>
-      <w:r>
-        <w:t xml:space="preserve"> of this </w:t>
-      </w:r>
-      <w:proofErr w:type="spellStart"/>
-      <w:r>
-        <w:t>experiment</w:t>
-      </w:r>
-      <w:proofErr w:type="spellEnd"/>
-      <w:r>
-        <w:t xml:space="preserve"> </w:t>
-      </w:r>
-      <w:proofErr w:type="spellStart"/>
-      <w:r>
-        <w:t>was</w:t>
-      </w:r>
-      <w:proofErr w:type="spellEnd"/>
-      <w:r>
-        <w:t xml:space="preserve"> to </w:t>
-      </w:r>
-      <w:proofErr w:type="spellStart"/>
-      <w:r>
-        <w:t>observe</w:t>
-      </w:r>
-      <w:proofErr w:type="spellEnd"/>
-      <w:r>
-        <w:t xml:space="preserve"> the effect of model-</w:t>
-      </w:r>
-      <w:proofErr w:type="spellStart"/>
-      <w:r>
-        <w:t>based</w:t>
-      </w:r>
-      <w:proofErr w:type="spellEnd"/>
-      <w:r>
-        <w:t xml:space="preserve"> </w:t>
-      </w:r>
-      <w:proofErr w:type="spellStart"/>
-      <w:r>
-        <w:t>planning</w:t>
-      </w:r>
-      <w:proofErr w:type="spellEnd"/>
-      <w:r>
-        <w:t xml:space="preserve"> </w:t>
-      </w:r>
-      <w:proofErr w:type="spellStart"/>
-      <w:r>
-        <w:t>updates</w:t>
-      </w:r>
-      <w:proofErr w:type="spellEnd"/>
-      <w:r>
-        <w:t xml:space="preserve"> on the final </w:t>
+      <w:proofErr w:type="spellStart"/>
+      <w:r>
+        <w:lastRenderedPageBreak/>
+        <w:t>Figure</w:t>
+      </w:r>
+      <w:proofErr w:type="spellEnd"/>
+      <w:r>
+        <w:t xml:space="preserve"> C.1. Cost per </w:t>
+      </w:r>
+      <w:proofErr w:type="spellStart"/>
+      <w:r>
+        <w:t>order</w:t>
+      </w:r>
+      <w:proofErr w:type="spellEnd"/>
+      <w:r>
+        <w:t xml:space="preserve"> </w:t>
+      </w:r>
+      <w:proofErr w:type="spellStart"/>
+      <w:r>
+        <w:t>comparison</w:t>
+      </w:r>
+      <w:proofErr w:type="spellEnd"/>
+      <w:r>
+        <w:t xml:space="preserve"> for Role C final </w:t>
       </w:r>
       <w:proofErr w:type="spellStart"/>
       <w:r>
@@ -17790,11 +17761,399 @@
       </w:r>
       <w:proofErr w:type="spellEnd"/>
       <w:r>
-        <w:t xml:space="preserve"> performance.</w:t>
+        <w:t xml:space="preserve"> and </w:t>
+      </w:r>
+      <w:proofErr w:type="spellStart"/>
+      <w:r>
+        <w:t>baselines</w:t>
+      </w:r>
+      <w:proofErr w:type="spellEnd"/>
+      <w:r>
+        <w:t xml:space="preserve">. </w:t>
+      </w:r>
+      <w:proofErr w:type="spellStart"/>
+      <w:r>
+        <w:t>Lower</w:t>
+      </w:r>
+      <w:proofErr w:type="spellEnd"/>
+      <w:r>
+        <w:t xml:space="preserve"> </w:t>
+      </w:r>
+      <w:proofErr w:type="spellStart"/>
+      <w:r>
+        <w:t>values</w:t>
+      </w:r>
+      <w:proofErr w:type="spellEnd"/>
+      <w:r>
+        <w:t xml:space="preserve"> are </w:t>
+      </w:r>
+      <w:proofErr w:type="spellStart"/>
+      <w:r>
+        <w:t>better</w:t>
+      </w:r>
+      <w:proofErr w:type="spellEnd"/>
+      <w:r>
+        <w:t>.</w:t>
+      </w:r>
+      <w:r>
+        <w:rPr>
+          <w:noProof/>
+        </w:rPr>
+        <w:drawing>
+          <wp:inline distT="0" distB="0" distL="0" distR="0" wp14:anchorId="33093295" wp14:editId="34B4DBF4">
+            <wp:extent cx="5762625" cy="3362325"/>
+            <wp:effectExtent l="0" t="0" r="9525" b="9525"/>
+            <wp:docPr id="1808234679" name="Resim 1"/>
+            <wp:cNvGraphicFramePr>
+              <a:graphicFrameLocks xmlns:a="http://schemas.openxmlformats.org/drawingml/2006/main" noChangeAspect="1"/>
+            </wp:cNvGraphicFramePr>
+            <a:graphic xmlns:a="http://schemas.openxmlformats.org/drawingml/2006/main">
+              <a:graphicData uri="http://schemas.openxmlformats.org/drawingml/2006/picture">
+                <pic:pic xmlns:pic="http://schemas.openxmlformats.org/drawingml/2006/picture">
+                  <pic:nvPicPr>
+                    <pic:cNvPr id="0" name="Picture 1"/>
+                    <pic:cNvPicPr>
+                      <a:picLocks noChangeAspect="1" noChangeArrowheads="1"/>
+                    </pic:cNvPicPr>
+                  </pic:nvPicPr>
+                  <pic:blipFill>
+                    <a:blip r:embed="rId14" cstate="print">
+                      <a:extLst>
+                        <a:ext uri="{28A0092B-C50C-407E-A947-70E740481C1C}">
+                          <a14:useLocalDpi xmlns:a14="http://schemas.microsoft.com/office/drawing/2010/main" val="0"/>
+                        </a:ext>
+                      </a:extLst>
+                    </a:blip>
+                    <a:srcRect/>
+                    <a:stretch>
+                      <a:fillRect/>
+                    </a:stretch>
+                  </pic:blipFill>
+                  <pic:spPr bwMode="auto">
+                    <a:xfrm>
+                      <a:off x="0" y="0"/>
+                      <a:ext cx="5762625" cy="3362325"/>
+                    </a:xfrm>
+                    <a:prstGeom prst="rect">
+                      <a:avLst/>
+                    </a:prstGeom>
+                    <a:noFill/>
+                    <a:ln>
+                      <a:noFill/>
+                    </a:ln>
+                  </pic:spPr>
+                </pic:pic>
+              </a:graphicData>
+            </a:graphic>
+          </wp:inline>
+        </w:drawing>
       </w:r>
     </w:p>
     <w:p>
-      <w:r>
+      <w:proofErr w:type="spellStart"/>
+      <w:r>
+        <w:t>Figure</w:t>
+      </w:r>
+      <w:proofErr w:type="spellEnd"/>
+      <w:r>
+        <w:t xml:space="preserve"> C.2. </w:t>
+      </w:r>
+      <w:proofErr w:type="spellStart"/>
+      <w:r>
+        <w:t>Delivered</w:t>
+      </w:r>
+      <w:proofErr w:type="spellEnd"/>
+      <w:r>
+        <w:t xml:space="preserve"> and </w:t>
+      </w:r>
+      <w:proofErr w:type="spellStart"/>
+      <w:r>
+        <w:t>dropped</w:t>
+      </w:r>
+      <w:proofErr w:type="spellEnd"/>
+      <w:r>
+        <w:t xml:space="preserve"> </w:t>
+      </w:r>
+      <w:proofErr w:type="spellStart"/>
+      <w:r>
+        <w:t>orders</w:t>
+      </w:r>
+      <w:proofErr w:type="spellEnd"/>
+      <w:r>
+        <w:t xml:space="preserve"> for Role C final </w:t>
+      </w:r>
+      <w:proofErr w:type="spellStart"/>
+      <w:r>
+        <w:t>policy</w:t>
+      </w:r>
+      <w:proofErr w:type="spellEnd"/>
+      <w:r>
+        <w:t xml:space="preserve"> and </w:t>
+      </w:r>
+      <w:proofErr w:type="spellStart"/>
+      <w:r>
+        <w:t>baselines</w:t>
+      </w:r>
+      <w:proofErr w:type="spellEnd"/>
+      <w:r>
+        <w:t>.</w:t>
+      </w:r>
+      <w:r>
+        <w:rPr>
+          <w:noProof/>
+        </w:rPr>
+        <w:drawing>
+          <wp:inline distT="0" distB="0" distL="0" distR="0" wp14:anchorId="39E28D82" wp14:editId="6520C1BA">
+            <wp:extent cx="5762625" cy="3362325"/>
+            <wp:effectExtent l="0" t="0" r="9525" b="9525"/>
+            <wp:docPr id="1298245058" name="Resim 2"/>
+            <wp:cNvGraphicFramePr>
+              <a:graphicFrameLocks xmlns:a="http://schemas.openxmlformats.org/drawingml/2006/main" noChangeAspect="1"/>
+            </wp:cNvGraphicFramePr>
+            <a:graphic xmlns:a="http://schemas.openxmlformats.org/drawingml/2006/main">
+              <a:graphicData uri="http://schemas.openxmlformats.org/drawingml/2006/picture">
+                <pic:pic xmlns:pic="http://schemas.openxmlformats.org/drawingml/2006/picture">
+                  <pic:nvPicPr>
+                    <pic:cNvPr id="0" name="Picture 2"/>
+                    <pic:cNvPicPr>
+                      <a:picLocks noChangeAspect="1" noChangeArrowheads="1"/>
+                    </pic:cNvPicPr>
+                  </pic:nvPicPr>
+                  <pic:blipFill>
+                    <a:blip r:embed="rId15" cstate="print">
+                      <a:extLst>
+                        <a:ext uri="{28A0092B-C50C-407E-A947-70E740481C1C}">
+                          <a14:useLocalDpi xmlns:a14="http://schemas.microsoft.com/office/drawing/2010/main" val="0"/>
+                        </a:ext>
+                      </a:extLst>
+                    </a:blip>
+                    <a:srcRect/>
+                    <a:stretch>
+                      <a:fillRect/>
+                    </a:stretch>
+                  </pic:blipFill>
+                  <pic:spPr bwMode="auto">
+                    <a:xfrm>
+                      <a:off x="0" y="0"/>
+                      <a:ext cx="5762625" cy="3362325"/>
+                    </a:xfrm>
+                    <a:prstGeom prst="rect">
+                      <a:avLst/>
+                    </a:prstGeom>
+                    <a:noFill/>
+                    <a:ln>
+                      <a:noFill/>
+                    </a:ln>
+                  </pic:spPr>
+                </pic:pic>
+              </a:graphicData>
+            </a:graphic>
+          </wp:inline>
+        </w:drawing>
+      </w:r>
+    </w:p>
+    <w:p>
+      <w:r>
+        <w:t xml:space="preserve">4.9 </w:t>
+      </w:r>
+      <w:proofErr w:type="spellStart"/>
+      <w:r>
+        <w:t>Ablation</w:t>
+      </w:r>
+      <w:proofErr w:type="spellEnd"/>
+      <w:r>
+        <w:t xml:space="preserve"> </w:t>
+      </w:r>
+      <w:proofErr w:type="spellStart"/>
+      <w:r>
+        <w:t>Study</w:t>
+      </w:r>
+      <w:proofErr w:type="spellEnd"/>
+      <w:r>
+        <w:t xml:space="preserve">: Effect of </w:t>
+      </w:r>
+      <w:proofErr w:type="spellStart"/>
+      <w:r>
+        <w:t>Dyna</w:t>
+      </w:r>
+      <w:proofErr w:type="spellEnd"/>
+      <w:r>
+        <w:t xml:space="preserve"> Planning </w:t>
+      </w:r>
+      <w:proofErr w:type="spellStart"/>
+      <w:r>
+        <w:t>Steps</w:t>
+      </w:r>
+      <w:proofErr w:type="spellEnd"/>
+    </w:p>
+    <w:p>
+      <w:r>
+        <w:t xml:space="preserve">For the Role C </w:t>
+      </w:r>
+      <w:proofErr w:type="spellStart"/>
+      <w:r>
+        <w:t>ablation</w:t>
+      </w:r>
+      <w:proofErr w:type="spellEnd"/>
+      <w:r>
+        <w:t xml:space="preserve"> </w:t>
+      </w:r>
+      <w:proofErr w:type="spellStart"/>
+      <w:r>
+        <w:t>study</w:t>
+      </w:r>
+      <w:proofErr w:type="spellEnd"/>
+      <w:r>
+        <w:t xml:space="preserve">, the number of </w:t>
+      </w:r>
+      <w:proofErr w:type="spellStart"/>
+      <w:r>
+        <w:t>Dyna</w:t>
+      </w:r>
+      <w:proofErr w:type="spellEnd"/>
+      <w:r>
+        <w:t xml:space="preserve"> </w:t>
+      </w:r>
+      <w:proofErr w:type="spellStart"/>
+      <w:r>
+        <w:t>planning</w:t>
+      </w:r>
+      <w:proofErr w:type="spellEnd"/>
+      <w:r>
+        <w:t xml:space="preserve"> </w:t>
+      </w:r>
+      <w:proofErr w:type="spellStart"/>
+      <w:r>
+        <w:t>updates</w:t>
+      </w:r>
+      <w:proofErr w:type="spellEnd"/>
+      <w:r>
+        <w:t xml:space="preserve"> </w:t>
+      </w:r>
+      <w:proofErr w:type="spellStart"/>
+      <w:r>
+        <w:t>was</w:t>
+      </w:r>
+      <w:proofErr w:type="spellEnd"/>
+      <w:r>
+        <w:t xml:space="preserve"> </w:t>
+      </w:r>
+      <w:proofErr w:type="spellStart"/>
+      <w:r>
+        <w:t>changed</w:t>
+      </w:r>
+      <w:proofErr w:type="spellEnd"/>
+      <w:r>
+        <w:t xml:space="preserve"> </w:t>
+      </w:r>
+      <w:proofErr w:type="spellStart"/>
+      <w:r>
+        <w:t>while</w:t>
+      </w:r>
+      <w:proofErr w:type="spellEnd"/>
+      <w:r>
+        <w:t xml:space="preserve"> </w:t>
+      </w:r>
+      <w:proofErr w:type="spellStart"/>
+      <w:r>
+        <w:t>keeping</w:t>
+      </w:r>
+      <w:proofErr w:type="spellEnd"/>
+      <w:r>
+        <w:t xml:space="preserve"> the same </w:t>
+      </w:r>
+      <w:proofErr w:type="spellStart"/>
+      <w:r>
+        <w:t>Priority</w:t>
+      </w:r>
+      <w:proofErr w:type="spellEnd"/>
+      <w:r>
+        <w:t xml:space="preserve"> Meta </w:t>
+      </w:r>
+      <w:proofErr w:type="spellStart"/>
+      <w:r>
+        <w:t>Dyna</w:t>
+      </w:r>
+      <w:proofErr w:type="spellEnd"/>
+      <w:r>
+        <w:t xml:space="preserve">-Q V2 </w:t>
+      </w:r>
+      <w:proofErr w:type="spellStart"/>
+      <w:r>
+        <w:t>structure</w:t>
+      </w:r>
+      <w:proofErr w:type="spellEnd"/>
+      <w:r>
+        <w:t xml:space="preserve">. The </w:t>
+      </w:r>
+      <w:proofErr w:type="spellStart"/>
+      <w:r>
+        <w:t>purpose</w:t>
+      </w:r>
+      <w:proofErr w:type="spellEnd"/>
+      <w:r>
+        <w:t xml:space="preserve"> of this </w:t>
+      </w:r>
+      <w:proofErr w:type="spellStart"/>
+      <w:r>
+        <w:t>experiment</w:t>
+      </w:r>
+      <w:proofErr w:type="spellEnd"/>
+      <w:r>
+        <w:t xml:space="preserve"> </w:t>
+      </w:r>
+      <w:proofErr w:type="spellStart"/>
+      <w:r>
+        <w:t>was</w:t>
+      </w:r>
+      <w:proofErr w:type="spellEnd"/>
+      <w:r>
+        <w:t xml:space="preserve"> to </w:t>
+      </w:r>
+      <w:proofErr w:type="spellStart"/>
+      <w:r>
+        <w:t>observe</w:t>
+      </w:r>
+      <w:proofErr w:type="spellEnd"/>
+      <w:r>
+        <w:t xml:space="preserve"> the effect of model-</w:t>
+      </w:r>
+      <w:proofErr w:type="spellStart"/>
+      <w:r>
+        <w:t>based</w:t>
+      </w:r>
+      <w:proofErr w:type="spellEnd"/>
+      <w:r>
+        <w:t xml:space="preserve"> </w:t>
+      </w:r>
+      <w:proofErr w:type="spellStart"/>
+      <w:r>
+        <w:t>planning</w:t>
+      </w:r>
+      <w:proofErr w:type="spellEnd"/>
+      <w:r>
+        <w:t xml:space="preserve"> </w:t>
+      </w:r>
+      <w:proofErr w:type="spellStart"/>
+      <w:r>
+        <w:t>updates</w:t>
+      </w:r>
+      <w:proofErr w:type="spellEnd"/>
+      <w:r>
+        <w:t xml:space="preserve"> on the final </w:t>
+      </w:r>
+      <w:proofErr w:type="spellStart"/>
+      <w:r>
+        <w:t>policy</w:t>
+      </w:r>
+      <w:proofErr w:type="spellEnd"/>
+      <w:r>
+        <w:t xml:space="preserve"> performance.</w:t>
+      </w:r>
+    </w:p>
+    <w:p>
+      <w:r>
+        <w:lastRenderedPageBreak/>
         <w:t xml:space="preserve">Three </w:t>
       </w:r>
       <w:proofErr w:type="spellStart"/>
@@ -19277,100 +19636,221 @@
       </w:r>
       <w:proofErr w:type="spellStart"/>
       <w:r>
+        <w:t>consistently</w:t>
+      </w:r>
+      <w:proofErr w:type="spellEnd"/>
+      <w:r>
+        <w:t xml:space="preserve"> </w:t>
+      </w:r>
+      <w:proofErr w:type="spellStart"/>
+      <w:r>
+        <w:t>outperformed</w:t>
+      </w:r>
+      <w:proofErr w:type="spellEnd"/>
+      <w:r>
+        <w:t xml:space="preserve"> </w:t>
+      </w:r>
+      <w:proofErr w:type="spellStart"/>
+      <w:r>
+        <w:t>Greedy</w:t>
+      </w:r>
+      <w:proofErr w:type="spellEnd"/>
+      <w:r>
+        <w:t xml:space="preserve"> </w:t>
+      </w:r>
+      <w:proofErr w:type="spellStart"/>
+      <w:r>
+        <w:t>Nearest</w:t>
+      </w:r>
+      <w:proofErr w:type="spellEnd"/>
+      <w:r>
+        <w:t xml:space="preserve">. Therefore, the final </w:t>
+      </w:r>
+      <w:proofErr w:type="spellStart"/>
+      <w:r>
+        <w:t>selected</w:t>
+      </w:r>
+      <w:proofErr w:type="spellEnd"/>
+      <w:r>
+        <w:t xml:space="preserve"> Role C </w:t>
+      </w:r>
+      <w:proofErr w:type="spellStart"/>
+      <w:r>
+        <w:t>method</w:t>
+      </w:r>
+      <w:proofErr w:type="spellEnd"/>
+      <w:r>
+        <w:t xml:space="preserve"> </w:t>
+      </w:r>
+      <w:proofErr w:type="spellStart"/>
+      <w:r>
+        <w:t>remained</w:t>
+      </w:r>
+      <w:proofErr w:type="spellEnd"/>
+      <w:r>
+        <w:t xml:space="preserve"> the </w:t>
+      </w:r>
+      <w:proofErr w:type="spellStart"/>
+      <w:r>
+        <w:t>Priority</w:t>
+      </w:r>
+      <w:proofErr w:type="spellEnd"/>
+      <w:r>
+        <w:t xml:space="preserve"> Meta </w:t>
+      </w:r>
+      <w:proofErr w:type="spellStart"/>
+      <w:r>
+        <w:t>Dyna</w:t>
+      </w:r>
+      <w:proofErr w:type="spellEnd"/>
+      <w:r>
+        <w:t xml:space="preserve">-Q V2 </w:t>
+      </w:r>
+      <w:proofErr w:type="spellStart"/>
+      <w:r>
+        <w:t>planner</w:t>
+      </w:r>
+      <w:proofErr w:type="spellEnd"/>
+      <w:r>
+        <w:t xml:space="preserve"> with 60 </w:t>
+      </w:r>
+      <w:proofErr w:type="spellStart"/>
+      <w:r>
+        <w:t>planning</w:t>
+      </w:r>
+      <w:proofErr w:type="spellEnd"/>
+      <w:r>
+        <w:t xml:space="preserve"> </w:t>
+      </w:r>
+      <w:proofErr w:type="spellStart"/>
+      <w:r>
+        <w:t>updates</w:t>
+      </w:r>
+      <w:proofErr w:type="spellEnd"/>
+      <w:r>
+        <w:t>.</w:t>
+      </w:r>
+    </w:p>
+    <w:p>
+      <w:proofErr w:type="spellStart"/>
+      <w:r>
+        <w:t>Figure</w:t>
+      </w:r>
+      <w:proofErr w:type="spellEnd"/>
+      <w:r>
+        <w:t xml:space="preserve"> C.3. </w:t>
+      </w:r>
+      <w:proofErr w:type="spellStart"/>
+      <w:r>
+        <w:t>Ablation</w:t>
+      </w:r>
+      <w:proofErr w:type="spellEnd"/>
+      <w:r>
+        <w:t xml:space="preserve"> </w:t>
+      </w:r>
+      <w:proofErr w:type="spellStart"/>
+      <w:r>
+        <w:t>study</w:t>
+      </w:r>
+      <w:proofErr w:type="spellEnd"/>
+      <w:r>
+        <w:t xml:space="preserve"> </w:t>
+      </w:r>
+      <w:proofErr w:type="spellStart"/>
+      <w:r>
+        <w:t>showing</w:t>
+      </w:r>
+      <w:proofErr w:type="spellEnd"/>
+      <w:r>
+        <w:t xml:space="preserve"> the effect of </w:t>
+      </w:r>
+      <w:proofErr w:type="spellStart"/>
+      <w:r>
+        <w:t>Dyna</w:t>
+      </w:r>
+      <w:proofErr w:type="spellEnd"/>
+      <w:r>
+        <w:t xml:space="preserve"> </w:t>
+      </w:r>
+      <w:proofErr w:type="spellStart"/>
+      <w:r>
+        <w:t>planning</w:t>
+      </w:r>
+      <w:proofErr w:type="spellEnd"/>
+      <w:r>
+        <w:t xml:space="preserve"> </w:t>
+      </w:r>
+      <w:proofErr w:type="spellStart"/>
+      <w:r>
+        <w:t>steps</w:t>
+      </w:r>
+      <w:proofErr w:type="spellEnd"/>
+      <w:r>
+        <w:t xml:space="preserve"> on cost per </w:t>
+      </w:r>
+      <w:proofErr w:type="spellStart"/>
+      <w:r>
+        <w:t>order</w:t>
+      </w:r>
+      <w:proofErr w:type="spellEnd"/>
+      <w:r>
+        <w:t>.</w:t>
+      </w:r>
+    </w:p>
+    <w:p>
+      <w:r>
+        <w:rPr>
+          <w:noProof/>
+        </w:rPr>
         <w:lastRenderedPageBreak/>
-        <w:t>consistently</w:t>
-      </w:r>
-      <w:proofErr w:type="spellEnd"/>
-      <w:r>
-        <w:t xml:space="preserve"> </w:t>
-      </w:r>
-      <w:proofErr w:type="spellStart"/>
-      <w:r>
-        <w:t>outperformed</w:t>
-      </w:r>
-      <w:proofErr w:type="spellEnd"/>
-      <w:r>
-        <w:t xml:space="preserve"> </w:t>
-      </w:r>
-      <w:proofErr w:type="spellStart"/>
-      <w:r>
-        <w:t>Greedy</w:t>
-      </w:r>
-      <w:proofErr w:type="spellEnd"/>
-      <w:r>
-        <w:t xml:space="preserve"> </w:t>
-      </w:r>
-      <w:proofErr w:type="spellStart"/>
-      <w:r>
-        <w:t>Nearest</w:t>
-      </w:r>
-      <w:proofErr w:type="spellEnd"/>
-      <w:r>
-        <w:t xml:space="preserve">. Therefore, the final </w:t>
-      </w:r>
-      <w:proofErr w:type="spellStart"/>
-      <w:r>
-        <w:t>selected</w:t>
-      </w:r>
-      <w:proofErr w:type="spellEnd"/>
-      <w:r>
-        <w:t xml:space="preserve"> Role C </w:t>
-      </w:r>
-      <w:proofErr w:type="spellStart"/>
-      <w:r>
-        <w:t>method</w:t>
-      </w:r>
-      <w:proofErr w:type="spellEnd"/>
-      <w:r>
-        <w:t xml:space="preserve"> </w:t>
-      </w:r>
-      <w:proofErr w:type="spellStart"/>
-      <w:r>
-        <w:t>remained</w:t>
-      </w:r>
-      <w:proofErr w:type="spellEnd"/>
-      <w:r>
-        <w:t xml:space="preserve"> the </w:t>
-      </w:r>
-      <w:proofErr w:type="spellStart"/>
-      <w:r>
-        <w:t>Priority</w:t>
-      </w:r>
-      <w:proofErr w:type="spellEnd"/>
-      <w:r>
-        <w:t xml:space="preserve"> Meta </w:t>
-      </w:r>
-      <w:proofErr w:type="spellStart"/>
-      <w:r>
-        <w:t>Dyna</w:t>
-      </w:r>
-      <w:proofErr w:type="spellEnd"/>
-      <w:r>
-        <w:t xml:space="preserve">-Q V2 </w:t>
-      </w:r>
-      <w:proofErr w:type="spellStart"/>
-      <w:r>
-        <w:t>planner</w:t>
-      </w:r>
-      <w:proofErr w:type="spellEnd"/>
-      <w:r>
-        <w:t xml:space="preserve"> with 60 </w:t>
-      </w:r>
-      <w:proofErr w:type="spellStart"/>
-      <w:r>
-        <w:t>planning</w:t>
-      </w:r>
-      <w:proofErr w:type="spellEnd"/>
-      <w:r>
-        <w:t xml:space="preserve"> </w:t>
-      </w:r>
-      <w:proofErr w:type="spellStart"/>
-      <w:r>
-        <w:t>updates</w:t>
-      </w:r>
-      <w:proofErr w:type="spellEnd"/>
-      <w:r>
-        <w:t>.</w:t>
+        <w:drawing>
+          <wp:inline distT="0" distB="0" distL="0" distR="0" wp14:anchorId="0601EFBF" wp14:editId="7B902D24">
+            <wp:extent cx="5762625" cy="3362325"/>
+            <wp:effectExtent l="0" t="0" r="9525" b="9525"/>
+            <wp:docPr id="1929375272" name="Resim 3"/>
+            <wp:cNvGraphicFramePr>
+              <a:graphicFrameLocks xmlns:a="http://schemas.openxmlformats.org/drawingml/2006/main" noChangeAspect="1"/>
+            </wp:cNvGraphicFramePr>
+            <a:graphic xmlns:a="http://schemas.openxmlformats.org/drawingml/2006/main">
+              <a:graphicData uri="http://schemas.openxmlformats.org/drawingml/2006/picture">
+                <pic:pic xmlns:pic="http://schemas.openxmlformats.org/drawingml/2006/picture">
+                  <pic:nvPicPr>
+                    <pic:cNvPr id="0" name="Picture 3"/>
+                    <pic:cNvPicPr>
+                      <a:picLocks noChangeAspect="1" noChangeArrowheads="1"/>
+                    </pic:cNvPicPr>
+                  </pic:nvPicPr>
+                  <pic:blipFill>
+                    <a:blip r:embed="rId16" cstate="print">
+                      <a:extLst>
+                        <a:ext uri="{28A0092B-C50C-407E-A947-70E740481C1C}">
+                          <a14:useLocalDpi xmlns:a14="http://schemas.microsoft.com/office/drawing/2010/main" val="0"/>
+                        </a:ext>
+                      </a:extLst>
+                    </a:blip>
+                    <a:srcRect/>
+                    <a:stretch>
+                      <a:fillRect/>
+                    </a:stretch>
+                  </pic:blipFill>
+                  <pic:spPr bwMode="auto">
+                    <a:xfrm>
+                      <a:off x="0" y="0"/>
+                      <a:ext cx="5762625" cy="3362325"/>
+                    </a:xfrm>
+                    <a:prstGeom prst="rect">
+                      <a:avLst/>
+                    </a:prstGeom>
+                    <a:noFill/>
+                    <a:ln>
+                      <a:noFill/>
+                    </a:ln>
+                  </pic:spPr>
+                </pic:pic>
+              </a:graphicData>
+            </a:graphic>
+          </wp:inline>
+        </w:drawing>
       </w:r>
     </w:p>
     <w:p>

--- a/Team_Report.docx
+++ b/Team_Report.docx
@@ -4996,8 +4996,16 @@
         <w:rPr>
           <w:rFonts w:cs="Times New Roman"/>
         </w:rPr>
-        <w:t xml:space="preserve"> Rate: %85.5</w:t>
-      </w:r>
+        <w:t xml:space="preserve"> Rate: </w:t>
+      </w:r>
+      <w:proofErr w:type="gramStart"/>
+      <w:r>
+        <w:rPr>
+          <w:rFonts w:cs="Times New Roman"/>
+        </w:rPr>
+        <w:t>%85.5</w:t>
+      </w:r>
+      <w:proofErr w:type="gramEnd"/>
     </w:p>
     <w:p>
       <w:pPr>
@@ -5013,8 +5021,16 @@
         <w:rPr>
           <w:rFonts w:cs="Times New Roman"/>
         </w:rPr>
-        <w:t>On-Time Rate: %90.3</w:t>
-      </w:r>
+        <w:t xml:space="preserve">On-Time Rate: </w:t>
+      </w:r>
+      <w:proofErr w:type="gramStart"/>
+      <w:r>
+        <w:rPr>
+          <w:rFonts w:cs="Times New Roman"/>
+        </w:rPr>
+        <w:t>%90.3</w:t>
+      </w:r>
+      <w:proofErr w:type="gramEnd"/>
     </w:p>
     <w:p>
       <w:pPr>
@@ -6600,13 +6616,55 @@
           </wp:anchor>
         </w:drawing>
       </w:r>
+      <w:proofErr w:type="spellStart"/>
       <w:r>
         <w:rPr>
           <w:rFonts w:cs="Times New Roman"/>
           <w:b/>
           <w:bCs/>
         </w:rPr>
-        <w:t xml:space="preserve">Senaryo 1: 10 </w:t>
+        <w:t>S</w:t>
+      </w:r>
+      <w:r>
+        <w:rPr>
+          <w:rFonts w:cs="Times New Roman"/>
+          <w:b/>
+          <w:bCs/>
+        </w:rPr>
+        <w:t>c</w:t>
+      </w:r>
+      <w:r>
+        <w:rPr>
+          <w:rFonts w:cs="Times New Roman"/>
+          <w:b/>
+          <w:bCs/>
+        </w:rPr>
+        <w:t>enar</w:t>
+      </w:r>
+      <w:r>
+        <w:rPr>
+          <w:rFonts w:cs="Times New Roman"/>
+          <w:b/>
+          <w:bCs/>
+        </w:rPr>
+        <w:t>i</w:t>
+      </w:r>
+      <w:r>
+        <w:rPr>
+          <w:rFonts w:cs="Times New Roman"/>
+          <w:b/>
+          <w:bCs/>
+        </w:rPr>
+        <w:t>o</w:t>
+      </w:r>
+      <w:proofErr w:type="spellEnd"/>
+      <w:r>
+        <w:rPr>
+          <w:rFonts w:cs="Times New Roman"/>
+          <w:b/>
+          <w:bCs/>
+        </w:rPr>
+        <w:t xml:space="preserve"> 1: 10 </w:t>
       </w:r>
       <w:proofErr w:type="spellStart"/>
       <w:r>
@@ -6663,13 +6721,14 @@
         </w:rPr>
         <w:t xml:space="preserve">                               </w:t>
       </w:r>
+      <w:proofErr w:type="spellStart"/>
       <w:r>
         <w:rPr>
           <w:rFonts w:cs="Times New Roman"/>
           <w:b/>
           <w:bCs/>
         </w:rPr>
-        <w:t xml:space="preserve">Senaryo </w:t>
+        <w:t>S</w:t>
       </w:r>
       <w:r>
         <w:rPr>
@@ -6677,6 +6736,47 @@
           <w:b/>
           <w:bCs/>
         </w:rPr>
+        <w:t>c</w:t>
+      </w:r>
+      <w:r>
+        <w:rPr>
+          <w:rFonts w:cs="Times New Roman"/>
+          <w:b/>
+          <w:bCs/>
+        </w:rPr>
+        <w:t>enar</w:t>
+      </w:r>
+      <w:r>
+        <w:rPr>
+          <w:rFonts w:cs="Times New Roman"/>
+          <w:b/>
+          <w:bCs/>
+        </w:rPr>
+        <w:t>i</w:t>
+      </w:r>
+      <w:r>
+        <w:rPr>
+          <w:rFonts w:cs="Times New Roman"/>
+          <w:b/>
+          <w:bCs/>
+        </w:rPr>
+        <w:t>o</w:t>
+      </w:r>
+      <w:proofErr w:type="spellEnd"/>
+      <w:r>
+        <w:rPr>
+          <w:rFonts w:cs="Times New Roman"/>
+          <w:b/>
+          <w:bCs/>
+        </w:rPr>
+        <w:t xml:space="preserve"> </w:t>
+      </w:r>
+      <w:r>
+        <w:rPr>
+          <w:rFonts w:cs="Times New Roman"/>
+          <w:b/>
+          <w:bCs/>
+        </w:rPr>
         <w:t>2</w:t>
       </w:r>
       <w:r>
@@ -6701,7 +6801,25 @@
           <w:b/>
           <w:bCs/>
         </w:rPr>
-        <w:t xml:space="preserve">0 Episode, </w:t>
+        <w:t xml:space="preserve">0 </w:t>
+      </w:r>
+      <w:proofErr w:type="spellStart"/>
+      <w:r>
+        <w:rPr>
+          <w:rFonts w:cs="Times New Roman"/>
+          <w:b/>
+          <w:bCs/>
+        </w:rPr>
+        <w:t>Episode</w:t>
+      </w:r>
+      <w:proofErr w:type="spellEnd"/>
+      <w:r>
+        <w:rPr>
+          <w:rFonts w:cs="Times New Roman"/>
+          <w:b/>
+          <w:bCs/>
+        </w:rPr>
+        <w:t xml:space="preserve">, </w:t>
       </w:r>
       <w:r>
         <w:rPr>
@@ -8213,12 +8331,6 @@
     </w:p>
     <w:p>
       <w:r>
-        <w:lastRenderedPageBreak/>
-        <w:br w:type="page"/>
-      </w:r>
-    </w:p>
-    <w:p>
-      <w:r>
         <w:rPr>
           <w:b/>
         </w:rPr>
@@ -8337,11 +8449,13 @@
     <w:p>
       <w:pPr>
         <w:rPr>
+          <w:b/>
           <w:bCs/>
         </w:rPr>
       </w:pPr>
       <w:r>
         <w:rPr>
+          <w:b/>
           <w:bCs/>
         </w:rPr>
         <w:t xml:space="preserve">3.5 </w:t>
@@ -8349,6 +8463,7 @@
       <w:proofErr w:type="spellStart"/>
       <w:r>
         <w:rPr>
+          <w:b/>
           <w:bCs/>
         </w:rPr>
         <w:t>Ablation</w:t>
@@ -8356,13 +8471,15 @@
       <w:proofErr w:type="spellEnd"/>
       <w:r>
         <w:rPr>
-          <w:bCs/>
-        </w:rPr>
-        <w:t xml:space="preserve"> </w:t>
-      </w:r>
-      <w:proofErr w:type="spellStart"/>
-      <w:r>
-        <w:rPr>
+          <w:b/>
+          <w:bCs/>
+        </w:rPr>
+        <w:t xml:space="preserve"> </w:t>
+      </w:r>
+      <w:proofErr w:type="spellStart"/>
+      <w:r>
+        <w:rPr>
+          <w:b/>
           <w:bCs/>
         </w:rPr>
         <w:t>Study</w:t>
@@ -9070,11 +9187,13 @@
     <w:p>
       <w:pPr>
         <w:rPr>
+          <w:b/>
           <w:bCs/>
         </w:rPr>
       </w:pPr>
       <w:r>
         <w:rPr>
+          <w:b/>
           <w:bCs/>
         </w:rPr>
         <w:t xml:space="preserve">3.6 </w:t>
@@ -9082,6 +9201,7 @@
       <w:proofErr w:type="spellStart"/>
       <w:r>
         <w:rPr>
+          <w:b/>
           <w:bCs/>
         </w:rPr>
         <w:t>Results</w:t>
@@ -9089,6 +9209,7 @@
       <w:proofErr w:type="spellEnd"/>
       <w:r>
         <w:rPr>
+          <w:b/>
           <w:bCs/>
         </w:rPr>
         <w:t xml:space="preserve"> and Evaluation</w:t>
@@ -12094,94 +12215,1023 @@
       </w:r>
     </w:p>
     <w:p>
+      <w:pPr>
+        <w:rPr>
+          <w:b/>
+          <w:bCs/>
+        </w:rPr>
+      </w:pPr>
       <w:r>
         <w:br/>
       </w:r>
       <w:r>
-        <w:br/>
-      </w:r>
-      <w:r>
-        <w:rPr>
-          <w:rFonts w:eastAsia="Times New Roman" w:cs="Times New Roman"/>
-          <w:lang w:val="en-US"/>
-        </w:rPr>
-        <w:t>3.7 Implementation and Debugging Process</w:t>
-      </w:r>
-    </w:p>
-    <w:p>
-      <w:r>
-        <w:rPr>
-          <w:rFonts w:eastAsia="Times New Roman" w:cs="Times New Roman"/>
-        </w:rPr>
-        <w:t>During Role B development, the implementation was completed step by step instead of directly writing the final model. First, the DroneDispatch-v0 environment was examined to understand the observation dictionary, discrete action space, and action mask structure. This was important because the policy network should not select invalid actions during training or evaluation.</w:t>
-      </w:r>
-    </w:p>
-    <w:p>
-      <w:r>
-        <w:rPr>
-          <w:rFonts w:eastAsia="Times New Roman" w:cs="Times New Roman"/>
-        </w:rPr>
-        <w:t xml:space="preserve">After understanding the environment, a simple observation flattening function was created. In the first version, drone information, order information, and time information were combined </w:t>
-      </w:r>
-      <w:r>
-        <w:rPr>
-          <w:rFonts w:eastAsia="Times New Roman" w:cs="Times New Roman"/>
-        </w:rPr>
-        <w:lastRenderedPageBreak/>
-        <w:t>into a single state vector. The grid information was not included in this first implementation in order to keep the model simple and easier to debug.</w:t>
-      </w:r>
-    </w:p>
-    <w:p>
-      <w:r>
-        <w:rPr>
-          <w:rFonts w:eastAsia="Times New Roman" w:cs="Times New Roman"/>
-        </w:rPr>
-        <w:t>Then, the Actor-Critic network was implemented. The actor part produced action logits, and the critic part estimated the state value. Invalid actions were masked before sampling an action. This step was necessary because the dispatching environment contains many actions that are not valid at every decision step.</w:t>
-      </w:r>
-    </w:p>
-    <w:p>
-      <w:r>
-        <w:rPr>
-          <w:rFonts w:eastAsia="Times New Roman" w:cs="Times New Roman"/>
-        </w:rPr>
-        <w:t>During implementation, a local dependency problem occurred with the PyTorch optimizer module. Since torch.optim.Adam could not be used reliably in the available environment, a small ManualAdam optimizer was implemented. This allowed the A2C training script to run without changing the main learning logic.</w:t>
-      </w:r>
-    </w:p>
-    <w:p>
-      <w:r>
-        <w:rPr>
-          <w:rFonts w:eastAsia="Times New Roman" w:cs="Times New Roman"/>
-        </w:rPr>
-        <w:t>After the vanilla A2C pipeline was working, the model was trained and evaluated. The first results showed that the policy was technically working, but its performance was not competitive with the Greedy Nearest baseline. Because of this, behavior cloning from the Greedy Nearest policy was added as a warm-start strategy. The goal was to initialize the actor with more meaningful dispatching behavior before reinforcement learning fine-tuning.</w:t>
-      </w:r>
-    </w:p>
-    <w:p>
-      <w:r>
-        <w:rPr>
-          <w:rFonts w:eastAsia="Times New Roman" w:cs="Times New Roman"/>
-        </w:rPr>
-        <w:t>Finally, an ablation experiment was added by removing advantage normalization. This was done to understand whether advantage normalization had a stabilizing effect on A2C training. The results showed that removing advantage normalization increased the cost per order, so this component was useful for learning stability.</w:t>
-      </w:r>
+        <w:rPr>
+          <w:b/>
+          <w:bCs/>
+        </w:rPr>
+        <w:t xml:space="preserve">3.7 </w:t>
+      </w:r>
+      <w:proofErr w:type="spellStart"/>
+      <w:r>
+        <w:rPr>
+          <w:b/>
+          <w:bCs/>
+        </w:rPr>
+        <w:t>Implementation</w:t>
+      </w:r>
+      <w:proofErr w:type="spellEnd"/>
+      <w:r>
+        <w:rPr>
+          <w:b/>
+          <w:bCs/>
+        </w:rPr>
+        <w:t xml:space="preserve"> and Debugging </w:t>
+      </w:r>
+      <w:proofErr w:type="spellStart"/>
+      <w:r>
+        <w:rPr>
+          <w:b/>
+          <w:bCs/>
+        </w:rPr>
+        <w:t>Process</w:t>
+      </w:r>
+      <w:proofErr w:type="spellEnd"/>
     </w:p>
     <w:p>
       <w:pPr>
         <w:rPr>
           <w:rFonts w:eastAsia="Times New Roman" w:cs="Times New Roman"/>
-          <w:lang w:val="en-US"/>
         </w:rPr>
       </w:pPr>
+      <w:proofErr w:type="spellStart"/>
+      <w:r>
+        <w:rPr>
+          <w:rFonts w:eastAsia="Times New Roman" w:cs="Times New Roman"/>
+        </w:rPr>
+        <w:t>During</w:t>
+      </w:r>
+      <w:proofErr w:type="spellEnd"/>
+      <w:r>
+        <w:rPr>
+          <w:rFonts w:eastAsia="Times New Roman" w:cs="Times New Roman"/>
+        </w:rPr>
+        <w:t xml:space="preserve"> Role B </w:t>
+      </w:r>
+      <w:proofErr w:type="spellStart"/>
+      <w:r>
+        <w:rPr>
+          <w:rFonts w:eastAsia="Times New Roman" w:cs="Times New Roman"/>
+        </w:rPr>
+        <w:t>development</w:t>
+      </w:r>
+      <w:proofErr w:type="spellEnd"/>
+      <w:r>
+        <w:rPr>
+          <w:rFonts w:eastAsia="Times New Roman" w:cs="Times New Roman"/>
+        </w:rPr>
+        <w:t xml:space="preserve">, the </w:t>
+      </w:r>
+      <w:proofErr w:type="spellStart"/>
+      <w:r>
+        <w:rPr>
+          <w:rFonts w:eastAsia="Times New Roman" w:cs="Times New Roman"/>
+        </w:rPr>
+        <w:t>implementation</w:t>
+      </w:r>
+      <w:proofErr w:type="spellEnd"/>
+      <w:r>
+        <w:rPr>
+          <w:rFonts w:eastAsia="Times New Roman" w:cs="Times New Roman"/>
+        </w:rPr>
+        <w:t xml:space="preserve"> </w:t>
+      </w:r>
+      <w:proofErr w:type="spellStart"/>
+      <w:r>
+        <w:rPr>
+          <w:rFonts w:eastAsia="Times New Roman" w:cs="Times New Roman"/>
+        </w:rPr>
+        <w:t>was</w:t>
+      </w:r>
+      <w:proofErr w:type="spellEnd"/>
+      <w:r>
+        <w:rPr>
+          <w:rFonts w:eastAsia="Times New Roman" w:cs="Times New Roman"/>
+        </w:rPr>
+        <w:t xml:space="preserve"> </w:t>
+      </w:r>
+      <w:proofErr w:type="spellStart"/>
+      <w:r>
+        <w:rPr>
+          <w:rFonts w:eastAsia="Times New Roman" w:cs="Times New Roman"/>
+        </w:rPr>
+        <w:t>completed</w:t>
+      </w:r>
+      <w:proofErr w:type="spellEnd"/>
+      <w:r>
+        <w:rPr>
+          <w:rFonts w:eastAsia="Times New Roman" w:cs="Times New Roman"/>
+        </w:rPr>
+        <w:t xml:space="preserve"> step </w:t>
+      </w:r>
+      <w:proofErr w:type="spellStart"/>
+      <w:r>
+        <w:rPr>
+          <w:rFonts w:eastAsia="Times New Roman" w:cs="Times New Roman"/>
+        </w:rPr>
+        <w:t>by</w:t>
+      </w:r>
+      <w:proofErr w:type="spellEnd"/>
+      <w:r>
+        <w:rPr>
+          <w:rFonts w:eastAsia="Times New Roman" w:cs="Times New Roman"/>
+        </w:rPr>
+        <w:t xml:space="preserve"> step. First, the </w:t>
+      </w:r>
+      <w:proofErr w:type="spellStart"/>
+      <w:r>
+        <w:rPr>
+          <w:rFonts w:eastAsia="Times New Roman" w:cs="Times New Roman"/>
+        </w:rPr>
+        <w:t>observation</w:t>
+      </w:r>
+      <w:proofErr w:type="spellEnd"/>
+      <w:r>
+        <w:rPr>
+          <w:rFonts w:eastAsia="Times New Roman" w:cs="Times New Roman"/>
+        </w:rPr>
+        <w:t xml:space="preserve"> </w:t>
+      </w:r>
+      <w:proofErr w:type="spellStart"/>
+      <w:r>
+        <w:rPr>
+          <w:rFonts w:eastAsia="Times New Roman" w:cs="Times New Roman"/>
+        </w:rPr>
+        <w:t>dictionary</w:t>
+      </w:r>
+      <w:proofErr w:type="spellEnd"/>
+      <w:r>
+        <w:rPr>
+          <w:rFonts w:eastAsia="Times New Roman" w:cs="Times New Roman"/>
+        </w:rPr>
+        <w:t xml:space="preserve">, </w:t>
+      </w:r>
+      <w:proofErr w:type="spellStart"/>
+      <w:r>
+        <w:rPr>
+          <w:rFonts w:eastAsia="Times New Roman" w:cs="Times New Roman"/>
+        </w:rPr>
+        <w:t>discrete</w:t>
+      </w:r>
+      <w:proofErr w:type="spellEnd"/>
+      <w:r>
+        <w:rPr>
+          <w:rFonts w:eastAsia="Times New Roman" w:cs="Times New Roman"/>
+        </w:rPr>
+        <w:t xml:space="preserve"> </w:t>
+      </w:r>
+      <w:proofErr w:type="spellStart"/>
+      <w:r>
+        <w:rPr>
+          <w:rFonts w:eastAsia="Times New Roman" w:cs="Times New Roman"/>
+        </w:rPr>
+        <w:t>action</w:t>
+      </w:r>
+      <w:proofErr w:type="spellEnd"/>
+      <w:r>
+        <w:rPr>
+          <w:rFonts w:eastAsia="Times New Roman" w:cs="Times New Roman"/>
+        </w:rPr>
+        <w:t xml:space="preserve"> </w:t>
+      </w:r>
+      <w:proofErr w:type="spellStart"/>
+      <w:r>
+        <w:rPr>
+          <w:rFonts w:eastAsia="Times New Roman" w:cs="Times New Roman"/>
+        </w:rPr>
+        <w:t>space</w:t>
+      </w:r>
+      <w:proofErr w:type="spellEnd"/>
+      <w:r>
+        <w:rPr>
+          <w:rFonts w:eastAsia="Times New Roman" w:cs="Times New Roman"/>
+        </w:rPr>
+        <w:t xml:space="preserve">, and </w:t>
+      </w:r>
+      <w:proofErr w:type="spellStart"/>
+      <w:r>
+        <w:rPr>
+          <w:rFonts w:eastAsia="Times New Roman" w:cs="Times New Roman"/>
+        </w:rPr>
+        <w:t>action</w:t>
+      </w:r>
+      <w:proofErr w:type="spellEnd"/>
+      <w:r>
+        <w:rPr>
+          <w:rFonts w:eastAsia="Times New Roman" w:cs="Times New Roman"/>
+        </w:rPr>
+        <w:t xml:space="preserve"> mask </w:t>
+      </w:r>
+      <w:proofErr w:type="spellStart"/>
+      <w:r>
+        <w:rPr>
+          <w:rFonts w:eastAsia="Times New Roman" w:cs="Times New Roman"/>
+        </w:rPr>
+        <w:t>structure</w:t>
+      </w:r>
+      <w:proofErr w:type="spellEnd"/>
+      <w:r>
+        <w:rPr>
+          <w:rFonts w:eastAsia="Times New Roman" w:cs="Times New Roman"/>
+        </w:rPr>
+        <w:t xml:space="preserve"> </w:t>
+      </w:r>
+      <w:proofErr w:type="spellStart"/>
+      <w:r>
+        <w:rPr>
+          <w:rFonts w:eastAsia="Times New Roman" w:cs="Times New Roman"/>
+        </w:rPr>
+        <w:t>were</w:t>
+      </w:r>
+      <w:proofErr w:type="spellEnd"/>
+      <w:r>
+        <w:rPr>
+          <w:rFonts w:eastAsia="Times New Roman" w:cs="Times New Roman"/>
+        </w:rPr>
+        <w:t xml:space="preserve"> </w:t>
+      </w:r>
+      <w:proofErr w:type="spellStart"/>
+      <w:r>
+        <w:rPr>
+          <w:rFonts w:eastAsia="Times New Roman" w:cs="Times New Roman"/>
+        </w:rPr>
+        <w:t>examined</w:t>
+      </w:r>
+      <w:proofErr w:type="spellEnd"/>
+      <w:r>
+        <w:rPr>
+          <w:rFonts w:eastAsia="Times New Roman" w:cs="Times New Roman"/>
+        </w:rPr>
+        <w:t xml:space="preserve">. </w:t>
+      </w:r>
+      <w:proofErr w:type="spellStart"/>
+      <w:r>
+        <w:rPr>
+          <w:rFonts w:eastAsia="Times New Roman" w:cs="Times New Roman"/>
+        </w:rPr>
+        <w:t>Then</w:t>
+      </w:r>
+      <w:proofErr w:type="spellEnd"/>
+      <w:r>
+        <w:rPr>
+          <w:rFonts w:eastAsia="Times New Roman" w:cs="Times New Roman"/>
+        </w:rPr>
+        <w:t xml:space="preserve">, the </w:t>
+      </w:r>
+      <w:proofErr w:type="spellStart"/>
+      <w:r>
+        <w:rPr>
+          <w:rFonts w:eastAsia="Times New Roman" w:cs="Times New Roman"/>
+        </w:rPr>
+        <w:t>drone</w:t>
+      </w:r>
+      <w:proofErr w:type="spellEnd"/>
+      <w:r>
+        <w:rPr>
+          <w:rFonts w:eastAsia="Times New Roman" w:cs="Times New Roman"/>
+        </w:rPr>
+        <w:t xml:space="preserve">, </w:t>
+      </w:r>
+      <w:proofErr w:type="spellStart"/>
+      <w:r>
+        <w:rPr>
+          <w:rFonts w:eastAsia="Times New Roman" w:cs="Times New Roman"/>
+        </w:rPr>
+        <w:t>order</w:t>
+      </w:r>
+      <w:proofErr w:type="spellEnd"/>
+      <w:r>
+        <w:rPr>
+          <w:rFonts w:eastAsia="Times New Roman" w:cs="Times New Roman"/>
+        </w:rPr>
+        <w:t xml:space="preserve">, and time </w:t>
+      </w:r>
+      <w:proofErr w:type="spellStart"/>
+      <w:r>
+        <w:rPr>
+          <w:rFonts w:eastAsia="Times New Roman" w:cs="Times New Roman"/>
+        </w:rPr>
+        <w:t>information</w:t>
+      </w:r>
+      <w:proofErr w:type="spellEnd"/>
+      <w:r>
+        <w:rPr>
+          <w:rFonts w:eastAsia="Times New Roman" w:cs="Times New Roman"/>
+        </w:rPr>
+        <w:t xml:space="preserve"> </w:t>
+      </w:r>
+      <w:proofErr w:type="spellStart"/>
+      <w:r>
+        <w:rPr>
+          <w:rFonts w:eastAsia="Times New Roman" w:cs="Times New Roman"/>
+        </w:rPr>
+        <w:t>were</w:t>
+      </w:r>
+      <w:proofErr w:type="spellEnd"/>
+      <w:r>
+        <w:rPr>
+          <w:rFonts w:eastAsia="Times New Roman" w:cs="Times New Roman"/>
+        </w:rPr>
+        <w:t xml:space="preserve"> </w:t>
+      </w:r>
+      <w:proofErr w:type="spellStart"/>
+      <w:r>
+        <w:rPr>
+          <w:rFonts w:eastAsia="Times New Roman" w:cs="Times New Roman"/>
+        </w:rPr>
+        <w:t>flattened</w:t>
+      </w:r>
+      <w:proofErr w:type="spellEnd"/>
+      <w:r>
+        <w:rPr>
+          <w:rFonts w:eastAsia="Times New Roman" w:cs="Times New Roman"/>
+        </w:rPr>
+        <w:t xml:space="preserve"> into a </w:t>
+      </w:r>
+      <w:proofErr w:type="spellStart"/>
+      <w:r>
+        <w:rPr>
+          <w:rFonts w:eastAsia="Times New Roman" w:cs="Times New Roman"/>
+        </w:rPr>
+        <w:t>compact</w:t>
+      </w:r>
+      <w:proofErr w:type="spellEnd"/>
+      <w:r>
+        <w:rPr>
+          <w:rFonts w:eastAsia="Times New Roman" w:cs="Times New Roman"/>
+        </w:rPr>
+        <w:t xml:space="preserve"> </w:t>
+      </w:r>
+      <w:proofErr w:type="spellStart"/>
+      <w:r>
+        <w:rPr>
+          <w:rFonts w:eastAsia="Times New Roman" w:cs="Times New Roman"/>
+        </w:rPr>
+        <w:t>state</w:t>
+      </w:r>
+      <w:proofErr w:type="spellEnd"/>
+      <w:r>
+        <w:rPr>
+          <w:rFonts w:eastAsia="Times New Roman" w:cs="Times New Roman"/>
+        </w:rPr>
+        <w:t xml:space="preserve"> </w:t>
+      </w:r>
+      <w:proofErr w:type="spellStart"/>
+      <w:r>
+        <w:rPr>
+          <w:rFonts w:eastAsia="Times New Roman" w:cs="Times New Roman"/>
+        </w:rPr>
+        <w:t>vector</w:t>
+      </w:r>
+      <w:proofErr w:type="spellEnd"/>
+      <w:r>
+        <w:rPr>
+          <w:rFonts w:eastAsia="Times New Roman" w:cs="Times New Roman"/>
+        </w:rPr>
+        <w:t xml:space="preserve">, and an </w:t>
+      </w:r>
+      <w:proofErr w:type="spellStart"/>
+      <w:r>
+        <w:rPr>
+          <w:rFonts w:eastAsia="Times New Roman" w:cs="Times New Roman"/>
+        </w:rPr>
+        <w:t>Actor-Critic</w:t>
+      </w:r>
+      <w:proofErr w:type="spellEnd"/>
+      <w:r>
+        <w:rPr>
+          <w:rFonts w:eastAsia="Times New Roman" w:cs="Times New Roman"/>
+        </w:rPr>
+        <w:t xml:space="preserve"> network </w:t>
+      </w:r>
+      <w:proofErr w:type="spellStart"/>
+      <w:r>
+        <w:rPr>
+          <w:rFonts w:eastAsia="Times New Roman" w:cs="Times New Roman"/>
+        </w:rPr>
+        <w:t>was</w:t>
+      </w:r>
+      <w:proofErr w:type="spellEnd"/>
+      <w:r>
+        <w:rPr>
+          <w:rFonts w:eastAsia="Times New Roman" w:cs="Times New Roman"/>
+        </w:rPr>
+        <w:t xml:space="preserve"> </w:t>
+      </w:r>
+      <w:proofErr w:type="spellStart"/>
+      <w:r>
+        <w:rPr>
+          <w:rFonts w:eastAsia="Times New Roman" w:cs="Times New Roman"/>
+        </w:rPr>
+        <w:t>implemented</w:t>
+      </w:r>
+      <w:proofErr w:type="spellEnd"/>
+      <w:r>
+        <w:rPr>
+          <w:rFonts w:eastAsia="Times New Roman" w:cs="Times New Roman"/>
+        </w:rPr>
+        <w:t xml:space="preserve">. </w:t>
+      </w:r>
+      <w:proofErr w:type="spellStart"/>
+      <w:r>
+        <w:rPr>
+          <w:rFonts w:eastAsia="Times New Roman" w:cs="Times New Roman"/>
+        </w:rPr>
+        <w:t>Invalid</w:t>
+      </w:r>
+      <w:proofErr w:type="spellEnd"/>
+      <w:r>
+        <w:rPr>
+          <w:rFonts w:eastAsia="Times New Roman" w:cs="Times New Roman"/>
+        </w:rPr>
+        <w:t xml:space="preserve"> </w:t>
+      </w:r>
+      <w:proofErr w:type="spellStart"/>
+      <w:r>
+        <w:rPr>
+          <w:rFonts w:eastAsia="Times New Roman" w:cs="Times New Roman"/>
+        </w:rPr>
+        <w:t>actions</w:t>
+      </w:r>
+      <w:proofErr w:type="spellEnd"/>
+      <w:r>
+        <w:rPr>
+          <w:rFonts w:eastAsia="Times New Roman" w:cs="Times New Roman"/>
+        </w:rPr>
+        <w:t xml:space="preserve"> </w:t>
+      </w:r>
+      <w:proofErr w:type="spellStart"/>
+      <w:r>
+        <w:rPr>
+          <w:rFonts w:eastAsia="Times New Roman" w:cs="Times New Roman"/>
+        </w:rPr>
+        <w:t>were</w:t>
+      </w:r>
+      <w:proofErr w:type="spellEnd"/>
+      <w:r>
+        <w:rPr>
+          <w:rFonts w:eastAsia="Times New Roman" w:cs="Times New Roman"/>
+        </w:rPr>
+        <w:t xml:space="preserve"> </w:t>
+      </w:r>
+      <w:proofErr w:type="spellStart"/>
+      <w:r>
+        <w:rPr>
+          <w:rFonts w:eastAsia="Times New Roman" w:cs="Times New Roman"/>
+        </w:rPr>
+        <w:t>masked</w:t>
+      </w:r>
+      <w:proofErr w:type="spellEnd"/>
+      <w:r>
+        <w:rPr>
+          <w:rFonts w:eastAsia="Times New Roman" w:cs="Times New Roman"/>
+        </w:rPr>
+        <w:t xml:space="preserve"> </w:t>
+      </w:r>
+      <w:proofErr w:type="spellStart"/>
+      <w:r>
+        <w:rPr>
+          <w:rFonts w:eastAsia="Times New Roman" w:cs="Times New Roman"/>
+        </w:rPr>
+        <w:t>before</w:t>
+      </w:r>
+      <w:proofErr w:type="spellEnd"/>
+      <w:r>
+        <w:rPr>
+          <w:rFonts w:eastAsia="Times New Roman" w:cs="Times New Roman"/>
+        </w:rPr>
+        <w:t xml:space="preserve"> </w:t>
+      </w:r>
+      <w:proofErr w:type="spellStart"/>
+      <w:r>
+        <w:rPr>
+          <w:rFonts w:eastAsia="Times New Roman" w:cs="Times New Roman"/>
+        </w:rPr>
+        <w:t>action</w:t>
+      </w:r>
+      <w:proofErr w:type="spellEnd"/>
+      <w:r>
+        <w:rPr>
+          <w:rFonts w:eastAsia="Times New Roman" w:cs="Times New Roman"/>
+        </w:rPr>
+        <w:t xml:space="preserve"> selection to </w:t>
+      </w:r>
+      <w:proofErr w:type="spellStart"/>
+      <w:r>
+        <w:rPr>
+          <w:rFonts w:eastAsia="Times New Roman" w:cs="Times New Roman"/>
+        </w:rPr>
+        <w:t>make</w:t>
+      </w:r>
+      <w:proofErr w:type="spellEnd"/>
+      <w:r>
+        <w:rPr>
+          <w:rFonts w:eastAsia="Times New Roman" w:cs="Times New Roman"/>
+        </w:rPr>
+        <w:t xml:space="preserve"> the </w:t>
+      </w:r>
+      <w:proofErr w:type="spellStart"/>
+      <w:r>
+        <w:rPr>
+          <w:rFonts w:eastAsia="Times New Roman" w:cs="Times New Roman"/>
+        </w:rPr>
+        <w:t>policy</w:t>
+      </w:r>
+      <w:proofErr w:type="spellEnd"/>
+      <w:r>
+        <w:rPr>
+          <w:rFonts w:eastAsia="Times New Roman" w:cs="Times New Roman"/>
+        </w:rPr>
+        <w:t xml:space="preserve"> </w:t>
+      </w:r>
+      <w:proofErr w:type="spellStart"/>
+      <w:r>
+        <w:rPr>
+          <w:rFonts w:eastAsia="Times New Roman" w:cs="Times New Roman"/>
+        </w:rPr>
+        <w:t>compatible</w:t>
+      </w:r>
+      <w:proofErr w:type="spellEnd"/>
+      <w:r>
+        <w:rPr>
+          <w:rFonts w:eastAsia="Times New Roman" w:cs="Times New Roman"/>
+        </w:rPr>
+        <w:t xml:space="preserve"> with the </w:t>
+      </w:r>
+      <w:proofErr w:type="spellStart"/>
+      <w:r>
+        <w:rPr>
+          <w:rFonts w:eastAsia="Times New Roman" w:cs="Times New Roman"/>
+        </w:rPr>
+        <w:t>simulator</w:t>
+      </w:r>
+      <w:proofErr w:type="spellEnd"/>
+      <w:r>
+        <w:rPr>
+          <w:rFonts w:eastAsia="Times New Roman" w:cs="Times New Roman"/>
+        </w:rPr>
+        <w:t xml:space="preserve">. A </w:t>
+      </w:r>
+      <w:proofErr w:type="spellStart"/>
+      <w:r>
+        <w:rPr>
+          <w:rFonts w:eastAsia="Times New Roman" w:cs="Times New Roman"/>
+        </w:rPr>
+        <w:t>local</w:t>
+      </w:r>
+      <w:proofErr w:type="spellEnd"/>
+      <w:r>
+        <w:rPr>
+          <w:rFonts w:eastAsia="Times New Roman" w:cs="Times New Roman"/>
+        </w:rPr>
+        <w:t xml:space="preserve"> </w:t>
+      </w:r>
+      <w:proofErr w:type="spellStart"/>
+      <w:r>
+        <w:rPr>
+          <w:rFonts w:eastAsia="Times New Roman" w:cs="Times New Roman"/>
+        </w:rPr>
+        <w:t>dependency</w:t>
+      </w:r>
+      <w:proofErr w:type="spellEnd"/>
+      <w:r>
+        <w:rPr>
+          <w:rFonts w:eastAsia="Times New Roman" w:cs="Times New Roman"/>
+        </w:rPr>
+        <w:t xml:space="preserve"> </w:t>
+      </w:r>
+      <w:proofErr w:type="spellStart"/>
+      <w:r>
+        <w:rPr>
+          <w:rFonts w:eastAsia="Times New Roman" w:cs="Times New Roman"/>
+        </w:rPr>
+        <w:t>issue</w:t>
+      </w:r>
+      <w:proofErr w:type="spellEnd"/>
+      <w:r>
+        <w:rPr>
+          <w:rFonts w:eastAsia="Times New Roman" w:cs="Times New Roman"/>
+        </w:rPr>
+        <w:t xml:space="preserve"> with </w:t>
+      </w:r>
+      <w:proofErr w:type="spellStart"/>
+      <w:r>
+        <w:rPr>
+          <w:rFonts w:eastAsia="Times New Roman" w:cs="Times New Roman"/>
+        </w:rPr>
+        <w:t>torch.optim.Adam</w:t>
+      </w:r>
+      <w:proofErr w:type="spellEnd"/>
+      <w:r>
+        <w:rPr>
+          <w:rFonts w:eastAsia="Times New Roman" w:cs="Times New Roman"/>
+        </w:rPr>
+        <w:t xml:space="preserve"> </w:t>
+      </w:r>
+      <w:proofErr w:type="spellStart"/>
+      <w:r>
+        <w:rPr>
+          <w:rFonts w:eastAsia="Times New Roman" w:cs="Times New Roman"/>
+        </w:rPr>
+        <w:t>was</w:t>
+      </w:r>
+      <w:proofErr w:type="spellEnd"/>
+      <w:r>
+        <w:rPr>
+          <w:rFonts w:eastAsia="Times New Roman" w:cs="Times New Roman"/>
+        </w:rPr>
+        <w:t xml:space="preserve"> </w:t>
+      </w:r>
+      <w:proofErr w:type="spellStart"/>
+      <w:r>
+        <w:rPr>
+          <w:rFonts w:eastAsia="Times New Roman" w:cs="Times New Roman"/>
+        </w:rPr>
+        <w:t>handled</w:t>
+      </w:r>
+      <w:proofErr w:type="spellEnd"/>
+      <w:r>
+        <w:rPr>
+          <w:rFonts w:eastAsia="Times New Roman" w:cs="Times New Roman"/>
+        </w:rPr>
+        <w:t xml:space="preserve"> </w:t>
+      </w:r>
+      <w:proofErr w:type="spellStart"/>
+      <w:r>
+        <w:rPr>
+          <w:rFonts w:eastAsia="Times New Roman" w:cs="Times New Roman"/>
+        </w:rPr>
+        <w:t>by</w:t>
+      </w:r>
+      <w:proofErr w:type="spellEnd"/>
+      <w:r>
+        <w:rPr>
+          <w:rFonts w:eastAsia="Times New Roman" w:cs="Times New Roman"/>
+        </w:rPr>
+        <w:t xml:space="preserve"> </w:t>
+      </w:r>
+      <w:proofErr w:type="spellStart"/>
+      <w:r>
+        <w:rPr>
+          <w:rFonts w:eastAsia="Times New Roman" w:cs="Times New Roman"/>
+        </w:rPr>
+        <w:t>implementing</w:t>
+      </w:r>
+      <w:proofErr w:type="spellEnd"/>
+      <w:r>
+        <w:rPr>
+          <w:rFonts w:eastAsia="Times New Roman" w:cs="Times New Roman"/>
+        </w:rPr>
+        <w:t xml:space="preserve"> a </w:t>
+      </w:r>
+      <w:proofErr w:type="spellStart"/>
+      <w:r>
+        <w:rPr>
+          <w:rFonts w:eastAsia="Times New Roman" w:cs="Times New Roman"/>
+        </w:rPr>
+        <w:t>small</w:t>
+      </w:r>
+      <w:proofErr w:type="spellEnd"/>
+      <w:r>
+        <w:rPr>
+          <w:rFonts w:eastAsia="Times New Roman" w:cs="Times New Roman"/>
+        </w:rPr>
+        <w:t xml:space="preserve"> </w:t>
+      </w:r>
+      <w:proofErr w:type="spellStart"/>
+      <w:r>
+        <w:rPr>
+          <w:rFonts w:eastAsia="Times New Roman" w:cs="Times New Roman"/>
+        </w:rPr>
+        <w:t>ManualAdam</w:t>
+      </w:r>
+      <w:proofErr w:type="spellEnd"/>
+      <w:r>
+        <w:rPr>
+          <w:rFonts w:eastAsia="Times New Roman" w:cs="Times New Roman"/>
+        </w:rPr>
+        <w:t xml:space="preserve"> </w:t>
+      </w:r>
+      <w:proofErr w:type="spellStart"/>
+      <w:r>
+        <w:rPr>
+          <w:rFonts w:eastAsia="Times New Roman" w:cs="Times New Roman"/>
+        </w:rPr>
+        <w:t>optimizer</w:t>
+      </w:r>
+      <w:proofErr w:type="spellEnd"/>
+      <w:r>
+        <w:rPr>
+          <w:rFonts w:eastAsia="Times New Roman" w:cs="Times New Roman"/>
+        </w:rPr>
+        <w:t xml:space="preserve">. </w:t>
+      </w:r>
+      <w:proofErr w:type="spellStart"/>
+      <w:r>
+        <w:rPr>
+          <w:rFonts w:eastAsia="Times New Roman" w:cs="Times New Roman"/>
+        </w:rPr>
+        <w:t>After</w:t>
+      </w:r>
+      <w:proofErr w:type="spellEnd"/>
+      <w:r>
+        <w:rPr>
+          <w:rFonts w:eastAsia="Times New Roman" w:cs="Times New Roman"/>
+        </w:rPr>
+        <w:t xml:space="preserve"> the </w:t>
+      </w:r>
+      <w:proofErr w:type="spellStart"/>
+      <w:r>
+        <w:rPr>
+          <w:rFonts w:eastAsia="Times New Roman" w:cs="Times New Roman"/>
+        </w:rPr>
+        <w:t>vanilla</w:t>
+      </w:r>
+      <w:proofErr w:type="spellEnd"/>
+      <w:r>
+        <w:rPr>
+          <w:rFonts w:eastAsia="Times New Roman" w:cs="Times New Roman"/>
+        </w:rPr>
+        <w:t xml:space="preserve"> A2C </w:t>
+      </w:r>
+      <w:proofErr w:type="spellStart"/>
+      <w:r>
+        <w:rPr>
+          <w:rFonts w:eastAsia="Times New Roman" w:cs="Times New Roman"/>
+        </w:rPr>
+        <w:t>pipeline</w:t>
+      </w:r>
+      <w:proofErr w:type="spellEnd"/>
+      <w:r>
+        <w:rPr>
+          <w:rFonts w:eastAsia="Times New Roman" w:cs="Times New Roman"/>
+        </w:rPr>
+        <w:t xml:space="preserve"> </w:t>
+      </w:r>
+      <w:proofErr w:type="spellStart"/>
+      <w:r>
+        <w:rPr>
+          <w:rFonts w:eastAsia="Times New Roman" w:cs="Times New Roman"/>
+        </w:rPr>
+        <w:t>worked</w:t>
+      </w:r>
+      <w:proofErr w:type="spellEnd"/>
+      <w:r>
+        <w:rPr>
+          <w:rFonts w:eastAsia="Times New Roman" w:cs="Times New Roman"/>
+        </w:rPr>
+        <w:t xml:space="preserve">, </w:t>
+      </w:r>
+      <w:proofErr w:type="spellStart"/>
+      <w:r>
+        <w:rPr>
+          <w:rFonts w:eastAsia="Times New Roman" w:cs="Times New Roman"/>
+        </w:rPr>
+        <w:t>behavior</w:t>
+      </w:r>
+      <w:proofErr w:type="spellEnd"/>
+      <w:r>
+        <w:rPr>
+          <w:rFonts w:eastAsia="Times New Roman" w:cs="Times New Roman"/>
+        </w:rPr>
+        <w:t xml:space="preserve"> </w:t>
+      </w:r>
+      <w:proofErr w:type="spellStart"/>
+      <w:r>
+        <w:rPr>
+          <w:rFonts w:eastAsia="Times New Roman" w:cs="Times New Roman"/>
+        </w:rPr>
+        <w:t>cloning</w:t>
+      </w:r>
+      <w:proofErr w:type="spellEnd"/>
+      <w:r>
+        <w:rPr>
+          <w:rFonts w:eastAsia="Times New Roman" w:cs="Times New Roman"/>
+        </w:rPr>
+        <w:t xml:space="preserve"> and the </w:t>
+      </w:r>
+      <w:proofErr w:type="spellStart"/>
+      <w:r>
+        <w:rPr>
+          <w:rFonts w:eastAsia="Times New Roman" w:cs="Times New Roman"/>
+        </w:rPr>
+        <w:t>advantage-normalization</w:t>
+      </w:r>
+      <w:proofErr w:type="spellEnd"/>
+      <w:r>
+        <w:rPr>
+          <w:rFonts w:eastAsia="Times New Roman" w:cs="Times New Roman"/>
+        </w:rPr>
+        <w:t xml:space="preserve"> </w:t>
+      </w:r>
+      <w:proofErr w:type="spellStart"/>
+      <w:r>
+        <w:rPr>
+          <w:rFonts w:eastAsia="Times New Roman" w:cs="Times New Roman"/>
+        </w:rPr>
+        <w:t>ablation</w:t>
+      </w:r>
+      <w:proofErr w:type="spellEnd"/>
+      <w:r>
+        <w:rPr>
+          <w:rFonts w:eastAsia="Times New Roman" w:cs="Times New Roman"/>
+        </w:rPr>
+        <w:t xml:space="preserve"> </w:t>
+      </w:r>
+      <w:proofErr w:type="spellStart"/>
+      <w:r>
+        <w:rPr>
+          <w:rFonts w:eastAsia="Times New Roman" w:cs="Times New Roman"/>
+        </w:rPr>
+        <w:t>were</w:t>
+      </w:r>
+      <w:proofErr w:type="spellEnd"/>
+      <w:r>
+        <w:rPr>
+          <w:rFonts w:eastAsia="Times New Roman" w:cs="Times New Roman"/>
+        </w:rPr>
+        <w:t xml:space="preserve"> </w:t>
+      </w:r>
+      <w:proofErr w:type="spellStart"/>
+      <w:r>
+        <w:rPr>
+          <w:rFonts w:eastAsia="Times New Roman" w:cs="Times New Roman"/>
+        </w:rPr>
+        <w:t>added</w:t>
+      </w:r>
+      <w:proofErr w:type="spellEnd"/>
+      <w:r>
+        <w:rPr>
+          <w:rFonts w:eastAsia="Times New Roman" w:cs="Times New Roman"/>
+        </w:rPr>
+        <w:t xml:space="preserve"> to </w:t>
+      </w:r>
+      <w:proofErr w:type="spellStart"/>
+      <w:r>
+        <w:rPr>
+          <w:rFonts w:eastAsia="Times New Roman" w:cs="Times New Roman"/>
+        </w:rPr>
+        <w:t>analyze</w:t>
+      </w:r>
+      <w:proofErr w:type="spellEnd"/>
+      <w:r>
+        <w:rPr>
+          <w:rFonts w:eastAsia="Times New Roman" w:cs="Times New Roman"/>
+        </w:rPr>
+        <w:t xml:space="preserve"> </w:t>
+      </w:r>
+      <w:proofErr w:type="spellStart"/>
+      <w:r>
+        <w:rPr>
+          <w:rFonts w:eastAsia="Times New Roman" w:cs="Times New Roman"/>
+        </w:rPr>
+        <w:t>whether</w:t>
+      </w:r>
+      <w:proofErr w:type="spellEnd"/>
+      <w:r>
+        <w:rPr>
+          <w:rFonts w:eastAsia="Times New Roman" w:cs="Times New Roman"/>
+        </w:rPr>
+        <w:t xml:space="preserve"> </w:t>
+      </w:r>
+      <w:proofErr w:type="spellStart"/>
+      <w:r>
+        <w:rPr>
+          <w:rFonts w:eastAsia="Times New Roman" w:cs="Times New Roman"/>
+        </w:rPr>
+        <w:t>imitation</w:t>
+      </w:r>
+      <w:proofErr w:type="spellEnd"/>
+      <w:r>
+        <w:rPr>
+          <w:rFonts w:eastAsia="Times New Roman" w:cs="Times New Roman"/>
+        </w:rPr>
+        <w:t xml:space="preserve"> and </w:t>
+      </w:r>
+      <w:proofErr w:type="spellStart"/>
+      <w:r>
+        <w:rPr>
+          <w:rFonts w:eastAsia="Times New Roman" w:cs="Times New Roman"/>
+        </w:rPr>
+        <w:t>normalized</w:t>
+      </w:r>
+      <w:proofErr w:type="spellEnd"/>
+      <w:r>
+        <w:rPr>
+          <w:rFonts w:eastAsia="Times New Roman" w:cs="Times New Roman"/>
+        </w:rPr>
+        <w:t xml:space="preserve"> </w:t>
+      </w:r>
+      <w:proofErr w:type="spellStart"/>
+      <w:r>
+        <w:rPr>
+          <w:rFonts w:eastAsia="Times New Roman" w:cs="Times New Roman"/>
+        </w:rPr>
+        <w:t>advantages</w:t>
+      </w:r>
+      <w:proofErr w:type="spellEnd"/>
+      <w:r>
+        <w:rPr>
+          <w:rFonts w:eastAsia="Times New Roman" w:cs="Times New Roman"/>
+        </w:rPr>
+        <w:t xml:space="preserve"> </w:t>
+      </w:r>
+      <w:proofErr w:type="spellStart"/>
+      <w:r>
+        <w:rPr>
+          <w:rFonts w:eastAsia="Times New Roman" w:cs="Times New Roman"/>
+        </w:rPr>
+        <w:t>could</w:t>
+      </w:r>
+      <w:proofErr w:type="spellEnd"/>
+      <w:r>
+        <w:rPr>
+          <w:rFonts w:eastAsia="Times New Roman" w:cs="Times New Roman"/>
+        </w:rPr>
+        <w:t xml:space="preserve"> </w:t>
+      </w:r>
+      <w:proofErr w:type="spellStart"/>
+      <w:r>
+        <w:rPr>
+          <w:rFonts w:eastAsia="Times New Roman" w:cs="Times New Roman"/>
+        </w:rPr>
+        <w:t>improve</w:t>
+      </w:r>
+      <w:proofErr w:type="spellEnd"/>
+      <w:r>
+        <w:rPr>
+          <w:rFonts w:eastAsia="Times New Roman" w:cs="Times New Roman"/>
+        </w:rPr>
+        <w:t xml:space="preserve"> </w:t>
+      </w:r>
+      <w:proofErr w:type="spellStart"/>
+      <w:r>
+        <w:rPr>
+          <w:rFonts w:eastAsia="Times New Roman" w:cs="Times New Roman"/>
+        </w:rPr>
+        <w:t>policy</w:t>
+      </w:r>
+      <w:proofErr w:type="spellEnd"/>
+      <w:r>
+        <w:rPr>
+          <w:rFonts w:eastAsia="Times New Roman" w:cs="Times New Roman"/>
+        </w:rPr>
+        <w:t xml:space="preserve"> </w:t>
+      </w:r>
+      <w:proofErr w:type="spellStart"/>
+      <w:r>
+        <w:rPr>
+          <w:rFonts w:eastAsia="Times New Roman" w:cs="Times New Roman"/>
+        </w:rPr>
+        <w:t>learning</w:t>
+      </w:r>
+      <w:proofErr w:type="spellEnd"/>
+      <w:r>
+        <w:rPr>
+          <w:rFonts w:eastAsia="Times New Roman" w:cs="Times New Roman"/>
+        </w:rPr>
+        <w:t xml:space="preserve"> </w:t>
+      </w:r>
+      <w:proofErr w:type="spellStart"/>
+      <w:r>
+        <w:rPr>
+          <w:rFonts w:eastAsia="Times New Roman" w:cs="Times New Roman"/>
+        </w:rPr>
+        <w:t>stability</w:t>
+      </w:r>
+      <w:proofErr w:type="spellEnd"/>
+      <w:r>
+        <w:rPr>
+          <w:rFonts w:eastAsia="Times New Roman" w:cs="Times New Roman"/>
+        </w:rPr>
+        <w:t>.</w:t>
+      </w:r>
     </w:p>
     <w:p>
       <w:pPr>
         <w:rPr>
           <w:rFonts w:eastAsia="Times New Roman" w:cs="Times New Roman"/>
+          <w:b/>
+          <w:bCs/>
         </w:rPr>
       </w:pPr>
       <w:r>
         <w:rPr>
           <w:rFonts w:eastAsia="Times New Roman" w:cs="Times New Roman"/>
+          <w:b/>
+          <w:bCs/>
           <w:lang w:val="en-US"/>
         </w:rPr>
+        <w:lastRenderedPageBreak/>
         <w:t>3.8 Visual Analysis</w:t>
       </w:r>
     </w:p>
@@ -12192,7 +13242,7 @@
         <w:tblLook w:val="06A0" w:firstRow="1" w:lastRow="0" w:firstColumn="1" w:lastColumn="0" w:noHBand="1" w:noVBand="1"/>
       </w:tblPr>
       <w:tblGrid>
-        <w:gridCol w:w="9060"/>
+        <w:gridCol w:w="9062"/>
       </w:tblGrid>
       <w:tr>
         <w:trPr>
@@ -12215,10 +13265,10 @@
                 <w:noProof/>
               </w:rPr>
               <w:drawing>
-                <wp:inline distT="0" distB="0" distL="0" distR="0" wp14:anchorId="0D6917CC" wp14:editId="1A2B13E8">
-                  <wp:extent cx="5193506" cy="2848052"/>
+                <wp:inline distT="0" distB="0" distL="0" distR="0" wp14:anchorId="2827DF99" wp14:editId="055BC33C">
+                  <wp:extent cx="5753100" cy="3105150"/>
                   <wp:effectExtent l="0" t="0" r="0" b="0"/>
-                  <wp:docPr id="545847627" name="drawing"/>
+                  <wp:docPr id="1025654517" name="Resim 3"/>
                   <wp:cNvGraphicFramePr>
                     <a:graphicFrameLocks xmlns:a="http://schemas.openxmlformats.org/drawingml/2006/main" noChangeAspect="1"/>
                   </wp:cNvGraphicFramePr>
@@ -12226,29 +13276,36 @@
                     <a:graphicData uri="http://schemas.openxmlformats.org/drawingml/2006/picture">
                       <pic:pic xmlns:pic="http://schemas.openxmlformats.org/drawingml/2006/picture">
                         <pic:nvPicPr>
-                          <pic:cNvPr id="545847627" name="Picture 545847627"/>
-                          <pic:cNvPicPr/>
+                          <pic:cNvPr id="0" name="Picture 3"/>
+                          <pic:cNvPicPr>
+                            <a:picLocks noChangeAspect="1" noChangeArrowheads="1"/>
+                          </pic:cNvPicPr>
                         </pic:nvPicPr>
                         <pic:blipFill>
-                          <a:blip r:embed="rId11">
+                          <a:blip r:embed="rId11" cstate="print">
                             <a:extLst>
                               <a:ext uri="{28A0092B-C50C-407E-A947-70E740481C1C}">
-                                <a14:useLocalDpi xmlns:a14="http://schemas.microsoft.com/office/drawing/2010/main"/>
+                                <a14:useLocalDpi xmlns:a14="http://schemas.microsoft.com/office/drawing/2010/main" val="0"/>
                               </a:ext>
                             </a:extLst>
                           </a:blip>
+                          <a:srcRect/>
                           <a:stretch>
                             <a:fillRect/>
                           </a:stretch>
                         </pic:blipFill>
-                        <pic:spPr>
+                        <pic:spPr bwMode="auto">
                           <a:xfrm>
                             <a:off x="0" y="0"/>
-                            <a:ext cx="5193506" cy="2848052"/>
+                            <a:ext cx="5753100" cy="3105150"/>
                           </a:xfrm>
                           <a:prstGeom prst="rect">
                             <a:avLst/>
                           </a:prstGeom>
+                          <a:noFill/>
+                          <a:ln>
+                            <a:noFill/>
+                          </a:ln>
                         </pic:spPr>
                       </pic:pic>
                     </a:graphicData>
@@ -12297,7 +13354,7 @@
         <w:tblLook w:val="06A0" w:firstRow="1" w:lastRow="0" w:firstColumn="1" w:lastColumn="0" w:noHBand="1" w:noVBand="1"/>
       </w:tblPr>
       <w:tblGrid>
-        <w:gridCol w:w="9060"/>
+        <w:gridCol w:w="9062"/>
       </w:tblGrid>
       <w:tr>
         <w:trPr>
@@ -12318,12 +13375,11 @@
               <w:rPr>
                 <w:noProof/>
               </w:rPr>
-              <w:lastRenderedPageBreak/>
               <w:drawing>
-                <wp:inline distT="0" distB="0" distL="0" distR="0" wp14:anchorId="693A9D2B" wp14:editId="73E34CC7">
-                  <wp:extent cx="5610225" cy="2771775"/>
-                  <wp:effectExtent l="0" t="0" r="0" b="0"/>
-                  <wp:docPr id="2046047859" name="drawing"/>
+                <wp:inline distT="0" distB="0" distL="0" distR="0" wp14:anchorId="32EA895A" wp14:editId="0CC8907D">
+                  <wp:extent cx="5753100" cy="2924175"/>
+                  <wp:effectExtent l="0" t="0" r="0" b="9525"/>
+                  <wp:docPr id="448575120" name="Resim 4"/>
                   <wp:cNvGraphicFramePr>
                     <a:graphicFrameLocks xmlns:a="http://schemas.openxmlformats.org/drawingml/2006/main" noChangeAspect="1"/>
                   </wp:cNvGraphicFramePr>
@@ -12331,29 +13387,36 @@
                     <a:graphicData uri="http://schemas.openxmlformats.org/drawingml/2006/picture">
                       <pic:pic xmlns:pic="http://schemas.openxmlformats.org/drawingml/2006/picture">
                         <pic:nvPicPr>
-                          <pic:cNvPr id="2046047859" name="Picture 2046047859"/>
-                          <pic:cNvPicPr/>
+                          <pic:cNvPr id="0" name="Picture 4"/>
+                          <pic:cNvPicPr>
+                            <a:picLocks noChangeAspect="1" noChangeArrowheads="1"/>
+                          </pic:cNvPicPr>
                         </pic:nvPicPr>
                         <pic:blipFill>
-                          <a:blip r:embed="rId12">
+                          <a:blip r:embed="rId12" cstate="print">
                             <a:extLst>
                               <a:ext uri="{28A0092B-C50C-407E-A947-70E740481C1C}">
-                                <a14:useLocalDpi xmlns:a14="http://schemas.microsoft.com/office/drawing/2010/main"/>
+                                <a14:useLocalDpi xmlns:a14="http://schemas.microsoft.com/office/drawing/2010/main" val="0"/>
                               </a:ext>
                             </a:extLst>
                           </a:blip>
+                          <a:srcRect/>
                           <a:stretch>
                             <a:fillRect/>
                           </a:stretch>
                         </pic:blipFill>
-                        <pic:spPr>
+                        <pic:spPr bwMode="auto">
                           <a:xfrm>
                             <a:off x="0" y="0"/>
-                            <a:ext cx="5610225" cy="2771775"/>
+                            <a:ext cx="5753100" cy="2924175"/>
                           </a:xfrm>
                           <a:prstGeom prst="rect">
                             <a:avLst/>
                           </a:prstGeom>
+                          <a:noFill/>
+                          <a:ln>
+                            <a:noFill/>
+                          </a:ln>
                         </pic:spPr>
                       </pic:pic>
                     </a:graphicData>
@@ -12395,19 +13458,26 @@
         </w:rPr>
       </w:pPr>
     </w:p>
-    <w:p>
-      <w:r>
-        <w:br w:type="page"/>
-      </w:r>
-    </w:p>
+    <w:p/>
+    <w:p/>
+    <w:p/>
+    <w:p/>
     <w:p>
       <w:pPr>
         <w:numPr>
           <w:ilvl w:val="0"/>
           <w:numId w:val="13"/>
         </w:numPr>
+        <w:rPr>
+          <w:b/>
+          <w:bCs/>
+        </w:rPr>
       </w:pPr>
       <w:r>
+        <w:rPr>
+          <w:b/>
+          <w:bCs/>
+        </w:rPr>
         <w:lastRenderedPageBreak/>
         <w:t>ROLE C - PLANNING BASED METHODS</w:t>
       </w:r>
@@ -13028,11 +14098,25 @@
       </w:r>
     </w:p>
     <w:p>
-      <w:r>
+      <w:pPr>
+        <w:rPr>
+          <w:b/>
+          <w:bCs/>
+        </w:rPr>
+      </w:pPr>
+      <w:r>
+        <w:rPr>
+          <w:b/>
+          <w:bCs/>
+        </w:rPr>
         <w:t xml:space="preserve">4.1 Environment </w:t>
       </w:r>
       <w:proofErr w:type="spellStart"/>
       <w:r>
+        <w:rPr>
+          <w:b/>
+          <w:bCs/>
+        </w:rPr>
         <w:t>Structure</w:t>
       </w:r>
       <w:proofErr w:type="spellEnd"/>
@@ -15514,31 +16598,65 @@
       </w:r>
     </w:p>
     <w:p>
-      <w:r>
+      <w:pPr>
+        <w:rPr>
+          <w:b/>
+          <w:bCs/>
+        </w:rPr>
+      </w:pPr>
+      <w:r>
+        <w:rPr>
+          <w:b/>
+          <w:bCs/>
+        </w:rPr>
         <w:t xml:space="preserve">4.4 </w:t>
       </w:r>
       <w:proofErr w:type="spellStart"/>
       <w:r>
+        <w:rPr>
+          <w:b/>
+          <w:bCs/>
+        </w:rPr>
         <w:t>Stage</w:t>
       </w:r>
       <w:proofErr w:type="spellEnd"/>
       <w:r>
+        <w:rPr>
+          <w:b/>
+          <w:bCs/>
+        </w:rPr>
         <w:t xml:space="preserve"> 3: </w:t>
       </w:r>
       <w:proofErr w:type="spellStart"/>
       <w:r>
+        <w:rPr>
+          <w:b/>
+          <w:bCs/>
+        </w:rPr>
         <w:t>Priority</w:t>
       </w:r>
       <w:proofErr w:type="spellEnd"/>
       <w:r>
+        <w:rPr>
+          <w:b/>
+          <w:bCs/>
+        </w:rPr>
         <w:t xml:space="preserve"> Meta </w:t>
       </w:r>
       <w:proofErr w:type="spellStart"/>
       <w:r>
+        <w:rPr>
+          <w:b/>
+          <w:bCs/>
+        </w:rPr>
         <w:t>Dyna</w:t>
       </w:r>
       <w:proofErr w:type="spellEnd"/>
       <w:r>
+        <w:rPr>
+          <w:b/>
+          <w:bCs/>
+        </w:rPr>
         <w:t>-Q Planner</w:t>
       </w:r>
     </w:p>
@@ -16281,39 +17399,81 @@
       </w:r>
     </w:p>
     <w:p>
-      <w:r>
+      <w:pPr>
+        <w:rPr>
+          <w:b/>
+          <w:bCs/>
+        </w:rPr>
+      </w:pPr>
+      <w:r>
+        <w:rPr>
+          <w:b/>
+          <w:bCs/>
+        </w:rPr>
         <w:t xml:space="preserve">4.5 Final </w:t>
       </w:r>
       <w:proofErr w:type="spellStart"/>
       <w:r>
+        <w:rPr>
+          <w:b/>
+          <w:bCs/>
+        </w:rPr>
         <w:t>Method</w:t>
       </w:r>
       <w:proofErr w:type="spellEnd"/>
       <w:r>
+        <w:rPr>
+          <w:b/>
+          <w:bCs/>
+        </w:rPr>
         <w:t xml:space="preserve">: </w:t>
       </w:r>
       <w:proofErr w:type="spellStart"/>
       <w:r>
+        <w:rPr>
+          <w:b/>
+          <w:bCs/>
+        </w:rPr>
         <w:t>Priority</w:t>
       </w:r>
       <w:proofErr w:type="spellEnd"/>
       <w:r>
+        <w:rPr>
+          <w:b/>
+          <w:bCs/>
+        </w:rPr>
         <w:t xml:space="preserve"> Meta </w:t>
       </w:r>
       <w:proofErr w:type="spellStart"/>
       <w:r>
+        <w:rPr>
+          <w:b/>
+          <w:bCs/>
+        </w:rPr>
         <w:t>Dyna</w:t>
       </w:r>
       <w:proofErr w:type="spellEnd"/>
       <w:r>
+        <w:rPr>
+          <w:b/>
+          <w:bCs/>
+        </w:rPr>
         <w:t xml:space="preserve">-Q V2 </w:t>
       </w:r>
       <w:proofErr w:type="spellStart"/>
       <w:r>
+        <w:rPr>
+          <w:b/>
+          <w:bCs/>
+        </w:rPr>
         <w:t>Battery-Reassignment</w:t>
       </w:r>
       <w:proofErr w:type="spellEnd"/>
       <w:r>
+        <w:rPr>
+          <w:b/>
+          <w:bCs/>
+        </w:rPr>
         <w:t xml:space="preserve"> Planner</w:t>
       </w:r>
     </w:p>
@@ -17338,96 +18498,99 @@
       <w:proofErr w:type="spellEnd"/>
       <w:r>
         <w:t>.</w:t>
-      </w:r>
-    </w:p>
-    <w:p>
-      <w:r>
-        <w:t>4.6 Meta-</w:t>
-      </w:r>
-      <w:proofErr w:type="spellStart"/>
-      <w:r>
-        <w:t>State</w:t>
-      </w:r>
-      <w:proofErr w:type="spellEnd"/>
-      <w:r>
-        <w:t xml:space="preserve"> </w:t>
-      </w:r>
-      <w:proofErr w:type="spellStart"/>
-      <w:r>
-        <w:t>Representation</w:t>
-      </w:r>
-      <w:proofErr w:type="spellEnd"/>
-    </w:p>
-    <w:p>
-      <w:r>
-        <w:t xml:space="preserve">The V2 </w:t>
-      </w:r>
-      <w:proofErr w:type="spellStart"/>
-      <w:r>
-        <w:t>planner</w:t>
-      </w:r>
-      <w:proofErr w:type="spellEnd"/>
-      <w:r>
-        <w:t xml:space="preserve"> </w:t>
-      </w:r>
-      <w:proofErr w:type="spellStart"/>
-      <w:r>
-        <w:t>used</w:t>
-      </w:r>
-      <w:proofErr w:type="spellEnd"/>
-      <w:r>
-        <w:t xml:space="preserve"> a </w:t>
-      </w:r>
-      <w:proofErr w:type="spellStart"/>
-      <w:r>
-        <w:t>compact</w:t>
-      </w:r>
-      <w:proofErr w:type="spellEnd"/>
-      <w:r>
-        <w:t xml:space="preserve"> meta-</w:t>
-      </w:r>
-      <w:proofErr w:type="spellStart"/>
-      <w:r>
-        <w:t>state</w:t>
-      </w:r>
-      <w:proofErr w:type="spellEnd"/>
-      <w:r>
-        <w:t xml:space="preserve"> </w:t>
-      </w:r>
-      <w:proofErr w:type="spellStart"/>
-      <w:r>
-        <w:t>representation</w:t>
-      </w:r>
-      <w:proofErr w:type="spellEnd"/>
-      <w:r>
-        <w:t xml:space="preserve">. The main </w:t>
-      </w:r>
-      <w:proofErr w:type="spellStart"/>
-      <w:r>
-        <w:t>features</w:t>
-      </w:r>
-      <w:proofErr w:type="spellEnd"/>
-      <w:r>
-        <w:t xml:space="preserve"> </w:t>
-      </w:r>
-      <w:proofErr w:type="spellStart"/>
-      <w:r>
-        <w:t>were</w:t>
-      </w:r>
-      <w:proofErr w:type="spellEnd"/>
-      <w:r>
-        <w:t>:</w:t>
       </w:r>
     </w:p>
     <w:p>
       <w:pPr>
-        <w:numPr>
-          <w:ilvl w:val="0"/>
-          <w:numId w:val="15"/>
-        </w:numPr>
+        <w:rPr>
+          <w:b/>
+          <w:bCs/>
+        </w:rPr>
       </w:pPr>
       <w:r>
-        <w:t xml:space="preserve">Number of </w:t>
+        <w:rPr>
+          <w:b/>
+          <w:bCs/>
+        </w:rPr>
+        <w:t>4.6 Meta-</w:t>
+      </w:r>
+      <w:proofErr w:type="spellStart"/>
+      <w:r>
+        <w:rPr>
+          <w:b/>
+          <w:bCs/>
+        </w:rPr>
+        <w:t>State</w:t>
+      </w:r>
+      <w:proofErr w:type="spellEnd"/>
+      <w:r>
+        <w:rPr>
+          <w:b/>
+          <w:bCs/>
+        </w:rPr>
+        <w:t xml:space="preserve"> </w:t>
+      </w:r>
+      <w:proofErr w:type="spellStart"/>
+      <w:r>
+        <w:rPr>
+          <w:b/>
+          <w:bCs/>
+        </w:rPr>
+        <w:t>Representation</w:t>
+      </w:r>
+      <w:proofErr w:type="spellEnd"/>
+    </w:p>
+    <w:p>
+      <w:r>
+        <w:t xml:space="preserve">The V2 </w:t>
+      </w:r>
+      <w:proofErr w:type="spellStart"/>
+      <w:r>
+        <w:t>planner</w:t>
+      </w:r>
+      <w:proofErr w:type="spellEnd"/>
+      <w:r>
+        <w:t xml:space="preserve"> </w:t>
+      </w:r>
+      <w:proofErr w:type="spellStart"/>
+      <w:r>
+        <w:t>used</w:t>
+      </w:r>
+      <w:proofErr w:type="spellEnd"/>
+      <w:r>
+        <w:t xml:space="preserve"> a </w:t>
+      </w:r>
+      <w:proofErr w:type="spellStart"/>
+      <w:r>
+        <w:t>compact</w:t>
+      </w:r>
+      <w:proofErr w:type="spellEnd"/>
+      <w:r>
+        <w:t xml:space="preserve"> meta-</w:t>
+      </w:r>
+      <w:proofErr w:type="spellStart"/>
+      <w:r>
+        <w:t>state</w:t>
+      </w:r>
+      <w:proofErr w:type="spellEnd"/>
+      <w:r>
+        <w:t xml:space="preserve"> </w:t>
+      </w:r>
+      <w:proofErr w:type="spellStart"/>
+      <w:r>
+        <w:t>representation</w:t>
+      </w:r>
+      <w:proofErr w:type="spellEnd"/>
+      <w:r>
+        <w:t xml:space="preserve"> </w:t>
+      </w:r>
+      <w:proofErr w:type="spellStart"/>
+      <w:r>
+        <w:t>based</w:t>
+      </w:r>
+      <w:proofErr w:type="spellEnd"/>
+      <w:r>
+        <w:t xml:space="preserve"> on the number of </w:t>
       </w:r>
       <w:proofErr w:type="spellStart"/>
       <w:r>
@@ -17442,94 +18605,448 @@
         <w:t>orders</w:t>
       </w:r>
       <w:proofErr w:type="spellEnd"/>
+      <w:r>
+        <w:t xml:space="preserve">, </w:t>
+      </w:r>
+      <w:proofErr w:type="spellStart"/>
+      <w:r>
+        <w:t>low-battery</w:t>
+      </w:r>
+      <w:proofErr w:type="spellEnd"/>
+      <w:r>
+        <w:t xml:space="preserve"> </w:t>
+      </w:r>
+      <w:proofErr w:type="spellStart"/>
+      <w:r>
+        <w:t>drone</w:t>
+      </w:r>
+      <w:proofErr w:type="spellEnd"/>
+      <w:r>
+        <w:t xml:space="preserve"> </w:t>
+      </w:r>
+      <w:proofErr w:type="spellStart"/>
+      <w:r>
+        <w:t>counts</w:t>
+      </w:r>
+      <w:proofErr w:type="spellEnd"/>
+      <w:r>
+        <w:t xml:space="preserve">, </w:t>
+      </w:r>
+      <w:proofErr w:type="spellStart"/>
+      <w:r>
+        <w:t>greedy</w:t>
+      </w:r>
+      <w:proofErr w:type="spellEnd"/>
+      <w:r>
+        <w:t xml:space="preserve"> </w:t>
+      </w:r>
+      <w:proofErr w:type="spellStart"/>
+      <w:r>
+        <w:t>action</w:t>
+      </w:r>
+      <w:proofErr w:type="spellEnd"/>
+      <w:r>
+        <w:t xml:space="preserve"> </w:t>
+      </w:r>
+      <w:proofErr w:type="spellStart"/>
+      <w:r>
+        <w:t>type</w:t>
+      </w:r>
+      <w:proofErr w:type="spellEnd"/>
+      <w:r>
+        <w:t xml:space="preserve">, </w:t>
+      </w:r>
+      <w:proofErr w:type="spellStart"/>
+      <w:r>
+        <w:t>battery</w:t>
+      </w:r>
+      <w:proofErr w:type="spellEnd"/>
+      <w:r>
+        <w:t xml:space="preserve">-risk </w:t>
+      </w:r>
+      <w:proofErr w:type="spellStart"/>
+      <w:r>
+        <w:t>flag</w:t>
+      </w:r>
+      <w:proofErr w:type="spellEnd"/>
+      <w:r>
+        <w:t xml:space="preserve">, </w:t>
+      </w:r>
+      <w:proofErr w:type="spellStart"/>
+      <w:r>
+        <w:t>state</w:t>
+      </w:r>
+      <w:proofErr w:type="spellEnd"/>
+      <w:r>
+        <w:t>-of-</w:t>
+      </w:r>
+      <w:proofErr w:type="spellStart"/>
+      <w:r>
+        <w:t>charge</w:t>
+      </w:r>
+      <w:proofErr w:type="spellEnd"/>
+      <w:r>
+        <w:t xml:space="preserve"> </w:t>
+      </w:r>
+      <w:proofErr w:type="spellStart"/>
+      <w:r>
+        <w:t>bucket</w:t>
+      </w:r>
+      <w:proofErr w:type="spellEnd"/>
+      <w:r>
+        <w:t xml:space="preserve">, </w:t>
+      </w:r>
+      <w:proofErr w:type="spellStart"/>
+      <w:r>
+        <w:t>estimated</w:t>
+      </w:r>
+      <w:proofErr w:type="spellEnd"/>
+      <w:r>
+        <w:t xml:space="preserve"> trip </w:t>
+      </w:r>
+      <w:proofErr w:type="spellStart"/>
+      <w:r>
+        <w:t>distance</w:t>
+      </w:r>
+      <w:proofErr w:type="spellEnd"/>
+      <w:r>
+        <w:t xml:space="preserve"> </w:t>
+      </w:r>
+      <w:proofErr w:type="spellStart"/>
+      <w:r>
+        <w:t>bucket</w:t>
+      </w:r>
+      <w:proofErr w:type="spellEnd"/>
+      <w:r>
+        <w:t xml:space="preserve">, </w:t>
+      </w:r>
+      <w:proofErr w:type="spellStart"/>
+      <w:r>
+        <w:t>order</w:t>
+      </w:r>
+      <w:proofErr w:type="spellEnd"/>
+      <w:r>
+        <w:t xml:space="preserve"> </w:t>
+      </w:r>
+      <w:proofErr w:type="spellStart"/>
+      <w:r>
+        <w:t>age</w:t>
+      </w:r>
+      <w:proofErr w:type="spellEnd"/>
+      <w:r>
+        <w:t xml:space="preserve"> </w:t>
+      </w:r>
+      <w:proofErr w:type="spellStart"/>
+      <w:r>
+        <w:t>bucket</w:t>
+      </w:r>
+      <w:proofErr w:type="spellEnd"/>
+      <w:r>
+        <w:t xml:space="preserve">, </w:t>
+      </w:r>
+      <w:proofErr w:type="spellStart"/>
+      <w:r>
+        <w:t>battery</w:t>
+      </w:r>
+      <w:proofErr w:type="spellEnd"/>
+      <w:r>
+        <w:t xml:space="preserve">-risk </w:t>
+      </w:r>
+      <w:proofErr w:type="spellStart"/>
+      <w:r>
+        <w:t>margin</w:t>
+      </w:r>
+      <w:proofErr w:type="spellEnd"/>
+      <w:r>
+        <w:t xml:space="preserve">, </w:t>
+      </w:r>
+      <w:proofErr w:type="spellStart"/>
+      <w:r>
+        <w:t>safe</w:t>
+      </w:r>
+      <w:proofErr w:type="spellEnd"/>
+      <w:r>
+        <w:t xml:space="preserve">-swap </w:t>
+      </w:r>
+      <w:proofErr w:type="spellStart"/>
+      <w:r>
+        <w:t>availability</w:t>
+      </w:r>
+      <w:proofErr w:type="spellEnd"/>
+      <w:r>
+        <w:t xml:space="preserve">, </w:t>
+      </w:r>
+      <w:proofErr w:type="spellStart"/>
+      <w:r>
+        <w:t>charge-action</w:t>
+      </w:r>
+      <w:proofErr w:type="spellEnd"/>
+      <w:r>
+        <w:t xml:space="preserve"> </w:t>
+      </w:r>
+      <w:proofErr w:type="spellStart"/>
+      <w:r>
+        <w:t>availability</w:t>
+      </w:r>
+      <w:proofErr w:type="spellEnd"/>
+      <w:r>
+        <w:t xml:space="preserve">, and time </w:t>
+      </w:r>
+      <w:proofErr w:type="spellStart"/>
+      <w:r>
+        <w:t>bucket</w:t>
+      </w:r>
+      <w:proofErr w:type="spellEnd"/>
+      <w:r>
+        <w:t xml:space="preserve">. These </w:t>
+      </w:r>
+      <w:proofErr w:type="spellStart"/>
+      <w:r>
+        <w:t>coarse</w:t>
+      </w:r>
+      <w:proofErr w:type="spellEnd"/>
+      <w:r>
+        <w:t xml:space="preserve"> </w:t>
+      </w:r>
+      <w:proofErr w:type="spellStart"/>
+      <w:r>
+        <w:t>features</w:t>
+      </w:r>
+      <w:proofErr w:type="spellEnd"/>
+      <w:r>
+        <w:t xml:space="preserve"> </w:t>
+      </w:r>
+      <w:proofErr w:type="spellStart"/>
+      <w:r>
+        <w:t>focused</w:t>
+      </w:r>
+      <w:proofErr w:type="spellEnd"/>
+      <w:r>
+        <w:t xml:space="preserve"> the tabular </w:t>
+      </w:r>
+      <w:proofErr w:type="spellStart"/>
+      <w:r>
+        <w:t>planner</w:t>
+      </w:r>
+      <w:proofErr w:type="spellEnd"/>
+      <w:r>
+        <w:t xml:space="preserve"> on </w:t>
+      </w:r>
+      <w:proofErr w:type="spellStart"/>
+      <w:r>
+        <w:t>battery</w:t>
+      </w:r>
+      <w:proofErr w:type="spellEnd"/>
+      <w:r>
+        <w:t xml:space="preserve">-risk </w:t>
+      </w:r>
+      <w:proofErr w:type="spellStart"/>
+      <w:r>
+        <w:t>correction</w:t>
+      </w:r>
+      <w:proofErr w:type="spellEnd"/>
+      <w:r>
+        <w:t xml:space="preserve"> </w:t>
+      </w:r>
+      <w:proofErr w:type="spellStart"/>
+      <w:r>
+        <w:t>instead</w:t>
+      </w:r>
+      <w:proofErr w:type="spellEnd"/>
+      <w:r>
+        <w:t xml:space="preserve"> of </w:t>
+      </w:r>
+      <w:proofErr w:type="spellStart"/>
+      <w:r>
+        <w:t>representing</w:t>
+      </w:r>
+      <w:proofErr w:type="spellEnd"/>
+      <w:r>
+        <w:t xml:space="preserve"> the </w:t>
+      </w:r>
+      <w:proofErr w:type="spellStart"/>
+      <w:r>
+        <w:t>full</w:t>
+      </w:r>
+      <w:proofErr w:type="spellEnd"/>
+      <w:r>
+        <w:t xml:space="preserve"> </w:t>
+      </w:r>
+      <w:proofErr w:type="spellStart"/>
+      <w:r>
+        <w:t>simulator</w:t>
+      </w:r>
+      <w:proofErr w:type="spellEnd"/>
+      <w:r>
+        <w:t xml:space="preserve"> </w:t>
+      </w:r>
+      <w:proofErr w:type="spellStart"/>
+      <w:r>
+        <w:t>state</w:t>
+      </w:r>
+      <w:proofErr w:type="spellEnd"/>
+      <w:r>
+        <w:t xml:space="preserve"> </w:t>
+      </w:r>
+      <w:proofErr w:type="spellStart"/>
+      <w:r>
+        <w:t>directly</w:t>
+      </w:r>
+      <w:proofErr w:type="spellEnd"/>
+      <w:r>
+        <w:t xml:space="preserve">. This made </w:t>
+      </w:r>
+      <w:proofErr w:type="spellStart"/>
+      <w:r>
+        <w:t>similar</w:t>
+      </w:r>
+      <w:proofErr w:type="spellEnd"/>
+      <w:r>
+        <w:t xml:space="preserve"> </w:t>
+      </w:r>
+      <w:proofErr w:type="spellStart"/>
+      <w:r>
+        <w:t>dispatching</w:t>
+      </w:r>
+      <w:proofErr w:type="spellEnd"/>
+      <w:r>
+        <w:t xml:space="preserve"> </w:t>
+      </w:r>
+      <w:proofErr w:type="spellStart"/>
+      <w:r>
+        <w:t>situations</w:t>
+      </w:r>
+      <w:proofErr w:type="spellEnd"/>
+      <w:r>
+        <w:t xml:space="preserve"> </w:t>
+      </w:r>
+      <w:proofErr w:type="spellStart"/>
+      <w:r>
+        <w:t>more</w:t>
+      </w:r>
+      <w:proofErr w:type="spellEnd"/>
+      <w:r>
+        <w:t xml:space="preserve"> </w:t>
+      </w:r>
+      <w:proofErr w:type="spellStart"/>
+      <w:r>
+        <w:t>likely</w:t>
+      </w:r>
+      <w:proofErr w:type="spellEnd"/>
+      <w:r>
+        <w:t xml:space="preserve"> to </w:t>
+      </w:r>
+      <w:proofErr w:type="spellStart"/>
+      <w:r>
+        <w:t>share</w:t>
+      </w:r>
+      <w:proofErr w:type="spellEnd"/>
+      <w:r>
+        <w:t xml:space="preserve"> the same meta-</w:t>
+      </w:r>
+      <w:proofErr w:type="spellStart"/>
+      <w:r>
+        <w:t>state</w:t>
+      </w:r>
+      <w:proofErr w:type="spellEnd"/>
+      <w:r>
+        <w:t xml:space="preserve"> and </w:t>
+      </w:r>
+      <w:proofErr w:type="spellStart"/>
+      <w:r>
+        <w:t>improved</w:t>
+      </w:r>
+      <w:proofErr w:type="spellEnd"/>
+      <w:r>
+        <w:t xml:space="preserve"> </w:t>
+      </w:r>
+      <w:proofErr w:type="spellStart"/>
+      <w:r>
+        <w:t>generalization</w:t>
+      </w:r>
+      <w:proofErr w:type="spellEnd"/>
+      <w:r>
+        <w:t xml:space="preserve"> for the </w:t>
+      </w:r>
+      <w:proofErr w:type="spellStart"/>
+      <w:r>
+        <w:t>Dyna</w:t>
+      </w:r>
+      <w:proofErr w:type="spellEnd"/>
+      <w:r>
+        <w:t xml:space="preserve">-Q </w:t>
+      </w:r>
+      <w:proofErr w:type="spellStart"/>
+      <w:r>
+        <w:t>updates</w:t>
+      </w:r>
+      <w:proofErr w:type="spellEnd"/>
+      <w:r>
+        <w:t>.</w:t>
+      </w:r>
     </w:p>
     <w:p>
       <w:pPr>
-        <w:numPr>
-          <w:ilvl w:val="0"/>
-          <w:numId w:val="15"/>
-        </w:numPr>
+        <w:rPr>
+          <w:b/>
+          <w:bCs/>
+        </w:rPr>
       </w:pPr>
       <w:r>
-        <w:t xml:space="preserve">Number of </w:t>
-      </w:r>
-      <w:proofErr w:type="spellStart"/>
-      <w:r>
-        <w:t>low-battery</w:t>
-      </w:r>
-      <w:proofErr w:type="spellEnd"/>
-      <w:r>
-        <w:t xml:space="preserve"> </w:t>
-      </w:r>
-      <w:proofErr w:type="spellStart"/>
-      <w:r>
-        <w:t>drones</w:t>
-      </w:r>
-      <w:proofErr w:type="spellEnd"/>
+        <w:rPr>
+          <w:b/>
+          <w:bCs/>
+        </w:rPr>
+        <w:t xml:space="preserve">4.7 </w:t>
+      </w:r>
+      <w:proofErr w:type="spellStart"/>
+      <w:r>
+        <w:rPr>
+          <w:b/>
+          <w:bCs/>
+        </w:rPr>
+        <w:t>Experimental</w:t>
+      </w:r>
+      <w:proofErr w:type="spellEnd"/>
+      <w:r>
+        <w:rPr>
+          <w:b/>
+          <w:bCs/>
+        </w:rPr>
+        <w:t xml:space="preserve"> Setup</w:t>
+      </w:r>
     </w:p>
     <w:p>
-      <w:pPr>
-        <w:numPr>
-          <w:ilvl w:val="0"/>
-          <w:numId w:val="15"/>
-        </w:numPr>
-      </w:pPr>
-      <w:r>
-        <w:t xml:space="preserve">Number of </w:t>
-      </w:r>
-      <w:proofErr w:type="spellStart"/>
-      <w:r>
-        <w:t>very-low-battery</w:t>
-      </w:r>
-      <w:proofErr w:type="spellEnd"/>
-      <w:r>
-        <w:t xml:space="preserve"> </w:t>
-      </w:r>
-      <w:proofErr w:type="spellStart"/>
-      <w:r>
-        <w:t>drones</w:t>
-      </w:r>
-      <w:proofErr w:type="spellEnd"/>
-    </w:p>
-    <w:p>
-      <w:pPr>
-        <w:numPr>
-          <w:ilvl w:val="0"/>
-          <w:numId w:val="15"/>
-        </w:numPr>
-      </w:pPr>
-      <w:proofErr w:type="spellStart"/>
-      <w:r>
-        <w:t>Type</w:t>
-      </w:r>
-      <w:proofErr w:type="spellEnd"/>
-      <w:r>
-        <w:t xml:space="preserve"> of the </w:t>
-      </w:r>
-      <w:proofErr w:type="spellStart"/>
-      <w:r>
-        <w:t>greedy</w:t>
-      </w:r>
-      <w:proofErr w:type="spellEnd"/>
-      <w:r>
-        <w:t xml:space="preserve"> </w:t>
-      </w:r>
-      <w:proofErr w:type="spellStart"/>
-      <w:r>
-        <w:t>action</w:t>
-      </w:r>
-      <w:proofErr w:type="spellEnd"/>
-    </w:p>
-    <w:p>
-      <w:pPr>
-        <w:numPr>
-          <w:ilvl w:val="0"/>
-          <w:numId w:val="15"/>
-        </w:numPr>
-      </w:pPr>
-      <w:proofErr w:type="spellStart"/>
-      <w:r>
-        <w:t>Whether</w:t>
+      <w:r>
+        <w:t xml:space="preserve">The final V2 model </w:t>
+      </w:r>
+      <w:proofErr w:type="spellStart"/>
+      <w:r>
+        <w:t>was</w:t>
+      </w:r>
+      <w:proofErr w:type="spellEnd"/>
+      <w:r>
+        <w:t xml:space="preserve"> </w:t>
+      </w:r>
+      <w:proofErr w:type="spellStart"/>
+      <w:r>
+        <w:t>trained</w:t>
+      </w:r>
+      <w:proofErr w:type="spellEnd"/>
+      <w:r>
+        <w:t xml:space="preserve"> for 200 </w:t>
+      </w:r>
+      <w:proofErr w:type="spellStart"/>
+      <w:r>
+        <w:t>episodes</w:t>
+      </w:r>
+      <w:proofErr w:type="spellEnd"/>
+      <w:r>
+        <w:t xml:space="preserve"> </w:t>
+      </w:r>
+      <w:proofErr w:type="spellStart"/>
+      <w:r>
+        <w:t>using</w:t>
       </w:r>
       <w:proofErr w:type="spellEnd"/>
       <w:r>
@@ -17537,48 +19054,30 @@
       </w:r>
       <w:proofErr w:type="spellStart"/>
       <w:r>
-        <w:t>greedy</w:t>
-      </w:r>
-      <w:proofErr w:type="spellEnd"/>
-      <w:r>
-        <w:t xml:space="preserve"> </w:t>
-      </w:r>
-      <w:proofErr w:type="spellStart"/>
-      <w:r>
-        <w:t>action</w:t>
-      </w:r>
-      <w:proofErr w:type="spellEnd"/>
-      <w:r>
-        <w:t xml:space="preserve"> is an </w:t>
-      </w:r>
-      <w:proofErr w:type="spellStart"/>
-      <w:r>
-        <w:t>assignment</w:t>
-      </w:r>
-      <w:proofErr w:type="spellEnd"/>
-    </w:p>
-    <w:p>
-      <w:pPr>
-        <w:numPr>
-          <w:ilvl w:val="0"/>
-          <w:numId w:val="15"/>
-        </w:numPr>
-      </w:pPr>
-      <w:proofErr w:type="spellStart"/>
-      <w:r>
-        <w:t>Battery</w:t>
-      </w:r>
-      <w:proofErr w:type="spellEnd"/>
-      <w:r>
-        <w:t xml:space="preserve"> risk </w:t>
-      </w:r>
-      <w:proofErr w:type="spellStart"/>
-      <w:r>
-        <w:t>flag</w:t>
-      </w:r>
-      <w:proofErr w:type="spellEnd"/>
-      <w:r>
-        <w:t xml:space="preserve"> of the </w:t>
+        <w:t>standard</w:t>
+      </w:r>
+      <w:proofErr w:type="spellEnd"/>
+      <w:r>
+        <w:t xml:space="preserve"> </w:t>
+      </w:r>
+      <w:proofErr w:type="spellStart"/>
+      <w:r>
+        <w:t>evaluation</w:t>
+      </w:r>
+      <w:proofErr w:type="spellEnd"/>
+      <w:r>
+        <w:t xml:space="preserve"> </w:t>
+      </w:r>
+      <w:proofErr w:type="spellStart"/>
+      <w:r>
+        <w:t>configuration</w:t>
+      </w:r>
+      <w:proofErr w:type="spellEnd"/>
+      <w:r>
+        <w:t xml:space="preserve">. </w:t>
+      </w:r>
+      <w:r>
+        <w:t xml:space="preserve">The final </w:t>
       </w:r>
       <w:proofErr w:type="spellStart"/>
       <w:r>
@@ -17586,239 +19085,15 @@
       </w:r>
       <w:proofErr w:type="spellEnd"/>
       <w:r>
-        <w:t xml:space="preserve"> </w:t>
-      </w:r>
-      <w:proofErr w:type="spellStart"/>
-      <w:r>
-        <w:t>drone</w:t>
-      </w:r>
-      <w:proofErr w:type="spellEnd"/>
-    </w:p>
-    <w:p>
-      <w:pPr>
-        <w:numPr>
-          <w:ilvl w:val="0"/>
-          <w:numId w:val="15"/>
-        </w:numPr>
-      </w:pPr>
-      <w:proofErr w:type="spellStart"/>
-      <w:r>
-        <w:t>State</w:t>
-      </w:r>
-      <w:proofErr w:type="spellEnd"/>
-      <w:r>
-        <w:t>-of-</w:t>
-      </w:r>
-      <w:proofErr w:type="spellStart"/>
-      <w:r>
-        <w:t>charge</w:t>
-      </w:r>
-      <w:proofErr w:type="spellEnd"/>
-      <w:r>
-        <w:t xml:space="preserve"> </w:t>
-      </w:r>
-      <w:proofErr w:type="spellStart"/>
-      <w:r>
-        <w:t>bucket</w:t>
-      </w:r>
-      <w:proofErr w:type="spellEnd"/>
-    </w:p>
-    <w:p>
-      <w:pPr>
-        <w:numPr>
-          <w:ilvl w:val="0"/>
-          <w:numId w:val="15"/>
-        </w:numPr>
-      </w:pPr>
-      <w:proofErr w:type="spellStart"/>
-      <w:r>
-        <w:t>Estimated</w:t>
-      </w:r>
-      <w:proofErr w:type="spellEnd"/>
-      <w:r>
-        <w:t xml:space="preserve"> trip </w:t>
-      </w:r>
-      <w:proofErr w:type="spellStart"/>
-      <w:r>
-        <w:t>distance</w:t>
-      </w:r>
-      <w:proofErr w:type="spellEnd"/>
-      <w:r>
-        <w:t xml:space="preserve"> </w:t>
-      </w:r>
-      <w:proofErr w:type="spellStart"/>
-      <w:r>
-        <w:t>bucket</w:t>
-      </w:r>
-      <w:proofErr w:type="spellEnd"/>
-    </w:p>
-    <w:p>
-      <w:pPr>
-        <w:numPr>
-          <w:ilvl w:val="0"/>
-          <w:numId w:val="15"/>
-        </w:numPr>
-      </w:pPr>
-      <w:proofErr w:type="spellStart"/>
-      <w:r>
-        <w:t>Order</w:t>
-      </w:r>
-      <w:proofErr w:type="spellEnd"/>
-      <w:r>
-        <w:t xml:space="preserve"> </w:t>
-      </w:r>
-      <w:proofErr w:type="spellStart"/>
-      <w:r>
-        <w:t>age</w:t>
-      </w:r>
-      <w:proofErr w:type="spellEnd"/>
-      <w:r>
-        <w:t xml:space="preserve"> </w:t>
-      </w:r>
-      <w:proofErr w:type="spellStart"/>
-      <w:r>
-        <w:t>bucket</w:t>
-      </w:r>
-      <w:proofErr w:type="spellEnd"/>
-    </w:p>
-    <w:p>
-      <w:pPr>
-        <w:numPr>
-          <w:ilvl w:val="0"/>
-          <w:numId w:val="15"/>
-        </w:numPr>
-      </w:pPr>
-      <w:proofErr w:type="spellStart"/>
-      <w:r>
-        <w:t>Battery</w:t>
-      </w:r>
-      <w:proofErr w:type="spellEnd"/>
-      <w:r>
-        <w:t xml:space="preserve"> risk </w:t>
-      </w:r>
-      <w:proofErr w:type="spellStart"/>
-      <w:r>
-        <w:t>margin</w:t>
-      </w:r>
-      <w:proofErr w:type="spellEnd"/>
-      <w:r>
-        <w:t xml:space="preserve"> </w:t>
-      </w:r>
-      <w:proofErr w:type="spellStart"/>
-      <w:r>
-        <w:t>bucket</w:t>
-      </w:r>
-      <w:proofErr w:type="spellEnd"/>
-    </w:p>
-    <w:p>
-      <w:pPr>
-        <w:numPr>
-          <w:ilvl w:val="0"/>
-          <w:numId w:val="15"/>
-        </w:numPr>
-      </w:pPr>
-      <w:proofErr w:type="spellStart"/>
-      <w:r>
-        <w:t>Availability</w:t>
-      </w:r>
-      <w:proofErr w:type="spellEnd"/>
-      <w:r>
-        <w:t xml:space="preserve"> of a </w:t>
-      </w:r>
-      <w:proofErr w:type="spellStart"/>
-      <w:r>
-        <w:t>safe</w:t>
-      </w:r>
-      <w:proofErr w:type="spellEnd"/>
-      <w:r>
-        <w:t xml:space="preserve"> swap </w:t>
-      </w:r>
-      <w:proofErr w:type="spellStart"/>
-      <w:r>
-        <w:t>action</w:t>
-      </w:r>
-      <w:proofErr w:type="spellEnd"/>
-    </w:p>
-    <w:p>
-      <w:pPr>
-        <w:numPr>
-          <w:ilvl w:val="0"/>
-          <w:numId w:val="15"/>
-        </w:numPr>
-      </w:pPr>
-      <w:proofErr w:type="spellStart"/>
-      <w:r>
-        <w:t>Availability</w:t>
-      </w:r>
-      <w:proofErr w:type="spellEnd"/>
-      <w:r>
-        <w:t xml:space="preserve"> of a </w:t>
-      </w:r>
-      <w:proofErr w:type="spellStart"/>
-      <w:r>
-        <w:t>charge</w:t>
-      </w:r>
-      <w:proofErr w:type="spellEnd"/>
-      <w:r>
-        <w:t xml:space="preserve"> </w:t>
-      </w:r>
-      <w:proofErr w:type="spellStart"/>
-      <w:r>
-        <w:t>action</w:t>
-      </w:r>
-      <w:proofErr w:type="spellEnd"/>
-    </w:p>
-    <w:p>
-      <w:pPr>
-        <w:numPr>
-          <w:ilvl w:val="0"/>
-          <w:numId w:val="15"/>
-        </w:numPr>
-      </w:pPr>
-      <w:r>
-        <w:t xml:space="preserve">Time </w:t>
-      </w:r>
-      <w:proofErr w:type="spellStart"/>
-      <w:r>
-        <w:t>bucket</w:t>
-      </w:r>
-      <w:proofErr w:type="spellEnd"/>
-    </w:p>
-    <w:p>
-      <w:r>
-        <w:t xml:space="preserve">This </w:t>
-      </w:r>
-      <w:proofErr w:type="spellStart"/>
-      <w:r>
-        <w:t>representation</w:t>
-      </w:r>
-      <w:proofErr w:type="spellEnd"/>
-      <w:r>
-        <w:t xml:space="preserve"> </w:t>
-      </w:r>
-      <w:proofErr w:type="spellStart"/>
-      <w:r>
-        <w:t>focuses</w:t>
-      </w:r>
-      <w:proofErr w:type="spellEnd"/>
-      <w:r>
-        <w:t xml:space="preserve"> on the </w:t>
-      </w:r>
-      <w:proofErr w:type="spellStart"/>
-      <w:r>
-        <w:t>information</w:t>
-      </w:r>
-      <w:proofErr w:type="spellEnd"/>
-      <w:r>
-        <w:t xml:space="preserve"> </w:t>
-      </w:r>
-      <w:proofErr w:type="spellStart"/>
-      <w:r>
-        <w:t>needed</w:t>
-      </w:r>
-      <w:proofErr w:type="spellEnd"/>
-      <w:r>
-        <w:t xml:space="preserve"> for </w:t>
+        <w:t xml:space="preserve"> model </w:t>
+      </w:r>
+      <w:proofErr w:type="spellStart"/>
+      <w:r>
+        <w:t>used</w:t>
+      </w:r>
+      <w:proofErr w:type="spellEnd"/>
+      <w:r>
+        <w:t xml:space="preserve"> 60 </w:t>
       </w:r>
       <w:proofErr w:type="spellStart"/>
       <w:r>
@@ -17826,55 +19101,103 @@
       </w:r>
       <w:proofErr w:type="spellEnd"/>
       <w:r>
-        <w:t xml:space="preserve"> and </w:t>
-      </w:r>
-      <w:proofErr w:type="spellStart"/>
-      <w:r>
-        <w:t>battery</w:t>
-      </w:r>
-      <w:proofErr w:type="spellEnd"/>
-      <w:r>
-        <w:t xml:space="preserve">-risk </w:t>
-      </w:r>
-      <w:proofErr w:type="spellStart"/>
-      <w:r>
-        <w:t>correction</w:t>
-      </w:r>
-      <w:proofErr w:type="spellEnd"/>
-      <w:r>
-        <w:t xml:space="preserve">. Since the </w:t>
-      </w:r>
-      <w:proofErr w:type="spellStart"/>
-      <w:r>
-        <w:t>features</w:t>
-      </w:r>
-      <w:proofErr w:type="spellEnd"/>
-      <w:r>
-        <w:t xml:space="preserve"> are </w:t>
-      </w:r>
-      <w:proofErr w:type="spellStart"/>
-      <w:r>
-        <w:t>discretized</w:t>
-      </w:r>
-      <w:proofErr w:type="spellEnd"/>
-      <w:r>
-        <w:t xml:space="preserve"> into </w:t>
-      </w:r>
-      <w:proofErr w:type="spellStart"/>
-      <w:r>
-        <w:t>coarse</w:t>
-      </w:r>
-      <w:proofErr w:type="spellEnd"/>
-      <w:r>
-        <w:t xml:space="preserve"> </w:t>
-      </w:r>
-      <w:proofErr w:type="spellStart"/>
-      <w:r>
-        <w:t>buckets</w:t>
-      </w:r>
-      <w:proofErr w:type="spellEnd"/>
-      <w:r>
-        <w:t xml:space="preserve">, the tabular </w:t>
+        <w:t xml:space="preserve"> </w:t>
+      </w:r>
+      <w:proofErr w:type="spellStart"/>
+      <w:r>
+        <w:t>updates</w:t>
+      </w:r>
+      <w:proofErr w:type="spellEnd"/>
+      <w:r>
+        <w:t xml:space="preserve"> per </w:t>
+      </w:r>
+      <w:proofErr w:type="spellStart"/>
+      <w:r>
+        <w:t>real</w:t>
+      </w:r>
+      <w:proofErr w:type="spellEnd"/>
+      <w:r>
+        <w:t xml:space="preserve"> </w:t>
+      </w:r>
+      <w:proofErr w:type="spellStart"/>
+      <w:r>
+        <w:t>environment</w:t>
+      </w:r>
+      <w:proofErr w:type="spellEnd"/>
+      <w:r>
+        <w:t xml:space="preserve"> step. </w:t>
+      </w:r>
+      <w:proofErr w:type="spellStart"/>
+      <w:r>
+        <w:t>In</w:t>
+      </w:r>
+      <w:proofErr w:type="spellEnd"/>
+      <w:r>
+        <w:t xml:space="preserve"> the </w:t>
+      </w:r>
+      <w:proofErr w:type="spellStart"/>
+      <w:r>
+        <w:t>ablation</w:t>
+      </w:r>
+      <w:proofErr w:type="spellEnd"/>
+      <w:r>
+        <w:t xml:space="preserve"> </w:t>
+      </w:r>
+      <w:proofErr w:type="spellStart"/>
+      <w:r>
+        <w:t>study</w:t>
+      </w:r>
+      <w:proofErr w:type="spellEnd"/>
+      <w:r>
+        <w:t xml:space="preserve">, 0 and 30 </w:t>
+      </w:r>
+      <w:proofErr w:type="spellStart"/>
+      <w:r>
+        <w:t>planning</w:t>
+      </w:r>
+      <w:proofErr w:type="spellEnd"/>
+      <w:r>
+        <w:t xml:space="preserve">-step </w:t>
+      </w:r>
+      <w:proofErr w:type="spellStart"/>
+      <w:r>
+        <w:t>settings</w:t>
+      </w:r>
+      <w:proofErr w:type="spellEnd"/>
+      <w:r>
+        <w:t xml:space="preserve"> </w:t>
+      </w:r>
+      <w:proofErr w:type="spellStart"/>
+      <w:r>
+        <w:t>were</w:t>
+      </w:r>
+      <w:proofErr w:type="spellEnd"/>
+      <w:r>
+        <w:t xml:space="preserve"> </w:t>
+      </w:r>
+      <w:proofErr w:type="spellStart"/>
+      <w:r>
+        <w:t>also</w:t>
+      </w:r>
+      <w:proofErr w:type="spellEnd"/>
+      <w:r>
+        <w:t xml:space="preserve"> </w:t>
+      </w:r>
+      <w:proofErr w:type="spellStart"/>
+      <w:r>
+        <w:t>tested</w:t>
+      </w:r>
+      <w:proofErr w:type="spellEnd"/>
+      <w:r>
+        <w:t xml:space="preserve"> to </w:t>
+      </w:r>
+      <w:proofErr w:type="spellStart"/>
+      <w:r>
+        <w:t>analyze</w:t>
+      </w:r>
+      <w:proofErr w:type="spellEnd"/>
+      <w:r>
+        <w:t xml:space="preserve"> the effect of </w:t>
       </w:r>
       <w:proofErr w:type="spellStart"/>
       <w:r>
@@ -17882,148 +19205,7 @@
       </w:r>
       <w:proofErr w:type="spellEnd"/>
       <w:r>
-        <w:t xml:space="preserve">-Q model can </w:t>
-      </w:r>
-      <w:proofErr w:type="spellStart"/>
-      <w:r>
-        <w:t>generalize</w:t>
-      </w:r>
-      <w:proofErr w:type="spellEnd"/>
-      <w:r>
-        <w:t xml:space="preserve"> </w:t>
-      </w:r>
-      <w:proofErr w:type="spellStart"/>
-      <w:r>
-        <w:t>better</w:t>
-      </w:r>
-      <w:proofErr w:type="spellEnd"/>
-      <w:r>
-        <w:t xml:space="preserve"> </w:t>
-      </w:r>
-      <w:proofErr w:type="spellStart"/>
-      <w:r>
-        <w:t>across</w:t>
-      </w:r>
-      <w:proofErr w:type="spellEnd"/>
-      <w:r>
-        <w:t xml:space="preserve"> </w:t>
-      </w:r>
-      <w:proofErr w:type="spellStart"/>
-      <w:r>
-        <w:t>similar</w:t>
-      </w:r>
-      <w:proofErr w:type="spellEnd"/>
-      <w:r>
-        <w:t xml:space="preserve"> </w:t>
-      </w:r>
-      <w:proofErr w:type="spellStart"/>
-      <w:r>
-        <w:t>dispatching</w:t>
-      </w:r>
-      <w:proofErr w:type="spellEnd"/>
-      <w:r>
-        <w:t xml:space="preserve"> </w:t>
-      </w:r>
-      <w:proofErr w:type="spellStart"/>
-      <w:r>
-        <w:t>situations</w:t>
-      </w:r>
-      <w:proofErr w:type="spellEnd"/>
-      <w:r>
-        <w:t>.</w:t>
-      </w:r>
-    </w:p>
-    <w:p>
-      <w:r>
-        <w:t xml:space="preserve">4.7 </w:t>
-      </w:r>
-      <w:proofErr w:type="spellStart"/>
-      <w:r>
-        <w:t>Experimental</w:t>
-      </w:r>
-      <w:proofErr w:type="spellEnd"/>
-      <w:r>
-        <w:t xml:space="preserve"> Setup</w:t>
-      </w:r>
-    </w:p>
-    <w:p>
-      <w:r>
-        <w:t xml:space="preserve">The final V2 model </w:t>
-      </w:r>
-      <w:proofErr w:type="spellStart"/>
-      <w:r>
-        <w:t>was</w:t>
-      </w:r>
-      <w:proofErr w:type="spellEnd"/>
-      <w:r>
-        <w:t xml:space="preserve"> </w:t>
-      </w:r>
-      <w:proofErr w:type="spellStart"/>
-      <w:r>
-        <w:t>trained</w:t>
-      </w:r>
-      <w:proofErr w:type="spellEnd"/>
-      <w:r>
-        <w:t xml:space="preserve"> for 200 </w:t>
-      </w:r>
-      <w:proofErr w:type="spellStart"/>
-      <w:r>
-        <w:t>episodes</w:t>
-      </w:r>
-      <w:proofErr w:type="spellEnd"/>
-      <w:r>
-        <w:t xml:space="preserve"> </w:t>
-      </w:r>
-      <w:proofErr w:type="spellStart"/>
-      <w:r>
-        <w:t>using</w:t>
-      </w:r>
-      <w:proofErr w:type="spellEnd"/>
-      <w:r>
-        <w:t xml:space="preserve"> the </w:t>
-      </w:r>
-      <w:proofErr w:type="spellStart"/>
-      <w:r>
-        <w:t>standard</w:t>
-      </w:r>
-      <w:proofErr w:type="spellEnd"/>
-      <w:r>
-        <w:t xml:space="preserve"> </w:t>
-      </w:r>
-      <w:proofErr w:type="spellStart"/>
-      <w:r>
-        <w:t>evaluation</w:t>
-      </w:r>
-      <w:proofErr w:type="spellEnd"/>
-      <w:r>
-        <w:t xml:space="preserve"> </w:t>
-      </w:r>
-      <w:proofErr w:type="spellStart"/>
-      <w:r>
-        <w:t>configuration</w:t>
-      </w:r>
-      <w:proofErr w:type="spellEnd"/>
-      <w:r>
-        <w:t xml:space="preserve">. </w:t>
-      </w:r>
-      <w:r>
-        <w:t xml:space="preserve">The final </w:t>
-      </w:r>
-      <w:proofErr w:type="spellStart"/>
-      <w:r>
-        <w:t>selected</w:t>
-      </w:r>
-      <w:proofErr w:type="spellEnd"/>
-      <w:r>
-        <w:t xml:space="preserve"> model </w:t>
-      </w:r>
-      <w:proofErr w:type="spellStart"/>
-      <w:r>
-        <w:t>used</w:t>
-      </w:r>
-      <w:proofErr w:type="spellEnd"/>
-      <w:r>
-        <w:t xml:space="preserve"> 60 </w:t>
+        <w:t xml:space="preserve"> </w:t>
       </w:r>
       <w:proofErr w:type="spellStart"/>
       <w:r>
@@ -18035,119 +19217,6 @@
       </w:r>
       <w:proofErr w:type="spellStart"/>
       <w:r>
-        <w:t>updates</w:t>
-      </w:r>
-      <w:proofErr w:type="spellEnd"/>
-      <w:r>
-        <w:t xml:space="preserve"> per </w:t>
-      </w:r>
-      <w:proofErr w:type="spellStart"/>
-      <w:r>
-        <w:t>real</w:t>
-      </w:r>
-      <w:proofErr w:type="spellEnd"/>
-      <w:r>
-        <w:t xml:space="preserve"> </w:t>
-      </w:r>
-      <w:proofErr w:type="spellStart"/>
-      <w:r>
-        <w:t>environment</w:t>
-      </w:r>
-      <w:proofErr w:type="spellEnd"/>
-      <w:r>
-        <w:t xml:space="preserve"> step. </w:t>
-      </w:r>
-      <w:proofErr w:type="spellStart"/>
-      <w:r>
-        <w:t>In</w:t>
-      </w:r>
-      <w:proofErr w:type="spellEnd"/>
-      <w:r>
-        <w:t xml:space="preserve"> the </w:t>
-      </w:r>
-      <w:proofErr w:type="spellStart"/>
-      <w:r>
-        <w:t>ablation</w:t>
-      </w:r>
-      <w:proofErr w:type="spellEnd"/>
-      <w:r>
-        <w:t xml:space="preserve"> </w:t>
-      </w:r>
-      <w:proofErr w:type="spellStart"/>
-      <w:r>
-        <w:t>study</w:t>
-      </w:r>
-      <w:proofErr w:type="spellEnd"/>
-      <w:r>
-        <w:t xml:space="preserve">, 0 and 30 </w:t>
-      </w:r>
-      <w:proofErr w:type="spellStart"/>
-      <w:r>
-        <w:t>planning</w:t>
-      </w:r>
-      <w:proofErr w:type="spellEnd"/>
-      <w:r>
-        <w:t xml:space="preserve">-step </w:t>
-      </w:r>
-      <w:proofErr w:type="spellStart"/>
-      <w:r>
-        <w:t>settings</w:t>
-      </w:r>
-      <w:proofErr w:type="spellEnd"/>
-      <w:r>
-        <w:t xml:space="preserve"> </w:t>
-      </w:r>
-      <w:proofErr w:type="spellStart"/>
-      <w:r>
-        <w:t>were</w:t>
-      </w:r>
-      <w:proofErr w:type="spellEnd"/>
-      <w:r>
-        <w:t xml:space="preserve"> </w:t>
-      </w:r>
-      <w:proofErr w:type="spellStart"/>
-      <w:r>
-        <w:t>also</w:t>
-      </w:r>
-      <w:proofErr w:type="spellEnd"/>
-      <w:r>
-        <w:t xml:space="preserve"> </w:t>
-      </w:r>
-      <w:proofErr w:type="spellStart"/>
-      <w:r>
-        <w:t>tested</w:t>
-      </w:r>
-      <w:proofErr w:type="spellEnd"/>
-      <w:r>
-        <w:t xml:space="preserve"> to </w:t>
-      </w:r>
-      <w:proofErr w:type="spellStart"/>
-      <w:r>
-        <w:t>analyze</w:t>
-      </w:r>
-      <w:proofErr w:type="spellEnd"/>
-      <w:r>
-        <w:t xml:space="preserve"> the effect of </w:t>
-      </w:r>
-      <w:proofErr w:type="spellStart"/>
-      <w:r>
-        <w:t>Dyna</w:t>
-      </w:r>
-      <w:proofErr w:type="spellEnd"/>
-      <w:r>
-        <w:t xml:space="preserve"> </w:t>
-      </w:r>
-      <w:proofErr w:type="spellStart"/>
-      <w:r>
-        <w:t>planning</w:t>
-      </w:r>
-      <w:proofErr w:type="spellEnd"/>
-      <w:r>
-        <w:t xml:space="preserve"> </w:t>
-      </w:r>
-      <w:proofErr w:type="spellStart"/>
-      <w:r>
-        <w:lastRenderedPageBreak/>
         <w:t>updates</w:t>
       </w:r>
       <w:proofErr w:type="spellEnd"/>
@@ -18393,15 +19462,33 @@
       </w:r>
     </w:p>
     <w:p>
-      <w:r>
+      <w:pPr>
+        <w:rPr>
+          <w:b/>
+          <w:bCs/>
+        </w:rPr>
+      </w:pPr>
+      <w:r>
+        <w:rPr>
+          <w:b/>
+          <w:bCs/>
+        </w:rPr>
         <w:t xml:space="preserve">4.8 </w:t>
       </w:r>
       <w:proofErr w:type="spellStart"/>
       <w:r>
+        <w:rPr>
+          <w:b/>
+          <w:bCs/>
+        </w:rPr>
         <w:t>Results</w:t>
       </w:r>
       <w:proofErr w:type="spellEnd"/>
       <w:r>
+        <w:rPr>
+          <w:b/>
+          <w:bCs/>
+        </w:rPr>
         <w:t xml:space="preserve"> and Evaluation</w:t>
       </w:r>
     </w:p>
@@ -18608,6 +19695,7 @@
                 <w:b/>
                 <w:bCs/>
               </w:rPr>
+              <w:lastRenderedPageBreak/>
               <w:t>Seed</w:t>
             </w:r>
             <w:proofErr w:type="spellEnd"/>
@@ -19848,7 +20936,6 @@
     </w:tbl>
     <w:p>
       <w:r>
-        <w:lastRenderedPageBreak/>
         <w:t xml:space="preserve">For </w:t>
       </w:r>
       <w:proofErr w:type="spellStart"/>
@@ -20619,11 +21706,18 @@
     <w:p>
       <w:proofErr w:type="spellStart"/>
       <w:r>
+        <w:lastRenderedPageBreak/>
         <w:t>Figure</w:t>
       </w:r>
       <w:proofErr w:type="spellEnd"/>
       <w:r>
-        <w:t xml:space="preserve"> C.4. Cost per </w:t>
+        <w:t xml:space="preserve"> C.</w:t>
+      </w:r>
+      <w:r>
+        <w:t>1</w:t>
+      </w:r>
+      <w:r>
+        <w:t xml:space="preserve">. Cost per </w:t>
       </w:r>
       <w:proofErr w:type="spellStart"/>
       <w:r>
@@ -20770,12 +21864,17 @@
     <w:p>
       <w:proofErr w:type="spellStart"/>
       <w:r>
-        <w:lastRenderedPageBreak/>
         <w:t>Figure</w:t>
       </w:r>
       <w:proofErr w:type="spellEnd"/>
       <w:r>
-        <w:t xml:space="preserve"> C.1. Cost per </w:t>
+        <w:t xml:space="preserve"> C.</w:t>
+      </w:r>
+      <w:r>
+        <w:t>2</w:t>
+      </w:r>
+      <w:r>
+        <w:t xml:space="preserve">. Cost per </w:t>
       </w:r>
       <w:proofErr w:type="spellStart"/>
       <w:r>
@@ -20890,11 +21989,18 @@
     <w:p>
       <w:proofErr w:type="spellStart"/>
       <w:r>
+        <w:lastRenderedPageBreak/>
         <w:t>Figure</w:t>
       </w:r>
       <w:proofErr w:type="spellEnd"/>
       <w:r>
-        <w:t xml:space="preserve"> C.2. </w:t>
+        <w:t xml:space="preserve"> C.</w:t>
+      </w:r>
+      <w:r>
+        <w:t>3</w:t>
+      </w:r>
+      <w:r>
+        <w:t xml:space="preserve">. </w:t>
       </w:r>
       <w:proofErr w:type="spellStart"/>
       <w:r>
@@ -20991,35 +22097,73 @@
       </w:r>
     </w:p>
     <w:p>
-      <w:r>
+      <w:pPr>
+        <w:rPr>
+          <w:b/>
+          <w:bCs/>
+        </w:rPr>
+      </w:pPr>
+      <w:r>
+        <w:rPr>
+          <w:b/>
+          <w:bCs/>
+        </w:rPr>
         <w:t xml:space="preserve">4.9 </w:t>
       </w:r>
       <w:proofErr w:type="spellStart"/>
       <w:r>
+        <w:rPr>
+          <w:b/>
+          <w:bCs/>
+        </w:rPr>
         <w:t>Ablation</w:t>
       </w:r>
       <w:proofErr w:type="spellEnd"/>
       <w:r>
-        <w:t xml:space="preserve"> </w:t>
-      </w:r>
-      <w:proofErr w:type="spellStart"/>
-      <w:r>
+        <w:rPr>
+          <w:b/>
+          <w:bCs/>
+        </w:rPr>
+        <w:t xml:space="preserve"> </w:t>
+      </w:r>
+      <w:proofErr w:type="spellStart"/>
+      <w:r>
+        <w:rPr>
+          <w:b/>
+          <w:bCs/>
+        </w:rPr>
         <w:t>Study</w:t>
       </w:r>
       <w:proofErr w:type="spellEnd"/>
       <w:r>
+        <w:rPr>
+          <w:b/>
+          <w:bCs/>
+        </w:rPr>
         <w:t xml:space="preserve">: Effect of </w:t>
       </w:r>
       <w:proofErr w:type="spellStart"/>
       <w:r>
+        <w:rPr>
+          <w:b/>
+          <w:bCs/>
+        </w:rPr>
         <w:t>Dyna</w:t>
       </w:r>
       <w:proofErr w:type="spellEnd"/>
       <w:r>
+        <w:rPr>
+          <w:b/>
+          <w:bCs/>
+        </w:rPr>
         <w:t xml:space="preserve"> Planning </w:t>
       </w:r>
       <w:proofErr w:type="spellStart"/>
       <w:r>
+        <w:rPr>
+          <w:b/>
+          <w:bCs/>
+        </w:rPr>
         <w:t>Steps</w:t>
       </w:r>
       <w:proofErr w:type="spellEnd"/>
@@ -21191,7 +22335,6 @@
     </w:p>
     <w:p>
       <w:r>
-        <w:lastRenderedPageBreak/>
         <w:t xml:space="preserve">Three </w:t>
       </w:r>
       <w:proofErr w:type="spellStart"/>
@@ -22345,7 +23488,11 @@
       </w:r>
       <w:proofErr w:type="spellEnd"/>
       <w:r>
-        <w:t xml:space="preserve"> in this </w:t>
+        <w:t xml:space="preserve"> </w:t>
+      </w:r>
+      <w:r>
+        <w:lastRenderedPageBreak/>
+        <w:t xml:space="preserve">in this </w:t>
       </w:r>
       <w:proofErr w:type="spellStart"/>
       <w:r>
@@ -22776,7 +23923,13 @@
       </w:r>
       <w:proofErr w:type="spellEnd"/>
       <w:r>
-        <w:t xml:space="preserve"> C.3. </w:t>
+        <w:t xml:space="preserve"> C.</w:t>
+      </w:r>
+      <w:r>
+        <w:t>4</w:t>
+      </w:r>
+      <w:r>
+        <w:t xml:space="preserve">. </w:t>
       </w:r>
       <w:proofErr w:type="spellStart"/>
       <w:r>
@@ -22840,7 +23993,6 @@
         <w:rPr>
           <w:noProof/>
         </w:rPr>
-        <w:lastRenderedPageBreak/>
         <w:drawing>
           <wp:inline distT="0" distB="0" distL="0" distR="0" wp14:anchorId="0601EFBF" wp14:editId="7B902D24">
             <wp:extent cx="5762625" cy="3362325"/>
@@ -22892,17 +24044,39 @@
       </w:r>
     </w:p>
     <w:p>
-      <w:r>
+      <w:pPr>
+        <w:rPr>
+          <w:b/>
+          <w:bCs/>
+        </w:rPr>
+      </w:pPr>
+      <w:r>
+        <w:rPr>
+          <w:b/>
+          <w:bCs/>
+        </w:rPr>
         <w:t>4.</w:t>
       </w:r>
       <w:r>
+        <w:rPr>
+          <w:b/>
+          <w:bCs/>
+        </w:rPr>
         <w:t>10</w:t>
       </w:r>
       <w:r>
+        <w:rPr>
+          <w:b/>
+          <w:bCs/>
+        </w:rPr>
         <w:t xml:space="preserve"> Development </w:t>
       </w:r>
       <w:proofErr w:type="spellStart"/>
       <w:r>
+        <w:rPr>
+          <w:b/>
+          <w:bCs/>
+        </w:rPr>
         <w:t>Summary</w:t>
       </w:r>
       <w:proofErr w:type="spellEnd"/>
@@ -23411,15 +24585,33 @@
       </w:r>
     </w:p>
     <w:p>
-      <w:r>
+      <w:pPr>
+        <w:rPr>
+          <w:b/>
+          <w:bCs/>
+        </w:rPr>
+      </w:pPr>
+      <w:r>
+        <w:rPr>
+          <w:b/>
+          <w:bCs/>
+        </w:rPr>
         <w:t xml:space="preserve">4.11 </w:t>
       </w:r>
       <w:proofErr w:type="spellStart"/>
       <w:r>
+        <w:rPr>
+          <w:b/>
+          <w:bCs/>
+        </w:rPr>
         <w:t>Conclusion</w:t>
       </w:r>
       <w:proofErr w:type="spellEnd"/>
       <w:r>
+        <w:rPr>
+          <w:b/>
+          <w:bCs/>
+        </w:rPr>
         <w:t xml:space="preserve"> for Role C</w:t>
       </w:r>
     </w:p>
@@ -23578,6 +24770,7 @@
       </w:r>
       <w:proofErr w:type="spellStart"/>
       <w:r>
+        <w:lastRenderedPageBreak/>
         <w:t>Greedy</w:t>
       </w:r>
       <w:proofErr w:type="spellEnd"/>
@@ -24226,6 +25419,14 @@
       <w:r>
         <w:t>.</w:t>
       </w:r>
+    </w:p>
+    <w:p>
+      <w:pPr>
+        <w:rPr>
+          <w:b/>
+          <w:bCs/>
+        </w:rPr>
+      </w:pPr>
     </w:p>
     <w:p>
       <w:pPr>
@@ -24233,9 +25434,16 @@
           <w:ilvl w:val="0"/>
           <w:numId w:val="17"/>
         </w:numPr>
+        <w:rPr>
+          <w:b/>
+          <w:bCs/>
+        </w:rPr>
       </w:pPr>
       <w:r>
-        <w:lastRenderedPageBreak/>
+        <w:rPr>
+          <w:b/>
+          <w:bCs/>
+        </w:rPr>
         <w:t>JOINT COMPONENT 1 - OFFLINE REINFORCEMENT LEARNING</w:t>
       </w:r>
     </w:p>
@@ -24442,15 +25650,33 @@
       </w:r>
     </w:p>
     <w:p>
-      <w:r>
+      <w:pPr>
+        <w:rPr>
+          <w:b/>
+          <w:bCs/>
+        </w:rPr>
+      </w:pPr>
+      <w:r>
+        <w:rPr>
+          <w:b/>
+          <w:bCs/>
+        </w:rPr>
         <w:t xml:space="preserve">5.1 Offline </w:t>
       </w:r>
       <w:proofErr w:type="spellStart"/>
       <w:r>
+        <w:rPr>
+          <w:b/>
+          <w:bCs/>
+        </w:rPr>
         <w:t>Dataset</w:t>
       </w:r>
       <w:proofErr w:type="spellEnd"/>
       <w:r>
+        <w:rPr>
+          <w:b/>
+          <w:bCs/>
+        </w:rPr>
         <w:t xml:space="preserve"> Collection</w:t>
       </w:r>
     </w:p>
@@ -25211,27 +26437,57 @@
       </w:r>
     </w:p>
     <w:p>
-      <w:r>
+      <w:pPr>
+        <w:rPr>
+          <w:b/>
+          <w:bCs/>
+        </w:rPr>
+      </w:pPr>
+      <w:r>
+        <w:rPr>
+          <w:b/>
+          <w:bCs/>
+        </w:rPr>
         <w:t xml:space="preserve">5.2 </w:t>
       </w:r>
       <w:proofErr w:type="spellStart"/>
       <w:r>
+        <w:rPr>
+          <w:b/>
+          <w:bCs/>
+        </w:rPr>
         <w:t>Behavior</w:t>
       </w:r>
       <w:proofErr w:type="spellEnd"/>
       <w:r>
-        <w:t xml:space="preserve"> </w:t>
-      </w:r>
-      <w:proofErr w:type="spellStart"/>
-      <w:r>
+        <w:rPr>
+          <w:b/>
+          <w:bCs/>
+        </w:rPr>
+        <w:t xml:space="preserve"> </w:t>
+      </w:r>
+      <w:proofErr w:type="spellStart"/>
+      <w:r>
+        <w:rPr>
+          <w:b/>
+          <w:bCs/>
+        </w:rPr>
         <w:t>Cloning</w:t>
       </w:r>
       <w:proofErr w:type="spellEnd"/>
       <w:r>
-        <w:t xml:space="preserve"> </w:t>
-      </w:r>
-      <w:proofErr w:type="spellStart"/>
-      <w:r>
+        <w:rPr>
+          <w:b/>
+          <w:bCs/>
+        </w:rPr>
+        <w:t xml:space="preserve"> </w:t>
+      </w:r>
+      <w:proofErr w:type="spellStart"/>
+      <w:r>
+        <w:rPr>
+          <w:b/>
+          <w:bCs/>
+        </w:rPr>
         <w:t>Baseline</w:t>
       </w:r>
       <w:proofErr w:type="spellEnd"/>
@@ -25378,6 +26634,7 @@
       </w:r>
       <w:proofErr w:type="spellStart"/>
       <w:r>
+        <w:lastRenderedPageBreak/>
         <w:t>Behavior</w:t>
       </w:r>
       <w:proofErr w:type="spellEnd"/>
@@ -25639,15 +26896,33 @@
       </w:r>
     </w:p>
     <w:p>
-      <w:r>
+      <w:pPr>
+        <w:rPr>
+          <w:b/>
+          <w:bCs/>
+        </w:rPr>
+      </w:pPr>
+      <w:r>
+        <w:rPr>
+          <w:b/>
+          <w:bCs/>
+        </w:rPr>
         <w:t xml:space="preserve">5.3 </w:t>
       </w:r>
       <w:proofErr w:type="spellStart"/>
       <w:r>
+        <w:rPr>
+          <w:b/>
+          <w:bCs/>
+        </w:rPr>
         <w:t>Naive</w:t>
       </w:r>
       <w:proofErr w:type="spellEnd"/>
       <w:r>
+        <w:rPr>
+          <w:b/>
+          <w:bCs/>
+        </w:rPr>
         <w:t xml:space="preserve"> Offline DQN</w:t>
       </w:r>
     </w:p>
@@ -25967,7 +27242,6 @@
     </w:p>
     <w:p>
       <w:r>
-        <w:lastRenderedPageBreak/>
         <w:t xml:space="preserve">When </w:t>
       </w:r>
       <w:proofErr w:type="spellStart"/>
@@ -26140,23 +27414,49 @@
       </w:r>
     </w:p>
     <w:p>
-      <w:r>
+      <w:pPr>
+        <w:rPr>
+          <w:b/>
+          <w:bCs/>
+        </w:rPr>
+      </w:pPr>
+      <w:r>
+        <w:rPr>
+          <w:b/>
+          <w:bCs/>
+        </w:rPr>
         <w:t xml:space="preserve">5.4 </w:t>
       </w:r>
       <w:proofErr w:type="spellStart"/>
       <w:r>
+        <w:rPr>
+          <w:b/>
+          <w:bCs/>
+        </w:rPr>
         <w:t>Conservative</w:t>
       </w:r>
       <w:proofErr w:type="spellEnd"/>
       <w:r>
+        <w:rPr>
+          <w:b/>
+          <w:bCs/>
+        </w:rPr>
         <w:t xml:space="preserve"> and Advantage-</w:t>
       </w:r>
       <w:proofErr w:type="spellStart"/>
       <w:r>
+        <w:rPr>
+          <w:b/>
+          <w:bCs/>
+        </w:rPr>
         <w:t>Weighted</w:t>
       </w:r>
       <w:proofErr w:type="spellEnd"/>
       <w:r>
+        <w:rPr>
+          <w:b/>
+          <w:bCs/>
+        </w:rPr>
         <w:t xml:space="preserve"> Offline Learning</w:t>
       </w:r>
     </w:p>
@@ -26903,12 +28203,33 @@
         <w:t>.</w:t>
       </w:r>
     </w:p>
+    <w:p/>
+    <w:p/>
+    <w:p/>
+    <w:p/>
+    <w:p/>
+    <w:p/>
     <w:p>
-      <w:r>
+      <w:pPr>
+        <w:rPr>
+          <w:b/>
+          <w:bCs/>
+        </w:rPr>
+      </w:pPr>
+      <w:r>
+        <w:rPr>
+          <w:b/>
+          <w:bCs/>
+        </w:rPr>
+        <w:lastRenderedPageBreak/>
         <w:t xml:space="preserve">5.5 Offline RL </w:t>
       </w:r>
       <w:proofErr w:type="spellStart"/>
       <w:r>
+        <w:rPr>
+          <w:b/>
+          <w:bCs/>
+        </w:rPr>
         <w:t>Results</w:t>
       </w:r>
       <w:proofErr w:type="spellEnd"/>
@@ -27789,7 +29110,6 @@
           </w:tcPr>
           <w:p>
             <w:r>
-              <w:lastRenderedPageBreak/>
               <w:t>MILP Rolling</w:t>
             </w:r>
           </w:p>
@@ -27880,6 +29200,7 @@
         </w:tc>
       </w:tr>
     </w:tbl>
+    <w:p/>
     <w:p>
       <w:r>
         <w:t xml:space="preserve">The </w:t>
@@ -28517,11 +29838,25 @@
       </w:r>
     </w:p>
     <w:p>
-      <w:r>
+      <w:pPr>
+        <w:rPr>
+          <w:b/>
+          <w:bCs/>
+        </w:rPr>
+      </w:pPr>
+      <w:r>
+        <w:rPr>
+          <w:b/>
+          <w:bCs/>
+        </w:rPr>
         <w:t xml:space="preserve">5.6 Offline RL </w:t>
       </w:r>
       <w:proofErr w:type="spellStart"/>
       <w:r>
+        <w:rPr>
+          <w:b/>
+          <w:bCs/>
+        </w:rPr>
         <w:t>Conclusion</w:t>
       </w:r>
       <w:proofErr w:type="spellEnd"/>
@@ -28830,6 +30165,7 @@
     <w:p>
       <w:proofErr w:type="spellStart"/>
       <w:r>
+        <w:lastRenderedPageBreak/>
         <w:t>Overall</w:t>
       </w:r>
       <w:proofErr w:type="spellEnd"/>
@@ -29036,8 +30372,16 @@
           <w:ilvl w:val="0"/>
           <w:numId w:val="18"/>
         </w:numPr>
+        <w:rPr>
+          <w:b/>
+          <w:bCs/>
+        </w:rPr>
       </w:pPr>
       <w:r>
+        <w:rPr>
+          <w:b/>
+          <w:bCs/>
+        </w:rPr>
         <w:t>JOINT COMPONENT 2 - MULTI-AGENT DISPATCHING</w:t>
       </w:r>
     </w:p>
@@ -29343,27 +30687,57 @@
       </w:r>
     </w:p>
     <w:p>
-      <w:r>
+      <w:pPr>
+        <w:rPr>
+          <w:b/>
+          <w:bCs/>
+        </w:rPr>
+      </w:pPr>
+      <w:r>
+        <w:rPr>
+          <w:b/>
+          <w:bCs/>
+        </w:rPr>
         <w:t xml:space="preserve">6.1 </w:t>
       </w:r>
       <w:proofErr w:type="spellStart"/>
       <w:r>
+        <w:rPr>
+          <w:b/>
+          <w:bCs/>
+        </w:rPr>
         <w:t>Parameter-Shared</w:t>
       </w:r>
       <w:proofErr w:type="spellEnd"/>
       <w:r>
+        <w:rPr>
+          <w:b/>
+          <w:bCs/>
+        </w:rPr>
         <w:t xml:space="preserve"> IDQN-</w:t>
       </w:r>
       <w:proofErr w:type="spellStart"/>
       <w:r>
+        <w:rPr>
+          <w:b/>
+          <w:bCs/>
+        </w:rPr>
         <w:t>lite</w:t>
       </w:r>
       <w:proofErr w:type="spellEnd"/>
       <w:r>
-        <w:t xml:space="preserve"> </w:t>
-      </w:r>
-      <w:proofErr w:type="spellStart"/>
-      <w:r>
+        <w:rPr>
+          <w:b/>
+          <w:bCs/>
+        </w:rPr>
+        <w:t xml:space="preserve"> </w:t>
+      </w:r>
+      <w:proofErr w:type="spellStart"/>
+      <w:r>
+        <w:rPr>
+          <w:b/>
+          <w:bCs/>
+        </w:rPr>
         <w:t>Structure</w:t>
       </w:r>
       <w:proofErr w:type="spellEnd"/>
@@ -29502,7 +30876,6 @@
       </w:r>
       <w:proofErr w:type="spellStart"/>
       <w:r>
-        <w:lastRenderedPageBreak/>
         <w:t>local</w:t>
       </w:r>
       <w:proofErr w:type="spellEnd"/>
@@ -30078,23 +31451,49 @@
       </w:r>
     </w:p>
     <w:p>
-      <w:r>
+      <w:pPr>
+        <w:rPr>
+          <w:b/>
+          <w:bCs/>
+        </w:rPr>
+      </w:pPr>
+      <w:r>
+        <w:rPr>
+          <w:b/>
+          <w:bCs/>
+        </w:rPr>
         <w:t xml:space="preserve">6.2 </w:t>
       </w:r>
       <w:proofErr w:type="spellStart"/>
       <w:r>
+        <w:rPr>
+          <w:b/>
+          <w:bCs/>
+        </w:rPr>
         <w:t>Initial</w:t>
       </w:r>
       <w:proofErr w:type="spellEnd"/>
       <w:r>
+        <w:rPr>
+          <w:b/>
+          <w:bCs/>
+        </w:rPr>
         <w:t xml:space="preserve"> IDQN-</w:t>
       </w:r>
       <w:proofErr w:type="spellStart"/>
       <w:r>
+        <w:rPr>
+          <w:b/>
+          <w:bCs/>
+        </w:rPr>
         <w:t>lite</w:t>
       </w:r>
       <w:proofErr w:type="spellEnd"/>
       <w:r>
+        <w:rPr>
+          <w:b/>
+          <w:bCs/>
+        </w:rPr>
         <w:t xml:space="preserve"> Experiment</w:t>
       </w:r>
     </w:p>
@@ -30437,31 +31836,65 @@
       </w:r>
     </w:p>
     <w:p>
-      <w:r>
+      <w:pPr>
+        <w:rPr>
+          <w:b/>
+          <w:bCs/>
+        </w:rPr>
+      </w:pPr>
+      <w:r>
+        <w:rPr>
+          <w:b/>
+          <w:bCs/>
+        </w:rPr>
         <w:t xml:space="preserve">6.3 </w:t>
       </w:r>
       <w:proofErr w:type="spellStart"/>
       <w:r>
+        <w:rPr>
+          <w:b/>
+          <w:bCs/>
+        </w:rPr>
         <w:t>Behavior</w:t>
       </w:r>
       <w:proofErr w:type="spellEnd"/>
       <w:r>
-        <w:t xml:space="preserve"> </w:t>
-      </w:r>
-      <w:proofErr w:type="spellStart"/>
-      <w:r>
+        <w:rPr>
+          <w:b/>
+          <w:bCs/>
+        </w:rPr>
+        <w:t xml:space="preserve"> </w:t>
+      </w:r>
+      <w:proofErr w:type="spellStart"/>
+      <w:r>
+        <w:rPr>
+          <w:b/>
+          <w:bCs/>
+        </w:rPr>
         <w:t>Cloning</w:t>
       </w:r>
       <w:proofErr w:type="spellEnd"/>
       <w:r>
-        <w:t xml:space="preserve"> </w:t>
-      </w:r>
-      <w:proofErr w:type="spellStart"/>
-      <w:r>
+        <w:rPr>
+          <w:b/>
+          <w:bCs/>
+        </w:rPr>
+        <w:t xml:space="preserve"> </w:t>
+      </w:r>
+      <w:proofErr w:type="spellStart"/>
+      <w:r>
+        <w:rPr>
+          <w:b/>
+          <w:bCs/>
+        </w:rPr>
         <w:t>Warm</w:t>
       </w:r>
       <w:proofErr w:type="spellEnd"/>
       <w:r>
+        <w:rPr>
+          <w:b/>
+          <w:bCs/>
+        </w:rPr>
         <w:t>-Start for Multi-Agent Learning</w:t>
       </w:r>
     </w:p>
@@ -30579,7 +32012,11 @@
       </w:r>
       <w:proofErr w:type="spellEnd"/>
       <w:r>
-        <w:t xml:space="preserve"> Meta </w:t>
+        <w:t xml:space="preserve"> </w:t>
+      </w:r>
+      <w:r>
+        <w:lastRenderedPageBreak/>
+        <w:t xml:space="preserve">Meta </w:t>
       </w:r>
       <w:proofErr w:type="spellStart"/>
       <w:r>
@@ -31113,11 +32550,25 @@
       </w:r>
     </w:p>
     <w:p>
-      <w:r>
+      <w:pPr>
+        <w:rPr>
+          <w:b/>
+          <w:bCs/>
+        </w:rPr>
+      </w:pPr>
+      <w:r>
+        <w:rPr>
+          <w:b/>
+          <w:bCs/>
+        </w:rPr>
         <w:t xml:space="preserve">6.4 Multi-Agent </w:t>
       </w:r>
       <w:proofErr w:type="spellStart"/>
       <w:r>
+        <w:rPr>
+          <w:b/>
+          <w:bCs/>
+        </w:rPr>
         <w:t>Results</w:t>
       </w:r>
       <w:proofErr w:type="spellEnd"/>
@@ -31213,7 +32664,6 @@
                 <w:b/>
                 <w:bCs/>
               </w:rPr>
-              <w:lastRenderedPageBreak/>
               <w:t>Policy</w:t>
             </w:r>
             <w:proofErr w:type="spellEnd"/>
@@ -32472,35 +33922,73 @@
       </w:r>
     </w:p>
     <w:p>
-      <w:r>
+      <w:pPr>
+        <w:rPr>
+          <w:b/>
+          <w:bCs/>
+        </w:rPr>
+      </w:pPr>
+      <w:r>
+        <w:rPr>
+          <w:b/>
+          <w:bCs/>
+        </w:rPr>
         <w:t xml:space="preserve">6.5 </w:t>
       </w:r>
       <w:proofErr w:type="spellStart"/>
       <w:r>
+        <w:rPr>
+          <w:b/>
+          <w:bCs/>
+        </w:rPr>
         <w:t>Discussion</w:t>
       </w:r>
       <w:proofErr w:type="spellEnd"/>
       <w:r>
+        <w:rPr>
+          <w:b/>
+          <w:bCs/>
+        </w:rPr>
         <w:t xml:space="preserve">: </w:t>
       </w:r>
       <w:proofErr w:type="spellStart"/>
       <w:r>
+        <w:rPr>
+          <w:b/>
+          <w:bCs/>
+        </w:rPr>
         <w:t>Why</w:t>
       </w:r>
       <w:proofErr w:type="spellEnd"/>
       <w:r>
+        <w:rPr>
+          <w:b/>
+          <w:bCs/>
+        </w:rPr>
         <w:t xml:space="preserve"> Multi-Agent Learning </w:t>
       </w:r>
       <w:proofErr w:type="spellStart"/>
       <w:r>
+        <w:rPr>
+          <w:b/>
+          <w:bCs/>
+        </w:rPr>
         <w:t>Was</w:t>
       </w:r>
       <w:proofErr w:type="spellEnd"/>
       <w:r>
-        <w:t xml:space="preserve"> </w:t>
-      </w:r>
-      <w:proofErr w:type="spellStart"/>
-      <w:r>
+        <w:rPr>
+          <w:b/>
+          <w:bCs/>
+        </w:rPr>
+        <w:t xml:space="preserve"> </w:t>
+      </w:r>
+      <w:proofErr w:type="spellStart"/>
+      <w:r>
+        <w:rPr>
+          <w:b/>
+          <w:bCs/>
+        </w:rPr>
         <w:t>Difficult</w:t>
       </w:r>
       <w:proofErr w:type="spellEnd"/>
@@ -32669,6 +34157,7 @@
     </w:p>
     <w:p>
       <w:r>
+        <w:lastRenderedPageBreak/>
         <w:t xml:space="preserve">Second, the </w:t>
       </w:r>
       <w:proofErr w:type="spellStart"/>
@@ -33216,18 +34705,31 @@
       </w:r>
     </w:p>
     <w:p>
-      <w:r>
+      <w:pPr>
+        <w:rPr>
+          <w:b/>
+          <w:bCs/>
+        </w:rPr>
+      </w:pPr>
+      <w:r>
+        <w:rPr>
+          <w:b/>
+          <w:bCs/>
+        </w:rPr>
         <w:t xml:space="preserve">6.6 Multi-Agent </w:t>
       </w:r>
       <w:proofErr w:type="spellStart"/>
       <w:r>
+        <w:rPr>
+          <w:b/>
+          <w:bCs/>
+        </w:rPr>
         <w:t>Conclusion</w:t>
       </w:r>
       <w:proofErr w:type="spellEnd"/>
     </w:p>
     <w:p>
       <w:r>
-        <w:lastRenderedPageBreak/>
         <w:t xml:space="preserve">The </w:t>
       </w:r>
       <w:proofErr w:type="spellStart"/>
@@ -33749,25 +35251,55 @@
           <w:ilvl w:val="0"/>
           <w:numId w:val="20"/>
         </w:numPr>
+        <w:rPr>
+          <w:b/>
+          <w:bCs/>
+        </w:rPr>
       </w:pPr>
       <w:r>
+        <w:rPr>
+          <w:b/>
+          <w:bCs/>
+        </w:rPr>
         <w:t>METHOD ORIGIN NOTE AND ENGINEERING LOG</w:t>
       </w:r>
     </w:p>
     <w:p>
-      <w:r>
+      <w:pPr>
+        <w:rPr>
+          <w:b/>
+          <w:bCs/>
+        </w:rPr>
+      </w:pPr>
+      <w:r>
+        <w:rPr>
+          <w:b/>
+          <w:bCs/>
+        </w:rPr>
         <w:t xml:space="preserve">7.1 </w:t>
       </w:r>
       <w:proofErr w:type="spellStart"/>
       <w:r>
+        <w:rPr>
+          <w:b/>
+          <w:bCs/>
+        </w:rPr>
         <w:t>Method-Origin</w:t>
       </w:r>
       <w:proofErr w:type="spellEnd"/>
       <w:r>
-        <w:t xml:space="preserve"> </w:t>
-      </w:r>
-      <w:proofErr w:type="spellStart"/>
-      <w:r>
+        <w:rPr>
+          <w:b/>
+          <w:bCs/>
+        </w:rPr>
+        <w:t xml:space="preserve"> </w:t>
+      </w:r>
+      <w:proofErr w:type="spellStart"/>
+      <w:r>
+        <w:rPr>
+          <w:b/>
+          <w:bCs/>
+        </w:rPr>
         <w:t>Note</w:t>
       </w:r>
       <w:proofErr w:type="spellEnd"/>
@@ -34448,6 +35980,7 @@
     </w:p>
     <w:p>
       <w:r>
+        <w:lastRenderedPageBreak/>
         <w:t xml:space="preserve">For </w:t>
       </w:r>
       <w:proofErr w:type="spellStart"/>
@@ -35002,510 +36535,156 @@
     </w:p>
     <w:p>
       <w:r>
-        <w:t xml:space="preserve">7.2 </w:t>
-      </w:r>
-      <w:proofErr w:type="spellStart"/>
-      <w:r>
-        <w:t>Engineering</w:t>
-      </w:r>
-      <w:proofErr w:type="spellEnd"/>
-      <w:r>
-        <w:t xml:space="preserve"> Log</w:t>
+        <w:t xml:space="preserve">Although the final </w:t>
+      </w:r>
+      <w:proofErr w:type="spellStart"/>
+      <w:r>
+        <w:t>implementation</w:t>
+      </w:r>
+      <w:proofErr w:type="spellEnd"/>
+      <w:r>
+        <w:t xml:space="preserve"> is </w:t>
+      </w:r>
+      <w:proofErr w:type="spellStart"/>
+      <w:r>
+        <w:t>simplified</w:t>
+      </w:r>
+      <w:proofErr w:type="spellEnd"/>
+      <w:r>
+        <w:t xml:space="preserve"> for the </w:t>
+      </w:r>
+      <w:proofErr w:type="spellStart"/>
+      <w:r>
+        <w:t>project</w:t>
+      </w:r>
+      <w:proofErr w:type="spellEnd"/>
+      <w:r>
+        <w:t xml:space="preserve"> </w:t>
+      </w:r>
+      <w:proofErr w:type="spellStart"/>
+      <w:r>
+        <w:t>environment</w:t>
+      </w:r>
+      <w:proofErr w:type="spellEnd"/>
+      <w:r>
+        <w:t xml:space="preserve">, the </w:t>
+      </w:r>
+      <w:proofErr w:type="spellStart"/>
+      <w:r>
+        <w:t>method</w:t>
+      </w:r>
+      <w:proofErr w:type="spellEnd"/>
+      <w:r>
+        <w:t xml:space="preserve"> selection and </w:t>
+      </w:r>
+      <w:proofErr w:type="spellStart"/>
+      <w:r>
+        <w:t>training</w:t>
+      </w:r>
+      <w:proofErr w:type="spellEnd"/>
+      <w:r>
+        <w:t xml:space="preserve"> </w:t>
+      </w:r>
+      <w:proofErr w:type="spellStart"/>
+      <w:r>
+        <w:t>logic</w:t>
+      </w:r>
+      <w:proofErr w:type="spellEnd"/>
+      <w:r>
+        <w:t xml:space="preserve"> </w:t>
+      </w:r>
+      <w:proofErr w:type="spellStart"/>
+      <w:r>
+        <w:t>were</w:t>
+      </w:r>
+      <w:proofErr w:type="spellEnd"/>
+      <w:r>
+        <w:t xml:space="preserve"> </w:t>
+      </w:r>
+      <w:proofErr w:type="spellStart"/>
+      <w:r>
+        <w:t>motivated</w:t>
+      </w:r>
+      <w:proofErr w:type="spellEnd"/>
+      <w:r>
+        <w:t xml:space="preserve"> </w:t>
+      </w:r>
+      <w:proofErr w:type="spellStart"/>
+      <w:r>
+        <w:t>by</w:t>
+      </w:r>
+      <w:proofErr w:type="spellEnd"/>
+      <w:r>
+        <w:t xml:space="preserve"> these </w:t>
+      </w:r>
+      <w:proofErr w:type="spellStart"/>
+      <w:r>
+        <w:t>papers</w:t>
+      </w:r>
+      <w:proofErr w:type="spellEnd"/>
+      <w:r>
+        <w:t>.</w:t>
       </w:r>
     </w:p>
     <w:p>
-      <w:r>
-        <w:t xml:space="preserve">The main </w:t>
-      </w:r>
-      <w:proofErr w:type="spellStart"/>
-      <w:r>
-        <w:t>difficulty</w:t>
-      </w:r>
-      <w:proofErr w:type="spellEnd"/>
-      <w:r>
-        <w:t xml:space="preserve"> </w:t>
-      </w:r>
-      <w:proofErr w:type="spellStart"/>
-      <w:r>
-        <w:t>was</w:t>
-      </w:r>
-      <w:proofErr w:type="spellEnd"/>
-      <w:r>
-        <w:t xml:space="preserve"> that the </w:t>
-      </w:r>
-      <w:proofErr w:type="spellStart"/>
-      <w:r>
-        <w:t>simulator</w:t>
-      </w:r>
-      <w:proofErr w:type="spellEnd"/>
-      <w:r>
-        <w:t xml:space="preserve"> has a large </w:t>
-      </w:r>
-      <w:proofErr w:type="spellStart"/>
-      <w:r>
-        <w:t>discrete</w:t>
-      </w:r>
-      <w:proofErr w:type="spellEnd"/>
-      <w:r>
-        <w:t xml:space="preserve"> </w:t>
-      </w:r>
-      <w:proofErr w:type="spellStart"/>
-      <w:r>
-        <w:t>action</w:t>
-      </w:r>
-      <w:proofErr w:type="spellEnd"/>
-      <w:r>
-        <w:t xml:space="preserve"> </w:t>
-      </w:r>
-      <w:proofErr w:type="spellStart"/>
-      <w:r>
-        <w:t>space</w:t>
-      </w:r>
-      <w:proofErr w:type="spellEnd"/>
-      <w:r>
-        <w:t xml:space="preserve"> and </w:t>
-      </w:r>
-      <w:proofErr w:type="spellStart"/>
-      <w:r>
-        <w:t>sparse</w:t>
-      </w:r>
-      <w:proofErr w:type="spellEnd"/>
-      <w:r>
-        <w:t xml:space="preserve"> </w:t>
-      </w:r>
-      <w:proofErr w:type="spellStart"/>
-      <w:r>
-        <w:t>delayed</w:t>
-      </w:r>
-      <w:proofErr w:type="spellEnd"/>
-      <w:r>
-        <w:t xml:space="preserve"> </w:t>
-      </w:r>
-      <w:proofErr w:type="spellStart"/>
-      <w:r>
-        <w:t>rewards</w:t>
-      </w:r>
-      <w:proofErr w:type="spellEnd"/>
-      <w:r>
-        <w:t xml:space="preserve">. </w:t>
-      </w:r>
-      <w:proofErr w:type="spellStart"/>
-      <w:r>
-        <w:t>Early</w:t>
-      </w:r>
-      <w:proofErr w:type="spellEnd"/>
-      <w:r>
-        <w:t xml:space="preserve"> DQN and </w:t>
-      </w:r>
-      <w:proofErr w:type="spellStart"/>
-      <w:r>
-        <w:t>Dyna</w:t>
-      </w:r>
-      <w:proofErr w:type="spellEnd"/>
-      <w:r>
-        <w:t xml:space="preserve">-Q </w:t>
-      </w:r>
-      <w:proofErr w:type="spellStart"/>
-      <w:r>
-        <w:t>versions</w:t>
-      </w:r>
-      <w:proofErr w:type="spellEnd"/>
-      <w:r>
-        <w:t xml:space="preserve"> </w:t>
-      </w:r>
-      <w:proofErr w:type="spellStart"/>
-      <w:r>
-        <w:t>struggled</w:t>
-      </w:r>
-      <w:proofErr w:type="spellEnd"/>
-      <w:r>
-        <w:t xml:space="preserve"> to </w:t>
-      </w:r>
-      <w:proofErr w:type="spellStart"/>
-      <w:r>
-        <w:t>connect</w:t>
-      </w:r>
-      <w:proofErr w:type="spellEnd"/>
-      <w:r>
-        <w:t xml:space="preserve"> </w:t>
-      </w:r>
-      <w:proofErr w:type="spellStart"/>
-      <w:r>
-        <w:t>assignment</w:t>
-      </w:r>
-      <w:proofErr w:type="spellEnd"/>
-      <w:r>
-        <w:t xml:space="preserve"> </w:t>
-      </w:r>
-      <w:proofErr w:type="spellStart"/>
-      <w:r>
-        <w:t>decisions</w:t>
-      </w:r>
-      <w:proofErr w:type="spellEnd"/>
-      <w:r>
-        <w:t xml:space="preserve"> with </w:t>
-      </w:r>
-      <w:r>
-        <w:lastRenderedPageBreak/>
-        <w:t xml:space="preserve">final </w:t>
-      </w:r>
-      <w:proofErr w:type="spellStart"/>
-      <w:r>
-        <w:t>delivery</w:t>
-      </w:r>
-      <w:proofErr w:type="spellEnd"/>
-      <w:r>
-        <w:t xml:space="preserve"> </w:t>
-      </w:r>
-      <w:proofErr w:type="spellStart"/>
-      <w:r>
-        <w:t>outcomes</w:t>
-      </w:r>
-      <w:proofErr w:type="spellEnd"/>
-      <w:r>
-        <w:t xml:space="preserve">. </w:t>
-      </w:r>
-      <w:proofErr w:type="spellStart"/>
-      <w:r>
-        <w:t>Battery</w:t>
-      </w:r>
-      <w:proofErr w:type="spellEnd"/>
-      <w:r>
-        <w:t xml:space="preserve"> </w:t>
-      </w:r>
-      <w:proofErr w:type="spellStart"/>
-      <w:r>
-        <w:t>depletion</w:t>
-      </w:r>
-      <w:proofErr w:type="spellEnd"/>
-      <w:r>
-        <w:t xml:space="preserve"> </w:t>
-      </w:r>
-      <w:proofErr w:type="spellStart"/>
-      <w:r>
-        <w:t>was</w:t>
-      </w:r>
-      <w:proofErr w:type="spellEnd"/>
-      <w:r>
-        <w:t xml:space="preserve"> </w:t>
-      </w:r>
-      <w:proofErr w:type="spellStart"/>
-      <w:r>
-        <w:t>another</w:t>
-      </w:r>
-      <w:proofErr w:type="spellEnd"/>
-      <w:r>
-        <w:t xml:space="preserve"> </w:t>
-      </w:r>
-      <w:proofErr w:type="spellStart"/>
-      <w:r>
-        <w:t>major</w:t>
-      </w:r>
-      <w:proofErr w:type="spellEnd"/>
-      <w:r>
-        <w:t xml:space="preserve"> </w:t>
-      </w:r>
-      <w:proofErr w:type="spellStart"/>
-      <w:r>
-        <w:t>issue</w:t>
-      </w:r>
-      <w:proofErr w:type="spellEnd"/>
-      <w:r>
-        <w:t xml:space="preserve">, so the final Role C </w:t>
-      </w:r>
-      <w:proofErr w:type="spellStart"/>
-      <w:r>
-        <w:t>planner</w:t>
-      </w:r>
-      <w:proofErr w:type="spellEnd"/>
-      <w:r>
-        <w:t xml:space="preserve"> </w:t>
-      </w:r>
-      <w:proofErr w:type="spellStart"/>
-      <w:r>
-        <w:t>focused</w:t>
-      </w:r>
-      <w:proofErr w:type="spellEnd"/>
-      <w:r>
-        <w:t xml:space="preserve"> on </w:t>
-      </w:r>
-      <w:proofErr w:type="spellStart"/>
-      <w:r>
-        <w:t>battery</w:t>
-      </w:r>
-      <w:proofErr w:type="spellEnd"/>
-      <w:r>
-        <w:t xml:space="preserve">-risk </w:t>
-      </w:r>
-      <w:proofErr w:type="spellStart"/>
-      <w:r>
-        <w:t>interventions</w:t>
-      </w:r>
-      <w:proofErr w:type="spellEnd"/>
-      <w:r>
-        <w:t xml:space="preserve"> </w:t>
-      </w:r>
-      <w:proofErr w:type="spellStart"/>
-      <w:r>
-        <w:t>over</w:t>
-      </w:r>
-      <w:proofErr w:type="spellEnd"/>
-      <w:r>
-        <w:t xml:space="preserve"> </w:t>
-      </w:r>
-      <w:proofErr w:type="spellStart"/>
-      <w:r>
-        <w:t>greedy</w:t>
-      </w:r>
-      <w:proofErr w:type="spellEnd"/>
-      <w:r>
-        <w:t xml:space="preserve"> </w:t>
-      </w:r>
-      <w:proofErr w:type="spellStart"/>
-      <w:r>
-        <w:t>assignments</w:t>
-      </w:r>
-      <w:proofErr w:type="spellEnd"/>
-      <w:r>
-        <w:t>.</w:t>
-      </w:r>
+      <w:proofErr w:type="spellStart"/>
+      <w:r>
+        <w:t>References</w:t>
+      </w:r>
+      <w:proofErr w:type="spellEnd"/>
+      <w:r>
+        <w:t xml:space="preserve"> for </w:t>
+      </w:r>
+      <w:proofErr w:type="spellStart"/>
+      <w:r>
+        <w:t>Methods</w:t>
+      </w:r>
+      <w:proofErr w:type="spellEnd"/>
     </w:p>
     <w:p>
       <w:proofErr w:type="spellStart"/>
       <w:r>
-        <w:t>In</w:t>
-      </w:r>
-      <w:proofErr w:type="spellEnd"/>
-      <w:r>
-        <w:t xml:space="preserve"> offline RL, </w:t>
-      </w:r>
-      <w:proofErr w:type="spellStart"/>
-      <w:r>
-        <w:t>naive</w:t>
-      </w:r>
-      <w:proofErr w:type="spellEnd"/>
-      <w:r>
-        <w:t xml:space="preserve"> Offline DQN </w:t>
-      </w:r>
-      <w:proofErr w:type="spellStart"/>
-      <w:r>
-        <w:t>showed</w:t>
-      </w:r>
-      <w:proofErr w:type="spellEnd"/>
-      <w:r>
-        <w:t xml:space="preserve"> </w:t>
-      </w:r>
-      <w:proofErr w:type="spellStart"/>
-      <w:r>
-        <w:t>out</w:t>
-      </w:r>
-      <w:proofErr w:type="spellEnd"/>
-      <w:r>
-        <w:t>-of-</w:t>
-      </w:r>
-      <w:proofErr w:type="spellStart"/>
-      <w:r>
-        <w:t>distribution</w:t>
-      </w:r>
-      <w:proofErr w:type="spellEnd"/>
-      <w:r>
-        <w:t xml:space="preserve"> </w:t>
-      </w:r>
-      <w:proofErr w:type="spellStart"/>
-      <w:r>
-        <w:t>overestimation</w:t>
-      </w:r>
-      <w:proofErr w:type="spellEnd"/>
-      <w:r>
-        <w:t xml:space="preserve">: its OOD </w:t>
-      </w:r>
-      <w:proofErr w:type="spellStart"/>
-      <w:r>
-        <w:t>gap</w:t>
-      </w:r>
-      <w:proofErr w:type="spellEnd"/>
-      <w:r>
-        <w:t xml:space="preserve"> </w:t>
-      </w:r>
-      <w:proofErr w:type="spellStart"/>
-      <w:r>
-        <w:t>increased</w:t>
-      </w:r>
-      <w:proofErr w:type="spellEnd"/>
-      <w:r>
-        <w:t xml:space="preserve"> </w:t>
-      </w:r>
-      <w:proofErr w:type="spellStart"/>
-      <w:r>
-        <w:t>during</w:t>
-      </w:r>
-      <w:proofErr w:type="spellEnd"/>
-      <w:r>
-        <w:t xml:space="preserve"> </w:t>
-      </w:r>
-      <w:proofErr w:type="spellStart"/>
-      <w:r>
-        <w:t>training</w:t>
-      </w:r>
-      <w:proofErr w:type="spellEnd"/>
-      <w:r>
-        <w:t xml:space="preserve"> and </w:t>
-      </w:r>
-      <w:proofErr w:type="spellStart"/>
-      <w:r>
-        <w:t>deployment</w:t>
-      </w:r>
-      <w:proofErr w:type="spellEnd"/>
-      <w:r>
-        <w:t xml:space="preserve"> performance </w:t>
-      </w:r>
-      <w:proofErr w:type="spellStart"/>
-      <w:r>
-        <w:t>remained</w:t>
-      </w:r>
-      <w:proofErr w:type="spellEnd"/>
-      <w:r>
-        <w:t xml:space="preserve"> </w:t>
-      </w:r>
-      <w:proofErr w:type="spellStart"/>
-      <w:r>
-        <w:t>poor</w:t>
-      </w:r>
-      <w:proofErr w:type="spellEnd"/>
-      <w:r>
-        <w:t>. CQL-</w:t>
-      </w:r>
-      <w:proofErr w:type="spellStart"/>
-      <w:r>
-        <w:t>lite</w:t>
-      </w:r>
-      <w:proofErr w:type="spellEnd"/>
-      <w:r>
-        <w:t xml:space="preserve"> </w:t>
-      </w:r>
-      <w:proofErr w:type="spellStart"/>
-      <w:r>
-        <w:t>reduced</w:t>
-      </w:r>
-      <w:proofErr w:type="spellEnd"/>
-      <w:r>
-        <w:t xml:space="preserve"> the </w:t>
-      </w:r>
-      <w:proofErr w:type="spellStart"/>
-      <w:r>
-        <w:t>diagnostic</w:t>
-      </w:r>
-      <w:proofErr w:type="spellEnd"/>
-      <w:r>
-        <w:t xml:space="preserve"> </w:t>
-      </w:r>
-      <w:proofErr w:type="spellStart"/>
-      <w:r>
-        <w:t>overestimation</w:t>
-      </w:r>
-      <w:proofErr w:type="spellEnd"/>
-      <w:r>
-        <w:t xml:space="preserve"> but </w:t>
-      </w:r>
-      <w:proofErr w:type="spellStart"/>
-      <w:r>
-        <w:t>did</w:t>
-      </w:r>
-      <w:proofErr w:type="spellEnd"/>
-      <w:r>
-        <w:t xml:space="preserve"> not </w:t>
-      </w:r>
-      <w:proofErr w:type="spellStart"/>
-      <w:r>
-        <w:t>improve</w:t>
-      </w:r>
-      <w:proofErr w:type="spellEnd"/>
-      <w:r>
-        <w:t xml:space="preserve"> final performance enough. IQL-</w:t>
-      </w:r>
-      <w:proofErr w:type="spellStart"/>
-      <w:r>
-        <w:t>lite</w:t>
-      </w:r>
-      <w:proofErr w:type="spellEnd"/>
-      <w:r>
-        <w:t xml:space="preserve"> with </w:t>
-      </w:r>
-      <w:proofErr w:type="spellStart"/>
-      <w:r>
-        <w:t>advantage-weighted</w:t>
-      </w:r>
-      <w:proofErr w:type="spellEnd"/>
-      <w:r>
-        <w:t xml:space="preserve"> </w:t>
-      </w:r>
-      <w:proofErr w:type="spellStart"/>
-      <w:r>
-        <w:t>behavior</w:t>
-      </w:r>
-      <w:proofErr w:type="spellEnd"/>
-      <w:r>
-        <w:t xml:space="preserve"> </w:t>
-      </w:r>
-      <w:proofErr w:type="spellStart"/>
-      <w:r>
-        <w:t>cloning</w:t>
-      </w:r>
-      <w:proofErr w:type="spellEnd"/>
-      <w:r>
-        <w:t xml:space="preserve"> </w:t>
-      </w:r>
-      <w:proofErr w:type="spellStart"/>
-      <w:r>
-        <w:t>solved</w:t>
-      </w:r>
-      <w:proofErr w:type="spellEnd"/>
-      <w:r>
-        <w:t xml:space="preserve"> this </w:t>
-      </w:r>
-      <w:proofErr w:type="spellStart"/>
-      <w:r>
-        <w:t>better</w:t>
-      </w:r>
-      <w:proofErr w:type="spellEnd"/>
-      <w:r>
-        <w:t xml:space="preserve"> </w:t>
-      </w:r>
-      <w:proofErr w:type="spellStart"/>
-      <w:r>
-        <w:t>by</w:t>
-      </w:r>
-      <w:proofErr w:type="spellEnd"/>
-      <w:r>
-        <w:t xml:space="preserve"> </w:t>
-      </w:r>
-      <w:proofErr w:type="spellStart"/>
-      <w:r>
-        <w:t>emphasizing</w:t>
-      </w:r>
-      <w:proofErr w:type="spellEnd"/>
-      <w:r>
-        <w:t xml:space="preserve"> higher-</w:t>
-      </w:r>
-      <w:proofErr w:type="spellStart"/>
-      <w:r>
-        <w:t>return</w:t>
-      </w:r>
-      <w:proofErr w:type="spellEnd"/>
-      <w:r>
-        <w:t xml:space="preserve"> </w:t>
-      </w:r>
-      <w:proofErr w:type="spellStart"/>
-      <w:r>
-        <w:t>logged</w:t>
-      </w:r>
-      <w:proofErr w:type="spellEnd"/>
-      <w:r>
-        <w:t xml:space="preserve"> </w:t>
-      </w:r>
-      <w:proofErr w:type="spellStart"/>
-      <w:r>
-        <w:t>trajectories</w:t>
+        <w:t>Mnih</w:t>
+      </w:r>
+      <w:proofErr w:type="spellEnd"/>
+      <w:r>
+        <w:t xml:space="preserve"> et al. (2015), Human-level </w:t>
+      </w:r>
+      <w:proofErr w:type="spellStart"/>
+      <w:r>
+        <w:t>control</w:t>
+      </w:r>
+      <w:proofErr w:type="spellEnd"/>
+      <w:r>
+        <w:t xml:space="preserve"> </w:t>
+      </w:r>
+      <w:proofErr w:type="spellStart"/>
+      <w:r>
+        <w:t>through</w:t>
+      </w:r>
+      <w:proofErr w:type="spellEnd"/>
+      <w:r>
+        <w:t xml:space="preserve"> </w:t>
+      </w:r>
+      <w:proofErr w:type="spellStart"/>
+      <w:r>
+        <w:t>deep</w:t>
+      </w:r>
+      <w:proofErr w:type="spellEnd"/>
+      <w:r>
+        <w:t xml:space="preserve"> </w:t>
+      </w:r>
+      <w:proofErr w:type="spellStart"/>
+      <w:r>
+        <w:t>reinforcement</w:t>
+      </w:r>
+      <w:proofErr w:type="spellEnd"/>
+      <w:r>
+        <w:t xml:space="preserve"> </w:t>
+      </w:r>
+      <w:proofErr w:type="spellStart"/>
+      <w:r>
+        <w:t>learning</w:t>
       </w:r>
       <w:proofErr w:type="spellEnd"/>
       <w:r>
@@ -35515,6 +36694,810 @@
     <w:p>
       <w:proofErr w:type="spellStart"/>
       <w:r>
+        <w:t>van</w:t>
+      </w:r>
+      <w:proofErr w:type="spellEnd"/>
+      <w:r>
+        <w:t xml:space="preserve"> </w:t>
+      </w:r>
+      <w:proofErr w:type="spellStart"/>
+      <w:r>
+        <w:t>Hasselt</w:t>
+      </w:r>
+      <w:proofErr w:type="spellEnd"/>
+      <w:r>
+        <w:t xml:space="preserve"> et al. (2016), </w:t>
+      </w:r>
+      <w:proofErr w:type="spellStart"/>
+      <w:r>
+        <w:t>Deep</w:t>
+      </w:r>
+      <w:proofErr w:type="spellEnd"/>
+      <w:r>
+        <w:t xml:space="preserve"> </w:t>
+      </w:r>
+      <w:proofErr w:type="spellStart"/>
+      <w:r>
+        <w:t>Reinforcement</w:t>
+      </w:r>
+      <w:proofErr w:type="spellEnd"/>
+      <w:r>
+        <w:t xml:space="preserve"> Learning with </w:t>
+      </w:r>
+      <w:proofErr w:type="spellStart"/>
+      <w:r>
+        <w:t>Double</w:t>
+      </w:r>
+      <w:proofErr w:type="spellEnd"/>
+      <w:r>
+        <w:t xml:space="preserve"> Q-</w:t>
+      </w:r>
+      <w:proofErr w:type="spellStart"/>
+      <w:r>
+        <w:t>learning</w:t>
+      </w:r>
+      <w:proofErr w:type="spellEnd"/>
+      <w:r>
+        <w:t>.</w:t>
+      </w:r>
+    </w:p>
+    <w:p>
+      <w:r>
+        <w:t xml:space="preserve">Wang et al. (2016), </w:t>
+      </w:r>
+      <w:proofErr w:type="spellStart"/>
+      <w:r>
+        <w:t>Dueling</w:t>
+      </w:r>
+      <w:proofErr w:type="spellEnd"/>
+      <w:r>
+        <w:t xml:space="preserve"> Network </w:t>
+      </w:r>
+      <w:proofErr w:type="spellStart"/>
+      <w:r>
+        <w:t>Architectures</w:t>
+      </w:r>
+      <w:proofErr w:type="spellEnd"/>
+      <w:r>
+        <w:t xml:space="preserve"> for </w:t>
+      </w:r>
+      <w:proofErr w:type="spellStart"/>
+      <w:r>
+        <w:t>Deep</w:t>
+      </w:r>
+      <w:proofErr w:type="spellEnd"/>
+      <w:r>
+        <w:t xml:space="preserve"> </w:t>
+      </w:r>
+      <w:proofErr w:type="spellStart"/>
+      <w:r>
+        <w:t>Reinforcement</w:t>
+      </w:r>
+      <w:proofErr w:type="spellEnd"/>
+      <w:r>
+        <w:t xml:space="preserve"> Learning.</w:t>
+      </w:r>
+    </w:p>
+    <w:p>
+      <w:proofErr w:type="spellStart"/>
+      <w:r>
+        <w:t>Mnih</w:t>
+      </w:r>
+      <w:proofErr w:type="spellEnd"/>
+      <w:r>
+        <w:t xml:space="preserve"> et al. (2016), </w:t>
+      </w:r>
+      <w:proofErr w:type="spellStart"/>
+      <w:r>
+        <w:t>Asynchronous</w:t>
+      </w:r>
+      <w:proofErr w:type="spellEnd"/>
+      <w:r>
+        <w:t xml:space="preserve"> </w:t>
+      </w:r>
+      <w:proofErr w:type="spellStart"/>
+      <w:r>
+        <w:t>Methods</w:t>
+      </w:r>
+      <w:proofErr w:type="spellEnd"/>
+      <w:r>
+        <w:t xml:space="preserve"> for </w:t>
+      </w:r>
+      <w:proofErr w:type="spellStart"/>
+      <w:r>
+        <w:t>Deep</w:t>
+      </w:r>
+      <w:proofErr w:type="spellEnd"/>
+      <w:r>
+        <w:t xml:space="preserve"> </w:t>
+      </w:r>
+      <w:proofErr w:type="spellStart"/>
+      <w:r>
+        <w:t>Reinforcement</w:t>
+      </w:r>
+      <w:proofErr w:type="spellEnd"/>
+      <w:r>
+        <w:t xml:space="preserve"> Learning.</w:t>
+      </w:r>
+    </w:p>
+    <w:p>
+      <w:proofErr w:type="spellStart"/>
+      <w:r>
+        <w:t>Schulman</w:t>
+      </w:r>
+      <w:proofErr w:type="spellEnd"/>
+      <w:r>
+        <w:t xml:space="preserve"> et al. (2016), High-</w:t>
+      </w:r>
+      <w:proofErr w:type="spellStart"/>
+      <w:r>
+        <w:t>Dimensional</w:t>
+      </w:r>
+      <w:proofErr w:type="spellEnd"/>
+      <w:r>
+        <w:t xml:space="preserve"> </w:t>
+      </w:r>
+      <w:proofErr w:type="spellStart"/>
+      <w:r>
+        <w:t>Continuous</w:t>
+      </w:r>
+      <w:proofErr w:type="spellEnd"/>
+      <w:r>
+        <w:t xml:space="preserve"> Control Using </w:t>
+      </w:r>
+      <w:proofErr w:type="spellStart"/>
+      <w:r>
+        <w:t>Generalized</w:t>
+      </w:r>
+      <w:proofErr w:type="spellEnd"/>
+      <w:r>
+        <w:t xml:space="preserve"> Advantage </w:t>
+      </w:r>
+      <w:proofErr w:type="spellStart"/>
+      <w:r>
+        <w:t>Estimation</w:t>
+      </w:r>
+      <w:proofErr w:type="spellEnd"/>
+      <w:r>
+        <w:t>.</w:t>
+      </w:r>
+    </w:p>
+    <w:p>
+      <w:proofErr w:type="spellStart"/>
+      <w:r>
+        <w:t>Sutton</w:t>
+      </w:r>
+      <w:proofErr w:type="spellEnd"/>
+      <w:r>
+        <w:t xml:space="preserve"> (1990), </w:t>
+      </w:r>
+      <w:proofErr w:type="spellStart"/>
+      <w:r>
+        <w:t>Integrated</w:t>
+      </w:r>
+      <w:proofErr w:type="spellEnd"/>
+      <w:r>
+        <w:t xml:space="preserve"> </w:t>
+      </w:r>
+      <w:proofErr w:type="spellStart"/>
+      <w:r>
+        <w:t>Architectures</w:t>
+      </w:r>
+      <w:proofErr w:type="spellEnd"/>
+      <w:r>
+        <w:t xml:space="preserve"> for Learning, Planning, and </w:t>
+      </w:r>
+      <w:proofErr w:type="spellStart"/>
+      <w:r>
+        <w:t>Reacting</w:t>
+      </w:r>
+      <w:proofErr w:type="spellEnd"/>
+      <w:r>
+        <w:t xml:space="preserve"> </w:t>
+      </w:r>
+      <w:proofErr w:type="spellStart"/>
+      <w:r>
+        <w:t>Based</w:t>
+      </w:r>
+      <w:proofErr w:type="spellEnd"/>
+      <w:r>
+        <w:t xml:space="preserve"> on </w:t>
+      </w:r>
+      <w:proofErr w:type="spellStart"/>
+      <w:r>
+        <w:t>Approximating</w:t>
+      </w:r>
+      <w:proofErr w:type="spellEnd"/>
+      <w:r>
+        <w:t xml:space="preserve"> </w:t>
+      </w:r>
+      <w:proofErr w:type="spellStart"/>
+      <w:r>
+        <w:t>Dynamic</w:t>
+      </w:r>
+      <w:proofErr w:type="spellEnd"/>
+      <w:r>
+        <w:t xml:space="preserve"> Programming.</w:t>
+      </w:r>
+    </w:p>
+    <w:p>
+      <w:r>
+        <w:t xml:space="preserve">Kumar et al. (2020), </w:t>
+      </w:r>
+      <w:proofErr w:type="spellStart"/>
+      <w:r>
+        <w:t>Conservative</w:t>
+      </w:r>
+      <w:proofErr w:type="spellEnd"/>
+      <w:r>
+        <w:t xml:space="preserve"> Q-Learning for Offline </w:t>
+      </w:r>
+      <w:proofErr w:type="spellStart"/>
+      <w:r>
+        <w:t>Reinforcement</w:t>
+      </w:r>
+      <w:proofErr w:type="spellEnd"/>
+      <w:r>
+        <w:t xml:space="preserve"> Learning.</w:t>
+      </w:r>
+    </w:p>
+    <w:p>
+      <w:proofErr w:type="spellStart"/>
+      <w:r>
+        <w:t>Kostrikov</w:t>
+      </w:r>
+      <w:proofErr w:type="spellEnd"/>
+      <w:r>
+        <w:t xml:space="preserve"> et al. (2021), Offline </w:t>
+      </w:r>
+      <w:proofErr w:type="spellStart"/>
+      <w:r>
+        <w:t>Reinforcement</w:t>
+      </w:r>
+      <w:proofErr w:type="spellEnd"/>
+      <w:r>
+        <w:t xml:space="preserve"> Learning with </w:t>
+      </w:r>
+      <w:proofErr w:type="spellStart"/>
+      <w:r>
+        <w:t>Implicit</w:t>
+      </w:r>
+      <w:proofErr w:type="spellEnd"/>
+      <w:r>
+        <w:t xml:space="preserve"> Q-Learning.</w:t>
+      </w:r>
+    </w:p>
+    <w:p/>
+    <w:p>
+      <w:pPr>
+        <w:rPr>
+          <w:b/>
+          <w:bCs/>
+        </w:rPr>
+      </w:pPr>
+      <w:r>
+        <w:rPr>
+          <w:b/>
+          <w:bCs/>
+        </w:rPr>
+        <w:t xml:space="preserve">7.2 </w:t>
+      </w:r>
+      <w:proofErr w:type="spellStart"/>
+      <w:r>
+        <w:rPr>
+          <w:b/>
+          <w:bCs/>
+        </w:rPr>
+        <w:t>Engineering</w:t>
+      </w:r>
+      <w:proofErr w:type="spellEnd"/>
+      <w:r>
+        <w:rPr>
+          <w:b/>
+          <w:bCs/>
+        </w:rPr>
+        <w:t xml:space="preserve"> Log</w:t>
+      </w:r>
+    </w:p>
+    <w:p>
+      <w:r>
+        <w:t xml:space="preserve">The main </w:t>
+      </w:r>
+      <w:proofErr w:type="spellStart"/>
+      <w:r>
+        <w:t>difficulty</w:t>
+      </w:r>
+      <w:proofErr w:type="spellEnd"/>
+      <w:r>
+        <w:t xml:space="preserve"> </w:t>
+      </w:r>
+      <w:proofErr w:type="spellStart"/>
+      <w:r>
+        <w:t>was</w:t>
+      </w:r>
+      <w:proofErr w:type="spellEnd"/>
+      <w:r>
+        <w:t xml:space="preserve"> that the </w:t>
+      </w:r>
+      <w:proofErr w:type="spellStart"/>
+      <w:r>
+        <w:t>simulator</w:t>
+      </w:r>
+      <w:proofErr w:type="spellEnd"/>
+      <w:r>
+        <w:t xml:space="preserve"> has a large </w:t>
+      </w:r>
+      <w:proofErr w:type="spellStart"/>
+      <w:r>
+        <w:t>discrete</w:t>
+      </w:r>
+      <w:proofErr w:type="spellEnd"/>
+      <w:r>
+        <w:t xml:space="preserve"> </w:t>
+      </w:r>
+      <w:proofErr w:type="spellStart"/>
+      <w:r>
+        <w:t>action</w:t>
+      </w:r>
+      <w:proofErr w:type="spellEnd"/>
+      <w:r>
+        <w:t xml:space="preserve"> </w:t>
+      </w:r>
+      <w:proofErr w:type="spellStart"/>
+      <w:r>
+        <w:t>space</w:t>
+      </w:r>
+      <w:proofErr w:type="spellEnd"/>
+      <w:r>
+        <w:t xml:space="preserve"> and </w:t>
+      </w:r>
+      <w:proofErr w:type="spellStart"/>
+      <w:r>
+        <w:t>sparse</w:t>
+      </w:r>
+      <w:proofErr w:type="spellEnd"/>
+      <w:r>
+        <w:t xml:space="preserve"> </w:t>
+      </w:r>
+      <w:proofErr w:type="spellStart"/>
+      <w:r>
+        <w:t>delayed</w:t>
+      </w:r>
+      <w:proofErr w:type="spellEnd"/>
+      <w:r>
+        <w:t xml:space="preserve"> </w:t>
+      </w:r>
+      <w:proofErr w:type="spellStart"/>
+      <w:r>
+        <w:t>rewards</w:t>
+      </w:r>
+      <w:proofErr w:type="spellEnd"/>
+      <w:r>
+        <w:t xml:space="preserve">. </w:t>
+      </w:r>
+      <w:proofErr w:type="spellStart"/>
+      <w:r>
+        <w:t>Early</w:t>
+      </w:r>
+      <w:proofErr w:type="spellEnd"/>
+      <w:r>
+        <w:t xml:space="preserve"> DQN and </w:t>
+      </w:r>
+      <w:proofErr w:type="spellStart"/>
+      <w:r>
+        <w:t>Dyna</w:t>
+      </w:r>
+      <w:proofErr w:type="spellEnd"/>
+      <w:r>
+        <w:t xml:space="preserve">-Q </w:t>
+      </w:r>
+      <w:proofErr w:type="spellStart"/>
+      <w:r>
+        <w:t>versions</w:t>
+      </w:r>
+      <w:proofErr w:type="spellEnd"/>
+      <w:r>
+        <w:t xml:space="preserve"> </w:t>
+      </w:r>
+      <w:proofErr w:type="spellStart"/>
+      <w:r>
+        <w:t>struggled</w:t>
+      </w:r>
+      <w:proofErr w:type="spellEnd"/>
+      <w:r>
+        <w:t xml:space="preserve"> to </w:t>
+      </w:r>
+      <w:proofErr w:type="spellStart"/>
+      <w:r>
+        <w:t>connect</w:t>
+      </w:r>
+      <w:proofErr w:type="spellEnd"/>
+      <w:r>
+        <w:t xml:space="preserve"> </w:t>
+      </w:r>
+      <w:proofErr w:type="spellStart"/>
+      <w:r>
+        <w:t>assignment</w:t>
+      </w:r>
+      <w:proofErr w:type="spellEnd"/>
+      <w:r>
+        <w:t xml:space="preserve"> </w:t>
+      </w:r>
+      <w:proofErr w:type="spellStart"/>
+      <w:r>
+        <w:t>decisions</w:t>
+      </w:r>
+      <w:proofErr w:type="spellEnd"/>
+      <w:r>
+        <w:t xml:space="preserve"> with final </w:t>
+      </w:r>
+      <w:proofErr w:type="spellStart"/>
+      <w:r>
+        <w:t>delivery</w:t>
+      </w:r>
+      <w:proofErr w:type="spellEnd"/>
+      <w:r>
+        <w:t xml:space="preserve"> </w:t>
+      </w:r>
+      <w:proofErr w:type="spellStart"/>
+      <w:r>
+        <w:t>outcomes</w:t>
+      </w:r>
+      <w:proofErr w:type="spellEnd"/>
+      <w:r>
+        <w:t xml:space="preserve">. </w:t>
+      </w:r>
+      <w:proofErr w:type="spellStart"/>
+      <w:r>
+        <w:t>Battery</w:t>
+      </w:r>
+      <w:proofErr w:type="spellEnd"/>
+      <w:r>
+        <w:t xml:space="preserve"> </w:t>
+      </w:r>
+      <w:proofErr w:type="spellStart"/>
+      <w:r>
+        <w:t>depletion</w:t>
+      </w:r>
+      <w:proofErr w:type="spellEnd"/>
+      <w:r>
+        <w:t xml:space="preserve"> </w:t>
+      </w:r>
+      <w:proofErr w:type="spellStart"/>
+      <w:r>
+        <w:t>was</w:t>
+      </w:r>
+      <w:proofErr w:type="spellEnd"/>
+      <w:r>
+        <w:t xml:space="preserve"> </w:t>
+      </w:r>
+      <w:proofErr w:type="spellStart"/>
+      <w:r>
+        <w:t>another</w:t>
+      </w:r>
+      <w:proofErr w:type="spellEnd"/>
+      <w:r>
+        <w:t xml:space="preserve"> </w:t>
+      </w:r>
+      <w:proofErr w:type="spellStart"/>
+      <w:r>
+        <w:t>major</w:t>
+      </w:r>
+      <w:proofErr w:type="spellEnd"/>
+      <w:r>
+        <w:t xml:space="preserve"> </w:t>
+      </w:r>
+      <w:proofErr w:type="spellStart"/>
+      <w:r>
+        <w:t>issue</w:t>
+      </w:r>
+      <w:proofErr w:type="spellEnd"/>
+      <w:r>
+        <w:t xml:space="preserve">, so the final Role C </w:t>
+      </w:r>
+      <w:proofErr w:type="spellStart"/>
+      <w:r>
+        <w:t>planner</w:t>
+      </w:r>
+      <w:proofErr w:type="spellEnd"/>
+      <w:r>
+        <w:t xml:space="preserve"> </w:t>
+      </w:r>
+      <w:proofErr w:type="spellStart"/>
+      <w:r>
+        <w:t>focused</w:t>
+      </w:r>
+      <w:proofErr w:type="spellEnd"/>
+      <w:r>
+        <w:t xml:space="preserve"> on </w:t>
+      </w:r>
+      <w:proofErr w:type="spellStart"/>
+      <w:r>
+        <w:t>battery</w:t>
+      </w:r>
+      <w:proofErr w:type="spellEnd"/>
+      <w:r>
+        <w:t xml:space="preserve">-risk </w:t>
+      </w:r>
+      <w:proofErr w:type="spellStart"/>
+      <w:r>
+        <w:t>interventions</w:t>
+      </w:r>
+      <w:proofErr w:type="spellEnd"/>
+      <w:r>
+        <w:t xml:space="preserve"> </w:t>
+      </w:r>
+      <w:proofErr w:type="spellStart"/>
+      <w:r>
+        <w:t>over</w:t>
+      </w:r>
+      <w:proofErr w:type="spellEnd"/>
+      <w:r>
+        <w:t xml:space="preserve"> </w:t>
+      </w:r>
+      <w:proofErr w:type="spellStart"/>
+      <w:r>
+        <w:t>greedy</w:t>
+      </w:r>
+      <w:proofErr w:type="spellEnd"/>
+      <w:r>
+        <w:t xml:space="preserve"> </w:t>
+      </w:r>
+      <w:proofErr w:type="spellStart"/>
+      <w:r>
+        <w:t>assignments</w:t>
+      </w:r>
+      <w:proofErr w:type="spellEnd"/>
+      <w:r>
+        <w:t>.</w:t>
+      </w:r>
+    </w:p>
+    <w:p>
+      <w:proofErr w:type="spellStart"/>
+      <w:r>
+        <w:t>In</w:t>
+      </w:r>
+      <w:proofErr w:type="spellEnd"/>
+      <w:r>
+        <w:t xml:space="preserve"> offline RL, </w:t>
+      </w:r>
+      <w:proofErr w:type="spellStart"/>
+      <w:r>
+        <w:t>naive</w:t>
+      </w:r>
+      <w:proofErr w:type="spellEnd"/>
+      <w:r>
+        <w:t xml:space="preserve"> Offline DQN </w:t>
+      </w:r>
+      <w:proofErr w:type="spellStart"/>
+      <w:r>
+        <w:t>showed</w:t>
+      </w:r>
+      <w:proofErr w:type="spellEnd"/>
+      <w:r>
+        <w:t xml:space="preserve"> </w:t>
+      </w:r>
+      <w:proofErr w:type="spellStart"/>
+      <w:r>
+        <w:t>out</w:t>
+      </w:r>
+      <w:proofErr w:type="spellEnd"/>
+      <w:r>
+        <w:t>-of-</w:t>
+      </w:r>
+      <w:proofErr w:type="spellStart"/>
+      <w:r>
+        <w:t>distribution</w:t>
+      </w:r>
+      <w:proofErr w:type="spellEnd"/>
+      <w:r>
+        <w:t xml:space="preserve"> </w:t>
+      </w:r>
+      <w:proofErr w:type="spellStart"/>
+      <w:r>
+        <w:t>overestimation</w:t>
+      </w:r>
+      <w:proofErr w:type="spellEnd"/>
+      <w:r>
+        <w:t xml:space="preserve">: its OOD </w:t>
+      </w:r>
+      <w:proofErr w:type="spellStart"/>
+      <w:r>
+        <w:t>gap</w:t>
+      </w:r>
+      <w:proofErr w:type="spellEnd"/>
+      <w:r>
+        <w:t xml:space="preserve"> </w:t>
+      </w:r>
+      <w:proofErr w:type="spellStart"/>
+      <w:r>
+        <w:t>increased</w:t>
+      </w:r>
+      <w:proofErr w:type="spellEnd"/>
+      <w:r>
+        <w:t xml:space="preserve"> </w:t>
+      </w:r>
+      <w:proofErr w:type="spellStart"/>
+      <w:r>
+        <w:t>during</w:t>
+      </w:r>
+      <w:proofErr w:type="spellEnd"/>
+      <w:r>
+        <w:t xml:space="preserve"> </w:t>
+      </w:r>
+      <w:proofErr w:type="spellStart"/>
+      <w:r>
+        <w:t>training</w:t>
+      </w:r>
+      <w:proofErr w:type="spellEnd"/>
+      <w:r>
+        <w:t xml:space="preserve"> and </w:t>
+      </w:r>
+      <w:proofErr w:type="spellStart"/>
+      <w:r>
+        <w:t>deployment</w:t>
+      </w:r>
+      <w:proofErr w:type="spellEnd"/>
+      <w:r>
+        <w:t xml:space="preserve"> performance </w:t>
+      </w:r>
+      <w:proofErr w:type="spellStart"/>
+      <w:r>
+        <w:t>remained</w:t>
+      </w:r>
+      <w:proofErr w:type="spellEnd"/>
+      <w:r>
+        <w:t xml:space="preserve"> </w:t>
+      </w:r>
+      <w:proofErr w:type="spellStart"/>
+      <w:r>
+        <w:t>poor</w:t>
+      </w:r>
+      <w:proofErr w:type="spellEnd"/>
+      <w:r>
+        <w:t>. CQL-</w:t>
+      </w:r>
+      <w:proofErr w:type="spellStart"/>
+      <w:r>
+        <w:t>lite</w:t>
+      </w:r>
+      <w:proofErr w:type="spellEnd"/>
+      <w:r>
+        <w:t xml:space="preserve"> </w:t>
+      </w:r>
+      <w:proofErr w:type="spellStart"/>
+      <w:r>
+        <w:t>reduced</w:t>
+      </w:r>
+      <w:proofErr w:type="spellEnd"/>
+      <w:r>
+        <w:t xml:space="preserve"> the </w:t>
+      </w:r>
+      <w:proofErr w:type="spellStart"/>
+      <w:r>
+        <w:t>diagnostic</w:t>
+      </w:r>
+      <w:proofErr w:type="spellEnd"/>
+      <w:r>
+        <w:t xml:space="preserve"> </w:t>
+      </w:r>
+      <w:proofErr w:type="spellStart"/>
+      <w:r>
+        <w:t>overestimation</w:t>
+      </w:r>
+      <w:proofErr w:type="spellEnd"/>
+      <w:r>
+        <w:t xml:space="preserve"> but </w:t>
+      </w:r>
+      <w:proofErr w:type="spellStart"/>
+      <w:r>
+        <w:t>did</w:t>
+      </w:r>
+      <w:proofErr w:type="spellEnd"/>
+      <w:r>
+        <w:t xml:space="preserve"> not </w:t>
+      </w:r>
+      <w:proofErr w:type="spellStart"/>
+      <w:r>
+        <w:t>improve</w:t>
+      </w:r>
+      <w:proofErr w:type="spellEnd"/>
+      <w:r>
+        <w:t xml:space="preserve"> final performance enough. IQL-</w:t>
+      </w:r>
+      <w:proofErr w:type="spellStart"/>
+      <w:r>
+        <w:t>lite</w:t>
+      </w:r>
+      <w:proofErr w:type="spellEnd"/>
+      <w:r>
+        <w:t xml:space="preserve"> with </w:t>
+      </w:r>
+      <w:proofErr w:type="spellStart"/>
+      <w:r>
+        <w:t>advantage-weighted</w:t>
+      </w:r>
+      <w:proofErr w:type="spellEnd"/>
+      <w:r>
+        <w:t xml:space="preserve"> </w:t>
+      </w:r>
+      <w:proofErr w:type="spellStart"/>
+      <w:r>
+        <w:t>behavior</w:t>
+      </w:r>
+      <w:proofErr w:type="spellEnd"/>
+      <w:r>
+        <w:t xml:space="preserve"> </w:t>
+      </w:r>
+      <w:proofErr w:type="spellStart"/>
+      <w:r>
+        <w:t>cloning</w:t>
+      </w:r>
+      <w:proofErr w:type="spellEnd"/>
+      <w:r>
+        <w:t xml:space="preserve"> </w:t>
+      </w:r>
+      <w:proofErr w:type="spellStart"/>
+      <w:r>
+        <w:t>solved</w:t>
+      </w:r>
+      <w:proofErr w:type="spellEnd"/>
+      <w:r>
+        <w:t xml:space="preserve"> this </w:t>
+      </w:r>
+      <w:proofErr w:type="spellStart"/>
+      <w:r>
+        <w:t>better</w:t>
+      </w:r>
+      <w:proofErr w:type="spellEnd"/>
+      <w:r>
+        <w:t xml:space="preserve"> </w:t>
+      </w:r>
+      <w:proofErr w:type="spellStart"/>
+      <w:r>
+        <w:t>by</w:t>
+      </w:r>
+      <w:proofErr w:type="spellEnd"/>
+      <w:r>
+        <w:t xml:space="preserve"> </w:t>
+      </w:r>
+      <w:proofErr w:type="spellStart"/>
+      <w:r>
+        <w:t>emphasizing</w:t>
+      </w:r>
+      <w:proofErr w:type="spellEnd"/>
+      <w:r>
+        <w:t xml:space="preserve"> higher-</w:t>
+      </w:r>
+      <w:proofErr w:type="spellStart"/>
+      <w:r>
+        <w:t>return</w:t>
+      </w:r>
+      <w:proofErr w:type="spellEnd"/>
+      <w:r>
+        <w:t xml:space="preserve"> </w:t>
+      </w:r>
+      <w:proofErr w:type="spellStart"/>
+      <w:r>
+        <w:t>logged</w:t>
+      </w:r>
+      <w:proofErr w:type="spellEnd"/>
+      <w:r>
+        <w:t xml:space="preserve"> </w:t>
+      </w:r>
+      <w:proofErr w:type="spellStart"/>
+      <w:r>
+        <w:t>trajectories</w:t>
+      </w:r>
+      <w:proofErr w:type="spellEnd"/>
+      <w:r>
+        <w:t>.</w:t>
+      </w:r>
+    </w:p>
+    <w:p>
+      <w:proofErr w:type="spellStart"/>
+      <w:r>
+        <w:lastRenderedPageBreak/>
         <w:t>In</w:t>
       </w:r>
       <w:proofErr w:type="spellEnd"/>
@@ -35745,8 +37728,16 @@
           <w:ilvl w:val="0"/>
           <w:numId w:val="21"/>
         </w:numPr>
+        <w:rPr>
+          <w:b/>
+          <w:bCs/>
+        </w:rPr>
       </w:pPr>
       <w:r>
+        <w:rPr>
+          <w:b/>
+          <w:bCs/>
+        </w:rPr>
         <w:t>CONCLUSION</w:t>
       </w:r>
     </w:p>
@@ -37130,441 +39121,6 @@
       <w:proofErr w:type="spellEnd"/>
       <w:r>
         <w:t>.</w:t>
-      </w:r>
-    </w:p>
-    <w:p>
-      <w:r>
-        <w:lastRenderedPageBreak/>
-        <w:t xml:space="preserve">Although the final </w:t>
-      </w:r>
-      <w:proofErr w:type="spellStart"/>
-      <w:r>
-        <w:t>implementation</w:t>
-      </w:r>
-      <w:proofErr w:type="spellEnd"/>
-      <w:r>
-        <w:t xml:space="preserve"> is </w:t>
-      </w:r>
-      <w:proofErr w:type="spellStart"/>
-      <w:r>
-        <w:t>simplified</w:t>
-      </w:r>
-      <w:proofErr w:type="spellEnd"/>
-      <w:r>
-        <w:t xml:space="preserve"> for the </w:t>
-      </w:r>
-      <w:proofErr w:type="spellStart"/>
-      <w:r>
-        <w:t>project</w:t>
-      </w:r>
-      <w:proofErr w:type="spellEnd"/>
-      <w:r>
-        <w:t xml:space="preserve"> </w:t>
-      </w:r>
-      <w:proofErr w:type="spellStart"/>
-      <w:r>
-        <w:t>environment</w:t>
-      </w:r>
-      <w:proofErr w:type="spellEnd"/>
-      <w:r>
-        <w:t xml:space="preserve">, the </w:t>
-      </w:r>
-      <w:proofErr w:type="spellStart"/>
-      <w:r>
-        <w:t>method</w:t>
-      </w:r>
-      <w:proofErr w:type="spellEnd"/>
-      <w:r>
-        <w:t xml:space="preserve"> selection and </w:t>
-      </w:r>
-      <w:proofErr w:type="spellStart"/>
-      <w:r>
-        <w:t>training</w:t>
-      </w:r>
-      <w:proofErr w:type="spellEnd"/>
-      <w:r>
-        <w:t xml:space="preserve"> </w:t>
-      </w:r>
-      <w:proofErr w:type="spellStart"/>
-      <w:r>
-        <w:t>logic</w:t>
-      </w:r>
-      <w:proofErr w:type="spellEnd"/>
-      <w:r>
-        <w:t xml:space="preserve"> </w:t>
-      </w:r>
-      <w:proofErr w:type="spellStart"/>
-      <w:r>
-        <w:t>were</w:t>
-      </w:r>
-      <w:proofErr w:type="spellEnd"/>
-      <w:r>
-        <w:t xml:space="preserve"> </w:t>
-      </w:r>
-      <w:proofErr w:type="spellStart"/>
-      <w:r>
-        <w:t>motivated</w:t>
-      </w:r>
-      <w:proofErr w:type="spellEnd"/>
-      <w:r>
-        <w:t xml:space="preserve"> </w:t>
-      </w:r>
-      <w:proofErr w:type="spellStart"/>
-      <w:r>
-        <w:t>by</w:t>
-      </w:r>
-      <w:proofErr w:type="spellEnd"/>
-      <w:r>
-        <w:t xml:space="preserve"> these </w:t>
-      </w:r>
-      <w:proofErr w:type="spellStart"/>
-      <w:r>
-        <w:t>papers</w:t>
-      </w:r>
-      <w:proofErr w:type="spellEnd"/>
-      <w:r>
-        <w:t>.</w:t>
-      </w:r>
-    </w:p>
-    <w:p>
-      <w:proofErr w:type="spellStart"/>
-      <w:r>
-        <w:t>References</w:t>
-      </w:r>
-      <w:proofErr w:type="spellEnd"/>
-      <w:r>
-        <w:t xml:space="preserve"> for </w:t>
-      </w:r>
-      <w:proofErr w:type="spellStart"/>
-      <w:r>
-        <w:t>Methods</w:t>
-      </w:r>
-      <w:proofErr w:type="spellEnd"/>
-    </w:p>
-    <w:p>
-      <w:proofErr w:type="spellStart"/>
-      <w:r>
-        <w:t>Mnih</w:t>
-      </w:r>
-      <w:proofErr w:type="spellEnd"/>
-      <w:r>
-        <w:t xml:space="preserve"> et al. (2015), Human-level </w:t>
-      </w:r>
-      <w:proofErr w:type="spellStart"/>
-      <w:r>
-        <w:t>control</w:t>
-      </w:r>
-      <w:proofErr w:type="spellEnd"/>
-      <w:r>
-        <w:t xml:space="preserve"> </w:t>
-      </w:r>
-      <w:proofErr w:type="spellStart"/>
-      <w:r>
-        <w:t>through</w:t>
-      </w:r>
-      <w:proofErr w:type="spellEnd"/>
-      <w:r>
-        <w:t xml:space="preserve"> </w:t>
-      </w:r>
-      <w:proofErr w:type="spellStart"/>
-      <w:r>
-        <w:t>deep</w:t>
-      </w:r>
-      <w:proofErr w:type="spellEnd"/>
-      <w:r>
-        <w:t xml:space="preserve"> </w:t>
-      </w:r>
-      <w:proofErr w:type="spellStart"/>
-      <w:r>
-        <w:t>reinforcement</w:t>
-      </w:r>
-      <w:proofErr w:type="spellEnd"/>
-      <w:r>
-        <w:t xml:space="preserve"> </w:t>
-      </w:r>
-      <w:proofErr w:type="spellStart"/>
-      <w:r>
-        <w:t>learning</w:t>
-      </w:r>
-      <w:proofErr w:type="spellEnd"/>
-      <w:r>
-        <w:t>.</w:t>
-      </w:r>
-    </w:p>
-    <w:p>
-      <w:proofErr w:type="spellStart"/>
-      <w:r>
-        <w:t>van</w:t>
-      </w:r>
-      <w:proofErr w:type="spellEnd"/>
-      <w:r>
-        <w:t xml:space="preserve"> </w:t>
-      </w:r>
-      <w:proofErr w:type="spellStart"/>
-      <w:r>
-        <w:t>Hasselt</w:t>
-      </w:r>
-      <w:proofErr w:type="spellEnd"/>
-      <w:r>
-        <w:t xml:space="preserve"> et al. (2016), </w:t>
-      </w:r>
-      <w:proofErr w:type="spellStart"/>
-      <w:r>
-        <w:t>Deep</w:t>
-      </w:r>
-      <w:proofErr w:type="spellEnd"/>
-      <w:r>
-        <w:t xml:space="preserve"> </w:t>
-      </w:r>
-      <w:proofErr w:type="spellStart"/>
-      <w:r>
-        <w:t>Reinforcement</w:t>
-      </w:r>
-      <w:proofErr w:type="spellEnd"/>
-      <w:r>
-        <w:t xml:space="preserve"> Learning with </w:t>
-      </w:r>
-      <w:proofErr w:type="spellStart"/>
-      <w:r>
-        <w:t>Double</w:t>
-      </w:r>
-      <w:proofErr w:type="spellEnd"/>
-      <w:r>
-        <w:t xml:space="preserve"> Q-</w:t>
-      </w:r>
-      <w:proofErr w:type="spellStart"/>
-      <w:r>
-        <w:t>learning</w:t>
-      </w:r>
-      <w:proofErr w:type="spellEnd"/>
-      <w:r>
-        <w:t>.</w:t>
-      </w:r>
-    </w:p>
-    <w:p>
-      <w:r>
-        <w:t xml:space="preserve">Wang et al. (2016), </w:t>
-      </w:r>
-      <w:proofErr w:type="spellStart"/>
-      <w:r>
-        <w:t>Dueling</w:t>
-      </w:r>
-      <w:proofErr w:type="spellEnd"/>
-      <w:r>
-        <w:t xml:space="preserve"> Network </w:t>
-      </w:r>
-      <w:proofErr w:type="spellStart"/>
-      <w:r>
-        <w:t>Architectures</w:t>
-      </w:r>
-      <w:proofErr w:type="spellEnd"/>
-      <w:r>
-        <w:t xml:space="preserve"> for </w:t>
-      </w:r>
-      <w:proofErr w:type="spellStart"/>
-      <w:r>
-        <w:t>Deep</w:t>
-      </w:r>
-      <w:proofErr w:type="spellEnd"/>
-      <w:r>
-        <w:t xml:space="preserve"> </w:t>
-      </w:r>
-      <w:proofErr w:type="spellStart"/>
-      <w:r>
-        <w:t>Reinforcement</w:t>
-      </w:r>
-      <w:proofErr w:type="spellEnd"/>
-      <w:r>
-        <w:t xml:space="preserve"> Learning.</w:t>
-      </w:r>
-    </w:p>
-    <w:p>
-      <w:proofErr w:type="spellStart"/>
-      <w:r>
-        <w:t>Mnih</w:t>
-      </w:r>
-      <w:proofErr w:type="spellEnd"/>
-      <w:r>
-        <w:t xml:space="preserve"> et al. (2016), </w:t>
-      </w:r>
-      <w:proofErr w:type="spellStart"/>
-      <w:r>
-        <w:t>Asynchronous</w:t>
-      </w:r>
-      <w:proofErr w:type="spellEnd"/>
-      <w:r>
-        <w:t xml:space="preserve"> </w:t>
-      </w:r>
-      <w:proofErr w:type="spellStart"/>
-      <w:r>
-        <w:t>Methods</w:t>
-      </w:r>
-      <w:proofErr w:type="spellEnd"/>
-      <w:r>
-        <w:t xml:space="preserve"> for </w:t>
-      </w:r>
-      <w:proofErr w:type="spellStart"/>
-      <w:r>
-        <w:t>Deep</w:t>
-      </w:r>
-      <w:proofErr w:type="spellEnd"/>
-      <w:r>
-        <w:t xml:space="preserve"> </w:t>
-      </w:r>
-      <w:proofErr w:type="spellStart"/>
-      <w:r>
-        <w:t>Reinforcement</w:t>
-      </w:r>
-      <w:proofErr w:type="spellEnd"/>
-      <w:r>
-        <w:t xml:space="preserve"> Learning.</w:t>
-      </w:r>
-    </w:p>
-    <w:p>
-      <w:proofErr w:type="spellStart"/>
-      <w:r>
-        <w:t>Schulman</w:t>
-      </w:r>
-      <w:proofErr w:type="spellEnd"/>
-      <w:r>
-        <w:t xml:space="preserve"> et al. (2016), High-</w:t>
-      </w:r>
-      <w:proofErr w:type="spellStart"/>
-      <w:r>
-        <w:t>Dimensional</w:t>
-      </w:r>
-      <w:proofErr w:type="spellEnd"/>
-      <w:r>
-        <w:t xml:space="preserve"> </w:t>
-      </w:r>
-      <w:proofErr w:type="spellStart"/>
-      <w:r>
-        <w:t>Continuous</w:t>
-      </w:r>
-      <w:proofErr w:type="spellEnd"/>
-      <w:r>
-        <w:t xml:space="preserve"> Control Using </w:t>
-      </w:r>
-      <w:proofErr w:type="spellStart"/>
-      <w:r>
-        <w:t>Generalized</w:t>
-      </w:r>
-      <w:proofErr w:type="spellEnd"/>
-      <w:r>
-        <w:t xml:space="preserve"> Advantage </w:t>
-      </w:r>
-      <w:proofErr w:type="spellStart"/>
-      <w:r>
-        <w:t>Estimation</w:t>
-      </w:r>
-      <w:proofErr w:type="spellEnd"/>
-      <w:r>
-        <w:t>.</w:t>
-      </w:r>
-    </w:p>
-    <w:p>
-      <w:proofErr w:type="spellStart"/>
-      <w:r>
-        <w:t>Sutton</w:t>
-      </w:r>
-      <w:proofErr w:type="spellEnd"/>
-      <w:r>
-        <w:t xml:space="preserve"> (1990), </w:t>
-      </w:r>
-      <w:proofErr w:type="spellStart"/>
-      <w:r>
-        <w:t>Integrated</w:t>
-      </w:r>
-      <w:proofErr w:type="spellEnd"/>
-      <w:r>
-        <w:t xml:space="preserve"> </w:t>
-      </w:r>
-      <w:proofErr w:type="spellStart"/>
-      <w:r>
-        <w:t>Architectures</w:t>
-      </w:r>
-      <w:proofErr w:type="spellEnd"/>
-      <w:r>
-        <w:t xml:space="preserve"> for Learning, Planning, and </w:t>
-      </w:r>
-      <w:proofErr w:type="spellStart"/>
-      <w:r>
-        <w:t>Reacting</w:t>
-      </w:r>
-      <w:proofErr w:type="spellEnd"/>
-      <w:r>
-        <w:t xml:space="preserve"> </w:t>
-      </w:r>
-      <w:proofErr w:type="spellStart"/>
-      <w:r>
-        <w:t>Based</w:t>
-      </w:r>
-      <w:proofErr w:type="spellEnd"/>
-      <w:r>
-        <w:t xml:space="preserve"> on </w:t>
-      </w:r>
-      <w:proofErr w:type="spellStart"/>
-      <w:r>
-        <w:t>Approximating</w:t>
-      </w:r>
-      <w:proofErr w:type="spellEnd"/>
-      <w:r>
-        <w:t xml:space="preserve"> </w:t>
-      </w:r>
-      <w:proofErr w:type="spellStart"/>
-      <w:r>
-        <w:t>Dynamic</w:t>
-      </w:r>
-      <w:proofErr w:type="spellEnd"/>
-      <w:r>
-        <w:t xml:space="preserve"> Programming.</w:t>
-      </w:r>
-    </w:p>
-    <w:p>
-      <w:r>
-        <w:t xml:space="preserve">Kumar et al. (2020), </w:t>
-      </w:r>
-      <w:proofErr w:type="spellStart"/>
-      <w:r>
-        <w:t>Conservative</w:t>
-      </w:r>
-      <w:proofErr w:type="spellEnd"/>
-      <w:r>
-        <w:t xml:space="preserve"> Q-Learning for Offline </w:t>
-      </w:r>
-      <w:proofErr w:type="spellStart"/>
-      <w:r>
-        <w:t>Reinforcement</w:t>
-      </w:r>
-      <w:proofErr w:type="spellEnd"/>
-      <w:r>
-        <w:t xml:space="preserve"> Learning.</w:t>
-      </w:r>
-    </w:p>
-    <w:p>
-      <w:proofErr w:type="spellStart"/>
-      <w:r>
-        <w:t>Kostrikov</w:t>
-      </w:r>
-      <w:proofErr w:type="spellEnd"/>
-      <w:r>
-        <w:t xml:space="preserve"> et al. (2021), Offline </w:t>
-      </w:r>
-      <w:proofErr w:type="spellStart"/>
-      <w:r>
-        <w:t>Reinforcement</w:t>
-      </w:r>
-      <w:proofErr w:type="spellEnd"/>
-      <w:r>
-        <w:t xml:space="preserve"> Learning with </w:t>
-      </w:r>
-      <w:proofErr w:type="spellStart"/>
-      <w:r>
-        <w:t>Implicit</w:t>
-      </w:r>
-      <w:proofErr w:type="spellEnd"/>
-      <w:r>
-        <w:t xml:space="preserve"> Q-Learning.</w:t>
       </w:r>
     </w:p>
     <w:p/>
